--- a/4-质量管理/运行记录类文件/SFKJ-ITSS-0415-2026年度满意度调查计划.docx
+++ b/4-质量管理/运行记录类文件/SFKJ-ITSS-0415-2026年度满意度调查计划.docx
@@ -1,11 +1,10 @@
 
 <file path=word/document.xml><?xml version="1.0" encoding="utf-8"?>
-<w:document xmlns:wpc="http://schemas.microsoft.com/office/word/2010/wordprocessingCanvas" xmlns:mc="http://schemas.openxmlformats.org/markup-compatibility/2006" xmlns:o="urn:schemas-microsoft-com:office:office" xmlns:r="http://schemas.openxmlformats.org/officeDocument/2006/relationships" xmlns:m="http://schemas.openxmlformats.org/officeDocument/2006/math" xmlns:v="urn:schemas-microsoft-com:vml" xmlns:wp14="http://schemas.microsoft.com/office/word/2010/wordprocessingDrawing" xmlns:wp="http://schemas.openxmlformats.org/drawingml/2006/wordprocessingDrawing" xmlns:w10="urn:schemas-microsoft-com:office:word" xmlns:w="http://schemas.openxmlformats.org/wordprocessingml/2006/main" xmlns:w14="http://schemas.microsoft.com/office/word/2010/wordml" xmlns:w15="http://schemas.microsoft.com/office/word/2012/wordml" xmlns:wne="http://schemas.microsoft.com/office/word/2006/wordml" xmlns:wpg="http://schemas.microsoft.com/office/word/2010/wordprocessingGroup" xmlns:wpi="http://schemas.microsoft.com/office/word/2010/wordprocessingInk" xmlns:wps="http://schemas.microsoft.com/office/word/2010/wordprocessingShape" mc:Ignorable="w14 w15 wp14">
-  <!-- Generated by Aspose.Words for .NET 13.3.0.1 -->
+<w:document xmlns:wpc="http://schemas.microsoft.com/office/word/2010/wordprocessingCanvas" xmlns:cx="http://schemas.microsoft.com/office/drawing/2014/chartex" xmlns:cx1="http://schemas.microsoft.com/office/drawing/2015/9/8/chartex" xmlns:cx2="http://schemas.microsoft.com/office/drawing/2015/10/21/chartex" xmlns:cx3="http://schemas.microsoft.com/office/drawing/2016/5/9/chartex" xmlns:cx4="http://schemas.microsoft.com/office/drawing/2016/5/10/chartex" xmlns:cx5="http://schemas.microsoft.com/office/drawing/2016/5/11/chartex" xmlns:cx6="http://schemas.microsoft.com/office/drawing/2016/5/12/chartex" xmlns:cx7="http://schemas.microsoft.com/office/drawing/2016/5/13/chartex" xmlns:cx8="http://schemas.microsoft.com/office/drawing/2016/5/14/chartex" xmlns:mc="http://schemas.openxmlformats.org/markup-compatibility/2006" xmlns:o="urn:schemas-microsoft-com:office:office" xmlns:r="http://schemas.openxmlformats.org/officeDocument/2006/relationships" xmlns:m="http://schemas.openxmlformats.org/officeDocument/2006/math" xmlns:v="urn:schemas-microsoft-com:vml" xmlns:wp14="http://schemas.microsoft.com/office/word/2010/wordprocessingDrawing" xmlns:wp="http://schemas.openxmlformats.org/drawingml/2006/wordprocessingDrawing" xmlns:w="http://schemas.openxmlformats.org/wordprocessingml/2006/main" xmlns:w14="http://schemas.microsoft.com/office/word/2010/wordml" xmlns:w10="urn:schemas-microsoft-com:office:word" xmlns:w15="http://schemas.microsoft.com/office/word/2012/wordml" xmlns:wpg="http://schemas.microsoft.com/office/word/2010/wordprocessingGroup" xmlns:wpi="http://schemas.microsoft.com/office/word/2010/wordprocessingInk" xmlns:wne="http://schemas.microsoft.com/office/word/2006/wordml" xmlns:wps="http://schemas.microsoft.com/office/word/2010/wordprocessingShape" xmlns:wpsCustomData="http://www.wps.cn/officeDocument/2013/wpsCustomData" mc:Ignorable="w14 w15 wp14">
   <w:body>
     <w:p>
       <w:pPr>
-        <w:pStyle w:val="a"/>
+        <w:pStyle w:val="26"/>
         <w:keepNext w:val="0"/>
         <w:keepLines w:val="0"/>
         <w:pageBreakBefore w:val="0"/>
@@ -38,7 +37,7 @@
     </w:p>
     <w:p>
       <w:pPr>
-        <w:pStyle w:val="a0"/>
+        <w:pStyle w:val="27"/>
         <w:keepNext w:val="0"/>
         <w:keepLines w:val="0"/>
         <w:pageBreakBefore w:val="0"/>
@@ -69,17 +68,18 @@
     </w:p>
     <w:tbl>
       <w:tblPr>
-        <w:tblStyle w:val="TableGrid"/>
+        <w:tblStyle w:val="23"/>
         <w:tblW w:w="8522" w:type="dxa"/>
         <w:jc w:val="center"/>
         <w:tblBorders>
-          <w:top w:val="nil"/>
-          <w:left w:val="nil"/>
-          <w:bottom w:val="nil"/>
-          <w:right w:val="nil"/>
-          <w:insideH w:val="nil"/>
-          <w:insideV w:val="nil"/>
+          <w:top w:val="none" w:color="auto" w:sz="0" w:space="0"/>
+          <w:left w:val="none" w:color="auto" w:sz="0" w:space="0"/>
+          <w:bottom w:val="none" w:color="auto" w:sz="0" w:space="0"/>
+          <w:right w:val="none" w:color="auto" w:sz="0" w:space="0"/>
+          <w:insideH w:val="none" w:color="auto" w:sz="0" w:space="0"/>
+          <w:insideV w:val="none" w:color="auto" w:sz="0" w:space="0"/>
         </w:tblBorders>
+        <w:tblLayout w:type="autofit"/>
         <w:tblCellMar>
           <w:top w:w="0" w:type="dxa"/>
           <w:left w:w="108" w:type="dxa"/>
@@ -95,15 +95,13 @@
       </w:tblGrid>
       <w:tr>
         <w:tblPrEx>
-          <w:tblW w:w="8522" w:type="dxa"/>
-          <w:jc w:val="center"/>
           <w:tblBorders>
-            <w:top w:val="nil"/>
-            <w:left w:val="nil"/>
-            <w:bottom w:val="nil"/>
-            <w:right w:val="nil"/>
-            <w:insideH w:val="nil"/>
-            <w:insideV w:val="nil"/>
+            <w:top w:val="none" w:color="auto" w:sz="0" w:space="0"/>
+            <w:left w:val="none" w:color="auto" w:sz="0" w:space="0"/>
+            <w:bottom w:val="none" w:color="auto" w:sz="0" w:space="0"/>
+            <w:right w:val="none" w:color="auto" w:sz="0" w:space="0"/>
+            <w:insideH w:val="none" w:color="auto" w:sz="0" w:space="0"/>
+            <w:insideV w:val="none" w:color="auto" w:sz="0" w:space="0"/>
           </w:tblBorders>
           <w:tblCellMar>
             <w:top w:w="0" w:type="dxa"/>
@@ -113,7 +111,7 @@
           </w:tblCellMar>
         </w:tblPrEx>
         <w:trPr>
-          <w:trHeight w:val="0"/>
+          <w:trHeight w:val="0" w:hRule="atLeast"/>
           <w:tblHeader/>
           <w:jc w:val="center"/>
         </w:trPr>
@@ -121,8 +119,8 @@
           <w:tcPr>
             <w:tcW w:w="1824" w:type="dxa"/>
             <w:tcBorders>
-              <w:top w:val="single" w:sz="4" w:space="0" w:color="auto"/>
-              <w:left w:val="single" w:sz="4" w:space="0" w:color="auto"/>
+              <w:top w:val="single" w:color="auto" w:sz="4" w:space="0"/>
+              <w:left w:val="single" w:color="auto" w:sz="4" w:space="0"/>
               <w:bottom w:val="nil"/>
               <w:right w:val="nil"/>
             </w:tcBorders>
@@ -168,8 +166,8 @@
           <w:tcPr>
             <w:tcW w:w="3090" w:type="dxa"/>
             <w:tcBorders>
-              <w:top w:val="single" w:sz="4" w:space="0" w:color="auto"/>
-              <w:left w:val="single" w:sz="4" w:space="0" w:color="auto"/>
+              <w:top w:val="single" w:color="auto" w:sz="4" w:space="0"/>
+              <w:left w:val="single" w:color="auto" w:sz="4" w:space="0"/>
               <w:bottom w:val="nil"/>
               <w:right w:val="nil"/>
             </w:tcBorders>
@@ -214,8 +212,8 @@
           <w:tcPr>
             <w:tcW w:w="1824" w:type="dxa"/>
             <w:tcBorders>
-              <w:top w:val="single" w:sz="4" w:space="0" w:color="auto"/>
-              <w:left w:val="single" w:sz="4" w:space="0" w:color="auto"/>
+              <w:top w:val="single" w:color="auto" w:sz="4" w:space="0"/>
+              <w:left w:val="single" w:color="auto" w:sz="4" w:space="0"/>
               <w:bottom w:val="nil"/>
               <w:right w:val="nil"/>
             </w:tcBorders>
@@ -261,10 +259,10 @@
           <w:tcPr>
             <w:tcW w:w="1784" w:type="dxa"/>
             <w:tcBorders>
-              <w:top w:val="single" w:sz="4" w:space="0" w:color="auto"/>
-              <w:left w:val="single" w:sz="4" w:space="0" w:color="auto"/>
-              <w:bottom w:val="nil"/>
-              <w:right w:val="single" w:sz="4" w:space="0" w:color="auto"/>
+              <w:top w:val="single" w:color="auto" w:sz="4" w:space="0"/>
+              <w:left w:val="single" w:color="auto" w:sz="4" w:space="0"/>
+              <w:bottom w:val="nil"/>
+              <w:right w:val="single" w:color="auto" w:sz="4" w:space="0"/>
             </w:tcBorders>
             <w:tcMar>
               <w:top w:w="-1" w:type="dxa"/>
@@ -306,8 +304,14 @@
       </w:tr>
       <w:tr>
         <w:tblPrEx>
-          <w:tblW w:w="8522" w:type="dxa"/>
-          <w:jc w:val="center"/>
+          <w:tblBorders>
+            <w:top w:val="none" w:color="auto" w:sz="0" w:space="0"/>
+            <w:left w:val="none" w:color="auto" w:sz="0" w:space="0"/>
+            <w:bottom w:val="none" w:color="auto" w:sz="0" w:space="0"/>
+            <w:right w:val="none" w:color="auto" w:sz="0" w:space="0"/>
+            <w:insideH w:val="none" w:color="auto" w:sz="0" w:space="0"/>
+            <w:insideV w:val="none" w:color="auto" w:sz="0" w:space="0"/>
+          </w:tblBorders>
           <w:tblCellMar>
             <w:top w:w="0" w:type="dxa"/>
             <w:left w:w="108" w:type="dxa"/>
@@ -316,7 +320,7 @@
           </w:tblCellMar>
         </w:tblPrEx>
         <w:trPr>
-          <w:trHeight w:val="0"/>
+          <w:trHeight w:val="0" w:hRule="atLeast"/>
           <w:tblHeader/>
           <w:jc w:val="center"/>
         </w:trPr>
@@ -324,8 +328,8 @@
           <w:tcPr>
             <w:tcW w:w="1824" w:type="dxa"/>
             <w:tcBorders>
-              <w:top w:val="single" w:sz="4" w:space="0" w:color="auto"/>
-              <w:left w:val="single" w:sz="4" w:space="0" w:color="auto"/>
+              <w:top w:val="single" w:color="auto" w:sz="4" w:space="0"/>
+              <w:left w:val="single" w:color="auto" w:sz="4" w:space="0"/>
               <w:bottom w:val="nil"/>
               <w:right w:val="nil"/>
             </w:tcBorders>
@@ -371,8 +375,8 @@
           <w:tcPr>
             <w:tcW w:w="3090" w:type="dxa"/>
             <w:tcBorders>
-              <w:top w:val="single" w:sz="4" w:space="0" w:color="auto"/>
-              <w:left w:val="single" w:sz="4" w:space="0" w:color="auto"/>
+              <w:top w:val="single" w:color="auto" w:sz="4" w:space="0"/>
+              <w:left w:val="single" w:color="auto" w:sz="4" w:space="0"/>
               <w:bottom w:val="nil"/>
               <w:right w:val="nil"/>
             </w:tcBorders>
@@ -417,8 +421,8 @@
           <w:tcPr>
             <w:tcW w:w="1824" w:type="dxa"/>
             <w:tcBorders>
-              <w:top w:val="single" w:sz="4" w:space="0" w:color="auto"/>
-              <w:left w:val="single" w:sz="4" w:space="0" w:color="auto"/>
+              <w:top w:val="single" w:color="auto" w:sz="4" w:space="0"/>
+              <w:left w:val="single" w:color="auto" w:sz="4" w:space="0"/>
               <w:bottom w:val="nil"/>
               <w:right w:val="nil"/>
             </w:tcBorders>
@@ -464,10 +468,10 @@
           <w:tcPr>
             <w:tcW w:w="1784" w:type="dxa"/>
             <w:tcBorders>
-              <w:top w:val="single" w:sz="4" w:space="0" w:color="auto"/>
-              <w:left w:val="single" w:sz="4" w:space="0" w:color="auto"/>
-              <w:bottom w:val="nil"/>
-              <w:right w:val="single" w:sz="4" w:space="0" w:color="auto"/>
+              <w:top w:val="single" w:color="auto" w:sz="4" w:space="0"/>
+              <w:left w:val="single" w:color="auto" w:sz="4" w:space="0"/>
+              <w:bottom w:val="nil"/>
+              <w:right w:val="single" w:color="auto" w:sz="4" w:space="0"/>
             </w:tcBorders>
             <w:tcMar>
               <w:top w:w="-1" w:type="dxa"/>
@@ -509,8 +513,14 @@
       </w:tr>
       <w:tr>
         <w:tblPrEx>
-          <w:tblW w:w="8522" w:type="dxa"/>
-          <w:jc w:val="center"/>
+          <w:tblBorders>
+            <w:top w:val="none" w:color="auto" w:sz="0" w:space="0"/>
+            <w:left w:val="none" w:color="auto" w:sz="0" w:space="0"/>
+            <w:bottom w:val="none" w:color="auto" w:sz="0" w:space="0"/>
+            <w:right w:val="none" w:color="auto" w:sz="0" w:space="0"/>
+            <w:insideH w:val="none" w:color="auto" w:sz="0" w:space="0"/>
+            <w:insideV w:val="none" w:color="auto" w:sz="0" w:space="0"/>
+          </w:tblBorders>
           <w:tblCellMar>
             <w:top w:w="0" w:type="dxa"/>
             <w:left w:w="108" w:type="dxa"/>
@@ -519,7 +529,7 @@
           </w:tblCellMar>
         </w:tblPrEx>
         <w:trPr>
-          <w:trHeight w:val="0"/>
+          <w:trHeight w:val="0" w:hRule="atLeast"/>
           <w:tblHeader/>
           <w:jc w:val="center"/>
         </w:trPr>
@@ -527,8 +537,8 @@
           <w:tcPr>
             <w:tcW w:w="1824" w:type="dxa"/>
             <w:tcBorders>
-              <w:top w:val="single" w:sz="4" w:space="0" w:color="auto"/>
-              <w:left w:val="single" w:sz="4" w:space="0" w:color="auto"/>
+              <w:top w:val="single" w:color="auto" w:sz="4" w:space="0"/>
+              <w:left w:val="single" w:color="auto" w:sz="4" w:space="0"/>
               <w:bottom w:val="nil"/>
               <w:right w:val="nil"/>
             </w:tcBorders>
@@ -574,8 +584,8 @@
           <w:tcPr>
             <w:tcW w:w="3090" w:type="dxa"/>
             <w:tcBorders>
-              <w:top w:val="single" w:sz="4" w:space="0" w:color="auto"/>
-              <w:left w:val="single" w:sz="4" w:space="0" w:color="auto"/>
+              <w:top w:val="single" w:color="auto" w:sz="4" w:space="0"/>
+              <w:left w:val="single" w:color="auto" w:sz="4" w:space="0"/>
               <w:bottom w:val="nil"/>
               <w:right w:val="nil"/>
             </w:tcBorders>
@@ -620,8 +630,8 @@
           <w:tcPr>
             <w:tcW w:w="1824" w:type="dxa"/>
             <w:tcBorders>
-              <w:top w:val="single" w:sz="4" w:space="0" w:color="auto"/>
-              <w:left w:val="single" w:sz="4" w:space="0" w:color="auto"/>
+              <w:top w:val="single" w:color="auto" w:sz="4" w:space="0"/>
+              <w:left w:val="single" w:color="auto" w:sz="4" w:space="0"/>
               <w:bottom w:val="nil"/>
               <w:right w:val="nil"/>
             </w:tcBorders>
@@ -667,10 +677,10 @@
           <w:tcPr>
             <w:tcW w:w="1784" w:type="dxa"/>
             <w:tcBorders>
-              <w:top w:val="single" w:sz="4" w:space="0" w:color="auto"/>
-              <w:left w:val="single" w:sz="4" w:space="0" w:color="auto"/>
-              <w:bottom w:val="nil"/>
-              <w:right w:val="single" w:sz="4" w:space="0" w:color="auto"/>
+              <w:top w:val="single" w:color="auto" w:sz="4" w:space="0"/>
+              <w:left w:val="single" w:color="auto" w:sz="4" w:space="0"/>
+              <w:bottom w:val="nil"/>
+              <w:right w:val="single" w:color="auto" w:sz="4" w:space="0"/>
             </w:tcBorders>
             <w:tcMar>
               <w:top w:w="-1" w:type="dxa"/>
@@ -712,8 +722,14 @@
       </w:tr>
       <w:tr>
         <w:tblPrEx>
-          <w:tblW w:w="8522" w:type="dxa"/>
-          <w:jc w:val="center"/>
+          <w:tblBorders>
+            <w:top w:val="none" w:color="auto" w:sz="0" w:space="0"/>
+            <w:left w:val="none" w:color="auto" w:sz="0" w:space="0"/>
+            <w:bottom w:val="none" w:color="auto" w:sz="0" w:space="0"/>
+            <w:right w:val="none" w:color="auto" w:sz="0" w:space="0"/>
+            <w:insideH w:val="none" w:color="auto" w:sz="0" w:space="0"/>
+            <w:insideV w:val="none" w:color="auto" w:sz="0" w:space="0"/>
+          </w:tblBorders>
           <w:tblCellMar>
             <w:top w:w="0" w:type="dxa"/>
             <w:left w:w="108" w:type="dxa"/>
@@ -722,7 +738,7 @@
           </w:tblCellMar>
         </w:tblPrEx>
         <w:trPr>
-          <w:trHeight w:val="0"/>
+          <w:trHeight w:val="0" w:hRule="atLeast"/>
           <w:tblHeader/>
           <w:jc w:val="center"/>
         </w:trPr>
@@ -730,8 +746,8 @@
           <w:tcPr>
             <w:tcW w:w="1824" w:type="dxa"/>
             <w:tcBorders>
-              <w:top w:val="single" w:sz="4" w:space="0" w:color="auto"/>
-              <w:left w:val="single" w:sz="4" w:space="0" w:color="auto"/>
+              <w:top w:val="single" w:color="auto" w:sz="4" w:space="0"/>
+              <w:left w:val="single" w:color="auto" w:sz="4" w:space="0"/>
               <w:bottom w:val="nil"/>
               <w:right w:val="nil"/>
             </w:tcBorders>
@@ -777,8 +793,8 @@
           <w:tcPr>
             <w:tcW w:w="3090" w:type="dxa"/>
             <w:tcBorders>
-              <w:top w:val="single" w:sz="4" w:space="0" w:color="auto"/>
-              <w:left w:val="single" w:sz="4" w:space="0" w:color="auto"/>
+              <w:top w:val="single" w:color="auto" w:sz="4" w:space="0"/>
+              <w:left w:val="single" w:color="auto" w:sz="4" w:space="0"/>
               <w:bottom w:val="nil"/>
               <w:right w:val="nil"/>
             </w:tcBorders>
@@ -823,8 +839,8 @@
           <w:tcPr>
             <w:tcW w:w="1824" w:type="dxa"/>
             <w:tcBorders>
-              <w:top w:val="single" w:sz="4" w:space="0" w:color="auto"/>
-              <w:left w:val="single" w:sz="4" w:space="0" w:color="auto"/>
+              <w:top w:val="single" w:color="auto" w:sz="4" w:space="0"/>
+              <w:left w:val="single" w:color="auto" w:sz="4" w:space="0"/>
               <w:bottom w:val="nil"/>
               <w:right w:val="nil"/>
             </w:tcBorders>
@@ -870,10 +886,10 @@
           <w:tcPr>
             <w:tcW w:w="1784" w:type="dxa"/>
             <w:tcBorders>
-              <w:top w:val="single" w:sz="4" w:space="0" w:color="auto"/>
-              <w:left w:val="single" w:sz="4" w:space="0" w:color="auto"/>
-              <w:bottom w:val="nil"/>
-              <w:right w:val="single" w:sz="4" w:space="0" w:color="auto"/>
+              <w:top w:val="single" w:color="auto" w:sz="4" w:space="0"/>
+              <w:left w:val="single" w:color="auto" w:sz="4" w:space="0"/>
+              <w:bottom w:val="nil"/>
+              <w:right w:val="single" w:color="auto" w:sz="4" w:space="0"/>
             </w:tcBorders>
             <w:tcMar>
               <w:top w:w="-1" w:type="dxa"/>
@@ -915,8 +931,14 @@
       </w:tr>
       <w:tr>
         <w:tblPrEx>
-          <w:tblW w:w="8522" w:type="dxa"/>
-          <w:jc w:val="center"/>
+          <w:tblBorders>
+            <w:top w:val="none" w:color="auto" w:sz="0" w:space="0"/>
+            <w:left w:val="none" w:color="auto" w:sz="0" w:space="0"/>
+            <w:bottom w:val="none" w:color="auto" w:sz="0" w:space="0"/>
+            <w:right w:val="none" w:color="auto" w:sz="0" w:space="0"/>
+            <w:insideH w:val="none" w:color="auto" w:sz="0" w:space="0"/>
+            <w:insideV w:val="none" w:color="auto" w:sz="0" w:space="0"/>
+          </w:tblBorders>
           <w:tblCellMar>
             <w:top w:w="0" w:type="dxa"/>
             <w:left w:w="108" w:type="dxa"/>
@@ -925,7 +947,7 @@
           </w:tblCellMar>
         </w:tblPrEx>
         <w:trPr>
-          <w:trHeight w:val="0"/>
+          <w:trHeight w:val="0" w:hRule="atLeast"/>
           <w:tblHeader/>
           <w:jc w:val="center"/>
         </w:trPr>
@@ -933,9 +955,9 @@
           <w:tcPr>
             <w:tcW w:w="1824" w:type="dxa"/>
             <w:tcBorders>
-              <w:top w:val="single" w:sz="4" w:space="0" w:color="auto"/>
-              <w:left w:val="single" w:sz="4" w:space="0" w:color="auto"/>
-              <w:bottom w:val="single" w:sz="4" w:space="0" w:color="auto"/>
+              <w:top w:val="single" w:color="auto" w:sz="4" w:space="0"/>
+              <w:left w:val="single" w:color="auto" w:sz="4" w:space="0"/>
+              <w:bottom w:val="single" w:color="auto" w:sz="4" w:space="0"/>
               <w:right w:val="nil"/>
             </w:tcBorders>
             <w:shd w:val="clear" w:color="auto" w:fill="AEAAAA" w:themeFill="background2" w:themeFillShade="BF"/>
@@ -980,9 +1002,9 @@
           <w:tcPr>
             <w:tcW w:w="3090" w:type="dxa"/>
             <w:tcBorders>
-              <w:top w:val="single" w:sz="4" w:space="0" w:color="auto"/>
-              <w:left w:val="single" w:sz="4" w:space="0" w:color="auto"/>
-              <w:bottom w:val="single" w:sz="4" w:space="0" w:color="auto"/>
+              <w:top w:val="single" w:color="auto" w:sz="4" w:space="0"/>
+              <w:left w:val="single" w:color="auto" w:sz="4" w:space="0"/>
+              <w:bottom w:val="single" w:color="auto" w:sz="4" w:space="0"/>
               <w:right w:val="nil"/>
             </w:tcBorders>
             <w:tcMar>
@@ -1026,9 +1048,9 @@
           <w:tcPr>
             <w:tcW w:w="1824" w:type="dxa"/>
             <w:tcBorders>
-              <w:top w:val="single" w:sz="4" w:space="0" w:color="auto"/>
-              <w:left w:val="single" w:sz="4" w:space="0" w:color="auto"/>
-              <w:bottom w:val="single" w:sz="4" w:space="0" w:color="auto"/>
+              <w:top w:val="single" w:color="auto" w:sz="4" w:space="0"/>
+              <w:left w:val="single" w:color="auto" w:sz="4" w:space="0"/>
+              <w:bottom w:val="single" w:color="auto" w:sz="4" w:space="0"/>
               <w:right w:val="nil"/>
             </w:tcBorders>
             <w:shd w:val="clear" w:color="auto" w:fill="AEAAAA" w:themeFill="background2" w:themeFillShade="BF"/>
@@ -1073,10 +1095,10 @@
           <w:tcPr>
             <w:tcW w:w="1784" w:type="dxa"/>
             <w:tcBorders>
-              <w:top w:val="single" w:sz="4" w:space="0" w:color="auto"/>
-              <w:left w:val="single" w:sz="4" w:space="0" w:color="auto"/>
-              <w:bottom w:val="single" w:sz="4" w:space="0" w:color="auto"/>
-              <w:right w:val="single" w:sz="4" w:space="0" w:color="auto"/>
+              <w:top w:val="single" w:color="auto" w:sz="4" w:space="0"/>
+              <w:left w:val="single" w:color="auto" w:sz="4" w:space="0"/>
+              <w:bottom w:val="single" w:color="auto" w:sz="4" w:space="0"/>
+              <w:right w:val="single" w:color="auto" w:sz="4" w:space="0"/>
             </w:tcBorders>
             <w:tcMar>
               <w:top w:w="-1" w:type="dxa"/>
@@ -1148,7 +1170,7 @@
     </w:p>
     <w:p>
       <w:pPr>
-        <w:pStyle w:val="a1"/>
+        <w:pStyle w:val="31"/>
         <w:keepNext w:val="0"/>
         <w:keepLines w:val="0"/>
         <w:pageBreakBefore w:val="0"/>
@@ -1183,17 +1205,18 @@
     </w:p>
     <w:tbl>
       <w:tblPr>
-        <w:tblStyle w:val="TableGrid"/>
+        <w:tblStyle w:val="23"/>
         <w:tblW w:w="8519" w:type="dxa"/>
         <w:jc w:val="center"/>
         <w:tblBorders>
-          <w:top w:val="nil"/>
-          <w:left w:val="nil"/>
-          <w:bottom w:val="nil"/>
-          <w:right w:val="nil"/>
-          <w:insideH w:val="nil"/>
-          <w:insideV w:val="nil"/>
+          <w:top w:val="none" w:color="auto" w:sz="0" w:space="0"/>
+          <w:left w:val="none" w:color="auto" w:sz="0" w:space="0"/>
+          <w:bottom w:val="none" w:color="auto" w:sz="0" w:space="0"/>
+          <w:right w:val="none" w:color="auto" w:sz="0" w:space="0"/>
+          <w:insideH w:val="none" w:color="auto" w:sz="0" w:space="0"/>
+          <w:insideV w:val="none" w:color="auto" w:sz="0" w:space="0"/>
         </w:tblBorders>
+        <w:tblLayout w:type="autofit"/>
         <w:tblCellMar>
           <w:top w:w="0" w:type="dxa"/>
           <w:left w:w="108" w:type="dxa"/>
@@ -1210,15 +1233,13 @@
       </w:tblGrid>
       <w:tr>
         <w:tblPrEx>
-          <w:tblW w:w="8519" w:type="dxa"/>
-          <w:jc w:val="center"/>
           <w:tblBorders>
-            <w:top w:val="nil"/>
-            <w:left w:val="nil"/>
-            <w:bottom w:val="nil"/>
-            <w:right w:val="nil"/>
-            <w:insideH w:val="nil"/>
-            <w:insideV w:val="nil"/>
+            <w:top w:val="none" w:color="auto" w:sz="0" w:space="0"/>
+            <w:left w:val="none" w:color="auto" w:sz="0" w:space="0"/>
+            <w:bottom w:val="none" w:color="auto" w:sz="0" w:space="0"/>
+            <w:right w:val="none" w:color="auto" w:sz="0" w:space="0"/>
+            <w:insideH w:val="none" w:color="auto" w:sz="0" w:space="0"/>
+            <w:insideV w:val="none" w:color="auto" w:sz="0" w:space="0"/>
           </w:tblBorders>
           <w:tblCellMar>
             <w:top w:w="0" w:type="dxa"/>
@@ -1228,7 +1249,7 @@
           </w:tblCellMar>
         </w:tblPrEx>
         <w:trPr>
-          <w:trHeight w:val="0"/>
+          <w:trHeight w:val="0" w:hRule="atLeast"/>
           <w:tblHeader/>
           <w:jc w:val="center"/>
         </w:trPr>
@@ -1236,8 +1257,8 @@
           <w:tcPr>
             <w:tcW w:w="0" w:type="auto"/>
             <w:tcBorders>
-              <w:top w:val="single" w:sz="12" w:space="0" w:color="auto"/>
-              <w:left w:val="single" w:sz="12" w:space="0" w:color="auto"/>
+              <w:top w:val="single" w:color="auto" w:sz="12" w:space="0"/>
+              <w:left w:val="single" w:color="auto" w:sz="12" w:space="0"/>
               <w:bottom w:val="nil"/>
               <w:right w:val="nil"/>
             </w:tcBorders>
@@ -1265,12 +1286,12 @@
               <w:adjustRightInd w:val="0"/>
               <w:snapToGrid w:val="0"/>
               <w:spacing w:line="240" w:lineRule="auto"/>
-              <w:ind w:left="0" w:right="0" w:firstLine="0" w:leftChars="0" w:rightChars="0" w:firstLineChars="0"/>
+              <w:ind w:left="0" w:leftChars="0" w:right="0" w:rightChars="0" w:firstLine="0" w:firstLineChars="0"/>
               <w:jc w:val="center"/>
               <w:textAlignment w:val="baseline"/>
               <w:rPr>
-                <w:rStyle w:val="Strong"/>
-                <w:rFonts w:ascii="微软雅黑" w:eastAsia="微软雅黑" w:hAnsi="微软雅黑" w:cs="微软雅黑" w:hint="default"/>
+                <w:rStyle w:val="25"/>
+                <w:rFonts w:hint="default" w:ascii="微软雅黑" w:hAnsi="微软雅黑" w:eastAsia="微软雅黑" w:cs="微软雅黑"/>
                 <w:b/>
                 <w:bCs/>
                 <w:i w:val="0"/>
@@ -1288,8 +1309,8 @@
             </w:pPr>
             <w:r>
               <w:rPr>
-                <w:rStyle w:val="Strong"/>
-                <w:rFonts w:ascii="微软雅黑" w:eastAsia="微软雅黑" w:hAnsi="微软雅黑" w:cs="微软雅黑" w:hint="eastAsia"/>
+                <w:rStyle w:val="25"/>
+                <w:rFonts w:hint="eastAsia" w:ascii="微软雅黑" w:hAnsi="微软雅黑" w:eastAsia="微软雅黑" w:cs="微软雅黑"/>
                 <w:b/>
                 <w:bCs/>
                 <w:i w:val="0"/>
@@ -1312,8 +1333,8 @@
           <w:tcPr>
             <w:tcW w:w="0" w:type="auto"/>
             <w:tcBorders>
-              <w:top w:val="single" w:sz="12" w:space="0" w:color="auto"/>
-              <w:left w:val="single" w:sz="4" w:space="0" w:color="auto"/>
+              <w:top w:val="single" w:color="auto" w:sz="12" w:space="0"/>
+              <w:left w:val="single" w:color="auto" w:sz="4" w:space="0"/>
               <w:bottom w:val="nil"/>
               <w:right w:val="nil"/>
             </w:tcBorders>
@@ -1341,12 +1362,12 @@
               <w:adjustRightInd w:val="0"/>
               <w:snapToGrid w:val="0"/>
               <w:spacing w:line="240" w:lineRule="auto"/>
-              <w:ind w:left="0" w:right="0" w:firstLine="0" w:leftChars="0" w:rightChars="0" w:firstLineChars="0"/>
+              <w:ind w:left="0" w:leftChars="0" w:right="0" w:rightChars="0" w:firstLine="0" w:firstLineChars="0"/>
               <w:jc w:val="center"/>
               <w:textAlignment w:val="baseline"/>
               <w:rPr>
-                <w:rStyle w:val="Strong"/>
-                <w:rFonts w:ascii="微软雅黑" w:eastAsia="微软雅黑" w:hAnsi="微软雅黑" w:cs="微软雅黑" w:hint="default"/>
+                <w:rStyle w:val="25"/>
+                <w:rFonts w:hint="default" w:ascii="微软雅黑" w:hAnsi="微软雅黑" w:eastAsia="微软雅黑" w:cs="微软雅黑"/>
                 <w:b/>
                 <w:bCs/>
                 <w:i w:val="0"/>
@@ -1364,8 +1385,8 @@
             </w:pPr>
             <w:r>
               <w:rPr>
-                <w:rStyle w:val="Strong"/>
-                <w:rFonts w:ascii="微软雅黑" w:eastAsia="微软雅黑" w:hAnsi="微软雅黑" w:cs="微软雅黑" w:hint="eastAsia"/>
+                <w:rStyle w:val="25"/>
+                <w:rFonts w:hint="eastAsia" w:ascii="微软雅黑" w:hAnsi="微软雅黑" w:eastAsia="微软雅黑" w:cs="微软雅黑"/>
                 <w:b/>
                 <w:bCs/>
                 <w:i w:val="0"/>
@@ -1388,8 +1409,8 @@
           <w:tcPr>
             <w:tcW w:w="0" w:type="auto"/>
             <w:tcBorders>
-              <w:top w:val="single" w:sz="12" w:space="0" w:color="auto"/>
-              <w:left w:val="single" w:sz="4" w:space="0" w:color="auto"/>
+              <w:top w:val="single" w:color="auto" w:sz="12" w:space="0"/>
+              <w:left w:val="single" w:color="auto" w:sz="4" w:space="0"/>
               <w:bottom w:val="nil"/>
               <w:right w:val="nil"/>
             </w:tcBorders>
@@ -1417,12 +1438,12 @@
               <w:adjustRightInd w:val="0"/>
               <w:snapToGrid w:val="0"/>
               <w:spacing w:line="240" w:lineRule="auto"/>
-              <w:ind w:left="0" w:right="0" w:firstLine="0" w:leftChars="0" w:rightChars="0" w:firstLineChars="0"/>
+              <w:ind w:left="0" w:leftChars="0" w:right="0" w:rightChars="0" w:firstLine="0" w:firstLineChars="0"/>
               <w:jc w:val="center"/>
               <w:textAlignment w:val="baseline"/>
               <w:rPr>
-                <w:rStyle w:val="Strong"/>
-                <w:rFonts w:ascii="微软雅黑" w:eastAsia="微软雅黑" w:hAnsi="微软雅黑" w:cs="微软雅黑" w:hint="default"/>
+                <w:rStyle w:val="25"/>
+                <w:rFonts w:hint="default" w:ascii="微软雅黑" w:hAnsi="微软雅黑" w:eastAsia="微软雅黑" w:cs="微软雅黑"/>
                 <w:b/>
                 <w:bCs/>
                 <w:i w:val="0"/>
@@ -1440,8 +1461,8 @@
             </w:pPr>
             <w:r>
               <w:rPr>
-                <w:rStyle w:val="Strong"/>
-                <w:rFonts w:ascii="微软雅黑" w:eastAsia="微软雅黑" w:hAnsi="微软雅黑" w:cs="微软雅黑" w:hint="eastAsia"/>
+                <w:rStyle w:val="25"/>
+                <w:rFonts w:hint="eastAsia" w:ascii="微软雅黑" w:hAnsi="微软雅黑" w:eastAsia="微软雅黑" w:cs="微软雅黑"/>
                 <w:b/>
                 <w:bCs/>
                 <w:i w:val="0"/>
@@ -1464,8 +1485,8 @@
           <w:tcPr>
             <w:tcW w:w="0" w:type="auto"/>
             <w:tcBorders>
-              <w:top w:val="single" w:sz="12" w:space="0" w:color="auto"/>
-              <w:left w:val="single" w:sz="4" w:space="0" w:color="auto"/>
+              <w:top w:val="single" w:color="auto" w:sz="12" w:space="0"/>
+              <w:left w:val="single" w:color="auto" w:sz="4" w:space="0"/>
               <w:bottom w:val="nil"/>
               <w:right w:val="nil"/>
             </w:tcBorders>
@@ -1493,12 +1514,12 @@
               <w:adjustRightInd w:val="0"/>
               <w:snapToGrid w:val="0"/>
               <w:spacing w:line="240" w:lineRule="auto"/>
-              <w:ind w:left="0" w:right="0" w:firstLine="0" w:leftChars="0" w:rightChars="0" w:firstLineChars="0"/>
+              <w:ind w:left="0" w:leftChars="0" w:right="0" w:rightChars="0" w:firstLine="0" w:firstLineChars="0"/>
               <w:jc w:val="center"/>
               <w:textAlignment w:val="baseline"/>
               <w:rPr>
-                <w:rStyle w:val="Strong"/>
-                <w:rFonts w:ascii="微软雅黑" w:eastAsia="微软雅黑" w:hAnsi="微软雅黑" w:cs="微软雅黑" w:hint="default"/>
+                <w:rStyle w:val="25"/>
+                <w:rFonts w:hint="default" w:ascii="微软雅黑" w:hAnsi="微软雅黑" w:eastAsia="微软雅黑" w:cs="微软雅黑"/>
                 <w:b/>
                 <w:bCs/>
                 <w:i w:val="0"/>
@@ -1516,8 +1537,8 @@
             </w:pPr>
             <w:r>
               <w:rPr>
-                <w:rStyle w:val="Strong"/>
-                <w:rFonts w:ascii="微软雅黑" w:eastAsia="微软雅黑" w:hAnsi="微软雅黑" w:cs="微软雅黑" w:hint="eastAsia"/>
+                <w:rStyle w:val="25"/>
+                <w:rFonts w:hint="eastAsia" w:ascii="微软雅黑" w:hAnsi="微软雅黑" w:eastAsia="微软雅黑" w:cs="微软雅黑"/>
                 <w:b/>
                 <w:bCs/>
                 <w:i w:val="0"/>
@@ -1540,10 +1561,10 @@
           <w:tcPr>
             <w:tcW w:w="1205" w:type="dxa"/>
             <w:tcBorders>
-              <w:top w:val="single" w:sz="12" w:space="0" w:color="auto"/>
-              <w:left w:val="single" w:sz="4" w:space="0" w:color="auto"/>
-              <w:bottom w:val="nil"/>
-              <w:right w:val="single" w:sz="12" w:space="0" w:color="auto"/>
+              <w:top w:val="single" w:color="auto" w:sz="12" w:space="0"/>
+              <w:left w:val="single" w:color="auto" w:sz="4" w:space="0"/>
+              <w:bottom w:val="nil"/>
+              <w:right w:val="single" w:color="auto" w:sz="12" w:space="0"/>
             </w:tcBorders>
             <w:tcMar>
               <w:top w:w="-1" w:type="dxa"/>
@@ -1569,12 +1590,12 @@
               <w:adjustRightInd w:val="0"/>
               <w:snapToGrid w:val="0"/>
               <w:spacing w:line="240" w:lineRule="auto"/>
-              <w:ind w:left="0" w:right="0" w:firstLine="0" w:leftChars="0" w:rightChars="0" w:firstLineChars="0"/>
+              <w:ind w:left="0" w:leftChars="0" w:right="0" w:rightChars="0" w:firstLine="0" w:firstLineChars="0"/>
               <w:jc w:val="center"/>
               <w:textAlignment w:val="baseline"/>
               <w:rPr>
-                <w:rStyle w:val="Strong"/>
-                <w:rFonts w:ascii="微软雅黑" w:eastAsia="微软雅黑" w:hAnsi="微软雅黑" w:cs="微软雅黑" w:hint="default"/>
+                <w:rStyle w:val="25"/>
+                <w:rFonts w:hint="default" w:ascii="微软雅黑" w:hAnsi="微软雅黑" w:eastAsia="微软雅黑" w:cs="微软雅黑"/>
                 <w:b/>
                 <w:bCs/>
                 <w:i w:val="0"/>
@@ -1592,8 +1613,8 @@
             </w:pPr>
             <w:r>
               <w:rPr>
-                <w:rStyle w:val="Strong"/>
-                <w:rFonts w:ascii="微软雅黑" w:eastAsia="微软雅黑" w:hAnsi="微软雅黑" w:cs="微软雅黑" w:hint="eastAsia"/>
+                <w:rStyle w:val="25"/>
+                <w:rFonts w:hint="eastAsia" w:ascii="微软雅黑" w:hAnsi="微软雅黑" w:eastAsia="微软雅黑" w:cs="微软雅黑"/>
                 <w:b/>
                 <w:bCs/>
                 <w:i w:val="0"/>
@@ -1615,8 +1636,14 @@
       </w:tr>
       <w:tr>
         <w:tblPrEx>
-          <w:tblW w:w="8519" w:type="dxa"/>
-          <w:jc w:val="center"/>
+          <w:tblBorders>
+            <w:top w:val="none" w:color="auto" w:sz="0" w:space="0"/>
+            <w:left w:val="none" w:color="auto" w:sz="0" w:space="0"/>
+            <w:bottom w:val="none" w:color="auto" w:sz="0" w:space="0"/>
+            <w:right w:val="none" w:color="auto" w:sz="0" w:space="0"/>
+            <w:insideH w:val="none" w:color="auto" w:sz="0" w:space="0"/>
+            <w:insideV w:val="none" w:color="auto" w:sz="0" w:space="0"/>
+          </w:tblBorders>
           <w:tblCellMar>
             <w:top w:w="0" w:type="dxa"/>
             <w:left w:w="108" w:type="dxa"/>
@@ -1625,15 +1652,15 @@
           </w:tblCellMar>
         </w:tblPrEx>
         <w:trPr>
-          <w:trHeight w:val="0"/>
+          <w:trHeight w:val="0" w:hRule="atLeast"/>
           <w:jc w:val="center"/>
         </w:trPr>
         <w:tc>
           <w:tcPr>
             <w:tcW w:w="0" w:type="auto"/>
             <w:tcBorders>
-              <w:top w:val="single" w:sz="4" w:space="0" w:color="auto"/>
-              <w:left w:val="single" w:sz="12" w:space="0" w:color="auto"/>
+              <w:top w:val="single" w:color="auto" w:sz="4" w:space="0"/>
+              <w:left w:val="single" w:color="auto" w:sz="12" w:space="0"/>
               <w:bottom w:val="nil"/>
               <w:right w:val="nil"/>
             </w:tcBorders>
@@ -1661,12 +1688,12 @@
               <w:adjustRightInd w:val="0"/>
               <w:snapToGrid w:val="0"/>
               <w:spacing w:line="240" w:lineRule="auto"/>
-              <w:ind w:left="0" w:right="0" w:firstLine="0" w:leftChars="0" w:rightChars="0" w:firstLineChars="0"/>
+              <w:ind w:left="0" w:leftChars="0" w:right="0" w:rightChars="0" w:firstLine="0" w:firstLineChars="0"/>
               <w:jc w:val="center"/>
               <w:textAlignment w:val="baseline"/>
               <w:rPr>
-                <w:rStyle w:val="Strong"/>
-                <w:rFonts w:ascii="微软雅黑" w:eastAsia="微软雅黑" w:hAnsi="微软雅黑" w:cs="微软雅黑" w:hint="default"/>
+                <w:rStyle w:val="25"/>
+                <w:rFonts w:hint="default" w:ascii="微软雅黑" w:hAnsi="微软雅黑" w:eastAsia="微软雅黑" w:cs="微软雅黑"/>
                 <w:b w:val="0"/>
                 <w:bCs/>
                 <w:i w:val="0"/>
@@ -1684,8 +1711,8 @@
             </w:pPr>
             <w:r>
               <w:rPr>
-                <w:rStyle w:val="Strong"/>
-                <w:rFonts w:ascii="微软雅黑" w:eastAsia="微软雅黑" w:hAnsi="微软雅黑" w:cs="微软雅黑" w:hint="eastAsia"/>
+                <w:rStyle w:val="25"/>
+                <w:rFonts w:hint="eastAsia" w:ascii="微软雅黑" w:hAnsi="微软雅黑" w:eastAsia="微软雅黑" w:cs="微软雅黑"/>
                 <w:b w:val="0"/>
                 <w:bCs/>
                 <w:i w:val="0"/>
@@ -1703,8 +1730,8 @@
             </w:r>
             <w:r>
               <w:rPr>
-                <w:rStyle w:val="Strong"/>
-                <w:rFonts w:ascii="微软雅黑" w:eastAsia="微软雅黑" w:hAnsi="微软雅黑" w:cs="微软雅黑" w:hint="eastAsia"/>
+                <w:rStyle w:val="25"/>
+                <w:rFonts w:hint="eastAsia" w:ascii="微软雅黑" w:hAnsi="微软雅黑" w:eastAsia="微软雅黑" w:cs="微软雅黑"/>
                 <w:b w:val="0"/>
                 <w:bCs/>
                 <w:i w:val="0"/>
@@ -1727,8 +1754,8 @@
           <w:tcPr>
             <w:tcW w:w="0" w:type="auto"/>
             <w:tcBorders>
-              <w:top w:val="single" w:sz="4" w:space="0" w:color="auto"/>
-              <w:left w:val="single" w:sz="4" w:space="0" w:color="auto"/>
+              <w:top w:val="single" w:color="auto" w:sz="4" w:space="0"/>
+              <w:left w:val="single" w:color="auto" w:sz="4" w:space="0"/>
               <w:bottom w:val="nil"/>
               <w:right w:val="nil"/>
             </w:tcBorders>
@@ -1756,12 +1783,12 @@
               <w:adjustRightInd w:val="0"/>
               <w:snapToGrid w:val="0"/>
               <w:spacing w:line="240" w:lineRule="auto"/>
-              <w:ind w:left="0" w:right="0" w:firstLine="0" w:leftChars="0" w:rightChars="0" w:firstLineChars="0"/>
+              <w:ind w:left="0" w:leftChars="0" w:right="0" w:rightChars="0" w:firstLine="0" w:firstLineChars="0"/>
               <w:jc w:val="center"/>
               <w:textAlignment w:val="baseline"/>
               <w:rPr>
-                <w:rStyle w:val="Strong"/>
-                <w:rFonts w:ascii="微软雅黑" w:eastAsia="微软雅黑" w:hAnsi="微软雅黑" w:cs="微软雅黑" w:hint="default"/>
+                <w:rStyle w:val="25"/>
+                <w:rFonts w:hint="default" w:ascii="微软雅黑" w:hAnsi="微软雅黑" w:eastAsia="微软雅黑" w:cs="微软雅黑"/>
                 <w:b w:val="0"/>
                 <w:bCs/>
                 <w:i w:val="0"/>
@@ -1779,8 +1806,8 @@
             </w:pPr>
             <w:r>
               <w:rPr>
-                <w:rStyle w:val="Strong"/>
-                <w:rFonts w:ascii="微软雅黑" w:eastAsia="微软雅黑" w:hAnsi="微软雅黑" w:cs="微软雅黑" w:hint="eastAsia"/>
+                <w:rStyle w:val="25"/>
+                <w:rFonts w:hint="eastAsia" w:ascii="微软雅黑" w:hAnsi="微软雅黑" w:eastAsia="微软雅黑" w:cs="微软雅黑"/>
                 <w:b w:val="0"/>
                 <w:bCs/>
                 <w:i w:val="0"/>
@@ -1803,8 +1830,8 @@
           <w:tcPr>
             <w:tcW w:w="0" w:type="auto"/>
             <w:tcBorders>
-              <w:top w:val="single" w:sz="4" w:space="0" w:color="auto"/>
-              <w:left w:val="single" w:sz="4" w:space="0" w:color="auto"/>
+              <w:top w:val="single" w:color="auto" w:sz="4" w:space="0"/>
+              <w:left w:val="single" w:color="auto" w:sz="4" w:space="0"/>
               <w:bottom w:val="nil"/>
               <w:right w:val="nil"/>
             </w:tcBorders>
@@ -1832,12 +1859,12 @@
               <w:adjustRightInd w:val="0"/>
               <w:snapToGrid w:val="0"/>
               <w:spacing w:line="240" w:lineRule="auto"/>
-              <w:ind w:left="0" w:right="0" w:firstLine="0" w:leftChars="0" w:rightChars="0" w:firstLineChars="0"/>
+              <w:ind w:left="0" w:leftChars="0" w:right="0" w:rightChars="0" w:firstLine="0" w:firstLineChars="0"/>
               <w:jc w:val="center"/>
               <w:textAlignment w:val="baseline"/>
               <w:rPr>
-                <w:rStyle w:val="Strong"/>
-                <w:rFonts w:ascii="微软雅黑" w:eastAsia="微软雅黑" w:hAnsi="微软雅黑" w:cs="微软雅黑" w:hint="default"/>
+                <w:rStyle w:val="25"/>
+                <w:rFonts w:hint="default" w:ascii="微软雅黑" w:hAnsi="微软雅黑" w:eastAsia="微软雅黑" w:cs="微软雅黑"/>
                 <w:b w:val="0"/>
                 <w:bCs/>
                 <w:i w:val="0"/>
@@ -1855,8 +1882,8 @@
             </w:pPr>
             <w:r>
               <w:rPr>
-                <w:rStyle w:val="Strong"/>
-                <w:rFonts w:ascii="微软雅黑" w:eastAsia="微软雅黑" w:hAnsi="微软雅黑" w:cs="微软雅黑" w:hint="eastAsia"/>
+                <w:rStyle w:val="25"/>
+                <w:rFonts w:hint="eastAsia" w:ascii="微软雅黑" w:hAnsi="微软雅黑" w:eastAsia="微软雅黑" w:cs="微软雅黑"/>
                 <w:b w:val="0"/>
                 <w:bCs/>
                 <w:i w:val="0"/>
@@ -1879,8 +1906,8 @@
           <w:tcPr>
             <w:tcW w:w="0" w:type="auto"/>
             <w:tcBorders>
-              <w:top w:val="single" w:sz="4" w:space="0" w:color="auto"/>
-              <w:left w:val="single" w:sz="4" w:space="0" w:color="auto"/>
+              <w:top w:val="single" w:color="auto" w:sz="4" w:space="0"/>
+              <w:left w:val="single" w:color="auto" w:sz="4" w:space="0"/>
               <w:bottom w:val="nil"/>
               <w:right w:val="nil"/>
             </w:tcBorders>
@@ -1908,12 +1935,12 @@
               <w:adjustRightInd w:val="0"/>
               <w:snapToGrid w:val="0"/>
               <w:spacing w:line="240" w:lineRule="auto"/>
-              <w:ind w:left="0" w:right="0" w:firstLine="0" w:leftChars="0" w:rightChars="0" w:firstLineChars="0"/>
+              <w:ind w:left="0" w:leftChars="0" w:right="0" w:rightChars="0" w:firstLine="0" w:firstLineChars="0"/>
               <w:jc w:val="center"/>
               <w:textAlignment w:val="baseline"/>
               <w:rPr>
-                <w:rStyle w:val="Strong"/>
-                <w:rFonts w:ascii="微软雅黑" w:eastAsia="微软雅黑" w:hAnsi="微软雅黑" w:cs="微软雅黑" w:hint="default"/>
+                <w:rStyle w:val="25"/>
+                <w:rFonts w:hint="default" w:ascii="微软雅黑" w:hAnsi="微软雅黑" w:eastAsia="微软雅黑" w:cs="微软雅黑"/>
                 <w:b w:val="0"/>
                 <w:bCs/>
                 <w:i w:val="0"/>
@@ -1931,8 +1958,8 @@
             </w:pPr>
             <w:r>
               <w:rPr>
-                <w:rStyle w:val="Strong"/>
-                <w:rFonts w:ascii="微软雅黑" w:eastAsia="微软雅黑" w:hAnsi="微软雅黑" w:cs="微软雅黑" w:hint="eastAsia"/>
+                <w:rStyle w:val="25"/>
+                <w:rFonts w:hint="eastAsia" w:ascii="微软雅黑" w:hAnsi="微软雅黑" w:eastAsia="微软雅黑" w:cs="微软雅黑"/>
                 <w:b w:val="0"/>
                 <w:bCs/>
                 <w:i w:val="0"/>
@@ -1955,10 +1982,10 @@
           <w:tcPr>
             <w:tcW w:w="1205" w:type="dxa"/>
             <w:tcBorders>
-              <w:top w:val="single" w:sz="4" w:space="0" w:color="auto"/>
-              <w:left w:val="single" w:sz="4" w:space="0" w:color="auto"/>
-              <w:bottom w:val="nil"/>
-              <w:right w:val="single" w:sz="12" w:space="0" w:color="auto"/>
+              <w:top w:val="single" w:color="auto" w:sz="4" w:space="0"/>
+              <w:left w:val="single" w:color="auto" w:sz="4" w:space="0"/>
+              <w:bottom w:val="nil"/>
+              <w:right w:val="single" w:color="auto" w:sz="12" w:space="0"/>
             </w:tcBorders>
             <w:tcMar>
               <w:top w:w="-1" w:type="dxa"/>
@@ -1984,12 +2011,12 @@
               <w:adjustRightInd w:val="0"/>
               <w:snapToGrid w:val="0"/>
               <w:spacing w:line="240" w:lineRule="auto"/>
-              <w:ind w:left="0" w:right="0" w:firstLine="0" w:leftChars="0" w:rightChars="0" w:firstLineChars="0"/>
+              <w:ind w:left="0" w:leftChars="0" w:right="0" w:rightChars="0" w:firstLine="0" w:firstLineChars="0"/>
               <w:jc w:val="center"/>
               <w:textAlignment w:val="baseline"/>
               <w:rPr>
-                <w:rStyle w:val="Strong"/>
-                <w:rFonts w:ascii="微软雅黑" w:eastAsia="微软雅黑" w:hAnsi="微软雅黑" w:cs="微软雅黑" w:hint="default"/>
+                <w:rStyle w:val="25"/>
+                <w:rFonts w:hint="default" w:ascii="微软雅黑" w:hAnsi="微软雅黑" w:eastAsia="微软雅黑" w:cs="微软雅黑"/>
                 <w:b w:val="0"/>
                 <w:bCs/>
                 <w:i w:val="0"/>
@@ -2010,8 +2037,14 @@
       </w:tr>
       <w:tr>
         <w:tblPrEx>
-          <w:tblW w:w="8519" w:type="dxa"/>
-          <w:jc w:val="center"/>
+          <w:tblBorders>
+            <w:top w:val="none" w:color="auto" w:sz="0" w:space="0"/>
+            <w:left w:val="none" w:color="auto" w:sz="0" w:space="0"/>
+            <w:bottom w:val="none" w:color="auto" w:sz="0" w:space="0"/>
+            <w:right w:val="none" w:color="auto" w:sz="0" w:space="0"/>
+            <w:insideH w:val="none" w:color="auto" w:sz="0" w:space="0"/>
+            <w:insideV w:val="none" w:color="auto" w:sz="0" w:space="0"/>
+          </w:tblBorders>
           <w:tblCellMar>
             <w:top w:w="0" w:type="dxa"/>
             <w:left w:w="108" w:type="dxa"/>
@@ -2020,15 +2053,15 @@
           </w:tblCellMar>
         </w:tblPrEx>
         <w:trPr>
-          <w:trHeight w:val="0"/>
+          <w:trHeight w:val="0" w:hRule="atLeast"/>
           <w:jc w:val="center"/>
         </w:trPr>
         <w:tc>
           <w:tcPr>
             <w:tcW w:w="0" w:type="auto"/>
             <w:tcBorders>
-              <w:top w:val="single" w:sz="4" w:space="0" w:color="auto"/>
-              <w:left w:val="single" w:sz="12" w:space="0" w:color="auto"/>
+              <w:top w:val="single" w:color="auto" w:sz="4" w:space="0"/>
+              <w:left w:val="single" w:color="auto" w:sz="12" w:space="0"/>
               <w:bottom w:val="nil"/>
               <w:right w:val="nil"/>
             </w:tcBorders>
@@ -2056,12 +2089,12 @@
               <w:adjustRightInd w:val="0"/>
               <w:snapToGrid w:val="0"/>
               <w:spacing w:line="240" w:lineRule="auto"/>
-              <w:ind w:left="0" w:right="0" w:firstLine="0" w:leftChars="0" w:rightChars="0" w:firstLineChars="0"/>
+              <w:ind w:left="0" w:leftChars="0" w:right="0" w:rightChars="0" w:firstLine="0" w:firstLineChars="0"/>
               <w:jc w:val="center"/>
               <w:textAlignment w:val="baseline"/>
               <w:rPr>
-                <w:rStyle w:val="Strong"/>
-                <w:rFonts w:ascii="微软雅黑" w:eastAsia="微软雅黑" w:hAnsi="微软雅黑" w:cs="微软雅黑" w:hint="default"/>
+                <w:rStyle w:val="25"/>
+                <w:rFonts w:hint="default" w:ascii="微软雅黑" w:hAnsi="微软雅黑" w:eastAsia="微软雅黑" w:cs="微软雅黑"/>
                 <w:b w:val="0"/>
                 <w:bCs/>
                 <w:i w:val="0"/>
@@ -2083,8 +2116,8 @@
           <w:tcPr>
             <w:tcW w:w="0" w:type="auto"/>
             <w:tcBorders>
-              <w:top w:val="single" w:sz="4" w:space="0" w:color="auto"/>
-              <w:left w:val="single" w:sz="4" w:space="0" w:color="auto"/>
+              <w:top w:val="single" w:color="auto" w:sz="4" w:space="0"/>
+              <w:left w:val="single" w:color="auto" w:sz="4" w:space="0"/>
               <w:bottom w:val="nil"/>
               <w:right w:val="nil"/>
             </w:tcBorders>
@@ -2112,12 +2145,12 @@
               <w:adjustRightInd w:val="0"/>
               <w:snapToGrid w:val="0"/>
               <w:spacing w:line="240" w:lineRule="auto"/>
-              <w:ind w:left="0" w:right="0" w:firstLine="0" w:leftChars="0" w:rightChars="0" w:firstLineChars="0"/>
+              <w:ind w:left="0" w:leftChars="0" w:right="0" w:rightChars="0" w:firstLine="0" w:firstLineChars="0"/>
               <w:jc w:val="center"/>
               <w:textAlignment w:val="baseline"/>
               <w:rPr>
-                <w:rStyle w:val="Strong"/>
-                <w:rFonts w:ascii="微软雅黑" w:eastAsia="微软雅黑" w:hAnsi="微软雅黑" w:cs="微软雅黑" w:hint="default"/>
+                <w:rStyle w:val="25"/>
+                <w:rFonts w:hint="default" w:ascii="微软雅黑" w:hAnsi="微软雅黑" w:eastAsia="微软雅黑" w:cs="微软雅黑"/>
                 <w:b w:val="0"/>
                 <w:bCs/>
                 <w:i w:val="0"/>
@@ -2139,8 +2172,8 @@
           <w:tcPr>
             <w:tcW w:w="0" w:type="auto"/>
             <w:tcBorders>
-              <w:top w:val="single" w:sz="4" w:space="0" w:color="auto"/>
-              <w:left w:val="single" w:sz="4" w:space="0" w:color="auto"/>
+              <w:top w:val="single" w:color="auto" w:sz="4" w:space="0"/>
+              <w:left w:val="single" w:color="auto" w:sz="4" w:space="0"/>
               <w:bottom w:val="nil"/>
               <w:right w:val="nil"/>
             </w:tcBorders>
@@ -2168,12 +2201,12 @@
               <w:adjustRightInd w:val="0"/>
               <w:snapToGrid w:val="0"/>
               <w:spacing w:line="240" w:lineRule="auto"/>
-              <w:ind w:left="0" w:right="0" w:firstLine="0" w:leftChars="0" w:rightChars="0" w:firstLineChars="0"/>
+              <w:ind w:left="0" w:leftChars="0" w:right="0" w:rightChars="0" w:firstLine="0" w:firstLineChars="0"/>
               <w:jc w:val="center"/>
               <w:textAlignment w:val="baseline"/>
               <w:rPr>
-                <w:rStyle w:val="Strong"/>
-                <w:rFonts w:ascii="微软雅黑" w:eastAsia="微软雅黑" w:hAnsi="微软雅黑" w:cs="微软雅黑" w:hint="default"/>
+                <w:rStyle w:val="25"/>
+                <w:rFonts w:hint="default" w:ascii="微软雅黑" w:hAnsi="微软雅黑" w:eastAsia="微软雅黑" w:cs="微软雅黑"/>
                 <w:b w:val="0"/>
                 <w:bCs/>
                 <w:i w:val="0"/>
@@ -2195,8 +2228,8 @@
           <w:tcPr>
             <w:tcW w:w="0" w:type="auto"/>
             <w:tcBorders>
-              <w:top w:val="single" w:sz="4" w:space="0" w:color="auto"/>
-              <w:left w:val="single" w:sz="4" w:space="0" w:color="auto"/>
+              <w:top w:val="single" w:color="auto" w:sz="4" w:space="0"/>
+              <w:left w:val="single" w:color="auto" w:sz="4" w:space="0"/>
               <w:bottom w:val="nil"/>
               <w:right w:val="nil"/>
             </w:tcBorders>
@@ -2224,12 +2257,12 @@
               <w:adjustRightInd w:val="0"/>
               <w:snapToGrid w:val="0"/>
               <w:spacing w:line="240" w:lineRule="auto"/>
-              <w:ind w:left="0" w:right="0" w:firstLine="0" w:leftChars="0" w:rightChars="0" w:firstLineChars="0"/>
+              <w:ind w:left="0" w:leftChars="0" w:right="0" w:rightChars="0" w:firstLine="0" w:firstLineChars="0"/>
               <w:jc w:val="center"/>
               <w:textAlignment w:val="baseline"/>
               <w:rPr>
-                <w:rStyle w:val="Strong"/>
-                <w:rFonts w:ascii="微软雅黑" w:eastAsia="微软雅黑" w:hAnsi="微软雅黑" w:cs="微软雅黑" w:hint="default"/>
+                <w:rStyle w:val="25"/>
+                <w:rFonts w:hint="default" w:ascii="微软雅黑" w:hAnsi="微软雅黑" w:eastAsia="微软雅黑" w:cs="微软雅黑"/>
                 <w:b w:val="0"/>
                 <w:bCs/>
                 <w:i w:val="0"/>
@@ -2251,10 +2284,10 @@
           <w:tcPr>
             <w:tcW w:w="1205" w:type="dxa"/>
             <w:tcBorders>
-              <w:top w:val="single" w:sz="4" w:space="0" w:color="auto"/>
-              <w:left w:val="single" w:sz="4" w:space="0" w:color="auto"/>
-              <w:bottom w:val="nil"/>
-              <w:right w:val="single" w:sz="12" w:space="0" w:color="auto"/>
+              <w:top w:val="single" w:color="auto" w:sz="4" w:space="0"/>
+              <w:left w:val="single" w:color="auto" w:sz="4" w:space="0"/>
+              <w:bottom w:val="nil"/>
+              <w:right w:val="single" w:color="auto" w:sz="12" w:space="0"/>
             </w:tcBorders>
             <w:tcMar>
               <w:top w:w="-1" w:type="dxa"/>
@@ -2280,12 +2313,12 @@
               <w:adjustRightInd w:val="0"/>
               <w:snapToGrid w:val="0"/>
               <w:spacing w:line="240" w:lineRule="auto"/>
-              <w:ind w:left="0" w:right="0" w:firstLine="0" w:leftChars="0" w:rightChars="0" w:firstLineChars="0"/>
+              <w:ind w:left="0" w:leftChars="0" w:right="0" w:rightChars="0" w:firstLine="0" w:firstLineChars="0"/>
               <w:jc w:val="center"/>
               <w:textAlignment w:val="baseline"/>
               <w:rPr>
-                <w:rStyle w:val="Strong"/>
-                <w:rFonts w:ascii="微软雅黑" w:eastAsia="微软雅黑" w:hAnsi="微软雅黑" w:cs="微软雅黑" w:hint="default"/>
+                <w:rStyle w:val="25"/>
+                <w:rFonts w:hint="default" w:ascii="微软雅黑" w:hAnsi="微软雅黑" w:eastAsia="微软雅黑" w:cs="微软雅黑"/>
                 <w:b w:val="0"/>
                 <w:bCs/>
                 <w:i w:val="0"/>
@@ -2306,8 +2339,14 @@
       </w:tr>
       <w:tr>
         <w:tblPrEx>
-          <w:tblW w:w="8519" w:type="dxa"/>
-          <w:jc w:val="center"/>
+          <w:tblBorders>
+            <w:top w:val="none" w:color="auto" w:sz="0" w:space="0"/>
+            <w:left w:val="none" w:color="auto" w:sz="0" w:space="0"/>
+            <w:bottom w:val="none" w:color="auto" w:sz="0" w:space="0"/>
+            <w:right w:val="none" w:color="auto" w:sz="0" w:space="0"/>
+            <w:insideH w:val="none" w:color="auto" w:sz="0" w:space="0"/>
+            <w:insideV w:val="none" w:color="auto" w:sz="0" w:space="0"/>
+          </w:tblBorders>
           <w:tblCellMar>
             <w:top w:w="0" w:type="dxa"/>
             <w:left w:w="108" w:type="dxa"/>
@@ -2316,15 +2355,15 @@
           </w:tblCellMar>
         </w:tblPrEx>
         <w:trPr>
-          <w:trHeight w:val="0"/>
+          <w:trHeight w:val="0" w:hRule="atLeast"/>
           <w:jc w:val="center"/>
         </w:trPr>
         <w:tc>
           <w:tcPr>
             <w:tcW w:w="0" w:type="auto"/>
             <w:tcBorders>
-              <w:top w:val="single" w:sz="4" w:space="0" w:color="auto"/>
-              <w:left w:val="single" w:sz="12" w:space="0" w:color="auto"/>
+              <w:top w:val="single" w:color="auto" w:sz="4" w:space="0"/>
+              <w:left w:val="single" w:color="auto" w:sz="12" w:space="0"/>
               <w:bottom w:val="nil"/>
               <w:right w:val="nil"/>
             </w:tcBorders>
@@ -2352,12 +2391,12 @@
               <w:adjustRightInd w:val="0"/>
               <w:snapToGrid w:val="0"/>
               <w:spacing w:line="240" w:lineRule="auto"/>
-              <w:ind w:left="0" w:right="0" w:firstLine="0" w:leftChars="0" w:rightChars="0" w:firstLineChars="0"/>
+              <w:ind w:left="0" w:leftChars="0" w:right="0" w:rightChars="0" w:firstLine="0" w:firstLineChars="0"/>
               <w:jc w:val="center"/>
               <w:textAlignment w:val="baseline"/>
               <w:rPr>
-                <w:rStyle w:val="Strong"/>
-                <w:rFonts w:ascii="微软雅黑" w:eastAsia="微软雅黑" w:hAnsi="微软雅黑" w:cs="微软雅黑" w:hint="default"/>
+                <w:rStyle w:val="25"/>
+                <w:rFonts w:hint="default" w:ascii="微软雅黑" w:hAnsi="微软雅黑" w:eastAsia="微软雅黑" w:cs="微软雅黑"/>
                 <w:b w:val="0"/>
                 <w:bCs/>
                 <w:i w:val="0"/>
@@ -2379,8 +2418,8 @@
           <w:tcPr>
             <w:tcW w:w="0" w:type="auto"/>
             <w:tcBorders>
-              <w:top w:val="single" w:sz="4" w:space="0" w:color="auto"/>
-              <w:left w:val="single" w:sz="4" w:space="0" w:color="auto"/>
+              <w:top w:val="single" w:color="auto" w:sz="4" w:space="0"/>
+              <w:left w:val="single" w:color="auto" w:sz="4" w:space="0"/>
               <w:bottom w:val="nil"/>
               <w:right w:val="nil"/>
             </w:tcBorders>
@@ -2408,12 +2447,12 @@
               <w:adjustRightInd w:val="0"/>
               <w:snapToGrid w:val="0"/>
               <w:spacing w:line="240" w:lineRule="auto"/>
-              <w:ind w:left="0" w:right="0" w:firstLine="0" w:leftChars="0" w:rightChars="0" w:firstLineChars="0"/>
+              <w:ind w:left="0" w:leftChars="0" w:right="0" w:rightChars="0" w:firstLine="0" w:firstLineChars="0"/>
               <w:jc w:val="center"/>
               <w:textAlignment w:val="baseline"/>
               <w:rPr>
-                <w:rStyle w:val="Strong"/>
-                <w:rFonts w:ascii="微软雅黑" w:eastAsia="微软雅黑" w:hAnsi="微软雅黑" w:cs="微软雅黑" w:hint="default"/>
+                <w:rStyle w:val="25"/>
+                <w:rFonts w:hint="default" w:ascii="微软雅黑" w:hAnsi="微软雅黑" w:eastAsia="微软雅黑" w:cs="微软雅黑"/>
                 <w:b w:val="0"/>
                 <w:bCs/>
                 <w:i w:val="0"/>
@@ -2435,8 +2474,8 @@
           <w:tcPr>
             <w:tcW w:w="0" w:type="auto"/>
             <w:tcBorders>
-              <w:top w:val="single" w:sz="4" w:space="0" w:color="auto"/>
-              <w:left w:val="single" w:sz="4" w:space="0" w:color="auto"/>
+              <w:top w:val="single" w:color="auto" w:sz="4" w:space="0"/>
+              <w:left w:val="single" w:color="auto" w:sz="4" w:space="0"/>
               <w:bottom w:val="nil"/>
               <w:right w:val="nil"/>
             </w:tcBorders>
@@ -2464,12 +2503,12 @@
               <w:adjustRightInd w:val="0"/>
               <w:snapToGrid w:val="0"/>
               <w:spacing w:line="240" w:lineRule="auto"/>
-              <w:ind w:left="0" w:right="0" w:firstLine="0" w:leftChars="0" w:rightChars="0" w:firstLineChars="0"/>
+              <w:ind w:left="0" w:leftChars="0" w:right="0" w:rightChars="0" w:firstLine="0" w:firstLineChars="0"/>
               <w:jc w:val="center"/>
               <w:textAlignment w:val="baseline"/>
               <w:rPr>
-                <w:rStyle w:val="Strong"/>
-                <w:rFonts w:ascii="微软雅黑" w:eastAsia="微软雅黑" w:hAnsi="微软雅黑" w:cs="微软雅黑" w:hint="default"/>
+                <w:rStyle w:val="25"/>
+                <w:rFonts w:hint="default" w:ascii="微软雅黑" w:hAnsi="微软雅黑" w:eastAsia="微软雅黑" w:cs="微软雅黑"/>
                 <w:b w:val="0"/>
                 <w:bCs/>
                 <w:i w:val="0"/>
@@ -2491,8 +2530,8 @@
           <w:tcPr>
             <w:tcW w:w="0" w:type="auto"/>
             <w:tcBorders>
-              <w:top w:val="single" w:sz="4" w:space="0" w:color="auto"/>
-              <w:left w:val="single" w:sz="4" w:space="0" w:color="auto"/>
+              <w:top w:val="single" w:color="auto" w:sz="4" w:space="0"/>
+              <w:left w:val="single" w:color="auto" w:sz="4" w:space="0"/>
               <w:bottom w:val="nil"/>
               <w:right w:val="nil"/>
             </w:tcBorders>
@@ -2520,12 +2559,12 @@
               <w:adjustRightInd w:val="0"/>
               <w:snapToGrid w:val="0"/>
               <w:spacing w:line="240" w:lineRule="auto"/>
-              <w:ind w:left="0" w:right="0" w:firstLine="0" w:leftChars="0" w:rightChars="0" w:firstLineChars="0"/>
+              <w:ind w:left="0" w:leftChars="0" w:right="0" w:rightChars="0" w:firstLine="0" w:firstLineChars="0"/>
               <w:jc w:val="center"/>
               <w:textAlignment w:val="baseline"/>
               <w:rPr>
-                <w:rStyle w:val="Strong"/>
-                <w:rFonts w:ascii="微软雅黑" w:eastAsia="微软雅黑" w:hAnsi="微软雅黑" w:cs="微软雅黑" w:hint="default"/>
+                <w:rStyle w:val="25"/>
+                <w:rFonts w:hint="default" w:ascii="微软雅黑" w:hAnsi="微软雅黑" w:eastAsia="微软雅黑" w:cs="微软雅黑"/>
                 <w:b w:val="0"/>
                 <w:bCs/>
                 <w:i w:val="0"/>
@@ -2547,10 +2586,10 @@
           <w:tcPr>
             <w:tcW w:w="1205" w:type="dxa"/>
             <w:tcBorders>
-              <w:top w:val="single" w:sz="4" w:space="0" w:color="auto"/>
-              <w:left w:val="single" w:sz="4" w:space="0" w:color="auto"/>
-              <w:bottom w:val="nil"/>
-              <w:right w:val="single" w:sz="12" w:space="0" w:color="auto"/>
+              <w:top w:val="single" w:color="auto" w:sz="4" w:space="0"/>
+              <w:left w:val="single" w:color="auto" w:sz="4" w:space="0"/>
+              <w:bottom w:val="nil"/>
+              <w:right w:val="single" w:color="auto" w:sz="12" w:space="0"/>
             </w:tcBorders>
             <w:tcMar>
               <w:top w:w="-1" w:type="dxa"/>
@@ -2576,12 +2615,12 @@
               <w:adjustRightInd w:val="0"/>
               <w:snapToGrid w:val="0"/>
               <w:spacing w:line="240" w:lineRule="auto"/>
-              <w:ind w:left="0" w:right="0" w:firstLine="0" w:leftChars="0" w:rightChars="0" w:firstLineChars="0"/>
+              <w:ind w:left="0" w:leftChars="0" w:right="0" w:rightChars="0" w:firstLine="0" w:firstLineChars="0"/>
               <w:jc w:val="center"/>
               <w:textAlignment w:val="baseline"/>
               <w:rPr>
-                <w:rStyle w:val="Strong"/>
-                <w:rFonts w:ascii="微软雅黑" w:eastAsia="微软雅黑" w:hAnsi="微软雅黑" w:cs="微软雅黑" w:hint="default"/>
+                <w:rStyle w:val="25"/>
+                <w:rFonts w:hint="default" w:ascii="微软雅黑" w:hAnsi="微软雅黑" w:eastAsia="微软雅黑" w:cs="微软雅黑"/>
                 <w:b w:val="0"/>
                 <w:bCs/>
                 <w:i w:val="0"/>
@@ -2602,8 +2641,14 @@
       </w:tr>
       <w:tr>
         <w:tblPrEx>
-          <w:tblW w:w="8519" w:type="dxa"/>
-          <w:jc w:val="center"/>
+          <w:tblBorders>
+            <w:top w:val="none" w:color="auto" w:sz="0" w:space="0"/>
+            <w:left w:val="none" w:color="auto" w:sz="0" w:space="0"/>
+            <w:bottom w:val="none" w:color="auto" w:sz="0" w:space="0"/>
+            <w:right w:val="none" w:color="auto" w:sz="0" w:space="0"/>
+            <w:insideH w:val="none" w:color="auto" w:sz="0" w:space="0"/>
+            <w:insideV w:val="none" w:color="auto" w:sz="0" w:space="0"/>
+          </w:tblBorders>
           <w:tblCellMar>
             <w:top w:w="0" w:type="dxa"/>
             <w:left w:w="108" w:type="dxa"/>
@@ -2612,16 +2657,16 @@
           </w:tblCellMar>
         </w:tblPrEx>
         <w:trPr>
-          <w:trHeight w:val="0"/>
+          <w:trHeight w:val="0" w:hRule="atLeast"/>
           <w:jc w:val="center"/>
         </w:trPr>
         <w:tc>
           <w:tcPr>
             <w:tcW w:w="1621" w:type="dxa"/>
             <w:tcBorders>
-              <w:top w:val="single" w:sz="4" w:space="0" w:color="auto"/>
-              <w:left w:val="single" w:sz="12" w:space="0" w:color="auto"/>
-              <w:bottom w:val="single" w:sz="12" w:space="0" w:color="auto"/>
+              <w:top w:val="single" w:color="auto" w:sz="4" w:space="0"/>
+              <w:left w:val="single" w:color="auto" w:sz="12" w:space="0"/>
+              <w:bottom w:val="single" w:color="auto" w:sz="12" w:space="0"/>
               <w:right w:val="nil"/>
             </w:tcBorders>
             <w:tcMar>
@@ -2648,12 +2693,12 @@
               <w:adjustRightInd w:val="0"/>
               <w:snapToGrid w:val="0"/>
               <w:spacing w:line="240" w:lineRule="auto"/>
-              <w:ind w:left="0" w:right="0" w:firstLine="0" w:leftChars="0" w:rightChars="0" w:firstLineChars="0"/>
+              <w:ind w:left="0" w:leftChars="0" w:right="0" w:rightChars="0" w:firstLine="0" w:firstLineChars="0"/>
               <w:jc w:val="center"/>
               <w:textAlignment w:val="baseline"/>
               <w:rPr>
-                <w:rStyle w:val="Strong"/>
-                <w:rFonts w:ascii="微软雅黑" w:eastAsia="微软雅黑" w:hAnsi="微软雅黑" w:cs="微软雅黑" w:hint="default"/>
+                <w:rStyle w:val="25"/>
+                <w:rFonts w:hint="default" w:ascii="微软雅黑" w:hAnsi="微软雅黑" w:eastAsia="微软雅黑" w:cs="微软雅黑"/>
                 <w:b w:val="0"/>
                 <w:bCs/>
                 <w:i w:val="0"/>
@@ -2675,9 +2720,9 @@
           <w:tcPr>
             <w:tcW w:w="2036" w:type="dxa"/>
             <w:tcBorders>
-              <w:top w:val="single" w:sz="4" w:space="0" w:color="auto"/>
-              <w:left w:val="single" w:sz="4" w:space="0" w:color="auto"/>
-              <w:bottom w:val="single" w:sz="12" w:space="0" w:color="auto"/>
+              <w:top w:val="single" w:color="auto" w:sz="4" w:space="0"/>
+              <w:left w:val="single" w:color="auto" w:sz="4" w:space="0"/>
+              <w:bottom w:val="single" w:color="auto" w:sz="12" w:space="0"/>
               <w:right w:val="nil"/>
             </w:tcBorders>
             <w:tcMar>
@@ -2704,12 +2749,12 @@
               <w:adjustRightInd w:val="0"/>
               <w:snapToGrid w:val="0"/>
               <w:spacing w:line="240" w:lineRule="auto"/>
-              <w:ind w:left="0" w:right="0" w:firstLine="0" w:leftChars="0" w:rightChars="0" w:firstLineChars="0"/>
+              <w:ind w:left="0" w:leftChars="0" w:right="0" w:rightChars="0" w:firstLine="0" w:firstLineChars="0"/>
               <w:jc w:val="center"/>
               <w:textAlignment w:val="baseline"/>
               <w:rPr>
-                <w:rStyle w:val="Strong"/>
-                <w:rFonts w:ascii="微软雅黑" w:eastAsia="微软雅黑" w:hAnsi="微软雅黑" w:cs="微软雅黑" w:hint="default"/>
+                <w:rStyle w:val="25"/>
+                <w:rFonts w:hint="default" w:ascii="微软雅黑" w:hAnsi="微软雅黑" w:eastAsia="微软雅黑" w:cs="微软雅黑"/>
                 <w:b w:val="0"/>
                 <w:bCs/>
                 <w:i w:val="0"/>
@@ -2731,9 +2776,9 @@
           <w:tcPr>
             <w:tcW w:w="1621" w:type="dxa"/>
             <w:tcBorders>
-              <w:top w:val="single" w:sz="4" w:space="0" w:color="auto"/>
-              <w:left w:val="single" w:sz="4" w:space="0" w:color="auto"/>
-              <w:bottom w:val="single" w:sz="12" w:space="0" w:color="auto"/>
+              <w:top w:val="single" w:color="auto" w:sz="4" w:space="0"/>
+              <w:left w:val="single" w:color="auto" w:sz="4" w:space="0"/>
+              <w:bottom w:val="single" w:color="auto" w:sz="12" w:space="0"/>
               <w:right w:val="nil"/>
             </w:tcBorders>
             <w:tcMar>
@@ -2760,12 +2805,12 @@
               <w:adjustRightInd w:val="0"/>
               <w:snapToGrid w:val="0"/>
               <w:spacing w:line="240" w:lineRule="auto"/>
-              <w:ind w:left="0" w:right="0" w:firstLine="0" w:leftChars="0" w:rightChars="0" w:firstLineChars="0"/>
+              <w:ind w:left="0" w:leftChars="0" w:right="0" w:rightChars="0" w:firstLine="0" w:firstLineChars="0"/>
               <w:jc w:val="center"/>
               <w:textAlignment w:val="baseline"/>
               <w:rPr>
-                <w:rStyle w:val="Strong"/>
-                <w:rFonts w:ascii="微软雅黑" w:eastAsia="微软雅黑" w:hAnsi="微软雅黑" w:cs="微软雅黑" w:hint="default"/>
+                <w:rStyle w:val="25"/>
+                <w:rFonts w:hint="default" w:ascii="微软雅黑" w:hAnsi="微软雅黑" w:eastAsia="微软雅黑" w:cs="微软雅黑"/>
                 <w:b w:val="0"/>
                 <w:bCs/>
                 <w:i w:val="0"/>
@@ -2787,9 +2832,9 @@
           <w:tcPr>
             <w:tcW w:w="2036" w:type="dxa"/>
             <w:tcBorders>
-              <w:top w:val="single" w:sz="4" w:space="0" w:color="auto"/>
-              <w:left w:val="single" w:sz="4" w:space="0" w:color="auto"/>
-              <w:bottom w:val="single" w:sz="12" w:space="0" w:color="auto"/>
+              <w:top w:val="single" w:color="auto" w:sz="4" w:space="0"/>
+              <w:left w:val="single" w:color="auto" w:sz="4" w:space="0"/>
+              <w:bottom w:val="single" w:color="auto" w:sz="12" w:space="0"/>
               <w:right w:val="nil"/>
             </w:tcBorders>
             <w:tcMar>
@@ -2816,12 +2861,12 @@
               <w:adjustRightInd w:val="0"/>
               <w:snapToGrid w:val="0"/>
               <w:spacing w:line="240" w:lineRule="auto"/>
-              <w:ind w:left="0" w:right="0" w:firstLine="0" w:leftChars="0" w:rightChars="0" w:firstLineChars="0"/>
+              <w:ind w:left="0" w:leftChars="0" w:right="0" w:rightChars="0" w:firstLine="0" w:firstLineChars="0"/>
               <w:jc w:val="center"/>
               <w:textAlignment w:val="baseline"/>
               <w:rPr>
-                <w:rStyle w:val="Strong"/>
-                <w:rFonts w:ascii="微软雅黑" w:eastAsia="微软雅黑" w:hAnsi="微软雅黑" w:cs="微软雅黑" w:hint="default"/>
+                <w:rStyle w:val="25"/>
+                <w:rFonts w:hint="default" w:ascii="微软雅黑" w:hAnsi="微软雅黑" w:eastAsia="微软雅黑" w:cs="微软雅黑"/>
                 <w:b w:val="0"/>
                 <w:bCs/>
                 <w:i w:val="0"/>
@@ -2843,10 +2888,10 @@
           <w:tcPr>
             <w:tcW w:w="1205" w:type="dxa"/>
             <w:tcBorders>
-              <w:top w:val="single" w:sz="4" w:space="0" w:color="auto"/>
-              <w:left w:val="single" w:sz="4" w:space="0" w:color="auto"/>
-              <w:bottom w:val="single" w:sz="12" w:space="0" w:color="auto"/>
-              <w:right w:val="single" w:sz="12" w:space="0" w:color="auto"/>
+              <w:top w:val="single" w:color="auto" w:sz="4" w:space="0"/>
+              <w:left w:val="single" w:color="auto" w:sz="4" w:space="0"/>
+              <w:bottom w:val="single" w:color="auto" w:sz="12" w:space="0"/>
+              <w:right w:val="single" w:color="auto" w:sz="12" w:space="0"/>
             </w:tcBorders>
             <w:tcMar>
               <w:top w:w="-1" w:type="dxa"/>
@@ -2872,12 +2917,12 @@
               <w:adjustRightInd w:val="0"/>
               <w:snapToGrid w:val="0"/>
               <w:spacing w:line="240" w:lineRule="auto"/>
-              <w:ind w:left="0" w:right="0" w:firstLine="0" w:leftChars="0" w:rightChars="0" w:firstLineChars="0"/>
+              <w:ind w:left="0" w:leftChars="0" w:right="0" w:rightChars="0" w:firstLine="0" w:firstLineChars="0"/>
               <w:jc w:val="center"/>
               <w:textAlignment w:val="baseline"/>
               <w:rPr>
-                <w:rStyle w:val="Strong"/>
-                <w:rFonts w:ascii="微软雅黑" w:eastAsia="微软雅黑" w:hAnsi="微软雅黑" w:cs="微软雅黑" w:hint="default"/>
+                <w:rStyle w:val="25"/>
+                <w:rFonts w:hint="default" w:ascii="微软雅黑" w:hAnsi="微软雅黑" w:eastAsia="微软雅黑" w:cs="微软雅黑"/>
                 <w:b w:val="0"/>
                 <w:bCs/>
                 <w:i w:val="0"/>
@@ -2916,8 +2961,8 @@
       </w:pPr>
       <w:r>
         <w:rPr>
-          <w:rStyle w:val="Strong"/>
-          <w:rFonts w:ascii="微软雅黑" w:eastAsia="微软雅黑" w:hAnsi="微软雅黑" w:cs="微软雅黑" w:hint="default"/>
+          <w:rStyle w:val="25"/>
+          <w:rFonts w:hint="default" w:ascii="微软雅黑" w:hAnsi="微软雅黑" w:eastAsia="微软雅黑" w:cs="微软雅黑"/>
           <w:b w:val="0"/>
           <w:bCs/>
           <w:i w:val="0"/>
@@ -2937,7 +2982,7 @@
     <w:sdt>
       <w:sdtPr>
         <w:rPr>
-          <w:rFonts w:ascii="宋体" w:eastAsia="宋体" w:hAnsi="宋体" w:cs="Arial"/>
+          <w:rFonts w:ascii="宋体" w:hAnsi="宋体" w:eastAsia="宋体" w:cs="Arial"/>
           <w:snapToGrid w:val="0"/>
           <w:color w:val="000000"/>
           <w:kern w:val="0"/>
@@ -2953,7 +2998,7 @@
       </w:sdtPr>
       <w:sdtEndPr>
         <w:rPr>
-          <w:rFonts w:ascii="宋体" w:eastAsia="宋体" w:hAnsi="宋体" w:cs="Arial"/>
+          <w:rFonts w:ascii="宋体" w:hAnsi="宋体" w:eastAsia="宋体" w:cs="Arial"/>
           <w:snapToGrid w:val="0"/>
           <w:color w:val="000000"/>
           <w:kern w:val="0"/>
@@ -2979,13 +3024,13 @@
             <w:adjustRightInd w:val="0"/>
             <w:snapToGrid w:val="0"/>
             <w:spacing w:before="0" w:beforeLines="0" w:after="0" w:afterLines="0" w:line="240" w:lineRule="auto"/>
-            <w:ind w:left="0" w:right="0" w:firstLine="0" w:leftChars="0" w:rightChars="0" w:firstLineChars="0"/>
+            <w:ind w:left="0" w:leftChars="0" w:right="0" w:rightChars="0" w:firstLine="0" w:firstLineChars="0"/>
             <w:jc w:val="center"/>
             <w:textAlignment w:val="baseline"/>
           </w:pPr>
           <w:r>
             <w:rPr>
-              <w:rFonts w:ascii="宋体" w:eastAsia="宋体" w:hAnsi="宋体"/>
+              <w:rFonts w:ascii="宋体" w:hAnsi="宋体" w:eastAsia="宋体"/>
               <w:sz w:val="21"/>
             </w:rPr>
             <w:t>目录</w:t>
@@ -2993,7 +3038,7 @@
         </w:p>
         <w:p>
           <w:pPr>
-            <w:pStyle w:val="TOC1"/>
+            <w:pStyle w:val="16"/>
             <w:tabs>
               <w:tab w:val="right" w:leader="dot" w:pos="8306"/>
             </w:tabs>
@@ -3011,7 +3056,7 @@
             <w:fldChar w:fldCharType="begin"/>
           </w:r>
           <w:r>
-            <w:instrText xml:space="preserve"> HYPERLINK \l _Toc26878 </w:instrText>
+            <w:instrText xml:space="preserve"> HYPERLINK \l _Toc25419 </w:instrText>
           </w:r>
           <w:r>
             <w:fldChar w:fldCharType="separate"/>
@@ -3032,7 +3077,7 @@
             <w:fldChar w:fldCharType="begin"/>
           </w:r>
           <w:r>
-            <w:instrText xml:space="preserve"> PAGEREF _Toc26878 \h </w:instrText>
+            <w:instrText xml:space="preserve"> PAGEREF _Toc25419 \h </w:instrText>
           </w:r>
           <w:r>
             <w:fldChar w:fldCharType="separate"/>
@@ -3049,7 +3094,7 @@
         </w:p>
         <w:p>
           <w:pPr>
-            <w:pStyle w:val="TOC1"/>
+            <w:pStyle w:val="16"/>
             <w:tabs>
               <w:tab w:val="right" w:leader="dot" w:pos="8306"/>
             </w:tabs>
@@ -3058,7 +3103,7 @@
             <w:fldChar w:fldCharType="begin"/>
           </w:r>
           <w:r>
-            <w:instrText xml:space="preserve"> HYPERLINK \l _Toc13910 </w:instrText>
+            <w:instrText xml:space="preserve"> HYPERLINK \l _Toc27718 </w:instrText>
           </w:r>
           <w:r>
             <w:fldChar w:fldCharType="separate"/>
@@ -3079,7 +3124,7 @@
             <w:fldChar w:fldCharType="begin"/>
           </w:r>
           <w:r>
-            <w:instrText xml:space="preserve"> PAGEREF _Toc13910 \h </w:instrText>
+            <w:instrText xml:space="preserve"> PAGEREF _Toc27718 \h </w:instrText>
           </w:r>
           <w:r>
             <w:fldChar w:fldCharType="separate"/>
@@ -3096,7 +3141,7 @@
         </w:p>
         <w:p>
           <w:pPr>
-            <w:pStyle w:val="TOC1"/>
+            <w:pStyle w:val="16"/>
             <w:tabs>
               <w:tab w:val="right" w:leader="dot" w:pos="8306"/>
             </w:tabs>
@@ -3105,7 +3150,7 @@
             <w:fldChar w:fldCharType="begin"/>
           </w:r>
           <w:r>
-            <w:instrText xml:space="preserve"> HYPERLINK \l _Toc13833 </w:instrText>
+            <w:instrText xml:space="preserve"> HYPERLINK \l _Toc26219 </w:instrText>
           </w:r>
           <w:r>
             <w:fldChar w:fldCharType="separate"/>
@@ -3126,7 +3171,7 @@
             <w:fldChar w:fldCharType="begin"/>
           </w:r>
           <w:r>
-            <w:instrText xml:space="preserve"> PAGEREF _Toc13833 \h </w:instrText>
+            <w:instrText xml:space="preserve"> PAGEREF _Toc26219 \h </w:instrText>
           </w:r>
           <w:r>
             <w:fldChar w:fldCharType="separate"/>
@@ -3143,7 +3188,7 @@
         </w:p>
         <w:p>
           <w:pPr>
-            <w:pStyle w:val="TOC1"/>
+            <w:pStyle w:val="16"/>
             <w:tabs>
               <w:tab w:val="right" w:leader="dot" w:pos="8306"/>
             </w:tabs>
@@ -3152,7 +3197,7 @@
             <w:fldChar w:fldCharType="begin"/>
           </w:r>
           <w:r>
-            <w:instrText xml:space="preserve"> HYPERLINK \l _Toc29234 </w:instrText>
+            <w:instrText xml:space="preserve"> HYPERLINK \l _Toc10285 </w:instrText>
           </w:r>
           <w:r>
             <w:fldChar w:fldCharType="separate"/>
@@ -3173,7 +3218,7 @@
             <w:fldChar w:fldCharType="begin"/>
           </w:r>
           <w:r>
-            <w:instrText xml:space="preserve"> PAGEREF _Toc29234 \h </w:instrText>
+            <w:instrText xml:space="preserve"> PAGEREF _Toc10285 \h </w:instrText>
           </w:r>
           <w:r>
             <w:fldChar w:fldCharType="separate"/>
@@ -3190,7 +3235,7 @@
         </w:p>
         <w:p>
           <w:pPr>
-            <w:pStyle w:val="TOC1"/>
+            <w:pStyle w:val="16"/>
             <w:tabs>
               <w:tab w:val="right" w:leader="dot" w:pos="8306"/>
             </w:tabs>
@@ -3199,7 +3244,7 @@
             <w:fldChar w:fldCharType="begin"/>
           </w:r>
           <w:r>
-            <w:instrText xml:space="preserve"> HYPERLINK \l _Toc29856 </w:instrText>
+            <w:instrText xml:space="preserve"> HYPERLINK \l _Toc17415 </w:instrText>
           </w:r>
           <w:r>
             <w:fldChar w:fldCharType="separate"/>
@@ -3220,7 +3265,7 @@
             <w:fldChar w:fldCharType="begin"/>
           </w:r>
           <w:r>
-            <w:instrText xml:space="preserve"> PAGEREF _Toc29856 \h </w:instrText>
+            <w:instrText xml:space="preserve"> PAGEREF _Toc17415 \h </w:instrText>
           </w:r>
           <w:r>
             <w:fldChar w:fldCharType="separate"/>
@@ -3237,7 +3282,7 @@
         </w:p>
         <w:p>
           <w:pPr>
-            <w:pStyle w:val="TOC1"/>
+            <w:pStyle w:val="16"/>
             <w:tabs>
               <w:tab w:val="right" w:leader="dot" w:pos="8306"/>
             </w:tabs>
@@ -3246,7 +3291,7 @@
             <w:fldChar w:fldCharType="begin"/>
           </w:r>
           <w:r>
-            <w:instrText xml:space="preserve"> HYPERLINK \l _Toc20107 </w:instrText>
+            <w:instrText xml:space="preserve"> HYPERLINK \l _Toc14351 </w:instrText>
           </w:r>
           <w:r>
             <w:fldChar w:fldCharType="separate"/>
@@ -3267,7 +3312,7 @@
             <w:fldChar w:fldCharType="begin"/>
           </w:r>
           <w:r>
-            <w:instrText xml:space="preserve"> PAGEREF _Toc20107 \h </w:instrText>
+            <w:instrText xml:space="preserve"> PAGEREF _Toc14351 \h </w:instrText>
           </w:r>
           <w:r>
             <w:fldChar w:fldCharType="separate"/>
@@ -3284,7 +3329,7 @@
         </w:p>
         <w:p>
           <w:pPr>
-            <w:pStyle w:val="TOC1"/>
+            <w:pStyle w:val="16"/>
             <w:tabs>
               <w:tab w:val="right" w:leader="dot" w:pos="8306"/>
             </w:tabs>
@@ -3293,7 +3338,7 @@
             <w:fldChar w:fldCharType="begin"/>
           </w:r>
           <w:r>
-            <w:instrText xml:space="preserve"> HYPERLINK \l _Toc19289 </w:instrText>
+            <w:instrText xml:space="preserve"> HYPERLINK \l _Toc1124 </w:instrText>
           </w:r>
           <w:r>
             <w:fldChar w:fldCharType="separate"/>
@@ -3314,7 +3359,7 @@
             <w:fldChar w:fldCharType="begin"/>
           </w:r>
           <w:r>
-            <w:instrText xml:space="preserve"> PAGEREF _Toc19289 \h </w:instrText>
+            <w:instrText xml:space="preserve"> PAGEREF _Toc1124 \h </w:instrText>
           </w:r>
           <w:r>
             <w:fldChar w:fldCharType="separate"/>
@@ -3331,7 +3376,7 @@
         </w:p>
         <w:p>
           <w:pPr>
-            <w:pStyle w:val="TOC1"/>
+            <w:pStyle w:val="16"/>
             <w:tabs>
               <w:tab w:val="right" w:leader="dot" w:pos="8306"/>
             </w:tabs>
@@ -3340,7 +3385,7 @@
             <w:fldChar w:fldCharType="begin"/>
           </w:r>
           <w:r>
-            <w:instrText xml:space="preserve"> HYPERLINK \l _Toc27314 </w:instrText>
+            <w:instrText xml:space="preserve"> HYPERLINK \l _Toc26762 </w:instrText>
           </w:r>
           <w:r>
             <w:fldChar w:fldCharType="separate"/>
@@ -3361,7 +3406,7 @@
             <w:fldChar w:fldCharType="begin"/>
           </w:r>
           <w:r>
-            <w:instrText xml:space="preserve"> PAGEREF _Toc27314 \h </w:instrText>
+            <w:instrText xml:space="preserve"> PAGEREF _Toc26762 \h </w:instrText>
           </w:r>
           <w:r>
             <w:fldChar w:fldCharType="separate"/>
@@ -3393,7 +3438,7 @@
             <w:snapToGrid w:val="0"/>
             <w:textAlignment w:val="baseline"/>
             <w:rPr>
-              <w:rFonts w:ascii="宋体" w:eastAsia="宋体" w:hAnsi="宋体" w:cs="Arial"/>
+              <w:rFonts w:ascii="宋体" w:hAnsi="宋体" w:eastAsia="宋体" w:cs="Arial"/>
               <w:snapToGrid w:val="0"/>
               <w:color w:val="000000"/>
               <w:kern w:val="0"/>
@@ -3426,7 +3471,7 @@
         <w:jc w:val="center"/>
         <w:textAlignment w:val="baseline"/>
         <w:rPr>
-          <w:rFonts w:ascii="宋体" w:hAnsi="宋体" w:cs="Arial" w:hint="eastAsia"/>
+          <w:rFonts w:hint="eastAsia" w:ascii="宋体" w:hAnsi="宋体" w:cs="Arial"/>
           <w:snapToGrid w:val="0"/>
           <w:color w:val="000000"/>
           <w:kern w:val="0"/>
@@ -3437,7 +3482,7 @@
       </w:pPr>
       <w:r>
         <w:rPr>
-          <w:rFonts w:ascii="宋体" w:hAnsi="宋体" w:cs="Arial" w:hint="eastAsia"/>
+          <w:rFonts w:hint="eastAsia" w:ascii="宋体" w:hAnsi="宋体" w:cs="Arial"/>
           <w:snapToGrid w:val="0"/>
           <w:color w:val="000000"/>
           <w:kern w:val="0"/>
@@ -3450,14 +3495,14 @@
     </w:p>
     <w:p>
       <w:pPr>
-        <w:pStyle w:val="TableofFigures"/>
+        <w:pStyle w:val="17"/>
         <w:tabs>
           <w:tab w:val="right" w:leader="dot" w:pos="8306"/>
         </w:tabs>
       </w:pPr>
       <w:r>
         <w:rPr>
-          <w:rFonts w:ascii="宋体" w:hAnsi="宋体" w:cs="Arial" w:hint="default"/>
+          <w:rFonts w:hint="default" w:ascii="宋体" w:hAnsi="宋体" w:cs="Arial"/>
           <w:snapToGrid w:val="0"/>
           <w:color w:val="000000"/>
           <w:kern w:val="0"/>
@@ -3469,7 +3514,7 @@
       </w:r>
       <w:r>
         <w:rPr>
-          <w:rFonts w:ascii="宋体" w:hAnsi="宋体" w:cs="Arial" w:hint="default"/>
+          <w:rFonts w:hint="default" w:ascii="宋体" w:hAnsi="宋体" w:cs="Arial"/>
           <w:snapToGrid w:val="0"/>
           <w:color w:val="000000"/>
           <w:kern w:val="0"/>
@@ -3477,11 +3522,11 @@
           <w:szCs w:val="21"/>
           <w:lang w:val="en-US" w:eastAsia="zh-CN" w:bidi="ar-SA"/>
         </w:rPr>
-        <w:instrText>TOC \h \c "表"</w:instrText>
-      </w:r>
-      <w:r>
-        <w:rPr>
-          <w:rFonts w:ascii="宋体" w:hAnsi="宋体" w:cs="Arial" w:hint="default"/>
+        <w:instrText xml:space="preserve">TOC \h \c "表"</w:instrText>
+      </w:r>
+      <w:r>
+        <w:rPr>
+          <w:rFonts w:hint="default" w:ascii="宋体" w:hAnsi="宋体" w:cs="Arial"/>
           <w:snapToGrid w:val="0"/>
           <w:color w:val="000000"/>
           <w:kern w:val="0"/>
@@ -3493,7 +3538,7 @@
       </w:r>
       <w:r>
         <w:rPr>
-          <w:rFonts w:ascii="宋体" w:hAnsi="宋体" w:cs="Arial" w:hint="default"/>
+          <w:rFonts w:hint="default" w:ascii="宋体" w:hAnsi="宋体" w:cs="Arial"/>
           <w:snapToGrid w:val="0"/>
           <w:color w:val="000000"/>
           <w:kern w:val="0"/>
@@ -3504,17 +3549,17 @@
       </w:r>
       <w:r>
         <w:rPr>
-          <w:rFonts w:ascii="宋体" w:hAnsi="宋体" w:cs="Arial" w:hint="default"/>
+          <w:rFonts w:hint="default" w:ascii="宋体" w:hAnsi="宋体" w:cs="Arial"/>
           <w:snapToGrid w:val="0"/>
           <w:kern w:val="0"/>
           <w:szCs w:val="21"/>
           <w:lang w:val="en-US" w:eastAsia="zh-CN" w:bidi="ar-SA"/>
         </w:rPr>
-        <w:instrText xml:space="preserve"> HYPERLINK \l _Toc4014 </w:instrText>
-      </w:r>
-      <w:r>
-        <w:rPr>
-          <w:rFonts w:ascii="宋体" w:hAnsi="宋体" w:cs="Arial" w:hint="default"/>
+        <w:instrText xml:space="preserve"> HYPERLINK \l _Toc25235 </w:instrText>
+      </w:r>
+      <w:r>
+        <w:rPr>
+          <w:rFonts w:hint="default" w:ascii="宋体" w:hAnsi="宋体" w:cs="Arial"/>
           <w:snapToGrid w:val="0"/>
           <w:kern w:val="0"/>
           <w:szCs w:val="21"/>
@@ -3560,7 +3605,7 @@
         <w:fldChar w:fldCharType="begin"/>
       </w:r>
       <w:r>
-        <w:instrText xml:space="preserve"> PAGEREF _Toc4014 \h </w:instrText>
+        <w:instrText xml:space="preserve"> PAGEREF _Toc25235 \h </w:instrText>
       </w:r>
       <w:r>
         <w:fldChar w:fldCharType="separate"/>
@@ -3573,7 +3618,7 @@
       </w:r>
       <w:r>
         <w:rPr>
-          <w:rFonts w:ascii="宋体" w:hAnsi="宋体" w:cs="Arial" w:hint="default"/>
+          <w:rFonts w:hint="default" w:ascii="宋体" w:hAnsi="宋体" w:cs="Arial"/>
           <w:snapToGrid w:val="0"/>
           <w:color w:val="000000"/>
           <w:kern w:val="0"/>
@@ -3585,14 +3630,14 @@
     </w:p>
     <w:p>
       <w:pPr>
-        <w:pStyle w:val="TableofFigures"/>
+        <w:pStyle w:val="17"/>
         <w:tabs>
           <w:tab w:val="right" w:leader="dot" w:pos="8306"/>
         </w:tabs>
       </w:pPr>
       <w:r>
         <w:rPr>
-          <w:rFonts w:ascii="宋体" w:hAnsi="宋体" w:cs="Arial" w:hint="default"/>
+          <w:rFonts w:hint="default" w:ascii="宋体" w:hAnsi="宋体" w:cs="Arial"/>
           <w:snapToGrid w:val="0"/>
           <w:color w:val="000000"/>
           <w:kern w:val="0"/>
@@ -3603,17 +3648,17 @@
       </w:r>
       <w:r>
         <w:rPr>
-          <w:rFonts w:ascii="宋体" w:hAnsi="宋体" w:cs="Arial" w:hint="default"/>
+          <w:rFonts w:hint="default" w:ascii="宋体" w:hAnsi="宋体" w:cs="Arial"/>
           <w:snapToGrid w:val="0"/>
           <w:kern w:val="0"/>
           <w:szCs w:val="21"/>
           <w:lang w:val="en-US" w:eastAsia="zh-CN" w:bidi="ar-SA"/>
         </w:rPr>
-        <w:instrText xml:space="preserve"> HYPERLINK \l _Toc1139 </w:instrText>
-      </w:r>
-      <w:r>
-        <w:rPr>
-          <w:rFonts w:ascii="宋体" w:hAnsi="宋体" w:cs="Arial" w:hint="default"/>
+        <w:instrText xml:space="preserve"> HYPERLINK \l _Toc22467 </w:instrText>
+      </w:r>
+      <w:r>
+        <w:rPr>
+          <w:rFonts w:hint="default" w:ascii="宋体" w:hAnsi="宋体" w:cs="Arial"/>
           <w:snapToGrid w:val="0"/>
           <w:kern w:val="0"/>
           <w:szCs w:val="21"/>
@@ -3659,7 +3704,7 @@
         <w:fldChar w:fldCharType="begin"/>
       </w:r>
       <w:r>
-        <w:instrText xml:space="preserve"> PAGEREF _Toc1139 \h </w:instrText>
+        <w:instrText xml:space="preserve"> PAGEREF _Toc22467 \h </w:instrText>
       </w:r>
       <w:r>
         <w:fldChar w:fldCharType="separate"/>
@@ -3672,7 +3717,7 @@
       </w:r>
       <w:r>
         <w:rPr>
-          <w:rFonts w:ascii="宋体" w:hAnsi="宋体" w:cs="Arial" w:hint="default"/>
+          <w:rFonts w:hint="default" w:ascii="宋体" w:hAnsi="宋体" w:cs="Arial"/>
           <w:snapToGrid w:val="0"/>
           <w:color w:val="000000"/>
           <w:kern w:val="0"/>
@@ -3684,14 +3729,14 @@
     </w:p>
     <w:p>
       <w:pPr>
-        <w:pStyle w:val="TableofFigures"/>
+        <w:pStyle w:val="17"/>
         <w:tabs>
           <w:tab w:val="right" w:leader="dot" w:pos="8306"/>
         </w:tabs>
       </w:pPr>
       <w:r>
         <w:rPr>
-          <w:rFonts w:ascii="宋体" w:hAnsi="宋体" w:cs="Arial" w:hint="default"/>
+          <w:rFonts w:hint="default" w:ascii="宋体" w:hAnsi="宋体" w:cs="Arial"/>
           <w:snapToGrid w:val="0"/>
           <w:color w:val="000000"/>
           <w:kern w:val="0"/>
@@ -3702,17 +3747,17 @@
       </w:r>
       <w:r>
         <w:rPr>
-          <w:rFonts w:ascii="宋体" w:hAnsi="宋体" w:cs="Arial" w:hint="default"/>
+          <w:rFonts w:hint="default" w:ascii="宋体" w:hAnsi="宋体" w:cs="Arial"/>
           <w:snapToGrid w:val="0"/>
           <w:kern w:val="0"/>
           <w:szCs w:val="21"/>
           <w:lang w:val="en-US" w:eastAsia="zh-CN" w:bidi="ar-SA"/>
         </w:rPr>
-        <w:instrText xml:space="preserve"> HYPERLINK \l _Toc27977 </w:instrText>
-      </w:r>
-      <w:r>
-        <w:rPr>
-          <w:rFonts w:ascii="宋体" w:hAnsi="宋体" w:cs="Arial" w:hint="default"/>
+        <w:instrText xml:space="preserve"> HYPERLINK \l _Toc1749 </w:instrText>
+      </w:r>
+      <w:r>
+        <w:rPr>
+          <w:rFonts w:hint="default" w:ascii="宋体" w:hAnsi="宋体" w:cs="Arial"/>
           <w:snapToGrid w:val="0"/>
           <w:kern w:val="0"/>
           <w:szCs w:val="21"/>
@@ -3768,7 +3813,7 @@
         <w:fldChar w:fldCharType="begin"/>
       </w:r>
       <w:r>
-        <w:instrText xml:space="preserve"> PAGEREF _Toc27977 \h </w:instrText>
+        <w:instrText xml:space="preserve"> PAGEREF _Toc1749 \h </w:instrText>
       </w:r>
       <w:r>
         <w:fldChar w:fldCharType="separate"/>
@@ -3781,7 +3826,7 @@
       </w:r>
       <w:r>
         <w:rPr>
-          <w:rFonts w:ascii="宋体" w:hAnsi="宋体" w:cs="Arial" w:hint="default"/>
+          <w:rFonts w:hint="default" w:ascii="宋体" w:hAnsi="宋体" w:cs="Arial"/>
           <w:snapToGrid w:val="0"/>
           <w:color w:val="000000"/>
           <w:kern w:val="0"/>
@@ -3809,7 +3854,7 @@
         <w:jc w:val="center"/>
         <w:textAlignment w:val="baseline"/>
         <w:rPr>
-          <w:rFonts w:ascii="宋体" w:hAnsi="宋体" w:cs="Arial" w:hint="default"/>
+          <w:rFonts w:hint="default" w:ascii="宋体" w:hAnsi="宋体" w:cs="Arial"/>
           <w:snapToGrid w:val="0"/>
           <w:color w:val="000000"/>
           <w:kern w:val="0"/>
@@ -3820,7 +3865,7 @@
       </w:pPr>
       <w:r>
         <w:rPr>
-          <w:rFonts w:ascii="宋体" w:hAnsi="宋体" w:cs="Arial" w:hint="default"/>
+          <w:rFonts w:hint="default" w:ascii="宋体" w:hAnsi="宋体" w:cs="Arial"/>
           <w:snapToGrid w:val="0"/>
           <w:color w:val="000000"/>
           <w:kern w:val="0"/>
@@ -3861,11 +3906,11 @@
     </w:p>
     <w:p>
       <w:pPr>
-        <w:pStyle w:val="1"/>
+        <w:pStyle w:val="30"/>
         <w:bidi w:val="0"/>
       </w:pPr>
       <w:bookmarkStart w:id="1" w:name="heading_2"/>
-      <w:bookmarkStart w:id="2" w:name="_Toc26878"/>
+      <w:bookmarkStart w:id="2" w:name="_Toc25419"/>
       <w:r>
         <w:t>调查目的</w:t>
       </w:r>
@@ -3874,7 +3919,7 @@
     </w:p>
     <w:p>
       <w:pPr>
-        <w:pStyle w:val="a1"/>
+        <w:pStyle w:val="31"/>
         <w:bidi w:val="0"/>
       </w:pPr>
       <w:r>
@@ -3883,11 +3928,11 @@
     </w:p>
     <w:p>
       <w:pPr>
-        <w:pStyle w:val="1"/>
+        <w:pStyle w:val="30"/>
         <w:bidi w:val="0"/>
       </w:pPr>
       <w:bookmarkStart w:id="3" w:name="heading_3"/>
-      <w:bookmarkStart w:id="4" w:name="_Toc13910"/>
+      <w:bookmarkStart w:id="4" w:name="_Toc27718"/>
       <w:r>
         <w:t>调查日期和负责人</w:t>
       </w:r>
@@ -3896,7 +3941,7 @@
     </w:p>
     <w:p>
       <w:pPr>
-        <w:pStyle w:val="a1"/>
+        <w:pStyle w:val="31"/>
         <w:keepNext w:val="0"/>
         <w:keepLines w:val="0"/>
         <w:pageBreakBefore w:val="0"/>
@@ -3946,7 +3991,7 @@
           <w:rFonts w:hint="eastAsia"/>
           <w:lang w:val="en-US" w:eastAsia="zh-CN"/>
         </w:rPr>
-        <w:instrText>"柴_标题1"\n</w:instrText>
+        <w:instrText xml:space="preserve">"柴_标题1"\n</w:instrText>
       </w:r>
       <w:r>
         <w:instrText xml:space="preserve"> \s</w:instrText>
@@ -3963,7 +4008,7 @@
           <w:rFonts w:hint="eastAsia"/>
           <w:lang w:val="en-US" w:eastAsia="zh-CN"/>
         </w:rPr>
-        <w:instrText>* Charformat</w:instrText>
+        <w:instrText xml:space="preserve">* Charformat</w:instrText>
       </w:r>
       <w:r>
         <w:rPr>
@@ -4029,7 +4074,7 @@
         <w:fldChar w:fldCharType="end"/>
       </w:r>
       <w:bookmarkStart w:id="5" w:name="_Toc16571"/>
-      <w:bookmarkStart w:id="6" w:name="_Toc4014"/>
+      <w:bookmarkStart w:id="6" w:name="_Toc25235"/>
       <w:r>
         <w:rPr>
           <w:rFonts w:hint="eastAsia"/>
@@ -4049,17 +4094,18 @@
     </w:p>
     <w:tbl>
       <w:tblPr>
-        <w:tblStyle w:val="TableNormal"/>
+        <w:tblStyle w:val="22"/>
         <w:tblW w:w="8522" w:type="dxa"/>
         <w:jc w:val="center"/>
         <w:tblBorders>
-          <w:top w:val="nil"/>
-          <w:left w:val="nil"/>
-          <w:bottom w:val="nil"/>
-          <w:right w:val="nil"/>
-          <w:insideH w:val="nil"/>
-          <w:insideV w:val="nil"/>
+          <w:top w:val="none" w:color="auto" w:sz="0" w:space="0"/>
+          <w:left w:val="none" w:color="auto" w:sz="0" w:space="0"/>
+          <w:bottom w:val="none" w:color="auto" w:sz="0" w:space="0"/>
+          <w:right w:val="none" w:color="auto" w:sz="0" w:space="0"/>
+          <w:insideH w:val="none" w:color="auto" w:sz="0" w:space="0"/>
+          <w:insideV w:val="none" w:color="auto" w:sz="0" w:space="0"/>
         </w:tblBorders>
+        <w:tblLayout w:type="autofit"/>
         <w:tblCellMar>
           <w:top w:w="0" w:type="dxa"/>
           <w:left w:w="10" w:type="dxa"/>
@@ -4073,15 +4119,84 @@
       </w:tblGrid>
       <w:tr>
         <w:tblPrEx>
-          <w:tblW w:w="8522" w:type="dxa"/>
+          <w:tblBorders>
+            <w:top w:val="none" w:color="auto" w:sz="0" w:space="0"/>
+            <w:left w:val="none" w:color="auto" w:sz="0" w:space="0"/>
+            <w:bottom w:val="none" w:color="auto" w:sz="0" w:space="0"/>
+            <w:right w:val="none" w:color="auto" w:sz="0" w:space="0"/>
+            <w:insideH w:val="none" w:color="auto" w:sz="0" w:space="0"/>
+            <w:insideV w:val="none" w:color="auto" w:sz="0" w:space="0"/>
+          </w:tblBorders>
+        </w:tblPrEx>
+        <w:trPr>
+          <w:trHeight w:val="0" w:hRule="atLeast"/>
+          <w:tblHeader/>
           <w:jc w:val="center"/>
+        </w:trPr>
+        <w:tc>
+          <w:tcPr>
+            <w:tcW w:w="1953" w:type="dxa"/>
+            <w:tcBorders>
+              <w:top w:val="single" w:color="auto" w:sz="12" w:space="0"/>
+              <w:left w:val="single" w:color="auto" w:sz="12" w:space="0"/>
+              <w:bottom w:val="nil"/>
+              <w:right w:val="nil"/>
+            </w:tcBorders>
+            <w:tcMar>
+              <w:top w:w="60" w:type="dxa"/>
+              <w:left w:w="120" w:type="dxa"/>
+              <w:bottom w:w="30" w:type="dxa"/>
+              <w:right w:w="120" w:type="dxa"/>
+            </w:tcMar>
+          </w:tcPr>
+          <w:p>
+            <w:pPr>
+              <w:pStyle w:val="31"/>
+              <w:bidi w:val="0"/>
+              <w:snapToGrid w:val="0"/>
+            </w:pPr>
+            <w:r>
+              <w:t>项目</w:t>
+            </w:r>
+          </w:p>
+        </w:tc>
+        <w:tc>
+          <w:tcPr>
+            <w:tcW w:w="6569" w:type="dxa"/>
+            <w:tcBorders>
+              <w:top w:val="single" w:color="auto" w:sz="12" w:space="0"/>
+              <w:left w:val="single" w:color="auto" w:sz="4" w:space="0"/>
+              <w:bottom w:val="nil"/>
+              <w:right w:val="single" w:color="auto" w:sz="12" w:space="0"/>
+            </w:tcBorders>
+            <w:tcMar>
+              <w:top w:w="60" w:type="dxa"/>
+              <w:left w:w="120" w:type="dxa"/>
+              <w:bottom w:w="30" w:type="dxa"/>
+              <w:right w:w="120" w:type="dxa"/>
+            </w:tcMar>
+          </w:tcPr>
+          <w:p>
+            <w:pPr>
+              <w:pStyle w:val="31"/>
+              <w:bidi w:val="0"/>
+              <w:snapToGrid w:val="0"/>
+            </w:pPr>
+            <w:r>
+              <w:t>内容</w:t>
+            </w:r>
+          </w:p>
+        </w:tc>
+      </w:tr>
+      <w:tr>
+        <w:tblPrEx>
           <w:tblBorders>
-            <w:top w:val="nil"/>
-            <w:left w:val="nil"/>
-            <w:bottom w:val="nil"/>
-            <w:right w:val="nil"/>
-            <w:insideH w:val="nil"/>
-            <w:insideV w:val="nil"/>
+            <w:top w:val="none" w:color="auto" w:sz="0" w:space="0"/>
+            <w:left w:val="none" w:color="auto" w:sz="0" w:space="0"/>
+            <w:bottom w:val="none" w:color="auto" w:sz="0" w:space="0"/>
+            <w:right w:val="none" w:color="auto" w:sz="0" w:space="0"/>
+            <w:insideH w:val="none" w:color="auto" w:sz="0" w:space="0"/>
+            <w:insideV w:val="none" w:color="auto" w:sz="0" w:space="0"/>
           </w:tblBorders>
           <w:tblCellMar>
             <w:top w:w="0" w:type="dxa"/>
@@ -4091,7 +4206,7 @@
           </w:tblCellMar>
         </w:tblPrEx>
         <w:trPr>
-          <w:trHeight w:val="0"/>
+          <w:trHeight w:val="0" w:hRule="atLeast"/>
           <w:tblHeader/>
           <w:jc w:val="center"/>
         </w:trPr>
@@ -4099,8 +4214,8 @@
           <w:tcPr>
             <w:tcW w:w="1953" w:type="dxa"/>
             <w:tcBorders>
-              <w:top w:val="single" w:sz="12" w:space="0" w:color="auto"/>
-              <w:left w:val="single" w:sz="12" w:space="0" w:color="auto"/>
+              <w:top w:val="single" w:color="auto" w:sz="4" w:space="0"/>
+              <w:left w:val="single" w:color="auto" w:sz="12" w:space="0"/>
               <w:bottom w:val="nil"/>
               <w:right w:val="nil"/>
             </w:tcBorders>
@@ -4113,12 +4228,12 @@
           </w:tcPr>
           <w:p>
             <w:pPr>
-              <w:pStyle w:val="a1"/>
-              <w:bidi w:val="0"/>
-              <w:snapToGrid w:val="0"/>
-            </w:pPr>
-            <w:r>
-              <w:t>项目</w:t>
+              <w:pStyle w:val="41"/>
+              <w:bidi w:val="0"/>
+              <w:jc w:val="center"/>
+            </w:pPr>
+            <w:r>
+              <w:t>调查时间</w:t>
             </w:r>
           </w:p>
         </w:tc>
@@ -4126,10 +4241,10 @@
           <w:tcPr>
             <w:tcW w:w="6569" w:type="dxa"/>
             <w:tcBorders>
-              <w:top w:val="single" w:sz="12" w:space="0" w:color="auto"/>
-              <w:left w:val="single" w:sz="4" w:space="0" w:color="auto"/>
-              <w:bottom w:val="nil"/>
-              <w:right w:val="single" w:sz="12" w:space="0" w:color="auto"/>
+              <w:top w:val="single" w:color="auto" w:sz="4" w:space="0"/>
+              <w:left w:val="single" w:color="auto" w:sz="4" w:space="0"/>
+              <w:bottom w:val="nil"/>
+              <w:right w:val="single" w:color="auto" w:sz="12" w:space="0"/>
             </w:tcBorders>
             <w:tcMar>
               <w:top w:w="60" w:type="dxa"/>
@@ -4140,20 +4255,56 @@
           </w:tcPr>
           <w:p>
             <w:pPr>
-              <w:pStyle w:val="a1"/>
-              <w:bidi w:val="0"/>
-              <w:snapToGrid w:val="0"/>
-            </w:pPr>
-            <w:r>
-              <w:t>内容</w:t>
+              <w:pStyle w:val="31"/>
+              <w:bidi w:val="0"/>
+              <w:snapToGrid w:val="0"/>
+            </w:pPr>
+            <w:r>
+              <w:t>2026年</w:t>
+            </w:r>
+            <w:r>
+              <w:rPr>
+                <w:rFonts w:hint="eastAsia"/>
+                <w:lang w:val="en-US" w:eastAsia="zh-CN"/>
+              </w:rPr>
+              <w:t>7</w:t>
+            </w:r>
+            <w:r>
+              <w:t>月10日 - 2026年</w:t>
+            </w:r>
+            <w:r>
+              <w:rPr>
+                <w:rFonts w:hint="eastAsia"/>
+                <w:lang w:val="en-US" w:eastAsia="zh-CN"/>
+              </w:rPr>
+              <w:t>7</w:t>
+            </w:r>
+            <w:r>
+              <w:t>月</w:t>
+            </w:r>
+            <w:r>
+              <w:rPr>
+                <w:rFonts w:hint="eastAsia"/>
+                <w:lang w:val="en-US" w:eastAsia="zh-CN"/>
+              </w:rPr>
+              <w:t>14</w:t>
+            </w:r>
+            <w:r>
+              <w:t>日</w:t>
             </w:r>
           </w:p>
         </w:tc>
       </w:tr>
       <w:tr>
         <w:tblPrEx>
-          <w:tblW w:w="8522" w:type="dxa"/>
-          <w:jc w:val="center"/>
+          <w:tblBorders>
+            <w:top w:val="none" w:color="auto" w:sz="0" w:space="0"/>
+            <w:left w:val="none" w:color="auto" w:sz="0" w:space="0"/>
+            <w:bottom w:val="none" w:color="auto" w:sz="0" w:space="0"/>
+            <w:right w:val="none" w:color="auto" w:sz="0" w:space="0"/>
+            <w:insideH w:val="none" w:color="auto" w:sz="0" w:space="0"/>
+            <w:insideV w:val="none" w:color="auto" w:sz="0" w:space="0"/>
+          </w:tblBorders>
           <w:tblCellMar>
             <w:top w:w="0" w:type="dxa"/>
             <w:left w:w="10" w:type="dxa"/>
@@ -4162,7 +4313,7 @@
           </w:tblCellMar>
         </w:tblPrEx>
         <w:trPr>
-          <w:trHeight w:val="0"/>
+          <w:trHeight w:val="0" w:hRule="atLeast"/>
           <w:tblHeader/>
           <w:jc w:val="center"/>
         </w:trPr>
@@ -4170,8 +4321,8 @@
           <w:tcPr>
             <w:tcW w:w="1953" w:type="dxa"/>
             <w:tcBorders>
-              <w:top w:val="single" w:sz="4" w:space="0" w:color="auto"/>
-              <w:left w:val="single" w:sz="12" w:space="0" w:color="auto"/>
+              <w:top w:val="single" w:color="auto" w:sz="4" w:space="0"/>
+              <w:left w:val="single" w:color="auto" w:sz="12" w:space="0"/>
               <w:bottom w:val="nil"/>
               <w:right w:val="nil"/>
             </w:tcBorders>
@@ -4184,12 +4335,12 @@
           </w:tcPr>
           <w:p>
             <w:pPr>
-              <w:pStyle w:val="a3"/>
+              <w:pStyle w:val="41"/>
               <w:bidi w:val="0"/>
               <w:jc w:val="center"/>
             </w:pPr>
             <w:r>
-              <w:t>调查时间</w:t>
+              <w:t>调查负责人</w:t>
             </w:r>
           </w:p>
         </w:tc>
@@ -4197,10 +4348,10 @@
           <w:tcPr>
             <w:tcW w:w="6569" w:type="dxa"/>
             <w:tcBorders>
-              <w:top w:val="single" w:sz="4" w:space="0" w:color="auto"/>
-              <w:left w:val="single" w:sz="4" w:space="0" w:color="auto"/>
-              <w:bottom w:val="nil"/>
-              <w:right w:val="single" w:sz="12" w:space="0" w:color="auto"/>
+              <w:top w:val="single" w:color="auto" w:sz="4" w:space="0"/>
+              <w:left w:val="single" w:color="auto" w:sz="4" w:space="0"/>
+              <w:bottom w:val="nil"/>
+              <w:right w:val="single" w:color="auto" w:sz="12" w:space="0"/>
             </w:tcBorders>
             <w:tcMar>
               <w:top w:w="60" w:type="dxa"/>
@@ -4211,50 +4362,26 @@
           </w:tcPr>
           <w:p>
             <w:pPr>
-              <w:pStyle w:val="a1"/>
-              <w:bidi w:val="0"/>
-              <w:snapToGrid w:val="0"/>
-            </w:pPr>
-            <w:r>
-              <w:t>2026年</w:t>
-            </w:r>
-            <w:r>
-              <w:rPr>
-                <w:rFonts w:hint="eastAsia"/>
-                <w:lang w:val="en-US" w:eastAsia="zh-CN"/>
-              </w:rPr>
-              <w:t>7</w:t>
-            </w:r>
-            <w:r>
-              <w:t>月10日 - 2026年</w:t>
-            </w:r>
-            <w:r>
-              <w:rPr>
-                <w:rFonts w:hint="eastAsia"/>
-                <w:lang w:val="en-US" w:eastAsia="zh-CN"/>
-              </w:rPr>
-              <w:t>7</w:t>
-            </w:r>
-            <w:r>
-              <w:t>月</w:t>
-            </w:r>
-            <w:r>
-              <w:rPr>
-                <w:rFonts w:hint="eastAsia"/>
-                <w:lang w:val="en-US" w:eastAsia="zh-CN"/>
-              </w:rPr>
-              <w:t>14</w:t>
-            </w:r>
-            <w:r>
-              <w:t>日</w:t>
+              <w:pStyle w:val="31"/>
+              <w:bidi w:val="0"/>
+              <w:snapToGrid w:val="0"/>
+            </w:pPr>
+            <w:r>
+              <w:t>质量部经理</w:t>
             </w:r>
           </w:p>
         </w:tc>
       </w:tr>
       <w:tr>
         <w:tblPrEx>
-          <w:tblW w:w="8522" w:type="dxa"/>
-          <w:jc w:val="center"/>
+          <w:tblBorders>
+            <w:top w:val="none" w:color="auto" w:sz="0" w:space="0"/>
+            <w:left w:val="none" w:color="auto" w:sz="0" w:space="0"/>
+            <w:bottom w:val="none" w:color="auto" w:sz="0" w:space="0"/>
+            <w:right w:val="none" w:color="auto" w:sz="0" w:space="0"/>
+            <w:insideH w:val="none" w:color="auto" w:sz="0" w:space="0"/>
+            <w:insideV w:val="none" w:color="auto" w:sz="0" w:space="0"/>
+          </w:tblBorders>
           <w:tblCellMar>
             <w:top w:w="0" w:type="dxa"/>
             <w:left w:w="10" w:type="dxa"/>
@@ -4263,7 +4390,7 @@
           </w:tblCellMar>
         </w:tblPrEx>
         <w:trPr>
-          <w:trHeight w:val="0"/>
+          <w:trHeight w:val="0" w:hRule="atLeast"/>
           <w:tblHeader/>
           <w:jc w:val="center"/>
         </w:trPr>
@@ -4271,8 +4398,8 @@
           <w:tcPr>
             <w:tcW w:w="1953" w:type="dxa"/>
             <w:tcBorders>
-              <w:top w:val="single" w:sz="4" w:space="0" w:color="auto"/>
-              <w:left w:val="single" w:sz="12" w:space="0" w:color="auto"/>
+              <w:top w:val="single" w:color="auto" w:sz="4" w:space="0"/>
+              <w:left w:val="single" w:color="auto" w:sz="12" w:space="0"/>
               <w:bottom w:val="nil"/>
               <w:right w:val="nil"/>
             </w:tcBorders>
@@ -4285,12 +4412,12 @@
           </w:tcPr>
           <w:p>
             <w:pPr>
-              <w:pStyle w:val="a3"/>
+              <w:pStyle w:val="41"/>
               <w:bidi w:val="0"/>
               <w:jc w:val="center"/>
             </w:pPr>
             <w:r>
-              <w:t>调查负责人</w:t>
+              <w:t>调查执行人</w:t>
             </w:r>
           </w:p>
         </w:tc>
@@ -4298,10 +4425,10 @@
           <w:tcPr>
             <w:tcW w:w="6569" w:type="dxa"/>
             <w:tcBorders>
-              <w:top w:val="single" w:sz="4" w:space="0" w:color="auto"/>
-              <w:left w:val="single" w:sz="4" w:space="0" w:color="auto"/>
-              <w:bottom w:val="nil"/>
-              <w:right w:val="single" w:sz="12" w:space="0" w:color="auto"/>
+              <w:top w:val="single" w:color="auto" w:sz="4" w:space="0"/>
+              <w:left w:val="single" w:color="auto" w:sz="4" w:space="0"/>
+              <w:bottom w:val="nil"/>
+              <w:right w:val="single" w:color="auto" w:sz="12" w:space="0"/>
             </w:tcBorders>
             <w:tcMar>
               <w:top w:w="60" w:type="dxa"/>
@@ -4312,20 +4439,26 @@
           </w:tcPr>
           <w:p>
             <w:pPr>
-              <w:pStyle w:val="a1"/>
-              <w:bidi w:val="0"/>
-              <w:snapToGrid w:val="0"/>
-            </w:pPr>
-            <w:r>
-              <w:t>质量部经理</w:t>
+              <w:pStyle w:val="31"/>
+              <w:bidi w:val="0"/>
+              <w:snapToGrid w:val="0"/>
+            </w:pPr>
+            <w:r>
+              <w:t>质量部专员</w:t>
             </w:r>
           </w:p>
         </w:tc>
       </w:tr>
       <w:tr>
         <w:tblPrEx>
-          <w:tblW w:w="8522" w:type="dxa"/>
-          <w:jc w:val="center"/>
+          <w:tblBorders>
+            <w:top w:val="none" w:color="auto" w:sz="0" w:space="0"/>
+            <w:left w:val="none" w:color="auto" w:sz="0" w:space="0"/>
+            <w:bottom w:val="none" w:color="auto" w:sz="0" w:space="0"/>
+            <w:right w:val="none" w:color="auto" w:sz="0" w:space="0"/>
+            <w:insideH w:val="none" w:color="auto" w:sz="0" w:space="0"/>
+            <w:insideV w:val="none" w:color="auto" w:sz="0" w:space="0"/>
+          </w:tblBorders>
           <w:tblCellMar>
             <w:top w:w="0" w:type="dxa"/>
             <w:left w:w="10" w:type="dxa"/>
@@ -4334,7 +4467,7 @@
           </w:tblCellMar>
         </w:tblPrEx>
         <w:trPr>
-          <w:trHeight w:val="0"/>
+          <w:trHeight w:val="0" w:hRule="atLeast"/>
           <w:tblHeader/>
           <w:jc w:val="center"/>
         </w:trPr>
@@ -4342,9 +4475,9 @@
           <w:tcPr>
             <w:tcW w:w="1953" w:type="dxa"/>
             <w:tcBorders>
-              <w:top w:val="single" w:sz="4" w:space="0" w:color="auto"/>
-              <w:left w:val="single" w:sz="12" w:space="0" w:color="auto"/>
-              <w:bottom w:val="nil"/>
+              <w:top w:val="single" w:color="auto" w:sz="4" w:space="0"/>
+              <w:left w:val="single" w:color="auto" w:sz="12" w:space="0"/>
+              <w:bottom w:val="single" w:color="auto" w:sz="12" w:space="0"/>
               <w:right w:val="nil"/>
             </w:tcBorders>
             <w:tcMar>
@@ -4356,12 +4489,12 @@
           </w:tcPr>
           <w:p>
             <w:pPr>
-              <w:pStyle w:val="a3"/>
+              <w:pStyle w:val="41"/>
               <w:bidi w:val="0"/>
               <w:jc w:val="center"/>
             </w:pPr>
             <w:r>
-              <w:t>调查执行人</w:t>
+              <w:t>协助部门</w:t>
             </w:r>
           </w:p>
         </w:tc>
@@ -4369,10 +4502,10 @@
           <w:tcPr>
             <w:tcW w:w="6569" w:type="dxa"/>
             <w:tcBorders>
-              <w:top w:val="single" w:sz="4" w:space="0" w:color="auto"/>
-              <w:left w:val="single" w:sz="4" w:space="0" w:color="auto"/>
-              <w:bottom w:val="nil"/>
-              <w:right w:val="single" w:sz="12" w:space="0" w:color="auto"/>
+              <w:top w:val="single" w:color="auto" w:sz="4" w:space="0"/>
+              <w:left w:val="single" w:color="auto" w:sz="4" w:space="0"/>
+              <w:bottom w:val="single" w:color="auto" w:sz="12" w:space="0"/>
+              <w:right w:val="single" w:color="auto" w:sz="12" w:space="0"/>
             </w:tcBorders>
             <w:tcMar>
               <w:top w:w="60" w:type="dxa"/>
@@ -4383,78 +4516,7 @@
           </w:tcPr>
           <w:p>
             <w:pPr>
-              <w:pStyle w:val="a1"/>
-              <w:bidi w:val="0"/>
-              <w:snapToGrid w:val="0"/>
-            </w:pPr>
-            <w:r>
-              <w:t>质量部专员</w:t>
-            </w:r>
-          </w:p>
-        </w:tc>
-      </w:tr>
-      <w:tr>
-        <w:tblPrEx>
-          <w:tblW w:w="8522" w:type="dxa"/>
-          <w:jc w:val="center"/>
-          <w:tblCellMar>
-            <w:top w:w="0" w:type="dxa"/>
-            <w:left w:w="10" w:type="dxa"/>
-            <w:bottom w:w="0" w:type="dxa"/>
-            <w:right w:w="10" w:type="dxa"/>
-          </w:tblCellMar>
-        </w:tblPrEx>
-        <w:trPr>
-          <w:trHeight w:val="0"/>
-          <w:tblHeader/>
-          <w:jc w:val="center"/>
-        </w:trPr>
-        <w:tc>
-          <w:tcPr>
-            <w:tcW w:w="1953" w:type="dxa"/>
-            <w:tcBorders>
-              <w:top w:val="single" w:sz="4" w:space="0" w:color="auto"/>
-              <w:left w:val="single" w:sz="12" w:space="0" w:color="auto"/>
-              <w:bottom w:val="single" w:sz="12" w:space="0" w:color="auto"/>
-              <w:right w:val="nil"/>
-            </w:tcBorders>
-            <w:tcMar>
-              <w:top w:w="60" w:type="dxa"/>
-              <w:left w:w="120" w:type="dxa"/>
-              <w:bottom w:w="30" w:type="dxa"/>
-              <w:right w:w="120" w:type="dxa"/>
-            </w:tcMar>
-          </w:tcPr>
-          <w:p>
-            <w:pPr>
-              <w:pStyle w:val="a3"/>
-              <w:bidi w:val="0"/>
-              <w:jc w:val="center"/>
-            </w:pPr>
-            <w:r>
-              <w:t>协助部门</w:t>
-            </w:r>
-          </w:p>
-        </w:tc>
-        <w:tc>
-          <w:tcPr>
-            <w:tcW w:w="6569" w:type="dxa"/>
-            <w:tcBorders>
-              <w:top w:val="single" w:sz="4" w:space="0" w:color="auto"/>
-              <w:left w:val="single" w:sz="4" w:space="0" w:color="auto"/>
-              <w:bottom w:val="single" w:sz="12" w:space="0" w:color="auto"/>
-              <w:right w:val="single" w:sz="12" w:space="0" w:color="auto"/>
-            </w:tcBorders>
-            <w:tcMar>
-              <w:top w:w="60" w:type="dxa"/>
-              <w:left w:w="120" w:type="dxa"/>
-              <w:bottom w:w="30" w:type="dxa"/>
-              <w:right w:w="120" w:type="dxa"/>
-            </w:tcMar>
-          </w:tcPr>
-          <w:p>
-            <w:pPr>
-              <w:pStyle w:val="a1"/>
+              <w:pStyle w:val="31"/>
               <w:bidi w:val="0"/>
               <w:snapToGrid w:val="0"/>
             </w:pPr>
@@ -4467,11 +4529,11 @@
     </w:tbl>
     <w:p>
       <w:pPr>
-        <w:pStyle w:val="1"/>
+        <w:pStyle w:val="30"/>
         <w:bidi w:val="0"/>
       </w:pPr>
-      <w:bookmarkStart w:id="7" w:name="_Toc13833"/>
-      <w:bookmarkStart w:id="8" w:name="heading_4"/>
+      <w:bookmarkStart w:id="7" w:name="heading_4"/>
+      <w:bookmarkStart w:id="8" w:name="_Toc26219"/>
       <w:r>
         <w:t>调查方式</w:t>
       </w:r>
@@ -4480,7 +4542,7 @@
     </w:p>
     <w:p>
       <w:pPr>
-        <w:pStyle w:val="a1"/>
+        <w:pStyle w:val="31"/>
         <w:bidi w:val="0"/>
       </w:pPr>
       <w:r>
@@ -4489,11 +4551,11 @@
     </w:p>
     <w:p>
       <w:pPr>
-        <w:pStyle w:val="1"/>
+        <w:pStyle w:val="30"/>
         <w:bidi w:val="0"/>
       </w:pPr>
       <w:bookmarkStart w:id="9" w:name="heading_5"/>
-      <w:bookmarkStart w:id="10" w:name="_Toc29234"/>
+      <w:bookmarkStart w:id="10" w:name="_Toc10285"/>
       <w:r>
         <w:t>调查对象</w:t>
       </w:r>
@@ -4502,27 +4564,22 @@
     </w:p>
     <w:p>
       <w:pPr>
-        <w:pStyle w:val="a1"/>
+        <w:pStyle w:val="31"/>
         <w:bidi w:val="0"/>
       </w:pPr>
       <w:r>
-        <w:t>2026年度处于运维期内的所有</w:t>
-      </w:r>
-      <w:bookmarkStart w:id="11" w:name="_GoBack"/>
-      <w:bookmarkEnd w:id="11"/>
-      <w:r>
-        <w:t>客户群体，包括：</w:t>
+        <w:t>2026年度处于运维期内的所有客户群体，包括：</w:t>
       </w:r>
     </w:p>
     <w:p>
       <w:pPr>
-        <w:pStyle w:val="a3"/>
+        <w:pStyle w:val="41"/>
         <w:numPr>
           <w:ilvl w:val="0"/>
           <w:numId w:val="2"/>
         </w:numPr>
         <w:bidi w:val="0"/>
-        <w:ind w:left="425" w:hanging="425" w:leftChars="0" w:firstLineChars="0"/>
+        <w:ind w:left="425" w:leftChars="0" w:hanging="425" w:firstLineChars="0"/>
       </w:pPr>
       <w:r>
         <w:rPr>
@@ -4537,13 +4594,13 @@
     </w:p>
     <w:p>
       <w:pPr>
-        <w:pStyle w:val="a3"/>
+        <w:pStyle w:val="41"/>
         <w:numPr>
           <w:ilvl w:val="0"/>
           <w:numId w:val="2"/>
         </w:numPr>
         <w:bidi w:val="0"/>
-        <w:ind w:left="425" w:hanging="425" w:leftChars="0" w:firstLineChars="0"/>
+        <w:ind w:left="425" w:leftChars="0" w:hanging="425" w:firstLineChars="0"/>
       </w:pPr>
       <w:r>
         <w:t>其他运维服务合同期内客户</w:t>
@@ -4551,13 +4608,13 @@
     </w:p>
     <w:p>
       <w:pPr>
-        <w:pStyle w:val="a1"/>
+        <w:pStyle w:val="31"/>
         <w:numPr>
           <w:ilvl w:val="0"/>
           <w:numId w:val="2"/>
         </w:numPr>
         <w:bidi w:val="0"/>
-        <w:ind w:left="425" w:hanging="425" w:leftChars="0" w:firstLineChars="0"/>
+        <w:ind w:left="425" w:leftChars="0" w:hanging="425" w:firstLineChars="0"/>
       </w:pPr>
       <w:r>
         <w:t>计划发放调查问卷不少于10份。</w:t>
@@ -4565,20 +4622,20 @@
     </w:p>
     <w:p>
       <w:pPr>
-        <w:pStyle w:val="1"/>
+        <w:pStyle w:val="30"/>
         <w:bidi w:val="0"/>
       </w:pPr>
-      <w:bookmarkStart w:id="12" w:name="_Toc29856"/>
-      <w:bookmarkStart w:id="13" w:name="heading_6"/>
+      <w:bookmarkStart w:id="11" w:name="heading_6"/>
+      <w:bookmarkStart w:id="12" w:name="_Toc17415"/>
       <w:r>
         <w:t>调查内容</w:t>
       </w:r>
+      <w:bookmarkEnd w:id="11"/>
       <w:bookmarkEnd w:id="12"/>
-      <w:bookmarkEnd w:id="13"/>
     </w:p>
     <w:p>
       <w:pPr>
-        <w:pStyle w:val="a1"/>
+        <w:pStyle w:val="31"/>
         <w:bidi w:val="0"/>
         <w:rPr>
           <w:rFonts w:hint="eastAsia"/>
@@ -4598,7 +4655,7 @@
     </w:p>
     <w:p>
       <w:pPr>
-        <w:pStyle w:val="a1"/>
+        <w:pStyle w:val="31"/>
         <w:keepNext w:val="0"/>
         <w:keepLines w:val="0"/>
         <w:pageBreakBefore w:val="0"/>
@@ -4648,7 +4705,7 @@
           <w:rFonts w:hint="eastAsia"/>
           <w:lang w:val="en-US" w:eastAsia="zh-CN"/>
         </w:rPr>
-        <w:instrText>"柴_标题1"\n</w:instrText>
+        <w:instrText xml:space="preserve">"柴_标题1"\n</w:instrText>
       </w:r>
       <w:r>
         <w:instrText xml:space="preserve"> \s</w:instrText>
@@ -4665,7 +4722,7 @@
           <w:rFonts w:hint="eastAsia"/>
           <w:lang w:val="en-US" w:eastAsia="zh-CN"/>
         </w:rPr>
-        <w:instrText>* Charformat</w:instrText>
+        <w:instrText xml:space="preserve">* Charformat</w:instrText>
       </w:r>
       <w:r>
         <w:rPr>
@@ -4730,7 +4787,7 @@
         </w:rPr>
         <w:fldChar w:fldCharType="end"/>
       </w:r>
-      <w:bookmarkStart w:id="14" w:name="_Toc1139"/>
+      <w:bookmarkStart w:id="13" w:name="_Toc22467"/>
       <w:r>
         <w:rPr>
           <w:rFonts w:hint="eastAsia"/>
@@ -4738,21 +4795,22 @@
         </w:rPr>
         <w:t xml:space="preserve"> 满意度调查项目表</w:t>
       </w:r>
-      <w:bookmarkEnd w:id="14"/>
+      <w:bookmarkEnd w:id="13"/>
     </w:p>
     <w:tbl>
       <w:tblPr>
-        <w:tblStyle w:val="TableNormal"/>
+        <w:tblStyle w:val="22"/>
         <w:tblW w:w="8522" w:type="dxa"/>
         <w:jc w:val="center"/>
         <w:tblBorders>
-          <w:top w:val="nil"/>
-          <w:left w:val="nil"/>
-          <w:bottom w:val="nil"/>
-          <w:right w:val="nil"/>
-          <w:insideH w:val="nil"/>
-          <w:insideV w:val="nil"/>
+          <w:top w:val="none" w:color="auto" w:sz="0" w:space="0"/>
+          <w:left w:val="none" w:color="auto" w:sz="0" w:space="0"/>
+          <w:bottom w:val="none" w:color="auto" w:sz="0" w:space="0"/>
+          <w:right w:val="none" w:color="auto" w:sz="0" w:space="0"/>
+          <w:insideH w:val="none" w:color="auto" w:sz="0" w:space="0"/>
+          <w:insideV w:val="none" w:color="auto" w:sz="0" w:space="0"/>
         </w:tblBorders>
+        <w:tblLayout w:type="autofit"/>
         <w:tblCellMar>
           <w:top w:w="0" w:type="dxa"/>
           <w:left w:w="10" w:type="dxa"/>
@@ -4768,15 +4826,13 @@
       </w:tblGrid>
       <w:tr>
         <w:tblPrEx>
-          <w:tblW w:w="8522" w:type="dxa"/>
-          <w:jc w:val="center"/>
           <w:tblBorders>
-            <w:top w:val="nil"/>
-            <w:left w:val="nil"/>
-            <w:bottom w:val="nil"/>
-            <w:right w:val="nil"/>
-            <w:insideH w:val="nil"/>
-            <w:insideV w:val="nil"/>
+            <w:top w:val="none" w:color="auto" w:sz="0" w:space="0"/>
+            <w:left w:val="none" w:color="auto" w:sz="0" w:space="0"/>
+            <w:bottom w:val="none" w:color="auto" w:sz="0" w:space="0"/>
+            <w:right w:val="none" w:color="auto" w:sz="0" w:space="0"/>
+            <w:insideH w:val="none" w:color="auto" w:sz="0" w:space="0"/>
+            <w:insideV w:val="none" w:color="auto" w:sz="0" w:space="0"/>
           </w:tblBorders>
           <w:tblCellMar>
             <w:top w:w="0" w:type="dxa"/>
@@ -4786,7 +4842,7 @@
           </w:tblCellMar>
         </w:tblPrEx>
         <w:trPr>
-          <w:trHeight w:val="0"/>
+          <w:trHeight w:val="0" w:hRule="atLeast"/>
           <w:tblHeader/>
           <w:jc w:val="center"/>
         </w:trPr>
@@ -4794,8 +4850,8 @@
           <w:tcPr>
             <w:tcW w:w="882" w:type="dxa"/>
             <w:tcBorders>
-              <w:top w:val="single" w:sz="12" w:space="0" w:color="auto"/>
-              <w:left w:val="single" w:sz="12" w:space="0" w:color="auto"/>
+              <w:top w:val="single" w:color="auto" w:sz="12" w:space="0"/>
+              <w:left w:val="single" w:color="auto" w:sz="12" w:space="0"/>
               <w:bottom w:val="nil"/>
               <w:right w:val="nil"/>
             </w:tcBorders>
@@ -4809,12 +4865,12 @@
           </w:tcPr>
           <w:p>
             <w:pPr>
-              <w:pStyle w:val="a1"/>
+              <w:pStyle w:val="31"/>
               <w:keepNext/>
               <w:bidi w:val="0"/>
               <w:snapToGrid w:val="0"/>
               <w:spacing w:line="240" w:lineRule="auto"/>
-              <w:ind w:left="0" w:right="0" w:firstLine="0" w:leftChars="0" w:rightChars="0" w:firstLineChars="0"/>
+              <w:ind w:left="0" w:leftChars="0" w:right="0" w:rightChars="0" w:firstLine="0" w:firstLineChars="0"/>
               <w:jc w:val="center"/>
               <w:rPr>
                 <w:b/>
@@ -4832,8 +4888,8 @@
           <w:tcPr>
             <w:tcW w:w="2645" w:type="dxa"/>
             <w:tcBorders>
-              <w:top w:val="single" w:sz="12" w:space="0" w:color="auto"/>
-              <w:left w:val="single" w:sz="4" w:space="0" w:color="auto"/>
+              <w:top w:val="single" w:color="auto" w:sz="12" w:space="0"/>
+              <w:left w:val="single" w:color="auto" w:sz="4" w:space="0"/>
               <w:bottom w:val="nil"/>
               <w:right w:val="nil"/>
             </w:tcBorders>
@@ -4847,12 +4903,12 @@
           </w:tcPr>
           <w:p>
             <w:pPr>
-              <w:pStyle w:val="a1"/>
+              <w:pStyle w:val="31"/>
               <w:keepNext/>
               <w:bidi w:val="0"/>
               <w:snapToGrid w:val="0"/>
               <w:spacing w:line="240" w:lineRule="auto"/>
-              <w:ind w:left="0" w:right="0" w:firstLine="0" w:leftChars="0" w:rightChars="0" w:firstLineChars="0"/>
+              <w:ind w:left="0" w:leftChars="0" w:right="0" w:rightChars="0" w:firstLine="0" w:firstLineChars="0"/>
               <w:jc w:val="center"/>
               <w:rPr>
                 <w:b/>
@@ -4870,8 +4926,8 @@
           <w:tcPr>
             <w:tcW w:w="4114" w:type="dxa"/>
             <w:tcBorders>
-              <w:top w:val="single" w:sz="12" w:space="0" w:color="auto"/>
-              <w:left w:val="single" w:sz="4" w:space="0" w:color="auto"/>
+              <w:top w:val="single" w:color="auto" w:sz="12" w:space="0"/>
+              <w:left w:val="single" w:color="auto" w:sz="4" w:space="0"/>
               <w:bottom w:val="nil"/>
               <w:right w:val="nil"/>
             </w:tcBorders>
@@ -4885,12 +4941,12 @@
           </w:tcPr>
           <w:p>
             <w:pPr>
-              <w:pStyle w:val="a1"/>
+              <w:pStyle w:val="31"/>
               <w:keepNext/>
               <w:bidi w:val="0"/>
               <w:snapToGrid w:val="0"/>
               <w:spacing w:line="240" w:lineRule="auto"/>
-              <w:ind w:left="0" w:right="0" w:firstLine="0" w:leftChars="0" w:rightChars="0" w:firstLineChars="0"/>
+              <w:ind w:left="0" w:leftChars="0" w:right="0" w:rightChars="0" w:firstLine="0" w:firstLineChars="0"/>
               <w:jc w:val="center"/>
               <w:rPr>
                 <w:b/>
@@ -4908,10 +4964,10 @@
           <w:tcPr>
             <w:tcW w:w="882" w:type="dxa"/>
             <w:tcBorders>
-              <w:top w:val="single" w:sz="12" w:space="0" w:color="auto"/>
-              <w:left w:val="single" w:sz="4" w:space="0" w:color="auto"/>
-              <w:bottom w:val="nil"/>
-              <w:right w:val="single" w:sz="12" w:space="0" w:color="auto"/>
+              <w:top w:val="single" w:color="auto" w:sz="12" w:space="0"/>
+              <w:left w:val="single" w:color="auto" w:sz="4" w:space="0"/>
+              <w:bottom w:val="nil"/>
+              <w:right w:val="single" w:color="auto" w:sz="12" w:space="0"/>
             </w:tcBorders>
             <w:tcMar>
               <w:top w:w="60" w:type="dxa"/>
@@ -4923,12 +4979,12 @@
           </w:tcPr>
           <w:p>
             <w:pPr>
-              <w:pStyle w:val="a1"/>
+              <w:pStyle w:val="31"/>
               <w:keepNext/>
               <w:bidi w:val="0"/>
               <w:snapToGrid w:val="0"/>
               <w:spacing w:line="240" w:lineRule="auto"/>
-              <w:ind w:left="0" w:right="0" w:firstLine="0" w:leftChars="0" w:rightChars="0" w:firstLineChars="0"/>
+              <w:ind w:left="0" w:leftChars="0" w:right="0" w:rightChars="0" w:firstLine="0" w:firstLineChars="0"/>
               <w:jc w:val="center"/>
               <w:rPr>
                 <w:b/>
@@ -4945,8 +5001,14 @@
       </w:tr>
       <w:tr>
         <w:tblPrEx>
-          <w:tblW w:w="8522" w:type="dxa"/>
-          <w:jc w:val="center"/>
+          <w:tblBorders>
+            <w:top w:val="none" w:color="auto" w:sz="0" w:space="0"/>
+            <w:left w:val="none" w:color="auto" w:sz="0" w:space="0"/>
+            <w:bottom w:val="none" w:color="auto" w:sz="0" w:space="0"/>
+            <w:right w:val="none" w:color="auto" w:sz="0" w:space="0"/>
+            <w:insideH w:val="none" w:color="auto" w:sz="0" w:space="0"/>
+            <w:insideV w:val="none" w:color="auto" w:sz="0" w:space="0"/>
+          </w:tblBorders>
           <w:tblCellMar>
             <w:top w:w="0" w:type="dxa"/>
             <w:left w:w="10" w:type="dxa"/>
@@ -4955,15 +5017,15 @@
           </w:tblCellMar>
         </w:tblPrEx>
         <w:trPr>
-          <w:trHeight w:val="0"/>
+          <w:trHeight w:val="0" w:hRule="atLeast"/>
           <w:jc w:val="center"/>
         </w:trPr>
         <w:tc>
           <w:tcPr>
             <w:tcW w:w="882" w:type="dxa"/>
             <w:tcBorders>
-              <w:top w:val="single" w:sz="4" w:space="0" w:color="auto"/>
-              <w:left w:val="single" w:sz="12" w:space="0" w:color="auto"/>
+              <w:top w:val="single" w:color="auto" w:sz="4" w:space="0"/>
+              <w:left w:val="single" w:color="auto" w:sz="12" w:space="0"/>
               <w:bottom w:val="nil"/>
               <w:right w:val="nil"/>
             </w:tcBorders>
@@ -4977,12 +5039,12 @@
           </w:tcPr>
           <w:p>
             <w:pPr>
-              <w:pStyle w:val="a1"/>
+              <w:pStyle w:val="31"/>
               <w:keepNext/>
               <w:bidi w:val="0"/>
               <w:snapToGrid w:val="0"/>
               <w:spacing w:line="240" w:lineRule="auto"/>
-              <w:ind w:left="0" w:right="0" w:firstLine="0" w:leftChars="0" w:rightChars="0" w:firstLineChars="0"/>
+              <w:ind w:left="0" w:leftChars="0" w:right="0" w:rightChars="0" w:firstLine="0" w:firstLineChars="0"/>
               <w:jc w:val="center"/>
             </w:pPr>
             <w:r>
@@ -4994,8 +5056,8 @@
           <w:tcPr>
             <w:tcW w:w="2645" w:type="dxa"/>
             <w:tcBorders>
-              <w:top w:val="single" w:sz="4" w:space="0" w:color="auto"/>
-              <w:left w:val="single" w:sz="4" w:space="0" w:color="auto"/>
+              <w:top w:val="single" w:color="auto" w:sz="4" w:space="0"/>
+              <w:left w:val="single" w:color="auto" w:sz="4" w:space="0"/>
               <w:bottom w:val="nil"/>
               <w:right w:val="nil"/>
             </w:tcBorders>
@@ -5009,12 +5071,12 @@
           </w:tcPr>
           <w:p>
             <w:pPr>
-              <w:pStyle w:val="a1"/>
+              <w:pStyle w:val="31"/>
               <w:keepNext/>
               <w:bidi w:val="0"/>
               <w:snapToGrid w:val="0"/>
               <w:spacing w:line="240" w:lineRule="auto"/>
-              <w:ind w:left="0" w:right="0" w:firstLine="0" w:leftChars="0" w:rightChars="0" w:firstLineChars="0"/>
+              <w:ind w:left="0" w:leftChars="0" w:right="0" w:rightChars="0" w:firstLine="0" w:firstLineChars="0"/>
               <w:jc w:val="center"/>
             </w:pPr>
             <w:r>
@@ -5026,8 +5088,8 @@
           <w:tcPr>
             <w:tcW w:w="4114" w:type="dxa"/>
             <w:tcBorders>
-              <w:top w:val="single" w:sz="4" w:space="0" w:color="auto"/>
-              <w:left w:val="single" w:sz="4" w:space="0" w:color="auto"/>
+              <w:top w:val="single" w:color="auto" w:sz="4" w:space="0"/>
+              <w:left w:val="single" w:color="auto" w:sz="4" w:space="0"/>
               <w:bottom w:val="nil"/>
               <w:right w:val="nil"/>
             </w:tcBorders>
@@ -5041,15 +5103,15 @@
           </w:tcPr>
           <w:p>
             <w:pPr>
-              <w:pStyle w:val="a1"/>
+              <w:pStyle w:val="31"/>
               <w:keepNext/>
               <w:bidi w:val="0"/>
               <w:snapToGrid w:val="0"/>
               <w:spacing w:line="240" w:lineRule="auto"/>
-              <w:ind w:left="0" w:right="0" w:firstLine="0" w:leftChars="0" w:rightChars="0" w:firstLineChars="0"/>
+              <w:ind w:left="0" w:leftChars="0" w:right="0" w:rightChars="0" w:firstLine="0" w:firstLineChars="0"/>
               <w:jc w:val="left"/>
               <w:rPr>
-                <w:rFonts w:eastAsia="宋体" w:hint="default"/>
+                <w:rFonts w:hint="default" w:eastAsia="宋体"/>
                 <w:lang w:val="en-US" w:eastAsia="zh-CN"/>
               </w:rPr>
             </w:pPr>
@@ -5062,10 +5124,10 @@
           <w:tcPr>
             <w:tcW w:w="882" w:type="dxa"/>
             <w:tcBorders>
-              <w:top w:val="single" w:sz="4" w:space="0" w:color="auto"/>
-              <w:left w:val="single" w:sz="4" w:space="0" w:color="auto"/>
-              <w:bottom w:val="nil"/>
-              <w:right w:val="single" w:sz="12" w:space="0" w:color="auto"/>
+              <w:top w:val="single" w:color="auto" w:sz="4" w:space="0"/>
+              <w:left w:val="single" w:color="auto" w:sz="4" w:space="0"/>
+              <w:bottom w:val="nil"/>
+              <w:right w:val="single" w:color="auto" w:sz="12" w:space="0"/>
             </w:tcBorders>
             <w:tcMar>
               <w:top w:w="60" w:type="dxa"/>
@@ -5077,12 +5139,12 @@
           </w:tcPr>
           <w:p>
             <w:pPr>
-              <w:pStyle w:val="a1"/>
+              <w:pStyle w:val="31"/>
               <w:keepNext/>
               <w:bidi w:val="0"/>
               <w:snapToGrid w:val="0"/>
               <w:spacing w:line="240" w:lineRule="auto"/>
-              <w:ind w:left="0" w:right="0" w:firstLine="0" w:leftChars="0" w:rightChars="0" w:firstLineChars="0"/>
+              <w:ind w:left="0" w:leftChars="0" w:right="0" w:rightChars="0" w:firstLine="0" w:firstLineChars="0"/>
               <w:jc w:val="left"/>
             </w:pPr>
             <w:r>
@@ -5093,8 +5155,14 @@
       </w:tr>
       <w:tr>
         <w:tblPrEx>
-          <w:tblW w:w="8522" w:type="dxa"/>
-          <w:jc w:val="center"/>
+          <w:tblBorders>
+            <w:top w:val="none" w:color="auto" w:sz="0" w:space="0"/>
+            <w:left w:val="none" w:color="auto" w:sz="0" w:space="0"/>
+            <w:bottom w:val="none" w:color="auto" w:sz="0" w:space="0"/>
+            <w:right w:val="none" w:color="auto" w:sz="0" w:space="0"/>
+            <w:insideH w:val="none" w:color="auto" w:sz="0" w:space="0"/>
+            <w:insideV w:val="none" w:color="auto" w:sz="0" w:space="0"/>
+          </w:tblBorders>
           <w:tblCellMar>
             <w:top w:w="0" w:type="dxa"/>
             <w:left w:w="10" w:type="dxa"/>
@@ -5103,15 +5171,15 @@
           </w:tblCellMar>
         </w:tblPrEx>
         <w:trPr>
-          <w:trHeight w:val="0"/>
+          <w:trHeight w:val="0" w:hRule="atLeast"/>
           <w:jc w:val="center"/>
         </w:trPr>
         <w:tc>
           <w:tcPr>
             <w:tcW w:w="882" w:type="dxa"/>
             <w:tcBorders>
-              <w:top w:val="single" w:sz="4" w:space="0" w:color="auto"/>
-              <w:left w:val="single" w:sz="12" w:space="0" w:color="auto"/>
+              <w:top w:val="single" w:color="auto" w:sz="4" w:space="0"/>
+              <w:left w:val="single" w:color="auto" w:sz="12" w:space="0"/>
               <w:bottom w:val="nil"/>
               <w:right w:val="nil"/>
             </w:tcBorders>
@@ -5125,12 +5193,12 @@
           </w:tcPr>
           <w:p>
             <w:pPr>
-              <w:pStyle w:val="a1"/>
+              <w:pStyle w:val="31"/>
               <w:keepNext/>
               <w:bidi w:val="0"/>
               <w:snapToGrid w:val="0"/>
               <w:spacing w:line="240" w:lineRule="auto"/>
-              <w:ind w:left="0" w:right="0" w:firstLine="0" w:leftChars="0" w:rightChars="0" w:firstLineChars="0"/>
+              <w:ind w:left="0" w:leftChars="0" w:right="0" w:rightChars="0" w:firstLine="0" w:firstLineChars="0"/>
               <w:jc w:val="center"/>
             </w:pPr>
             <w:r>
@@ -5142,8 +5210,8 @@
           <w:tcPr>
             <w:tcW w:w="2645" w:type="dxa"/>
             <w:tcBorders>
-              <w:top w:val="single" w:sz="4" w:space="0" w:color="auto"/>
-              <w:left w:val="single" w:sz="4" w:space="0" w:color="auto"/>
+              <w:top w:val="single" w:color="auto" w:sz="4" w:space="0"/>
+              <w:left w:val="single" w:color="auto" w:sz="4" w:space="0"/>
               <w:bottom w:val="nil"/>
               <w:right w:val="nil"/>
             </w:tcBorders>
@@ -5157,12 +5225,12 @@
           </w:tcPr>
           <w:p>
             <w:pPr>
-              <w:pStyle w:val="a1"/>
+              <w:pStyle w:val="31"/>
               <w:keepNext/>
               <w:bidi w:val="0"/>
               <w:snapToGrid w:val="0"/>
               <w:spacing w:line="240" w:lineRule="auto"/>
-              <w:ind w:left="0" w:right="0" w:firstLine="0" w:leftChars="0" w:rightChars="0" w:firstLineChars="0"/>
+              <w:ind w:left="0" w:leftChars="0" w:right="0" w:rightChars="0" w:firstLine="0" w:firstLineChars="0"/>
               <w:jc w:val="center"/>
             </w:pPr>
             <w:r>
@@ -5174,8 +5242,8 @@
           <w:tcPr>
             <w:tcW w:w="4114" w:type="dxa"/>
             <w:tcBorders>
-              <w:top w:val="single" w:sz="4" w:space="0" w:color="auto"/>
-              <w:left w:val="single" w:sz="4" w:space="0" w:color="auto"/>
+              <w:top w:val="single" w:color="auto" w:sz="4" w:space="0"/>
+              <w:left w:val="single" w:color="auto" w:sz="4" w:space="0"/>
               <w:bottom w:val="nil"/>
               <w:right w:val="nil"/>
             </w:tcBorders>
@@ -5189,12 +5257,12 @@
           </w:tcPr>
           <w:p>
             <w:pPr>
-              <w:pStyle w:val="a1"/>
+              <w:pStyle w:val="31"/>
               <w:keepNext/>
               <w:bidi w:val="0"/>
               <w:snapToGrid w:val="0"/>
               <w:spacing w:line="240" w:lineRule="auto"/>
-              <w:ind w:left="0" w:right="0" w:firstLine="0" w:leftChars="0" w:rightChars="0" w:firstLineChars="0"/>
+              <w:ind w:left="0" w:leftChars="0" w:right="0" w:rightChars="0" w:firstLine="0" w:firstLineChars="0"/>
               <w:jc w:val="left"/>
             </w:pPr>
             <w:r>
@@ -5206,10 +5274,10 @@
           <w:tcPr>
             <w:tcW w:w="882" w:type="dxa"/>
             <w:tcBorders>
-              <w:top w:val="single" w:sz="4" w:space="0" w:color="auto"/>
-              <w:left w:val="single" w:sz="4" w:space="0" w:color="auto"/>
-              <w:bottom w:val="nil"/>
-              <w:right w:val="single" w:sz="12" w:space="0" w:color="auto"/>
+              <w:top w:val="single" w:color="auto" w:sz="4" w:space="0"/>
+              <w:left w:val="single" w:color="auto" w:sz="4" w:space="0"/>
+              <w:bottom w:val="nil"/>
+              <w:right w:val="single" w:color="auto" w:sz="12" w:space="0"/>
             </w:tcBorders>
             <w:tcMar>
               <w:top w:w="60" w:type="dxa"/>
@@ -5221,12 +5289,12 @@
           </w:tcPr>
           <w:p>
             <w:pPr>
-              <w:pStyle w:val="a1"/>
+              <w:pStyle w:val="31"/>
               <w:keepNext/>
               <w:bidi w:val="0"/>
               <w:snapToGrid w:val="0"/>
               <w:spacing w:line="240" w:lineRule="auto"/>
-              <w:ind w:left="0" w:right="0" w:firstLine="0" w:leftChars="0" w:rightChars="0" w:firstLineChars="0"/>
+              <w:ind w:left="0" w:leftChars="0" w:right="0" w:rightChars="0" w:firstLine="0" w:firstLineChars="0"/>
               <w:jc w:val="left"/>
             </w:pPr>
             <w:r>
@@ -5237,8 +5305,14 @@
       </w:tr>
       <w:tr>
         <w:tblPrEx>
-          <w:tblW w:w="8522" w:type="dxa"/>
-          <w:jc w:val="center"/>
+          <w:tblBorders>
+            <w:top w:val="none" w:color="auto" w:sz="0" w:space="0"/>
+            <w:left w:val="none" w:color="auto" w:sz="0" w:space="0"/>
+            <w:bottom w:val="none" w:color="auto" w:sz="0" w:space="0"/>
+            <w:right w:val="none" w:color="auto" w:sz="0" w:space="0"/>
+            <w:insideH w:val="none" w:color="auto" w:sz="0" w:space="0"/>
+            <w:insideV w:val="none" w:color="auto" w:sz="0" w:space="0"/>
+          </w:tblBorders>
           <w:tblCellMar>
             <w:top w:w="0" w:type="dxa"/>
             <w:left w:w="10" w:type="dxa"/>
@@ -5247,15 +5321,15 @@
           </w:tblCellMar>
         </w:tblPrEx>
         <w:trPr>
-          <w:trHeight w:val="0"/>
+          <w:trHeight w:val="0" w:hRule="atLeast"/>
           <w:jc w:val="center"/>
         </w:trPr>
         <w:tc>
           <w:tcPr>
             <w:tcW w:w="882" w:type="dxa"/>
             <w:tcBorders>
-              <w:top w:val="single" w:sz="4" w:space="0" w:color="auto"/>
-              <w:left w:val="single" w:sz="12" w:space="0" w:color="auto"/>
+              <w:top w:val="single" w:color="auto" w:sz="4" w:space="0"/>
+              <w:left w:val="single" w:color="auto" w:sz="12" w:space="0"/>
               <w:bottom w:val="nil"/>
               <w:right w:val="nil"/>
             </w:tcBorders>
@@ -5269,12 +5343,12 @@
           </w:tcPr>
           <w:p>
             <w:pPr>
-              <w:pStyle w:val="a1"/>
+              <w:pStyle w:val="31"/>
               <w:keepNext/>
               <w:bidi w:val="0"/>
               <w:snapToGrid w:val="0"/>
               <w:spacing w:line="240" w:lineRule="auto"/>
-              <w:ind w:left="0" w:right="0" w:firstLine="0" w:leftChars="0" w:rightChars="0" w:firstLineChars="0"/>
+              <w:ind w:left="0" w:leftChars="0" w:right="0" w:rightChars="0" w:firstLine="0" w:firstLineChars="0"/>
               <w:jc w:val="center"/>
             </w:pPr>
             <w:r>
@@ -5286,8 +5360,8 @@
           <w:tcPr>
             <w:tcW w:w="2645" w:type="dxa"/>
             <w:tcBorders>
-              <w:top w:val="single" w:sz="4" w:space="0" w:color="auto"/>
-              <w:left w:val="single" w:sz="4" w:space="0" w:color="auto"/>
+              <w:top w:val="single" w:color="auto" w:sz="4" w:space="0"/>
+              <w:left w:val="single" w:color="auto" w:sz="4" w:space="0"/>
               <w:bottom w:val="nil"/>
               <w:right w:val="nil"/>
             </w:tcBorders>
@@ -5301,12 +5375,12 @@
           </w:tcPr>
           <w:p>
             <w:pPr>
-              <w:pStyle w:val="a1"/>
+              <w:pStyle w:val="31"/>
               <w:keepNext/>
               <w:bidi w:val="0"/>
               <w:snapToGrid w:val="0"/>
               <w:spacing w:line="240" w:lineRule="auto"/>
-              <w:ind w:left="0" w:right="0" w:firstLine="0" w:leftChars="0" w:rightChars="0" w:firstLineChars="0"/>
+              <w:ind w:left="0" w:leftChars="0" w:right="0" w:rightChars="0" w:firstLine="0" w:firstLineChars="0"/>
               <w:jc w:val="center"/>
             </w:pPr>
             <w:r>
@@ -5318,8 +5392,8 @@
           <w:tcPr>
             <w:tcW w:w="4114" w:type="dxa"/>
             <w:tcBorders>
-              <w:top w:val="single" w:sz="4" w:space="0" w:color="auto"/>
-              <w:left w:val="single" w:sz="4" w:space="0" w:color="auto"/>
+              <w:top w:val="single" w:color="auto" w:sz="4" w:space="0"/>
+              <w:left w:val="single" w:color="auto" w:sz="4" w:space="0"/>
               <w:bottom w:val="nil"/>
               <w:right w:val="nil"/>
             </w:tcBorders>
@@ -5333,12 +5407,12 @@
           </w:tcPr>
           <w:p>
             <w:pPr>
-              <w:pStyle w:val="a1"/>
+              <w:pStyle w:val="31"/>
               <w:keepNext/>
               <w:bidi w:val="0"/>
               <w:snapToGrid w:val="0"/>
               <w:spacing w:line="240" w:lineRule="auto"/>
-              <w:ind w:left="0" w:right="0" w:firstLine="0" w:leftChars="0" w:rightChars="0" w:firstLineChars="0"/>
+              <w:ind w:left="0" w:leftChars="0" w:right="0" w:rightChars="0" w:firstLine="0" w:firstLineChars="0"/>
               <w:jc w:val="left"/>
             </w:pPr>
             <w:r>
@@ -5350,10 +5424,10 @@
           <w:tcPr>
             <w:tcW w:w="882" w:type="dxa"/>
             <w:tcBorders>
-              <w:top w:val="single" w:sz="4" w:space="0" w:color="auto"/>
-              <w:left w:val="single" w:sz="4" w:space="0" w:color="auto"/>
-              <w:bottom w:val="nil"/>
-              <w:right w:val="single" w:sz="12" w:space="0" w:color="auto"/>
+              <w:top w:val="single" w:color="auto" w:sz="4" w:space="0"/>
+              <w:left w:val="single" w:color="auto" w:sz="4" w:space="0"/>
+              <w:bottom w:val="nil"/>
+              <w:right w:val="single" w:color="auto" w:sz="12" w:space="0"/>
             </w:tcBorders>
             <w:tcMar>
               <w:top w:w="60" w:type="dxa"/>
@@ -5365,12 +5439,12 @@
           </w:tcPr>
           <w:p>
             <w:pPr>
-              <w:pStyle w:val="a1"/>
+              <w:pStyle w:val="31"/>
               <w:keepNext/>
               <w:bidi w:val="0"/>
               <w:snapToGrid w:val="0"/>
               <w:spacing w:line="240" w:lineRule="auto"/>
-              <w:ind w:left="0" w:right="0" w:firstLine="0" w:leftChars="0" w:rightChars="0" w:firstLineChars="0"/>
+              <w:ind w:left="0" w:leftChars="0" w:right="0" w:rightChars="0" w:firstLine="0" w:firstLineChars="0"/>
               <w:jc w:val="left"/>
             </w:pPr>
             <w:r>
@@ -5381,8 +5455,14 @@
       </w:tr>
       <w:tr>
         <w:tblPrEx>
-          <w:tblW w:w="8522" w:type="dxa"/>
-          <w:jc w:val="center"/>
+          <w:tblBorders>
+            <w:top w:val="none" w:color="auto" w:sz="0" w:space="0"/>
+            <w:left w:val="none" w:color="auto" w:sz="0" w:space="0"/>
+            <w:bottom w:val="none" w:color="auto" w:sz="0" w:space="0"/>
+            <w:right w:val="none" w:color="auto" w:sz="0" w:space="0"/>
+            <w:insideH w:val="none" w:color="auto" w:sz="0" w:space="0"/>
+            <w:insideV w:val="none" w:color="auto" w:sz="0" w:space="0"/>
+          </w:tblBorders>
           <w:tblCellMar>
             <w:top w:w="0" w:type="dxa"/>
             <w:left w:w="10" w:type="dxa"/>
@@ -5391,15 +5471,15 @@
           </w:tblCellMar>
         </w:tblPrEx>
         <w:trPr>
-          <w:trHeight w:val="0"/>
+          <w:trHeight w:val="0" w:hRule="atLeast"/>
           <w:jc w:val="center"/>
         </w:trPr>
         <w:tc>
           <w:tcPr>
             <w:tcW w:w="882" w:type="dxa"/>
             <w:tcBorders>
-              <w:top w:val="single" w:sz="4" w:space="0" w:color="auto"/>
-              <w:left w:val="single" w:sz="12" w:space="0" w:color="auto"/>
+              <w:top w:val="single" w:color="auto" w:sz="4" w:space="0"/>
+              <w:left w:val="single" w:color="auto" w:sz="12" w:space="0"/>
               <w:bottom w:val="nil"/>
               <w:right w:val="nil"/>
             </w:tcBorders>
@@ -5413,12 +5493,12 @@
           </w:tcPr>
           <w:p>
             <w:pPr>
-              <w:pStyle w:val="a1"/>
+              <w:pStyle w:val="31"/>
               <w:keepNext/>
               <w:bidi w:val="0"/>
               <w:snapToGrid w:val="0"/>
               <w:spacing w:line="240" w:lineRule="auto"/>
-              <w:ind w:left="0" w:right="0" w:firstLine="0" w:leftChars="0" w:rightChars="0" w:firstLineChars="0"/>
+              <w:ind w:left="0" w:leftChars="0" w:right="0" w:rightChars="0" w:firstLine="0" w:firstLineChars="0"/>
               <w:jc w:val="center"/>
             </w:pPr>
             <w:r>
@@ -5430,8 +5510,8 @@
           <w:tcPr>
             <w:tcW w:w="2645" w:type="dxa"/>
             <w:tcBorders>
-              <w:top w:val="single" w:sz="4" w:space="0" w:color="auto"/>
-              <w:left w:val="single" w:sz="4" w:space="0" w:color="auto"/>
+              <w:top w:val="single" w:color="auto" w:sz="4" w:space="0"/>
+              <w:left w:val="single" w:color="auto" w:sz="4" w:space="0"/>
               <w:bottom w:val="nil"/>
               <w:right w:val="nil"/>
             </w:tcBorders>
@@ -5445,12 +5525,12 @@
           </w:tcPr>
           <w:p>
             <w:pPr>
-              <w:pStyle w:val="a1"/>
+              <w:pStyle w:val="31"/>
               <w:keepNext/>
               <w:bidi w:val="0"/>
               <w:snapToGrid w:val="0"/>
               <w:spacing w:line="240" w:lineRule="auto"/>
-              <w:ind w:left="0" w:right="0" w:firstLine="0" w:leftChars="0" w:rightChars="0" w:firstLineChars="0"/>
+              <w:ind w:left="0" w:leftChars="0" w:right="0" w:rightChars="0" w:firstLine="0" w:firstLineChars="0"/>
               <w:jc w:val="center"/>
             </w:pPr>
             <w:r>
@@ -5462,8 +5542,8 @@
           <w:tcPr>
             <w:tcW w:w="4114" w:type="dxa"/>
             <w:tcBorders>
-              <w:top w:val="single" w:sz="4" w:space="0" w:color="auto"/>
-              <w:left w:val="single" w:sz="4" w:space="0" w:color="auto"/>
+              <w:top w:val="single" w:color="auto" w:sz="4" w:space="0"/>
+              <w:left w:val="single" w:color="auto" w:sz="4" w:space="0"/>
               <w:bottom w:val="nil"/>
               <w:right w:val="nil"/>
             </w:tcBorders>
@@ -5477,12 +5557,12 @@
           </w:tcPr>
           <w:p>
             <w:pPr>
-              <w:pStyle w:val="a1"/>
+              <w:pStyle w:val="31"/>
               <w:keepNext/>
               <w:bidi w:val="0"/>
               <w:snapToGrid w:val="0"/>
               <w:spacing w:line="240" w:lineRule="auto"/>
-              <w:ind w:left="0" w:right="0" w:firstLine="0" w:leftChars="0" w:rightChars="0" w:firstLineChars="0"/>
+              <w:ind w:left="0" w:leftChars="0" w:right="0" w:rightChars="0" w:firstLine="0" w:firstLineChars="0"/>
               <w:jc w:val="left"/>
             </w:pPr>
             <w:r>
@@ -5494,10 +5574,10 @@
           <w:tcPr>
             <w:tcW w:w="882" w:type="dxa"/>
             <w:tcBorders>
-              <w:top w:val="single" w:sz="4" w:space="0" w:color="auto"/>
-              <w:left w:val="single" w:sz="4" w:space="0" w:color="auto"/>
-              <w:bottom w:val="nil"/>
-              <w:right w:val="single" w:sz="12" w:space="0" w:color="auto"/>
+              <w:top w:val="single" w:color="auto" w:sz="4" w:space="0"/>
+              <w:left w:val="single" w:color="auto" w:sz="4" w:space="0"/>
+              <w:bottom w:val="nil"/>
+              <w:right w:val="single" w:color="auto" w:sz="12" w:space="0"/>
             </w:tcBorders>
             <w:tcMar>
               <w:top w:w="60" w:type="dxa"/>
@@ -5509,12 +5589,12 @@
           </w:tcPr>
           <w:p>
             <w:pPr>
-              <w:pStyle w:val="a1"/>
+              <w:pStyle w:val="31"/>
               <w:keepNext/>
               <w:bidi w:val="0"/>
               <w:snapToGrid w:val="0"/>
               <w:spacing w:line="240" w:lineRule="auto"/>
-              <w:ind w:left="0" w:right="0" w:firstLine="0" w:leftChars="0" w:rightChars="0" w:firstLineChars="0"/>
+              <w:ind w:left="0" w:leftChars="0" w:right="0" w:rightChars="0" w:firstLine="0" w:firstLineChars="0"/>
               <w:jc w:val="left"/>
             </w:pPr>
             <w:r>
@@ -5525,8 +5605,14 @@
       </w:tr>
       <w:tr>
         <w:tblPrEx>
-          <w:tblW w:w="8522" w:type="dxa"/>
-          <w:jc w:val="center"/>
+          <w:tblBorders>
+            <w:top w:val="none" w:color="auto" w:sz="0" w:space="0"/>
+            <w:left w:val="none" w:color="auto" w:sz="0" w:space="0"/>
+            <w:bottom w:val="none" w:color="auto" w:sz="0" w:space="0"/>
+            <w:right w:val="none" w:color="auto" w:sz="0" w:space="0"/>
+            <w:insideH w:val="none" w:color="auto" w:sz="0" w:space="0"/>
+            <w:insideV w:val="none" w:color="auto" w:sz="0" w:space="0"/>
+          </w:tblBorders>
           <w:tblCellMar>
             <w:top w:w="0" w:type="dxa"/>
             <w:left w:w="10" w:type="dxa"/>
@@ -5535,15 +5621,15 @@
           </w:tblCellMar>
         </w:tblPrEx>
         <w:trPr>
-          <w:trHeight w:val="0"/>
+          <w:trHeight w:val="0" w:hRule="atLeast"/>
           <w:jc w:val="center"/>
         </w:trPr>
         <w:tc>
           <w:tcPr>
             <w:tcW w:w="882" w:type="dxa"/>
             <w:tcBorders>
-              <w:top w:val="single" w:sz="4" w:space="0" w:color="auto"/>
-              <w:left w:val="single" w:sz="12" w:space="0" w:color="auto"/>
+              <w:top w:val="single" w:color="auto" w:sz="4" w:space="0"/>
+              <w:left w:val="single" w:color="auto" w:sz="12" w:space="0"/>
               <w:bottom w:val="nil"/>
               <w:right w:val="nil"/>
             </w:tcBorders>
@@ -5557,12 +5643,12 @@
           </w:tcPr>
           <w:p>
             <w:pPr>
-              <w:pStyle w:val="a1"/>
+              <w:pStyle w:val="31"/>
               <w:keepNext/>
               <w:bidi w:val="0"/>
               <w:snapToGrid w:val="0"/>
               <w:spacing w:line="240" w:lineRule="auto"/>
-              <w:ind w:left="0" w:right="0" w:firstLine="0" w:leftChars="0" w:rightChars="0" w:firstLineChars="0"/>
+              <w:ind w:left="0" w:leftChars="0" w:right="0" w:rightChars="0" w:firstLine="0" w:firstLineChars="0"/>
               <w:jc w:val="center"/>
             </w:pPr>
             <w:r>
@@ -5574,8 +5660,8 @@
           <w:tcPr>
             <w:tcW w:w="2645" w:type="dxa"/>
             <w:tcBorders>
-              <w:top w:val="single" w:sz="4" w:space="0" w:color="auto"/>
-              <w:left w:val="single" w:sz="4" w:space="0" w:color="auto"/>
+              <w:top w:val="single" w:color="auto" w:sz="4" w:space="0"/>
+              <w:left w:val="single" w:color="auto" w:sz="4" w:space="0"/>
               <w:bottom w:val="nil"/>
               <w:right w:val="nil"/>
             </w:tcBorders>
@@ -5589,12 +5675,12 @@
           </w:tcPr>
           <w:p>
             <w:pPr>
-              <w:pStyle w:val="a1"/>
+              <w:pStyle w:val="31"/>
               <w:keepNext/>
               <w:bidi w:val="0"/>
               <w:snapToGrid w:val="0"/>
               <w:spacing w:line="240" w:lineRule="auto"/>
-              <w:ind w:left="0" w:right="0" w:firstLine="0" w:leftChars="0" w:rightChars="0" w:firstLineChars="0"/>
+              <w:ind w:left="0" w:leftChars="0" w:right="0" w:rightChars="0" w:firstLine="0" w:firstLineChars="0"/>
               <w:jc w:val="center"/>
             </w:pPr>
             <w:r>
@@ -5606,8 +5692,8 @@
           <w:tcPr>
             <w:tcW w:w="4114" w:type="dxa"/>
             <w:tcBorders>
-              <w:top w:val="single" w:sz="4" w:space="0" w:color="auto"/>
-              <w:left w:val="single" w:sz="4" w:space="0" w:color="auto"/>
+              <w:top w:val="single" w:color="auto" w:sz="4" w:space="0"/>
+              <w:left w:val="single" w:color="auto" w:sz="4" w:space="0"/>
               <w:bottom w:val="nil"/>
               <w:right w:val="nil"/>
             </w:tcBorders>
@@ -5621,12 +5707,12 @@
           </w:tcPr>
           <w:p>
             <w:pPr>
-              <w:pStyle w:val="a1"/>
+              <w:pStyle w:val="31"/>
               <w:keepNext/>
               <w:bidi w:val="0"/>
               <w:snapToGrid w:val="0"/>
               <w:spacing w:line="240" w:lineRule="auto"/>
-              <w:ind w:left="0" w:right="0" w:firstLine="0" w:leftChars="0" w:rightChars="0" w:firstLineChars="0"/>
+              <w:ind w:left="0" w:leftChars="0" w:right="0" w:rightChars="0" w:firstLine="0" w:firstLineChars="0"/>
               <w:jc w:val="left"/>
             </w:pPr>
             <w:r>
@@ -5638,10 +5724,10 @@
           <w:tcPr>
             <w:tcW w:w="882" w:type="dxa"/>
             <w:tcBorders>
-              <w:top w:val="single" w:sz="4" w:space="0" w:color="auto"/>
-              <w:left w:val="single" w:sz="4" w:space="0" w:color="auto"/>
-              <w:bottom w:val="nil"/>
-              <w:right w:val="single" w:sz="12" w:space="0" w:color="auto"/>
+              <w:top w:val="single" w:color="auto" w:sz="4" w:space="0"/>
+              <w:left w:val="single" w:color="auto" w:sz="4" w:space="0"/>
+              <w:bottom w:val="nil"/>
+              <w:right w:val="single" w:color="auto" w:sz="12" w:space="0"/>
             </w:tcBorders>
             <w:tcMar>
               <w:top w:w="60" w:type="dxa"/>
@@ -5653,12 +5739,12 @@
           </w:tcPr>
           <w:p>
             <w:pPr>
-              <w:pStyle w:val="a1"/>
+              <w:pStyle w:val="31"/>
               <w:keepNext/>
               <w:bidi w:val="0"/>
               <w:snapToGrid w:val="0"/>
               <w:spacing w:line="240" w:lineRule="auto"/>
-              <w:ind w:left="0" w:right="0" w:firstLine="0" w:leftChars="0" w:rightChars="0" w:firstLineChars="0"/>
+              <w:ind w:left="0" w:leftChars="0" w:right="0" w:rightChars="0" w:firstLine="0" w:firstLineChars="0"/>
               <w:jc w:val="left"/>
             </w:pPr>
             <w:r>
@@ -5669,8 +5755,14 @@
       </w:tr>
       <w:tr>
         <w:tblPrEx>
-          <w:tblW w:w="8522" w:type="dxa"/>
-          <w:jc w:val="center"/>
+          <w:tblBorders>
+            <w:top w:val="none" w:color="auto" w:sz="0" w:space="0"/>
+            <w:left w:val="none" w:color="auto" w:sz="0" w:space="0"/>
+            <w:bottom w:val="none" w:color="auto" w:sz="0" w:space="0"/>
+            <w:right w:val="none" w:color="auto" w:sz="0" w:space="0"/>
+            <w:insideH w:val="none" w:color="auto" w:sz="0" w:space="0"/>
+            <w:insideV w:val="none" w:color="auto" w:sz="0" w:space="0"/>
+          </w:tblBorders>
           <w:tblCellMar>
             <w:top w:w="0" w:type="dxa"/>
             <w:left w:w="10" w:type="dxa"/>
@@ -5679,15 +5771,15 @@
           </w:tblCellMar>
         </w:tblPrEx>
         <w:trPr>
-          <w:trHeight w:val="0"/>
+          <w:trHeight w:val="0" w:hRule="atLeast"/>
           <w:jc w:val="center"/>
         </w:trPr>
         <w:tc>
           <w:tcPr>
             <w:tcW w:w="882" w:type="dxa"/>
             <w:tcBorders>
-              <w:top w:val="single" w:sz="4" w:space="0" w:color="auto"/>
-              <w:left w:val="single" w:sz="12" w:space="0" w:color="auto"/>
+              <w:top w:val="single" w:color="auto" w:sz="4" w:space="0"/>
+              <w:left w:val="single" w:color="auto" w:sz="12" w:space="0"/>
               <w:bottom w:val="nil"/>
               <w:right w:val="nil"/>
             </w:tcBorders>
@@ -5701,12 +5793,12 @@
           </w:tcPr>
           <w:p>
             <w:pPr>
-              <w:pStyle w:val="a1"/>
+              <w:pStyle w:val="31"/>
               <w:keepNext/>
               <w:bidi w:val="0"/>
               <w:snapToGrid w:val="0"/>
               <w:spacing w:line="240" w:lineRule="auto"/>
-              <w:ind w:left="0" w:right="0" w:firstLine="0" w:leftChars="0" w:rightChars="0" w:firstLineChars="0"/>
+              <w:ind w:left="0" w:leftChars="0" w:right="0" w:rightChars="0" w:firstLine="0" w:firstLineChars="0"/>
               <w:jc w:val="center"/>
             </w:pPr>
             <w:r>
@@ -5718,8 +5810,8 @@
           <w:tcPr>
             <w:tcW w:w="2645" w:type="dxa"/>
             <w:tcBorders>
-              <w:top w:val="single" w:sz="4" w:space="0" w:color="auto"/>
-              <w:left w:val="single" w:sz="4" w:space="0" w:color="auto"/>
+              <w:top w:val="single" w:color="auto" w:sz="4" w:space="0"/>
+              <w:left w:val="single" w:color="auto" w:sz="4" w:space="0"/>
               <w:bottom w:val="nil"/>
               <w:right w:val="nil"/>
             </w:tcBorders>
@@ -5733,12 +5825,12 @@
           </w:tcPr>
           <w:p>
             <w:pPr>
-              <w:pStyle w:val="a1"/>
+              <w:pStyle w:val="31"/>
               <w:keepNext/>
               <w:bidi w:val="0"/>
               <w:snapToGrid w:val="0"/>
               <w:spacing w:line="240" w:lineRule="auto"/>
-              <w:ind w:left="0" w:right="0" w:firstLine="0" w:leftChars="0" w:rightChars="0" w:firstLineChars="0"/>
+              <w:ind w:left="0" w:leftChars="0" w:right="0" w:rightChars="0" w:firstLine="0" w:firstLineChars="0"/>
               <w:jc w:val="center"/>
             </w:pPr>
             <w:r>
@@ -5750,8 +5842,8 @@
           <w:tcPr>
             <w:tcW w:w="4114" w:type="dxa"/>
             <w:tcBorders>
-              <w:top w:val="single" w:sz="4" w:space="0" w:color="auto"/>
-              <w:left w:val="single" w:sz="4" w:space="0" w:color="auto"/>
+              <w:top w:val="single" w:color="auto" w:sz="4" w:space="0"/>
+              <w:left w:val="single" w:color="auto" w:sz="4" w:space="0"/>
               <w:bottom w:val="nil"/>
               <w:right w:val="nil"/>
             </w:tcBorders>
@@ -5765,12 +5857,12 @@
           </w:tcPr>
           <w:p>
             <w:pPr>
-              <w:pStyle w:val="a1"/>
+              <w:pStyle w:val="31"/>
               <w:keepNext/>
               <w:bidi w:val="0"/>
               <w:snapToGrid w:val="0"/>
               <w:spacing w:line="240" w:lineRule="auto"/>
-              <w:ind w:left="0" w:right="0" w:firstLine="0" w:leftChars="0" w:rightChars="0" w:firstLineChars="0"/>
+              <w:ind w:left="0" w:leftChars="0" w:right="0" w:rightChars="0" w:firstLine="0" w:firstLineChars="0"/>
               <w:jc w:val="left"/>
             </w:pPr>
             <w:r>
@@ -5782,10 +5874,10 @@
           <w:tcPr>
             <w:tcW w:w="882" w:type="dxa"/>
             <w:tcBorders>
-              <w:top w:val="single" w:sz="4" w:space="0" w:color="auto"/>
-              <w:left w:val="single" w:sz="4" w:space="0" w:color="auto"/>
-              <w:bottom w:val="nil"/>
-              <w:right w:val="single" w:sz="12" w:space="0" w:color="auto"/>
+              <w:top w:val="single" w:color="auto" w:sz="4" w:space="0"/>
+              <w:left w:val="single" w:color="auto" w:sz="4" w:space="0"/>
+              <w:bottom w:val="nil"/>
+              <w:right w:val="single" w:color="auto" w:sz="12" w:space="0"/>
             </w:tcBorders>
             <w:tcMar>
               <w:top w:w="60" w:type="dxa"/>
@@ -5797,12 +5889,12 @@
           </w:tcPr>
           <w:p>
             <w:pPr>
-              <w:pStyle w:val="a1"/>
+              <w:pStyle w:val="31"/>
               <w:keepNext/>
               <w:bidi w:val="0"/>
               <w:snapToGrid w:val="0"/>
               <w:spacing w:line="240" w:lineRule="auto"/>
-              <w:ind w:left="0" w:right="0" w:firstLine="0" w:leftChars="0" w:rightChars="0" w:firstLineChars="0"/>
+              <w:ind w:left="0" w:leftChars="0" w:right="0" w:rightChars="0" w:firstLine="0" w:firstLineChars="0"/>
               <w:jc w:val="left"/>
             </w:pPr>
             <w:r>
@@ -5813,8 +5905,14 @@
       </w:tr>
       <w:tr>
         <w:tblPrEx>
-          <w:tblW w:w="8522" w:type="dxa"/>
-          <w:jc w:val="center"/>
+          <w:tblBorders>
+            <w:top w:val="none" w:color="auto" w:sz="0" w:space="0"/>
+            <w:left w:val="none" w:color="auto" w:sz="0" w:space="0"/>
+            <w:bottom w:val="none" w:color="auto" w:sz="0" w:space="0"/>
+            <w:right w:val="none" w:color="auto" w:sz="0" w:space="0"/>
+            <w:insideH w:val="none" w:color="auto" w:sz="0" w:space="0"/>
+            <w:insideV w:val="none" w:color="auto" w:sz="0" w:space="0"/>
+          </w:tblBorders>
           <w:tblCellMar>
             <w:top w:w="0" w:type="dxa"/>
             <w:left w:w="10" w:type="dxa"/>
@@ -5823,15 +5921,15 @@
           </w:tblCellMar>
         </w:tblPrEx>
         <w:trPr>
-          <w:trHeight w:val="0"/>
+          <w:trHeight w:val="0" w:hRule="atLeast"/>
           <w:jc w:val="center"/>
         </w:trPr>
         <w:tc>
           <w:tcPr>
             <w:tcW w:w="882" w:type="dxa"/>
             <w:tcBorders>
-              <w:top w:val="single" w:sz="4" w:space="0" w:color="auto"/>
-              <w:left w:val="single" w:sz="12" w:space="0" w:color="auto"/>
+              <w:top w:val="single" w:color="auto" w:sz="4" w:space="0"/>
+              <w:left w:val="single" w:color="auto" w:sz="12" w:space="0"/>
               <w:bottom w:val="nil"/>
               <w:right w:val="nil"/>
             </w:tcBorders>
@@ -5845,12 +5943,12 @@
           </w:tcPr>
           <w:p>
             <w:pPr>
-              <w:pStyle w:val="a1"/>
+              <w:pStyle w:val="31"/>
               <w:keepNext/>
               <w:bidi w:val="0"/>
               <w:snapToGrid w:val="0"/>
               <w:spacing w:line="240" w:lineRule="auto"/>
-              <w:ind w:left="0" w:right="0" w:firstLine="0" w:leftChars="0" w:rightChars="0" w:firstLineChars="0"/>
+              <w:ind w:left="0" w:leftChars="0" w:right="0" w:rightChars="0" w:firstLine="0" w:firstLineChars="0"/>
               <w:jc w:val="center"/>
             </w:pPr>
             <w:r>
@@ -5862,8 +5960,8 @@
           <w:tcPr>
             <w:tcW w:w="2645" w:type="dxa"/>
             <w:tcBorders>
-              <w:top w:val="single" w:sz="4" w:space="0" w:color="auto"/>
-              <w:left w:val="single" w:sz="4" w:space="0" w:color="auto"/>
+              <w:top w:val="single" w:color="auto" w:sz="4" w:space="0"/>
+              <w:left w:val="single" w:color="auto" w:sz="4" w:space="0"/>
               <w:bottom w:val="nil"/>
               <w:right w:val="nil"/>
             </w:tcBorders>
@@ -5877,12 +5975,12 @@
           </w:tcPr>
           <w:p>
             <w:pPr>
-              <w:pStyle w:val="a1"/>
+              <w:pStyle w:val="31"/>
               <w:keepNext/>
               <w:bidi w:val="0"/>
               <w:snapToGrid w:val="0"/>
               <w:spacing w:line="240" w:lineRule="auto"/>
-              <w:ind w:left="0" w:right="0" w:firstLine="0" w:leftChars="0" w:rightChars="0" w:firstLineChars="0"/>
+              <w:ind w:left="0" w:leftChars="0" w:right="0" w:rightChars="0" w:firstLine="0" w:firstLineChars="0"/>
               <w:jc w:val="center"/>
             </w:pPr>
             <w:r>
@@ -5894,8 +5992,8 @@
           <w:tcPr>
             <w:tcW w:w="4114" w:type="dxa"/>
             <w:tcBorders>
-              <w:top w:val="single" w:sz="4" w:space="0" w:color="auto"/>
-              <w:left w:val="single" w:sz="4" w:space="0" w:color="auto"/>
+              <w:top w:val="single" w:color="auto" w:sz="4" w:space="0"/>
+              <w:left w:val="single" w:color="auto" w:sz="4" w:space="0"/>
               <w:bottom w:val="nil"/>
               <w:right w:val="nil"/>
             </w:tcBorders>
@@ -5909,12 +6007,12 @@
           </w:tcPr>
           <w:p>
             <w:pPr>
-              <w:pStyle w:val="a1"/>
+              <w:pStyle w:val="31"/>
               <w:keepNext/>
               <w:bidi w:val="0"/>
               <w:snapToGrid w:val="0"/>
               <w:spacing w:line="240" w:lineRule="auto"/>
-              <w:ind w:left="0" w:right="0" w:firstLine="0" w:leftChars="0" w:rightChars="0" w:firstLineChars="0"/>
+              <w:ind w:left="0" w:leftChars="0" w:right="0" w:rightChars="0" w:firstLine="0" w:firstLineChars="0"/>
               <w:jc w:val="left"/>
             </w:pPr>
             <w:r>
@@ -5926,10 +6024,10 @@
           <w:tcPr>
             <w:tcW w:w="882" w:type="dxa"/>
             <w:tcBorders>
-              <w:top w:val="single" w:sz="4" w:space="0" w:color="auto"/>
-              <w:left w:val="single" w:sz="4" w:space="0" w:color="auto"/>
-              <w:bottom w:val="nil"/>
-              <w:right w:val="single" w:sz="12" w:space="0" w:color="auto"/>
+              <w:top w:val="single" w:color="auto" w:sz="4" w:space="0"/>
+              <w:left w:val="single" w:color="auto" w:sz="4" w:space="0"/>
+              <w:bottom w:val="nil"/>
+              <w:right w:val="single" w:color="auto" w:sz="12" w:space="0"/>
             </w:tcBorders>
             <w:tcMar>
               <w:top w:w="60" w:type="dxa"/>
@@ -5941,12 +6039,12 @@
           </w:tcPr>
           <w:p>
             <w:pPr>
-              <w:pStyle w:val="a1"/>
+              <w:pStyle w:val="31"/>
               <w:keepNext/>
               <w:bidi w:val="0"/>
               <w:snapToGrid w:val="0"/>
               <w:spacing w:line="240" w:lineRule="auto"/>
-              <w:ind w:left="0" w:right="0" w:firstLine="0" w:leftChars="0" w:rightChars="0" w:firstLineChars="0"/>
+              <w:ind w:left="0" w:leftChars="0" w:right="0" w:rightChars="0" w:firstLine="0" w:firstLineChars="0"/>
               <w:jc w:val="left"/>
             </w:pPr>
             <w:r>
@@ -5957,8 +6055,14 @@
       </w:tr>
       <w:tr>
         <w:tblPrEx>
-          <w:tblW w:w="8522" w:type="dxa"/>
-          <w:jc w:val="center"/>
+          <w:tblBorders>
+            <w:top w:val="none" w:color="auto" w:sz="0" w:space="0"/>
+            <w:left w:val="none" w:color="auto" w:sz="0" w:space="0"/>
+            <w:bottom w:val="none" w:color="auto" w:sz="0" w:space="0"/>
+            <w:right w:val="none" w:color="auto" w:sz="0" w:space="0"/>
+            <w:insideH w:val="none" w:color="auto" w:sz="0" w:space="0"/>
+            <w:insideV w:val="none" w:color="auto" w:sz="0" w:space="0"/>
+          </w:tblBorders>
           <w:tblCellMar>
             <w:top w:w="0" w:type="dxa"/>
             <w:left w:w="10" w:type="dxa"/>
@@ -5967,15 +6071,15 @@
           </w:tblCellMar>
         </w:tblPrEx>
         <w:trPr>
-          <w:trHeight w:val="0"/>
+          <w:trHeight w:val="0" w:hRule="atLeast"/>
           <w:jc w:val="center"/>
         </w:trPr>
         <w:tc>
           <w:tcPr>
             <w:tcW w:w="882" w:type="dxa"/>
             <w:tcBorders>
-              <w:top w:val="single" w:sz="4" w:space="0" w:color="auto"/>
-              <w:left w:val="single" w:sz="12" w:space="0" w:color="auto"/>
+              <w:top w:val="single" w:color="auto" w:sz="4" w:space="0"/>
+              <w:left w:val="single" w:color="auto" w:sz="12" w:space="0"/>
               <w:bottom w:val="nil"/>
               <w:right w:val="nil"/>
             </w:tcBorders>
@@ -5989,12 +6093,12 @@
           </w:tcPr>
           <w:p>
             <w:pPr>
-              <w:pStyle w:val="a1"/>
+              <w:pStyle w:val="31"/>
               <w:keepNext/>
               <w:bidi w:val="0"/>
               <w:snapToGrid w:val="0"/>
               <w:spacing w:line="240" w:lineRule="auto"/>
-              <w:ind w:left="0" w:right="0" w:firstLine="0" w:leftChars="0" w:rightChars="0" w:firstLineChars="0"/>
+              <w:ind w:left="0" w:leftChars="0" w:right="0" w:rightChars="0" w:firstLine="0" w:firstLineChars="0"/>
               <w:jc w:val="center"/>
             </w:pPr>
             <w:r>
@@ -6006,8 +6110,8 @@
           <w:tcPr>
             <w:tcW w:w="2645" w:type="dxa"/>
             <w:tcBorders>
-              <w:top w:val="single" w:sz="4" w:space="0" w:color="auto"/>
-              <w:left w:val="single" w:sz="4" w:space="0" w:color="auto"/>
+              <w:top w:val="single" w:color="auto" w:sz="4" w:space="0"/>
+              <w:left w:val="single" w:color="auto" w:sz="4" w:space="0"/>
               <w:bottom w:val="nil"/>
               <w:right w:val="nil"/>
             </w:tcBorders>
@@ -6021,12 +6125,12 @@
           </w:tcPr>
           <w:p>
             <w:pPr>
-              <w:pStyle w:val="a1"/>
+              <w:pStyle w:val="31"/>
               <w:keepNext/>
               <w:bidi w:val="0"/>
               <w:snapToGrid w:val="0"/>
               <w:spacing w:line="240" w:lineRule="auto"/>
-              <w:ind w:left="0" w:right="0" w:firstLine="0" w:leftChars="0" w:rightChars="0" w:firstLineChars="0"/>
+              <w:ind w:left="0" w:leftChars="0" w:right="0" w:rightChars="0" w:firstLine="0" w:firstLineChars="0"/>
               <w:jc w:val="center"/>
             </w:pPr>
             <w:r>
@@ -6038,8 +6142,8 @@
           <w:tcPr>
             <w:tcW w:w="4114" w:type="dxa"/>
             <w:tcBorders>
-              <w:top w:val="single" w:sz="4" w:space="0" w:color="auto"/>
-              <w:left w:val="single" w:sz="4" w:space="0" w:color="auto"/>
+              <w:top w:val="single" w:color="auto" w:sz="4" w:space="0"/>
+              <w:left w:val="single" w:color="auto" w:sz="4" w:space="0"/>
               <w:bottom w:val="nil"/>
               <w:right w:val="nil"/>
             </w:tcBorders>
@@ -6053,12 +6157,12 @@
           </w:tcPr>
           <w:p>
             <w:pPr>
-              <w:pStyle w:val="a1"/>
+              <w:pStyle w:val="31"/>
               <w:keepNext/>
               <w:bidi w:val="0"/>
               <w:snapToGrid w:val="0"/>
               <w:spacing w:line="240" w:lineRule="auto"/>
-              <w:ind w:left="0" w:right="0" w:firstLine="0" w:leftChars="0" w:rightChars="0" w:firstLineChars="0"/>
+              <w:ind w:left="0" w:leftChars="0" w:right="0" w:rightChars="0" w:firstLine="0" w:firstLineChars="0"/>
               <w:jc w:val="left"/>
             </w:pPr>
             <w:r>
@@ -6070,10 +6174,10 @@
           <w:tcPr>
             <w:tcW w:w="882" w:type="dxa"/>
             <w:tcBorders>
-              <w:top w:val="single" w:sz="4" w:space="0" w:color="auto"/>
-              <w:left w:val="single" w:sz="4" w:space="0" w:color="auto"/>
-              <w:bottom w:val="nil"/>
-              <w:right w:val="single" w:sz="12" w:space="0" w:color="auto"/>
+              <w:top w:val="single" w:color="auto" w:sz="4" w:space="0"/>
+              <w:left w:val="single" w:color="auto" w:sz="4" w:space="0"/>
+              <w:bottom w:val="nil"/>
+              <w:right w:val="single" w:color="auto" w:sz="12" w:space="0"/>
             </w:tcBorders>
             <w:tcMar>
               <w:top w:w="60" w:type="dxa"/>
@@ -6085,12 +6189,12 @@
           </w:tcPr>
           <w:p>
             <w:pPr>
-              <w:pStyle w:val="a1"/>
+              <w:pStyle w:val="31"/>
               <w:keepNext/>
               <w:bidi w:val="0"/>
               <w:snapToGrid w:val="0"/>
               <w:spacing w:line="240" w:lineRule="auto"/>
-              <w:ind w:left="0" w:right="0" w:firstLine="0" w:leftChars="0" w:rightChars="0" w:firstLineChars="0"/>
+              <w:ind w:left="0" w:leftChars="0" w:right="0" w:rightChars="0" w:firstLine="0" w:firstLineChars="0"/>
               <w:jc w:val="left"/>
             </w:pPr>
             <w:r>
@@ -6101,8 +6205,14 @@
       </w:tr>
       <w:tr>
         <w:tblPrEx>
-          <w:tblW w:w="8522" w:type="dxa"/>
-          <w:jc w:val="center"/>
+          <w:tblBorders>
+            <w:top w:val="none" w:color="auto" w:sz="0" w:space="0"/>
+            <w:left w:val="none" w:color="auto" w:sz="0" w:space="0"/>
+            <w:bottom w:val="none" w:color="auto" w:sz="0" w:space="0"/>
+            <w:right w:val="none" w:color="auto" w:sz="0" w:space="0"/>
+            <w:insideH w:val="none" w:color="auto" w:sz="0" w:space="0"/>
+            <w:insideV w:val="none" w:color="auto" w:sz="0" w:space="0"/>
+          </w:tblBorders>
           <w:tblCellMar>
             <w:top w:w="0" w:type="dxa"/>
             <w:left w:w="10" w:type="dxa"/>
@@ -6111,15 +6221,15 @@
           </w:tblCellMar>
         </w:tblPrEx>
         <w:trPr>
-          <w:trHeight w:val="0"/>
+          <w:trHeight w:val="0" w:hRule="atLeast"/>
           <w:jc w:val="center"/>
         </w:trPr>
         <w:tc>
           <w:tcPr>
             <w:tcW w:w="882" w:type="dxa"/>
             <w:tcBorders>
-              <w:top w:val="single" w:sz="4" w:space="0" w:color="auto"/>
-              <w:left w:val="single" w:sz="12" w:space="0" w:color="auto"/>
+              <w:top w:val="single" w:color="auto" w:sz="4" w:space="0"/>
+              <w:left w:val="single" w:color="auto" w:sz="12" w:space="0"/>
               <w:bottom w:val="nil"/>
               <w:right w:val="nil"/>
             </w:tcBorders>
@@ -6133,12 +6243,12 @@
           </w:tcPr>
           <w:p>
             <w:pPr>
-              <w:pStyle w:val="a1"/>
+              <w:pStyle w:val="31"/>
               <w:keepNext/>
               <w:bidi w:val="0"/>
               <w:snapToGrid w:val="0"/>
               <w:spacing w:line="240" w:lineRule="auto"/>
-              <w:ind w:left="0" w:right="0" w:firstLine="0" w:leftChars="0" w:rightChars="0" w:firstLineChars="0"/>
+              <w:ind w:left="0" w:leftChars="0" w:right="0" w:rightChars="0" w:firstLine="0" w:firstLineChars="0"/>
               <w:jc w:val="center"/>
             </w:pPr>
             <w:r>
@@ -6150,8 +6260,8 @@
           <w:tcPr>
             <w:tcW w:w="2645" w:type="dxa"/>
             <w:tcBorders>
-              <w:top w:val="single" w:sz="4" w:space="0" w:color="auto"/>
-              <w:left w:val="single" w:sz="4" w:space="0" w:color="auto"/>
+              <w:top w:val="single" w:color="auto" w:sz="4" w:space="0"/>
+              <w:left w:val="single" w:color="auto" w:sz="4" w:space="0"/>
               <w:bottom w:val="nil"/>
               <w:right w:val="nil"/>
             </w:tcBorders>
@@ -6165,12 +6275,12 @@
           </w:tcPr>
           <w:p>
             <w:pPr>
-              <w:pStyle w:val="a1"/>
+              <w:pStyle w:val="31"/>
               <w:keepNext/>
               <w:bidi w:val="0"/>
               <w:snapToGrid w:val="0"/>
               <w:spacing w:line="240" w:lineRule="auto"/>
-              <w:ind w:left="0" w:right="0" w:firstLine="0" w:leftChars="0" w:rightChars="0" w:firstLineChars="0"/>
+              <w:ind w:left="0" w:leftChars="0" w:right="0" w:rightChars="0" w:firstLine="0" w:firstLineChars="0"/>
               <w:jc w:val="center"/>
             </w:pPr>
             <w:r>
@@ -6182,8 +6292,8 @@
           <w:tcPr>
             <w:tcW w:w="4114" w:type="dxa"/>
             <w:tcBorders>
-              <w:top w:val="single" w:sz="4" w:space="0" w:color="auto"/>
-              <w:left w:val="single" w:sz="4" w:space="0" w:color="auto"/>
+              <w:top w:val="single" w:color="auto" w:sz="4" w:space="0"/>
+              <w:left w:val="single" w:color="auto" w:sz="4" w:space="0"/>
               <w:bottom w:val="nil"/>
               <w:right w:val="nil"/>
             </w:tcBorders>
@@ -6197,12 +6307,12 @@
           </w:tcPr>
           <w:p>
             <w:pPr>
-              <w:pStyle w:val="a1"/>
+              <w:pStyle w:val="31"/>
               <w:keepNext/>
               <w:bidi w:val="0"/>
               <w:snapToGrid w:val="0"/>
               <w:spacing w:line="240" w:lineRule="auto"/>
-              <w:ind w:left="0" w:right="0" w:firstLine="0" w:leftChars="0" w:rightChars="0" w:firstLineChars="0"/>
+              <w:ind w:left="0" w:leftChars="0" w:right="0" w:rightChars="0" w:firstLine="0" w:firstLineChars="0"/>
               <w:jc w:val="left"/>
             </w:pPr>
             <w:r>
@@ -6214,10 +6324,10 @@
           <w:tcPr>
             <w:tcW w:w="882" w:type="dxa"/>
             <w:tcBorders>
-              <w:top w:val="single" w:sz="4" w:space="0" w:color="auto"/>
-              <w:left w:val="single" w:sz="4" w:space="0" w:color="auto"/>
-              <w:bottom w:val="nil"/>
-              <w:right w:val="single" w:sz="12" w:space="0" w:color="auto"/>
+              <w:top w:val="single" w:color="auto" w:sz="4" w:space="0"/>
+              <w:left w:val="single" w:color="auto" w:sz="4" w:space="0"/>
+              <w:bottom w:val="nil"/>
+              <w:right w:val="single" w:color="auto" w:sz="12" w:space="0"/>
             </w:tcBorders>
             <w:tcMar>
               <w:top w:w="60" w:type="dxa"/>
@@ -6229,12 +6339,12 @@
           </w:tcPr>
           <w:p>
             <w:pPr>
-              <w:pStyle w:val="a1"/>
+              <w:pStyle w:val="31"/>
               <w:keepNext/>
               <w:bidi w:val="0"/>
               <w:snapToGrid w:val="0"/>
               <w:spacing w:line="240" w:lineRule="auto"/>
-              <w:ind w:left="0" w:right="0" w:firstLine="0" w:leftChars="0" w:rightChars="0" w:firstLineChars="0"/>
+              <w:ind w:left="0" w:leftChars="0" w:right="0" w:rightChars="0" w:firstLine="0" w:firstLineChars="0"/>
               <w:jc w:val="left"/>
             </w:pPr>
             <w:r>
@@ -6245,8 +6355,14 @@
       </w:tr>
       <w:tr>
         <w:tblPrEx>
-          <w:tblW w:w="8522" w:type="dxa"/>
-          <w:jc w:val="center"/>
+          <w:tblBorders>
+            <w:top w:val="none" w:color="auto" w:sz="0" w:space="0"/>
+            <w:left w:val="none" w:color="auto" w:sz="0" w:space="0"/>
+            <w:bottom w:val="none" w:color="auto" w:sz="0" w:space="0"/>
+            <w:right w:val="none" w:color="auto" w:sz="0" w:space="0"/>
+            <w:insideH w:val="none" w:color="auto" w:sz="0" w:space="0"/>
+            <w:insideV w:val="none" w:color="auto" w:sz="0" w:space="0"/>
+          </w:tblBorders>
           <w:tblCellMar>
             <w:top w:w="0" w:type="dxa"/>
             <w:left w:w="10" w:type="dxa"/>
@@ -6255,16 +6371,16 @@
           </w:tblCellMar>
         </w:tblPrEx>
         <w:trPr>
-          <w:trHeight w:val="0"/>
+          <w:trHeight w:val="0" w:hRule="atLeast"/>
           <w:jc w:val="center"/>
         </w:trPr>
         <w:tc>
           <w:tcPr>
             <w:tcW w:w="882" w:type="dxa"/>
             <w:tcBorders>
-              <w:top w:val="single" w:sz="4" w:space="0" w:color="auto"/>
-              <w:left w:val="single" w:sz="12" w:space="0" w:color="auto"/>
-              <w:bottom w:val="single" w:sz="12" w:space="0" w:color="auto"/>
+              <w:top w:val="single" w:color="auto" w:sz="4" w:space="0"/>
+              <w:left w:val="single" w:color="auto" w:sz="12" w:space="0"/>
+              <w:bottom w:val="single" w:color="auto" w:sz="12" w:space="0"/>
               <w:right w:val="nil"/>
             </w:tcBorders>
             <w:tcMar>
@@ -6277,12 +6393,12 @@
           </w:tcPr>
           <w:p>
             <w:pPr>
-              <w:pStyle w:val="a1"/>
+              <w:pStyle w:val="31"/>
               <w:keepNext/>
               <w:bidi w:val="0"/>
               <w:snapToGrid w:val="0"/>
               <w:spacing w:line="240" w:lineRule="auto"/>
-              <w:ind w:left="0" w:right="0" w:firstLine="0" w:leftChars="0" w:rightChars="0" w:firstLineChars="0"/>
+              <w:ind w:left="0" w:leftChars="0" w:right="0" w:rightChars="0" w:firstLine="0" w:firstLineChars="0"/>
               <w:jc w:val="center"/>
             </w:pPr>
             <w:r>
@@ -6294,9 +6410,9 @@
           <w:tcPr>
             <w:tcW w:w="2645" w:type="dxa"/>
             <w:tcBorders>
-              <w:top w:val="single" w:sz="4" w:space="0" w:color="auto"/>
-              <w:left w:val="single" w:sz="4" w:space="0" w:color="auto"/>
-              <w:bottom w:val="single" w:sz="12" w:space="0" w:color="auto"/>
+              <w:top w:val="single" w:color="auto" w:sz="4" w:space="0"/>
+              <w:left w:val="single" w:color="auto" w:sz="4" w:space="0"/>
+              <w:bottom w:val="single" w:color="auto" w:sz="12" w:space="0"/>
               <w:right w:val="nil"/>
             </w:tcBorders>
             <w:tcMar>
@@ -6309,12 +6425,12 @@
           </w:tcPr>
           <w:p>
             <w:pPr>
-              <w:pStyle w:val="a1"/>
+              <w:pStyle w:val="31"/>
               <w:keepNext/>
               <w:bidi w:val="0"/>
               <w:snapToGrid w:val="0"/>
               <w:spacing w:line="240" w:lineRule="auto"/>
-              <w:ind w:left="0" w:right="0" w:firstLine="0" w:leftChars="0" w:rightChars="0" w:firstLineChars="0"/>
+              <w:ind w:left="0" w:leftChars="0" w:right="0" w:rightChars="0" w:firstLine="0" w:firstLineChars="0"/>
               <w:jc w:val="center"/>
             </w:pPr>
             <w:r>
@@ -6326,9 +6442,9 @@
           <w:tcPr>
             <w:tcW w:w="4114" w:type="dxa"/>
             <w:tcBorders>
-              <w:top w:val="single" w:sz="4" w:space="0" w:color="auto"/>
-              <w:left w:val="single" w:sz="4" w:space="0" w:color="auto"/>
-              <w:bottom w:val="single" w:sz="12" w:space="0" w:color="auto"/>
+              <w:top w:val="single" w:color="auto" w:sz="4" w:space="0"/>
+              <w:left w:val="single" w:color="auto" w:sz="4" w:space="0"/>
+              <w:bottom w:val="single" w:color="auto" w:sz="12" w:space="0"/>
               <w:right w:val="nil"/>
             </w:tcBorders>
             <w:tcMar>
@@ -6341,12 +6457,12 @@
           </w:tcPr>
           <w:p>
             <w:pPr>
-              <w:pStyle w:val="a1"/>
+              <w:pStyle w:val="31"/>
               <w:keepNext/>
               <w:bidi w:val="0"/>
               <w:snapToGrid w:val="0"/>
               <w:spacing w:line="240" w:lineRule="auto"/>
-              <w:ind w:left="0" w:right="0" w:firstLine="0" w:leftChars="0" w:rightChars="0" w:firstLineChars="0"/>
+              <w:ind w:left="0" w:leftChars="0" w:right="0" w:rightChars="0" w:firstLine="0" w:firstLineChars="0"/>
               <w:jc w:val="left"/>
             </w:pPr>
             <w:r>
@@ -6358,10 +6474,10 @@
           <w:tcPr>
             <w:tcW w:w="882" w:type="dxa"/>
             <w:tcBorders>
-              <w:top w:val="single" w:sz="4" w:space="0" w:color="auto"/>
-              <w:left w:val="single" w:sz="4" w:space="0" w:color="auto"/>
-              <w:bottom w:val="single" w:sz="12" w:space="0" w:color="auto"/>
-              <w:right w:val="single" w:sz="12" w:space="0" w:color="auto"/>
+              <w:top w:val="single" w:color="auto" w:sz="4" w:space="0"/>
+              <w:left w:val="single" w:color="auto" w:sz="4" w:space="0"/>
+              <w:bottom w:val="single" w:color="auto" w:sz="12" w:space="0"/>
+              <w:right w:val="single" w:color="auto" w:sz="12" w:space="0"/>
             </w:tcBorders>
             <w:tcMar>
               <w:top w:w="60" w:type="dxa"/>
@@ -6373,12 +6489,12 @@
           </w:tcPr>
           <w:p>
             <w:pPr>
-              <w:pStyle w:val="a1"/>
+              <w:pStyle w:val="31"/>
               <w:keepNext/>
               <w:bidi w:val="0"/>
               <w:snapToGrid w:val="0"/>
               <w:spacing w:line="240" w:lineRule="auto"/>
-              <w:ind w:left="0" w:right="0" w:firstLine="0" w:leftChars="0" w:rightChars="0" w:firstLineChars="0"/>
+              <w:ind w:left="0" w:leftChars="0" w:right="0" w:rightChars="0" w:firstLine="0" w:firstLineChars="0"/>
               <w:jc w:val="left"/>
             </w:pPr>
             <w:r>
@@ -6390,20 +6506,20 @@
     </w:tbl>
     <w:p>
       <w:pPr>
-        <w:pStyle w:val="1"/>
+        <w:pStyle w:val="30"/>
         <w:bidi w:val="0"/>
       </w:pPr>
-      <w:bookmarkStart w:id="15" w:name="heading_7"/>
-      <w:bookmarkStart w:id="16" w:name="_Toc20107"/>
+      <w:bookmarkStart w:id="14" w:name="heading_7"/>
+      <w:bookmarkStart w:id="15" w:name="_Toc14351"/>
       <w:r>
         <w:t>满意度计算方法</w:t>
       </w:r>
+      <w:bookmarkEnd w:id="14"/>
       <w:bookmarkEnd w:id="15"/>
-      <w:bookmarkEnd w:id="16"/>
     </w:p>
     <w:p>
       <w:pPr>
-        <w:pStyle w:val="a3"/>
+        <w:pStyle w:val="41"/>
         <w:bidi w:val="0"/>
         <w:jc w:val="center"/>
         <w:rPr>
@@ -6440,7 +6556,7 @@
           <w:rFonts w:hint="eastAsia"/>
           <w:lang w:val="en-US" w:eastAsia="zh-CN"/>
         </w:rPr>
-        <w:instrText>"柴_标题1"\n</w:instrText>
+        <w:instrText xml:space="preserve">"柴_标题1"\n</w:instrText>
       </w:r>
       <w:r>
         <w:instrText xml:space="preserve"> \s</w:instrText>
@@ -6457,7 +6573,7 @@
           <w:rFonts w:hint="eastAsia"/>
           <w:lang w:val="en-US" w:eastAsia="zh-CN"/>
         </w:rPr>
-        <w:instrText>* Charformat</w:instrText>
+        <w:instrText xml:space="preserve">* Charformat</w:instrText>
       </w:r>
       <w:r>
         <w:rPr>
@@ -6522,7 +6638,7 @@
         </w:rPr>
         <w:fldChar w:fldCharType="end"/>
       </w:r>
-      <w:bookmarkStart w:id="17" w:name="_Toc27977"/>
+      <w:bookmarkStart w:id="16" w:name="_Toc1749"/>
       <w:r>
         <w:rPr>
           <w:rFonts w:hint="eastAsia"/>
@@ -6540,21 +6656,22 @@
         </w:rPr>
         <w:t>表</w:t>
       </w:r>
-      <w:bookmarkEnd w:id="17"/>
+      <w:bookmarkEnd w:id="16"/>
     </w:p>
     <w:tbl>
       <w:tblPr>
-        <w:tblStyle w:val="TableNormal"/>
+        <w:tblStyle w:val="22"/>
         <w:tblW w:w="8522" w:type="dxa"/>
         <w:jc w:val="center"/>
         <w:tblBorders>
-          <w:top w:val="nil"/>
-          <w:left w:val="nil"/>
-          <w:bottom w:val="nil"/>
-          <w:right w:val="nil"/>
-          <w:insideH w:val="nil"/>
-          <w:insideV w:val="nil"/>
+          <w:top w:val="none" w:color="auto" w:sz="0" w:space="0"/>
+          <w:left w:val="none" w:color="auto" w:sz="0" w:space="0"/>
+          <w:bottom w:val="none" w:color="auto" w:sz="0" w:space="0"/>
+          <w:right w:val="none" w:color="auto" w:sz="0" w:space="0"/>
+          <w:insideH w:val="none" w:color="auto" w:sz="0" w:space="0"/>
+          <w:insideV w:val="none" w:color="auto" w:sz="0" w:space="0"/>
         </w:tblBorders>
+        <w:tblLayout w:type="autofit"/>
         <w:tblCellMar>
           <w:top w:w="0" w:type="dxa"/>
           <w:left w:w="10" w:type="dxa"/>
@@ -6568,15 +6685,13 @@
       </w:tblGrid>
       <w:tr>
         <w:tblPrEx>
-          <w:tblW w:w="8522" w:type="dxa"/>
-          <w:jc w:val="center"/>
           <w:tblBorders>
-            <w:top w:val="nil"/>
-            <w:left w:val="nil"/>
-            <w:bottom w:val="nil"/>
-            <w:right w:val="nil"/>
-            <w:insideH w:val="nil"/>
-            <w:insideV w:val="nil"/>
+            <w:top w:val="none" w:color="auto" w:sz="0" w:space="0"/>
+            <w:left w:val="none" w:color="auto" w:sz="0" w:space="0"/>
+            <w:bottom w:val="none" w:color="auto" w:sz="0" w:space="0"/>
+            <w:right w:val="none" w:color="auto" w:sz="0" w:space="0"/>
+            <w:insideH w:val="none" w:color="auto" w:sz="0" w:space="0"/>
+            <w:insideV w:val="none" w:color="auto" w:sz="0" w:space="0"/>
           </w:tblBorders>
           <w:tblCellMar>
             <w:top w:w="0" w:type="dxa"/>
@@ -6586,7 +6701,7 @@
           </w:tblCellMar>
         </w:tblPrEx>
         <w:trPr>
-          <w:trHeight w:val="0"/>
+          <w:trHeight w:val="0" w:hRule="atLeast"/>
           <w:tblHeader/>
           <w:jc w:val="center"/>
         </w:trPr>
@@ -6594,8 +6709,8 @@
           <w:tcPr>
             <w:tcW w:w="3922" w:type="dxa"/>
             <w:tcBorders>
-              <w:top w:val="single" w:sz="12" w:space="0" w:color="auto"/>
-              <w:left w:val="single" w:sz="12" w:space="0" w:color="auto"/>
+              <w:top w:val="single" w:color="auto" w:sz="12" w:space="0"/>
+              <w:left w:val="single" w:color="auto" w:sz="12" w:space="0"/>
               <w:bottom w:val="nil"/>
               <w:right w:val="nil"/>
             </w:tcBorders>
@@ -6609,11 +6724,11 @@
           </w:tcPr>
           <w:p>
             <w:pPr>
-              <w:pStyle w:val="a1"/>
-              <w:bidi w:val="0"/>
-              <w:snapToGrid w:val="0"/>
-              <w:spacing w:line="240" w:lineRule="auto"/>
-              <w:ind w:left="0" w:right="0" w:firstLine="0" w:leftChars="0" w:rightChars="0" w:firstLineChars="0"/>
+              <w:pStyle w:val="31"/>
+              <w:bidi w:val="0"/>
+              <w:snapToGrid w:val="0"/>
+              <w:spacing w:line="240" w:lineRule="auto"/>
+              <w:ind w:left="0" w:leftChars="0" w:right="0" w:rightChars="0" w:firstLine="0" w:firstLineChars="0"/>
               <w:jc w:val="center"/>
               <w:rPr>
                 <w:b/>
@@ -6631,10 +6746,10 @@
           <w:tcPr>
             <w:tcW w:w="4600" w:type="dxa"/>
             <w:tcBorders>
-              <w:top w:val="single" w:sz="12" w:space="0" w:color="auto"/>
-              <w:left w:val="single" w:sz="4" w:space="0" w:color="auto"/>
-              <w:bottom w:val="nil"/>
-              <w:right w:val="single" w:sz="12" w:space="0" w:color="auto"/>
+              <w:top w:val="single" w:color="auto" w:sz="12" w:space="0"/>
+              <w:left w:val="single" w:color="auto" w:sz="4" w:space="0"/>
+              <w:bottom w:val="nil"/>
+              <w:right w:val="single" w:color="auto" w:sz="12" w:space="0"/>
             </w:tcBorders>
             <w:tcMar>
               <w:top w:w="60" w:type="dxa"/>
@@ -6646,11 +6761,11 @@
           </w:tcPr>
           <w:p>
             <w:pPr>
-              <w:pStyle w:val="a1"/>
-              <w:bidi w:val="0"/>
-              <w:snapToGrid w:val="0"/>
-              <w:spacing w:line="240" w:lineRule="auto"/>
-              <w:ind w:left="0" w:right="0" w:firstLine="0" w:leftChars="0" w:rightChars="0" w:firstLineChars="0"/>
+              <w:pStyle w:val="31"/>
+              <w:bidi w:val="0"/>
+              <w:snapToGrid w:val="0"/>
+              <w:spacing w:line="240" w:lineRule="auto"/>
+              <w:ind w:left="0" w:leftChars="0" w:right="0" w:rightChars="0" w:firstLine="0" w:firstLineChars="0"/>
               <w:jc w:val="center"/>
               <w:rPr>
                 <w:b/>
@@ -6667,8 +6782,14 @@
       </w:tr>
       <w:tr>
         <w:tblPrEx>
-          <w:tblW w:w="8522" w:type="dxa"/>
-          <w:jc w:val="center"/>
+          <w:tblBorders>
+            <w:top w:val="none" w:color="auto" w:sz="0" w:space="0"/>
+            <w:left w:val="none" w:color="auto" w:sz="0" w:space="0"/>
+            <w:bottom w:val="none" w:color="auto" w:sz="0" w:space="0"/>
+            <w:right w:val="none" w:color="auto" w:sz="0" w:space="0"/>
+            <w:insideH w:val="none" w:color="auto" w:sz="0" w:space="0"/>
+            <w:insideV w:val="none" w:color="auto" w:sz="0" w:space="0"/>
+          </w:tblBorders>
           <w:tblCellMar>
             <w:top w:w="0" w:type="dxa"/>
             <w:left w:w="10" w:type="dxa"/>
@@ -6677,15 +6798,15 @@
           </w:tblCellMar>
         </w:tblPrEx>
         <w:trPr>
-          <w:trHeight w:val="0"/>
+          <w:trHeight w:val="0" w:hRule="atLeast"/>
           <w:jc w:val="center"/>
         </w:trPr>
         <w:tc>
           <w:tcPr>
             <w:tcW w:w="3922" w:type="dxa"/>
             <w:tcBorders>
-              <w:top w:val="single" w:sz="4" w:space="0" w:color="auto"/>
-              <w:left w:val="single" w:sz="12" w:space="0" w:color="auto"/>
+              <w:top w:val="single" w:color="auto" w:sz="4" w:space="0"/>
+              <w:left w:val="single" w:color="auto" w:sz="12" w:space="0"/>
               <w:bottom w:val="nil"/>
               <w:right w:val="nil"/>
             </w:tcBorders>
@@ -6699,11 +6820,11 @@
           </w:tcPr>
           <w:p>
             <w:pPr>
-              <w:pStyle w:val="a1"/>
-              <w:bidi w:val="0"/>
-              <w:snapToGrid w:val="0"/>
-              <w:spacing w:line="240" w:lineRule="auto"/>
-              <w:ind w:left="0" w:right="0" w:firstLine="0" w:leftChars="0" w:rightChars="0" w:firstLineChars="0"/>
+              <w:pStyle w:val="31"/>
+              <w:bidi w:val="0"/>
+              <w:snapToGrid w:val="0"/>
+              <w:spacing w:line="240" w:lineRule="auto"/>
+              <w:ind w:left="0" w:leftChars="0" w:right="0" w:rightChars="0" w:firstLine="0" w:firstLineChars="0"/>
               <w:jc w:val="center"/>
             </w:pPr>
             <w:r>
@@ -6715,10 +6836,10 @@
           <w:tcPr>
             <w:tcW w:w="4600" w:type="dxa"/>
             <w:tcBorders>
-              <w:top w:val="single" w:sz="4" w:space="0" w:color="auto"/>
-              <w:left w:val="single" w:sz="4" w:space="0" w:color="auto"/>
-              <w:bottom w:val="nil"/>
-              <w:right w:val="single" w:sz="12" w:space="0" w:color="auto"/>
+              <w:top w:val="single" w:color="auto" w:sz="4" w:space="0"/>
+              <w:left w:val="single" w:color="auto" w:sz="4" w:space="0"/>
+              <w:bottom w:val="nil"/>
+              <w:right w:val="single" w:color="auto" w:sz="12" w:space="0"/>
             </w:tcBorders>
             <w:tcMar>
               <w:top w:w="60" w:type="dxa"/>
@@ -6730,11 +6851,11 @@
           </w:tcPr>
           <w:p>
             <w:pPr>
-              <w:pStyle w:val="a1"/>
-              <w:bidi w:val="0"/>
-              <w:snapToGrid w:val="0"/>
-              <w:spacing w:line="240" w:lineRule="auto"/>
-              <w:ind w:left="0" w:right="0" w:firstLine="0" w:leftChars="0" w:rightChars="0" w:firstLineChars="0"/>
+              <w:pStyle w:val="31"/>
+              <w:bidi w:val="0"/>
+              <w:snapToGrid w:val="0"/>
+              <w:spacing w:line="240" w:lineRule="auto"/>
+              <w:ind w:left="0" w:leftChars="0" w:right="0" w:rightChars="0" w:firstLine="0" w:firstLineChars="0"/>
               <w:jc w:val="center"/>
             </w:pPr>
             <w:r>
@@ -6745,8 +6866,14 @@
       </w:tr>
       <w:tr>
         <w:tblPrEx>
-          <w:tblW w:w="8522" w:type="dxa"/>
-          <w:jc w:val="center"/>
+          <w:tblBorders>
+            <w:top w:val="none" w:color="auto" w:sz="0" w:space="0"/>
+            <w:left w:val="none" w:color="auto" w:sz="0" w:space="0"/>
+            <w:bottom w:val="none" w:color="auto" w:sz="0" w:space="0"/>
+            <w:right w:val="none" w:color="auto" w:sz="0" w:space="0"/>
+            <w:insideH w:val="none" w:color="auto" w:sz="0" w:space="0"/>
+            <w:insideV w:val="none" w:color="auto" w:sz="0" w:space="0"/>
+          </w:tblBorders>
           <w:tblCellMar>
             <w:top w:w="0" w:type="dxa"/>
             <w:left w:w="10" w:type="dxa"/>
@@ -6755,15 +6882,15 @@
           </w:tblCellMar>
         </w:tblPrEx>
         <w:trPr>
-          <w:trHeight w:val="0"/>
+          <w:trHeight w:val="0" w:hRule="atLeast"/>
           <w:jc w:val="center"/>
         </w:trPr>
         <w:tc>
           <w:tcPr>
             <w:tcW w:w="3922" w:type="dxa"/>
             <w:tcBorders>
-              <w:top w:val="single" w:sz="4" w:space="0" w:color="auto"/>
-              <w:left w:val="single" w:sz="12" w:space="0" w:color="auto"/>
+              <w:top w:val="single" w:color="auto" w:sz="4" w:space="0"/>
+              <w:left w:val="single" w:color="auto" w:sz="12" w:space="0"/>
               <w:bottom w:val="nil"/>
               <w:right w:val="nil"/>
             </w:tcBorders>
@@ -6777,11 +6904,11 @@
           </w:tcPr>
           <w:p>
             <w:pPr>
-              <w:pStyle w:val="a1"/>
-              <w:bidi w:val="0"/>
-              <w:snapToGrid w:val="0"/>
-              <w:spacing w:line="240" w:lineRule="auto"/>
-              <w:ind w:left="0" w:right="0" w:firstLine="0" w:leftChars="0" w:rightChars="0" w:firstLineChars="0"/>
+              <w:pStyle w:val="31"/>
+              <w:bidi w:val="0"/>
+              <w:snapToGrid w:val="0"/>
+              <w:spacing w:line="240" w:lineRule="auto"/>
+              <w:ind w:left="0" w:leftChars="0" w:right="0" w:rightChars="0" w:firstLine="0" w:firstLineChars="0"/>
               <w:jc w:val="center"/>
             </w:pPr>
             <w:r>
@@ -6793,10 +6920,10 @@
           <w:tcPr>
             <w:tcW w:w="4600" w:type="dxa"/>
             <w:tcBorders>
-              <w:top w:val="single" w:sz="4" w:space="0" w:color="auto"/>
-              <w:left w:val="single" w:sz="4" w:space="0" w:color="auto"/>
-              <w:bottom w:val="nil"/>
-              <w:right w:val="single" w:sz="12" w:space="0" w:color="auto"/>
+              <w:top w:val="single" w:color="auto" w:sz="4" w:space="0"/>
+              <w:left w:val="single" w:color="auto" w:sz="4" w:space="0"/>
+              <w:bottom w:val="nil"/>
+              <w:right w:val="single" w:color="auto" w:sz="12" w:space="0"/>
             </w:tcBorders>
             <w:tcMar>
               <w:top w:w="60" w:type="dxa"/>
@@ -6808,11 +6935,11 @@
           </w:tcPr>
           <w:p>
             <w:pPr>
-              <w:pStyle w:val="a1"/>
-              <w:bidi w:val="0"/>
-              <w:snapToGrid w:val="0"/>
-              <w:spacing w:line="240" w:lineRule="auto"/>
-              <w:ind w:left="0" w:right="0" w:firstLine="0" w:leftChars="0" w:rightChars="0" w:firstLineChars="0"/>
+              <w:pStyle w:val="31"/>
+              <w:bidi w:val="0"/>
+              <w:snapToGrid w:val="0"/>
+              <w:spacing w:line="240" w:lineRule="auto"/>
+              <w:ind w:left="0" w:leftChars="0" w:right="0" w:rightChars="0" w:firstLine="0" w:firstLineChars="0"/>
               <w:jc w:val="center"/>
             </w:pPr>
             <w:r>
@@ -6823,8 +6950,14 @@
       </w:tr>
       <w:tr>
         <w:tblPrEx>
-          <w:tblW w:w="8522" w:type="dxa"/>
-          <w:jc w:val="center"/>
+          <w:tblBorders>
+            <w:top w:val="none" w:color="auto" w:sz="0" w:space="0"/>
+            <w:left w:val="none" w:color="auto" w:sz="0" w:space="0"/>
+            <w:bottom w:val="none" w:color="auto" w:sz="0" w:space="0"/>
+            <w:right w:val="none" w:color="auto" w:sz="0" w:space="0"/>
+            <w:insideH w:val="none" w:color="auto" w:sz="0" w:space="0"/>
+            <w:insideV w:val="none" w:color="auto" w:sz="0" w:space="0"/>
+          </w:tblBorders>
           <w:tblCellMar>
             <w:top w:w="0" w:type="dxa"/>
             <w:left w:w="10" w:type="dxa"/>
@@ -6833,15 +6966,15 @@
           </w:tblCellMar>
         </w:tblPrEx>
         <w:trPr>
-          <w:trHeight w:val="0"/>
+          <w:trHeight w:val="0" w:hRule="atLeast"/>
           <w:jc w:val="center"/>
         </w:trPr>
         <w:tc>
           <w:tcPr>
             <w:tcW w:w="3922" w:type="dxa"/>
             <w:tcBorders>
-              <w:top w:val="single" w:sz="4" w:space="0" w:color="auto"/>
-              <w:left w:val="single" w:sz="12" w:space="0" w:color="auto"/>
+              <w:top w:val="single" w:color="auto" w:sz="4" w:space="0"/>
+              <w:left w:val="single" w:color="auto" w:sz="12" w:space="0"/>
               <w:bottom w:val="nil"/>
               <w:right w:val="nil"/>
             </w:tcBorders>
@@ -6855,11 +6988,11 @@
           </w:tcPr>
           <w:p>
             <w:pPr>
-              <w:pStyle w:val="a1"/>
-              <w:bidi w:val="0"/>
-              <w:snapToGrid w:val="0"/>
-              <w:spacing w:line="240" w:lineRule="auto"/>
-              <w:ind w:left="0" w:right="0" w:firstLine="0" w:leftChars="0" w:rightChars="0" w:firstLineChars="0"/>
+              <w:pStyle w:val="31"/>
+              <w:bidi w:val="0"/>
+              <w:snapToGrid w:val="0"/>
+              <w:spacing w:line="240" w:lineRule="auto"/>
+              <w:ind w:left="0" w:leftChars="0" w:right="0" w:rightChars="0" w:firstLine="0" w:firstLineChars="0"/>
               <w:jc w:val="center"/>
             </w:pPr>
             <w:r>
@@ -6871,10 +7004,10 @@
           <w:tcPr>
             <w:tcW w:w="4600" w:type="dxa"/>
             <w:tcBorders>
-              <w:top w:val="single" w:sz="4" w:space="0" w:color="auto"/>
-              <w:left w:val="single" w:sz="4" w:space="0" w:color="auto"/>
-              <w:bottom w:val="nil"/>
-              <w:right w:val="single" w:sz="12" w:space="0" w:color="auto"/>
+              <w:top w:val="single" w:color="auto" w:sz="4" w:space="0"/>
+              <w:left w:val="single" w:color="auto" w:sz="4" w:space="0"/>
+              <w:bottom w:val="nil"/>
+              <w:right w:val="single" w:color="auto" w:sz="12" w:space="0"/>
             </w:tcBorders>
             <w:tcMar>
               <w:top w:w="60" w:type="dxa"/>
@@ -6886,11 +7019,11 @@
           </w:tcPr>
           <w:p>
             <w:pPr>
-              <w:pStyle w:val="a1"/>
-              <w:bidi w:val="0"/>
-              <w:snapToGrid w:val="0"/>
-              <w:spacing w:line="240" w:lineRule="auto"/>
-              <w:ind w:left="0" w:right="0" w:firstLine="0" w:leftChars="0" w:rightChars="0" w:firstLineChars="0"/>
+              <w:pStyle w:val="31"/>
+              <w:bidi w:val="0"/>
+              <w:snapToGrid w:val="0"/>
+              <w:spacing w:line="240" w:lineRule="auto"/>
+              <w:ind w:left="0" w:leftChars="0" w:right="0" w:rightChars="0" w:firstLine="0" w:firstLineChars="0"/>
               <w:jc w:val="center"/>
             </w:pPr>
             <w:r>
@@ -6901,8 +7034,14 @@
       </w:tr>
       <w:tr>
         <w:tblPrEx>
-          <w:tblW w:w="8522" w:type="dxa"/>
-          <w:jc w:val="center"/>
+          <w:tblBorders>
+            <w:top w:val="none" w:color="auto" w:sz="0" w:space="0"/>
+            <w:left w:val="none" w:color="auto" w:sz="0" w:space="0"/>
+            <w:bottom w:val="none" w:color="auto" w:sz="0" w:space="0"/>
+            <w:right w:val="none" w:color="auto" w:sz="0" w:space="0"/>
+            <w:insideH w:val="none" w:color="auto" w:sz="0" w:space="0"/>
+            <w:insideV w:val="none" w:color="auto" w:sz="0" w:space="0"/>
+          </w:tblBorders>
           <w:tblCellMar>
             <w:top w:w="0" w:type="dxa"/>
             <w:left w:w="10" w:type="dxa"/>
@@ -6911,15 +7050,15 @@
           </w:tblCellMar>
         </w:tblPrEx>
         <w:trPr>
-          <w:trHeight w:val="0"/>
+          <w:trHeight w:val="0" w:hRule="atLeast"/>
           <w:jc w:val="center"/>
         </w:trPr>
         <w:tc>
           <w:tcPr>
             <w:tcW w:w="3922" w:type="dxa"/>
             <w:tcBorders>
-              <w:top w:val="single" w:sz="4" w:space="0" w:color="auto"/>
-              <w:left w:val="single" w:sz="12" w:space="0" w:color="auto"/>
+              <w:top w:val="single" w:color="auto" w:sz="4" w:space="0"/>
+              <w:left w:val="single" w:color="auto" w:sz="12" w:space="0"/>
               <w:bottom w:val="nil"/>
               <w:right w:val="nil"/>
             </w:tcBorders>
@@ -6933,11 +7072,11 @@
           </w:tcPr>
           <w:p>
             <w:pPr>
-              <w:pStyle w:val="a1"/>
-              <w:bidi w:val="0"/>
-              <w:snapToGrid w:val="0"/>
-              <w:spacing w:line="240" w:lineRule="auto"/>
-              <w:ind w:left="0" w:right="0" w:firstLine="0" w:leftChars="0" w:rightChars="0" w:firstLineChars="0"/>
+              <w:pStyle w:val="31"/>
+              <w:bidi w:val="0"/>
+              <w:snapToGrid w:val="0"/>
+              <w:spacing w:line="240" w:lineRule="auto"/>
+              <w:ind w:left="0" w:leftChars="0" w:right="0" w:rightChars="0" w:firstLine="0" w:firstLineChars="0"/>
               <w:jc w:val="center"/>
             </w:pPr>
             <w:r>
@@ -6949,10 +7088,10 @@
           <w:tcPr>
             <w:tcW w:w="4600" w:type="dxa"/>
             <w:tcBorders>
-              <w:top w:val="single" w:sz="4" w:space="0" w:color="auto"/>
-              <w:left w:val="single" w:sz="4" w:space="0" w:color="auto"/>
-              <w:bottom w:val="nil"/>
-              <w:right w:val="single" w:sz="12" w:space="0" w:color="auto"/>
+              <w:top w:val="single" w:color="auto" w:sz="4" w:space="0"/>
+              <w:left w:val="single" w:color="auto" w:sz="4" w:space="0"/>
+              <w:bottom w:val="nil"/>
+              <w:right w:val="single" w:color="auto" w:sz="12" w:space="0"/>
             </w:tcBorders>
             <w:tcMar>
               <w:top w:w="60" w:type="dxa"/>
@@ -6964,11 +7103,11 @@
           </w:tcPr>
           <w:p>
             <w:pPr>
-              <w:pStyle w:val="a1"/>
-              <w:bidi w:val="0"/>
-              <w:snapToGrid w:val="0"/>
-              <w:spacing w:line="240" w:lineRule="auto"/>
-              <w:ind w:left="0" w:right="0" w:firstLine="0" w:leftChars="0" w:rightChars="0" w:firstLineChars="0"/>
+              <w:pStyle w:val="31"/>
+              <w:bidi w:val="0"/>
+              <w:snapToGrid w:val="0"/>
+              <w:spacing w:line="240" w:lineRule="auto"/>
+              <w:ind w:left="0" w:leftChars="0" w:right="0" w:rightChars="0" w:firstLine="0" w:firstLineChars="0"/>
               <w:jc w:val="center"/>
             </w:pPr>
             <w:r>
@@ -6979,8 +7118,14 @@
       </w:tr>
       <w:tr>
         <w:tblPrEx>
-          <w:tblW w:w="8522" w:type="dxa"/>
-          <w:jc w:val="center"/>
+          <w:tblBorders>
+            <w:top w:val="none" w:color="auto" w:sz="0" w:space="0"/>
+            <w:left w:val="none" w:color="auto" w:sz="0" w:space="0"/>
+            <w:bottom w:val="none" w:color="auto" w:sz="0" w:space="0"/>
+            <w:right w:val="none" w:color="auto" w:sz="0" w:space="0"/>
+            <w:insideH w:val="none" w:color="auto" w:sz="0" w:space="0"/>
+            <w:insideV w:val="none" w:color="auto" w:sz="0" w:space="0"/>
+          </w:tblBorders>
           <w:tblCellMar>
             <w:top w:w="0" w:type="dxa"/>
             <w:left w:w="10" w:type="dxa"/>
@@ -6989,16 +7134,16 @@
           </w:tblCellMar>
         </w:tblPrEx>
         <w:trPr>
-          <w:trHeight w:val="0"/>
+          <w:trHeight w:val="0" w:hRule="atLeast"/>
           <w:jc w:val="center"/>
         </w:trPr>
         <w:tc>
           <w:tcPr>
             <w:tcW w:w="3922" w:type="dxa"/>
             <w:tcBorders>
-              <w:top w:val="single" w:sz="4" w:space="0" w:color="auto"/>
-              <w:left w:val="single" w:sz="12" w:space="0" w:color="auto"/>
-              <w:bottom w:val="single" w:sz="12" w:space="0" w:color="auto"/>
+              <w:top w:val="single" w:color="auto" w:sz="4" w:space="0"/>
+              <w:left w:val="single" w:color="auto" w:sz="12" w:space="0"/>
+              <w:bottom w:val="single" w:color="auto" w:sz="12" w:space="0"/>
               <w:right w:val="nil"/>
             </w:tcBorders>
             <w:tcMar>
@@ -7011,11 +7156,11 @@
           </w:tcPr>
           <w:p>
             <w:pPr>
-              <w:pStyle w:val="a1"/>
-              <w:bidi w:val="0"/>
-              <w:snapToGrid w:val="0"/>
-              <w:spacing w:line="240" w:lineRule="auto"/>
-              <w:ind w:left="0" w:right="0" w:firstLine="0" w:leftChars="0" w:rightChars="0" w:firstLineChars="0"/>
+              <w:pStyle w:val="31"/>
+              <w:bidi w:val="0"/>
+              <w:snapToGrid w:val="0"/>
+              <w:spacing w:line="240" w:lineRule="auto"/>
+              <w:ind w:left="0" w:leftChars="0" w:right="0" w:rightChars="0" w:firstLine="0" w:firstLineChars="0"/>
               <w:jc w:val="center"/>
             </w:pPr>
             <w:r>
@@ -7027,10 +7172,10 @@
           <w:tcPr>
             <w:tcW w:w="4600" w:type="dxa"/>
             <w:tcBorders>
-              <w:top w:val="single" w:sz="4" w:space="0" w:color="auto"/>
-              <w:left w:val="single" w:sz="4" w:space="0" w:color="auto"/>
-              <w:bottom w:val="single" w:sz="12" w:space="0" w:color="auto"/>
-              <w:right w:val="single" w:sz="12" w:space="0" w:color="auto"/>
+              <w:top w:val="single" w:color="auto" w:sz="4" w:space="0"/>
+              <w:left w:val="single" w:color="auto" w:sz="4" w:space="0"/>
+              <w:bottom w:val="single" w:color="auto" w:sz="12" w:space="0"/>
+              <w:right w:val="single" w:color="auto" w:sz="12" w:space="0"/>
             </w:tcBorders>
             <w:tcMar>
               <w:top w:w="60" w:type="dxa"/>
@@ -7042,11 +7187,11 @@
           </w:tcPr>
           <w:p>
             <w:pPr>
-              <w:pStyle w:val="a1"/>
-              <w:bidi w:val="0"/>
-              <w:snapToGrid w:val="0"/>
-              <w:spacing w:line="240" w:lineRule="auto"/>
-              <w:ind w:left="0" w:right="0" w:firstLine="0" w:leftChars="0" w:rightChars="0" w:firstLineChars="0"/>
+              <w:pStyle w:val="31"/>
+              <w:bidi w:val="0"/>
+              <w:snapToGrid w:val="0"/>
+              <w:spacing w:line="240" w:lineRule="auto"/>
+              <w:ind w:left="0" w:leftChars="0" w:right="0" w:rightChars="0" w:firstLine="0" w:firstLineChars="0"/>
               <w:jc w:val="center"/>
             </w:pPr>
             <w:r>
@@ -7058,7 +7203,7 @@
     </w:tbl>
     <w:p>
       <w:pPr>
-        <w:pStyle w:val="a1"/>
+        <w:pStyle w:val="31"/>
         <w:bidi w:val="0"/>
       </w:pPr>
       <w:r>
@@ -7067,7 +7212,7 @@
     </w:p>
     <w:p>
       <w:pPr>
-        <w:pStyle w:val="a1"/>
+        <w:pStyle w:val="31"/>
         <w:bidi w:val="0"/>
       </w:pPr>
       <w:r>
@@ -7084,30 +7229,31 @@
     </w:p>
     <w:p>
       <w:pPr>
-        <w:pStyle w:val="1"/>
+        <w:pStyle w:val="30"/>
         <w:bidi w:val="0"/>
       </w:pPr>
-      <w:bookmarkStart w:id="18" w:name="_Toc19289"/>
-      <w:bookmarkStart w:id="19" w:name="heading_8"/>
+      <w:bookmarkStart w:id="17" w:name="heading_8"/>
+      <w:bookmarkStart w:id="18" w:name="_Toc1124"/>
       <w:r>
         <w:t>调查实施安排</w:t>
       </w:r>
+      <w:bookmarkEnd w:id="17"/>
       <w:bookmarkEnd w:id="18"/>
-      <w:bookmarkEnd w:id="19"/>
     </w:p>
     <w:tbl>
       <w:tblPr>
-        <w:tblStyle w:val="TableNormal"/>
+        <w:tblStyle w:val="22"/>
         <w:tblW w:w="8522" w:type="dxa"/>
         <w:jc w:val="center"/>
         <w:tblBorders>
-          <w:top w:val="nil"/>
-          <w:left w:val="nil"/>
-          <w:bottom w:val="nil"/>
-          <w:right w:val="nil"/>
-          <w:insideH w:val="nil"/>
-          <w:insideV w:val="nil"/>
+          <w:top w:val="none" w:color="auto" w:sz="0" w:space="0"/>
+          <w:left w:val="none" w:color="auto" w:sz="0" w:space="0"/>
+          <w:bottom w:val="none" w:color="auto" w:sz="0" w:space="0"/>
+          <w:right w:val="none" w:color="auto" w:sz="0" w:space="0"/>
+          <w:insideH w:val="none" w:color="auto" w:sz="0" w:space="0"/>
+          <w:insideV w:val="none" w:color="auto" w:sz="0" w:space="0"/>
         </w:tblBorders>
+        <w:tblLayout w:type="autofit"/>
         <w:tblCellMar>
           <w:top w:w="0" w:type="dxa"/>
           <w:left w:w="10" w:type="dxa"/>
@@ -7123,15 +7269,13 @@
       </w:tblGrid>
       <w:tr>
         <w:tblPrEx>
-          <w:tblW w:w="8522" w:type="dxa"/>
-          <w:jc w:val="center"/>
           <w:tblBorders>
-            <w:top w:val="nil"/>
-            <w:left w:val="nil"/>
-            <w:bottom w:val="nil"/>
-            <w:right w:val="nil"/>
-            <w:insideH w:val="nil"/>
-            <w:insideV w:val="nil"/>
+            <w:top w:val="none" w:color="auto" w:sz="0" w:space="0"/>
+            <w:left w:val="none" w:color="auto" w:sz="0" w:space="0"/>
+            <w:bottom w:val="none" w:color="auto" w:sz="0" w:space="0"/>
+            <w:right w:val="none" w:color="auto" w:sz="0" w:space="0"/>
+            <w:insideH w:val="none" w:color="auto" w:sz="0" w:space="0"/>
+            <w:insideV w:val="none" w:color="auto" w:sz="0" w:space="0"/>
           </w:tblBorders>
           <w:tblCellMar>
             <w:top w:w="0" w:type="dxa"/>
@@ -7141,7 +7285,7 @@
           </w:tblCellMar>
         </w:tblPrEx>
         <w:trPr>
-          <w:trHeight w:val="0"/>
+          <w:trHeight w:val="0" w:hRule="atLeast"/>
           <w:tblHeader/>
           <w:jc w:val="center"/>
         </w:trPr>
@@ -7149,8 +7293,8 @@
           <w:tcPr>
             <w:tcW w:w="1206" w:type="dxa"/>
             <w:tcBorders>
-              <w:top w:val="single" w:sz="12" w:space="0" w:color="auto"/>
-              <w:left w:val="single" w:sz="12" w:space="0" w:color="auto"/>
+              <w:top w:val="single" w:color="auto" w:sz="12" w:space="0"/>
+              <w:left w:val="single" w:color="auto" w:sz="12" w:space="0"/>
               <w:bottom w:val="nil"/>
               <w:right w:val="nil"/>
             </w:tcBorders>
@@ -7164,11 +7308,11 @@
           </w:tcPr>
           <w:p>
             <w:pPr>
-              <w:pStyle w:val="a1"/>
-              <w:bidi w:val="0"/>
-              <w:snapToGrid w:val="0"/>
-              <w:spacing w:line="240" w:lineRule="auto"/>
-              <w:ind w:left="0" w:right="0" w:firstLine="0" w:leftChars="0" w:rightChars="0" w:firstLineChars="0"/>
+              <w:pStyle w:val="31"/>
+              <w:bidi w:val="0"/>
+              <w:snapToGrid w:val="0"/>
+              <w:spacing w:line="240" w:lineRule="auto"/>
+              <w:ind w:left="0" w:leftChars="0" w:right="0" w:rightChars="0" w:firstLine="0" w:firstLineChars="0"/>
               <w:jc w:val="center"/>
               <w:rPr>
                 <w:b/>
@@ -7186,8 +7330,8 @@
           <w:tcPr>
             <w:tcW w:w="2006" w:type="dxa"/>
             <w:tcBorders>
-              <w:top w:val="single" w:sz="12" w:space="0" w:color="auto"/>
-              <w:left w:val="single" w:sz="4" w:space="0" w:color="auto"/>
+              <w:top w:val="single" w:color="auto" w:sz="12" w:space="0"/>
+              <w:left w:val="single" w:color="auto" w:sz="4" w:space="0"/>
               <w:bottom w:val="nil"/>
               <w:right w:val="nil"/>
             </w:tcBorders>
@@ -7201,11 +7345,11 @@
           </w:tcPr>
           <w:p>
             <w:pPr>
-              <w:pStyle w:val="a1"/>
-              <w:bidi w:val="0"/>
-              <w:snapToGrid w:val="0"/>
-              <w:spacing w:line="240" w:lineRule="auto"/>
-              <w:ind w:left="0" w:right="0" w:firstLine="0" w:leftChars="0" w:rightChars="0" w:firstLineChars="0"/>
+              <w:pStyle w:val="31"/>
+              <w:bidi w:val="0"/>
+              <w:snapToGrid w:val="0"/>
+              <w:spacing w:line="240" w:lineRule="auto"/>
+              <w:ind w:left="0" w:leftChars="0" w:right="0" w:rightChars="0" w:firstLine="0" w:firstLineChars="0"/>
               <w:jc w:val="center"/>
               <w:rPr>
                 <w:b/>
@@ -7223,8 +7367,8 @@
           <w:tcPr>
             <w:tcW w:w="3863" w:type="dxa"/>
             <w:tcBorders>
-              <w:top w:val="single" w:sz="12" w:space="0" w:color="auto"/>
-              <w:left w:val="single" w:sz="4" w:space="0" w:color="auto"/>
+              <w:top w:val="single" w:color="auto" w:sz="12" w:space="0"/>
+              <w:left w:val="single" w:color="auto" w:sz="4" w:space="0"/>
               <w:bottom w:val="nil"/>
               <w:right w:val="nil"/>
             </w:tcBorders>
@@ -7238,11 +7382,11 @@
           </w:tcPr>
           <w:p>
             <w:pPr>
-              <w:pStyle w:val="a1"/>
-              <w:bidi w:val="0"/>
-              <w:snapToGrid w:val="0"/>
-              <w:spacing w:line="240" w:lineRule="auto"/>
-              <w:ind w:left="0" w:right="0" w:firstLine="0" w:leftChars="0" w:rightChars="0" w:firstLineChars="0"/>
+              <w:pStyle w:val="31"/>
+              <w:bidi w:val="0"/>
+              <w:snapToGrid w:val="0"/>
+              <w:spacing w:line="240" w:lineRule="auto"/>
+              <w:ind w:left="0" w:leftChars="0" w:right="0" w:rightChars="0" w:firstLine="0" w:firstLineChars="0"/>
               <w:jc w:val="center"/>
               <w:rPr>
                 <w:b/>
@@ -7260,10 +7404,10 @@
           <w:tcPr>
             <w:tcW w:w="1447" w:type="dxa"/>
             <w:tcBorders>
-              <w:top w:val="single" w:sz="12" w:space="0" w:color="auto"/>
-              <w:left w:val="single" w:sz="4" w:space="0" w:color="auto"/>
-              <w:bottom w:val="nil"/>
-              <w:right w:val="single" w:sz="12" w:space="0" w:color="auto"/>
+              <w:top w:val="single" w:color="auto" w:sz="12" w:space="0"/>
+              <w:left w:val="single" w:color="auto" w:sz="4" w:space="0"/>
+              <w:bottom w:val="nil"/>
+              <w:right w:val="single" w:color="auto" w:sz="12" w:space="0"/>
             </w:tcBorders>
             <w:tcMar>
               <w:top w:w="60" w:type="dxa"/>
@@ -7275,11 +7419,11 @@
           </w:tcPr>
           <w:p>
             <w:pPr>
-              <w:pStyle w:val="a1"/>
-              <w:bidi w:val="0"/>
-              <w:snapToGrid w:val="0"/>
-              <w:spacing w:line="240" w:lineRule="auto"/>
-              <w:ind w:left="0" w:right="0" w:firstLine="0" w:leftChars="0" w:rightChars="0" w:firstLineChars="0"/>
+              <w:pStyle w:val="31"/>
+              <w:bidi w:val="0"/>
+              <w:snapToGrid w:val="0"/>
+              <w:spacing w:line="240" w:lineRule="auto"/>
+              <w:ind w:left="0" w:leftChars="0" w:right="0" w:rightChars="0" w:firstLine="0" w:firstLineChars="0"/>
               <w:jc w:val="center"/>
               <w:rPr>
                 <w:b/>
@@ -7296,8 +7440,14 @@
       </w:tr>
       <w:tr>
         <w:tblPrEx>
-          <w:tblW w:w="8522" w:type="dxa"/>
-          <w:jc w:val="center"/>
+          <w:tblBorders>
+            <w:top w:val="none" w:color="auto" w:sz="0" w:space="0"/>
+            <w:left w:val="none" w:color="auto" w:sz="0" w:space="0"/>
+            <w:bottom w:val="none" w:color="auto" w:sz="0" w:space="0"/>
+            <w:right w:val="none" w:color="auto" w:sz="0" w:space="0"/>
+            <w:insideH w:val="none" w:color="auto" w:sz="0" w:space="0"/>
+            <w:insideV w:val="none" w:color="auto" w:sz="0" w:space="0"/>
+          </w:tblBorders>
           <w:tblCellMar>
             <w:top w:w="0" w:type="dxa"/>
             <w:left w:w="10" w:type="dxa"/>
@@ -7306,15 +7456,15 @@
           </w:tblCellMar>
         </w:tblPrEx>
         <w:trPr>
-          <w:trHeight w:val="0"/>
+          <w:trHeight w:val="0" w:hRule="atLeast"/>
           <w:jc w:val="center"/>
         </w:trPr>
         <w:tc>
           <w:tcPr>
             <w:tcW w:w="1206" w:type="dxa"/>
             <w:tcBorders>
-              <w:top w:val="single" w:sz="4" w:space="0" w:color="auto"/>
-              <w:left w:val="single" w:sz="12" w:space="0" w:color="auto"/>
+              <w:top w:val="single" w:color="auto" w:sz="4" w:space="0"/>
+              <w:left w:val="single" w:color="auto" w:sz="12" w:space="0"/>
               <w:bottom w:val="nil"/>
               <w:right w:val="nil"/>
             </w:tcBorders>
@@ -7328,11 +7478,11 @@
           </w:tcPr>
           <w:p>
             <w:pPr>
-              <w:pStyle w:val="a1"/>
-              <w:bidi w:val="0"/>
-              <w:snapToGrid w:val="0"/>
-              <w:spacing w:line="240" w:lineRule="auto"/>
-              <w:ind w:left="0" w:right="0" w:firstLine="0" w:leftChars="0" w:rightChars="0" w:firstLineChars="0"/>
+              <w:pStyle w:val="31"/>
+              <w:bidi w:val="0"/>
+              <w:snapToGrid w:val="0"/>
+              <w:spacing w:line="240" w:lineRule="auto"/>
+              <w:ind w:left="0" w:leftChars="0" w:right="0" w:rightChars="0" w:firstLine="0" w:firstLineChars="0"/>
               <w:jc w:val="center"/>
             </w:pPr>
             <w:r>
@@ -7344,8 +7494,8 @@
           <w:tcPr>
             <w:tcW w:w="2006" w:type="dxa"/>
             <w:tcBorders>
-              <w:top w:val="single" w:sz="4" w:space="0" w:color="auto"/>
-              <w:left w:val="single" w:sz="4" w:space="0" w:color="auto"/>
+              <w:top w:val="single" w:color="auto" w:sz="4" w:space="0"/>
+              <w:left w:val="single" w:color="auto" w:sz="4" w:space="0"/>
               <w:bottom w:val="nil"/>
               <w:right w:val="nil"/>
             </w:tcBorders>
@@ -7359,11 +7509,11 @@
           </w:tcPr>
           <w:p>
             <w:pPr>
-              <w:pStyle w:val="a1"/>
-              <w:bidi w:val="0"/>
-              <w:snapToGrid w:val="0"/>
-              <w:spacing w:line="240" w:lineRule="auto"/>
-              <w:ind w:left="0" w:right="0" w:firstLine="0" w:leftChars="0" w:rightChars="0" w:firstLineChars="0"/>
+              <w:pStyle w:val="31"/>
+              <w:bidi w:val="0"/>
+              <w:snapToGrid w:val="0"/>
+              <w:spacing w:line="240" w:lineRule="auto"/>
+              <w:ind w:left="0" w:leftChars="0" w:right="0" w:rightChars="0" w:firstLine="0" w:firstLineChars="0"/>
               <w:jc w:val="center"/>
             </w:pPr>
             <w:r>
@@ -7381,8 +7531,10 @@
                 <w:rFonts w:hint="eastAsia"/>
                 <w:lang w:val="en-US" w:eastAsia="zh-CN"/>
               </w:rPr>
-              <w:t>7</w:t>
-            </w:r>
+              <w:t>10</w:t>
+            </w:r>
+            <w:bookmarkStart w:id="21" w:name="_GoBack"/>
+            <w:bookmarkEnd w:id="21"/>
             <w:r>
               <w:t>日</w:t>
             </w:r>
@@ -7392,8 +7544,8 @@
           <w:tcPr>
             <w:tcW w:w="3863" w:type="dxa"/>
             <w:tcBorders>
-              <w:top w:val="single" w:sz="4" w:space="0" w:color="auto"/>
-              <w:left w:val="single" w:sz="4" w:space="0" w:color="auto"/>
+              <w:top w:val="single" w:color="auto" w:sz="4" w:space="0"/>
+              <w:left w:val="single" w:color="auto" w:sz="4" w:space="0"/>
               <w:bottom w:val="nil"/>
               <w:right w:val="nil"/>
             </w:tcBorders>
@@ -7407,11 +7559,11 @@
           </w:tcPr>
           <w:p>
             <w:pPr>
-              <w:pStyle w:val="a1"/>
-              <w:bidi w:val="0"/>
-              <w:snapToGrid w:val="0"/>
-              <w:spacing w:line="240" w:lineRule="auto"/>
-              <w:ind w:left="0" w:right="0" w:firstLine="0" w:leftChars="0" w:rightChars="0" w:firstLineChars="0"/>
+              <w:pStyle w:val="31"/>
+              <w:bidi w:val="0"/>
+              <w:snapToGrid w:val="0"/>
+              <w:spacing w:line="240" w:lineRule="auto"/>
+              <w:ind w:left="0" w:leftChars="0" w:right="0" w:rightChars="0" w:firstLine="0" w:firstLineChars="0"/>
               <w:jc w:val="center"/>
             </w:pPr>
             <w:r>
@@ -7423,10 +7575,10 @@
           <w:tcPr>
             <w:tcW w:w="1447" w:type="dxa"/>
             <w:tcBorders>
-              <w:top w:val="single" w:sz="4" w:space="0" w:color="auto"/>
-              <w:left w:val="single" w:sz="4" w:space="0" w:color="auto"/>
-              <w:bottom w:val="nil"/>
-              <w:right w:val="single" w:sz="12" w:space="0" w:color="auto"/>
+              <w:top w:val="single" w:color="auto" w:sz="4" w:space="0"/>
+              <w:left w:val="single" w:color="auto" w:sz="4" w:space="0"/>
+              <w:bottom w:val="nil"/>
+              <w:right w:val="single" w:color="auto" w:sz="12" w:space="0"/>
             </w:tcBorders>
             <w:tcMar>
               <w:top w:w="60" w:type="dxa"/>
@@ -7438,11 +7590,11 @@
           </w:tcPr>
           <w:p>
             <w:pPr>
-              <w:pStyle w:val="a1"/>
-              <w:bidi w:val="0"/>
-              <w:snapToGrid w:val="0"/>
-              <w:spacing w:line="240" w:lineRule="auto"/>
-              <w:ind w:left="0" w:right="0" w:firstLine="0" w:leftChars="0" w:rightChars="0" w:firstLineChars="0"/>
+              <w:pStyle w:val="31"/>
+              <w:bidi w:val="0"/>
+              <w:snapToGrid w:val="0"/>
+              <w:spacing w:line="240" w:lineRule="auto"/>
+              <w:ind w:left="0" w:leftChars="0" w:right="0" w:rightChars="0" w:firstLine="0" w:firstLineChars="0"/>
               <w:jc w:val="left"/>
             </w:pPr>
             <w:r>
@@ -7453,8 +7605,14 @@
       </w:tr>
       <w:tr>
         <w:tblPrEx>
-          <w:tblW w:w="8522" w:type="dxa"/>
-          <w:jc w:val="center"/>
+          <w:tblBorders>
+            <w:top w:val="none" w:color="auto" w:sz="0" w:space="0"/>
+            <w:left w:val="none" w:color="auto" w:sz="0" w:space="0"/>
+            <w:bottom w:val="none" w:color="auto" w:sz="0" w:space="0"/>
+            <w:right w:val="none" w:color="auto" w:sz="0" w:space="0"/>
+            <w:insideH w:val="none" w:color="auto" w:sz="0" w:space="0"/>
+            <w:insideV w:val="none" w:color="auto" w:sz="0" w:space="0"/>
+          </w:tblBorders>
           <w:tblCellMar>
             <w:top w:w="0" w:type="dxa"/>
             <w:left w:w="10" w:type="dxa"/>
@@ -7463,15 +7621,15 @@
           </w:tblCellMar>
         </w:tblPrEx>
         <w:trPr>
-          <w:trHeight w:val="0"/>
+          <w:trHeight w:val="0" w:hRule="atLeast"/>
           <w:jc w:val="center"/>
         </w:trPr>
         <w:tc>
           <w:tcPr>
             <w:tcW w:w="1206" w:type="dxa"/>
             <w:tcBorders>
-              <w:top w:val="single" w:sz="4" w:space="0" w:color="auto"/>
-              <w:left w:val="single" w:sz="12" w:space="0" w:color="auto"/>
+              <w:top w:val="single" w:color="auto" w:sz="4" w:space="0"/>
+              <w:left w:val="single" w:color="auto" w:sz="12" w:space="0"/>
               <w:bottom w:val="nil"/>
               <w:right w:val="nil"/>
             </w:tcBorders>
@@ -7485,11 +7643,11 @@
           </w:tcPr>
           <w:p>
             <w:pPr>
-              <w:pStyle w:val="a1"/>
-              <w:bidi w:val="0"/>
-              <w:snapToGrid w:val="0"/>
-              <w:spacing w:line="240" w:lineRule="auto"/>
-              <w:ind w:left="0" w:right="0" w:firstLine="0" w:leftChars="0" w:rightChars="0" w:firstLineChars="0"/>
+              <w:pStyle w:val="31"/>
+              <w:bidi w:val="0"/>
+              <w:snapToGrid w:val="0"/>
+              <w:spacing w:line="240" w:lineRule="auto"/>
+              <w:ind w:left="0" w:leftChars="0" w:right="0" w:rightChars="0" w:firstLine="0" w:firstLineChars="0"/>
               <w:jc w:val="center"/>
             </w:pPr>
             <w:r>
@@ -7501,8 +7659,8 @@
           <w:tcPr>
             <w:tcW w:w="2006" w:type="dxa"/>
             <w:tcBorders>
-              <w:top w:val="single" w:sz="4" w:space="0" w:color="auto"/>
-              <w:left w:val="single" w:sz="4" w:space="0" w:color="auto"/>
+              <w:top w:val="single" w:color="auto" w:sz="4" w:space="0"/>
+              <w:left w:val="single" w:color="auto" w:sz="4" w:space="0"/>
               <w:bottom w:val="nil"/>
               <w:right w:val="nil"/>
             </w:tcBorders>
@@ -7516,11 +7674,11 @@
           </w:tcPr>
           <w:p>
             <w:pPr>
-              <w:pStyle w:val="a1"/>
-              <w:bidi w:val="0"/>
-              <w:snapToGrid w:val="0"/>
-              <w:spacing w:line="240" w:lineRule="auto"/>
-              <w:ind w:left="0" w:right="0" w:firstLine="0" w:leftChars="0" w:rightChars="0" w:firstLineChars="0"/>
+              <w:pStyle w:val="31"/>
+              <w:bidi w:val="0"/>
+              <w:snapToGrid w:val="0"/>
+              <w:spacing w:line="240" w:lineRule="auto"/>
+              <w:ind w:left="0" w:leftChars="0" w:right="0" w:rightChars="0" w:firstLine="0" w:firstLineChars="0"/>
               <w:jc w:val="center"/>
             </w:pPr>
             <w:r>
@@ -7549,8 +7707,8 @@
           <w:tcPr>
             <w:tcW w:w="3863" w:type="dxa"/>
             <w:tcBorders>
-              <w:top w:val="single" w:sz="4" w:space="0" w:color="auto"/>
-              <w:left w:val="single" w:sz="4" w:space="0" w:color="auto"/>
+              <w:top w:val="single" w:color="auto" w:sz="4" w:space="0"/>
+              <w:left w:val="single" w:color="auto" w:sz="4" w:space="0"/>
               <w:bottom w:val="nil"/>
               <w:right w:val="nil"/>
             </w:tcBorders>
@@ -7564,11 +7722,11 @@
           </w:tcPr>
           <w:p>
             <w:pPr>
-              <w:pStyle w:val="a1"/>
-              <w:bidi w:val="0"/>
-              <w:snapToGrid w:val="0"/>
-              <w:spacing w:line="240" w:lineRule="auto"/>
-              <w:ind w:left="0" w:right="0" w:firstLine="0" w:leftChars="0" w:rightChars="0" w:firstLineChars="0"/>
+              <w:pStyle w:val="31"/>
+              <w:bidi w:val="0"/>
+              <w:snapToGrid w:val="0"/>
+              <w:spacing w:line="240" w:lineRule="auto"/>
+              <w:ind w:left="0" w:leftChars="0" w:right="0" w:rightChars="0" w:firstLine="0" w:firstLineChars="0"/>
               <w:jc w:val="center"/>
             </w:pPr>
             <w:r>
@@ -7580,10 +7738,10 @@
           <w:tcPr>
             <w:tcW w:w="1447" w:type="dxa"/>
             <w:tcBorders>
-              <w:top w:val="single" w:sz="4" w:space="0" w:color="auto"/>
-              <w:left w:val="single" w:sz="4" w:space="0" w:color="auto"/>
-              <w:bottom w:val="nil"/>
-              <w:right w:val="single" w:sz="12" w:space="0" w:color="auto"/>
+              <w:top w:val="single" w:color="auto" w:sz="4" w:space="0"/>
+              <w:left w:val="single" w:color="auto" w:sz="4" w:space="0"/>
+              <w:bottom w:val="nil"/>
+              <w:right w:val="single" w:color="auto" w:sz="12" w:space="0"/>
             </w:tcBorders>
             <w:tcMar>
               <w:top w:w="60" w:type="dxa"/>
@@ -7595,11 +7753,11 @@
           </w:tcPr>
           <w:p>
             <w:pPr>
-              <w:pStyle w:val="a1"/>
-              <w:bidi w:val="0"/>
-              <w:snapToGrid w:val="0"/>
-              <w:spacing w:line="240" w:lineRule="auto"/>
-              <w:ind w:left="0" w:right="0" w:firstLine="0" w:leftChars="0" w:rightChars="0" w:firstLineChars="0"/>
+              <w:pStyle w:val="31"/>
+              <w:bidi w:val="0"/>
+              <w:snapToGrid w:val="0"/>
+              <w:spacing w:line="240" w:lineRule="auto"/>
+              <w:ind w:left="0" w:leftChars="0" w:right="0" w:rightChars="0" w:firstLine="0" w:firstLineChars="0"/>
               <w:jc w:val="left"/>
             </w:pPr>
             <w:r>
@@ -7610,8 +7768,14 @@
       </w:tr>
       <w:tr>
         <w:tblPrEx>
-          <w:tblW w:w="8522" w:type="dxa"/>
-          <w:jc w:val="center"/>
+          <w:tblBorders>
+            <w:top w:val="none" w:color="auto" w:sz="0" w:space="0"/>
+            <w:left w:val="none" w:color="auto" w:sz="0" w:space="0"/>
+            <w:bottom w:val="none" w:color="auto" w:sz="0" w:space="0"/>
+            <w:right w:val="none" w:color="auto" w:sz="0" w:space="0"/>
+            <w:insideH w:val="none" w:color="auto" w:sz="0" w:space="0"/>
+            <w:insideV w:val="none" w:color="auto" w:sz="0" w:space="0"/>
+          </w:tblBorders>
           <w:tblCellMar>
             <w:top w:w="0" w:type="dxa"/>
             <w:left w:w="10" w:type="dxa"/>
@@ -7620,15 +7784,15 @@
           </w:tblCellMar>
         </w:tblPrEx>
         <w:trPr>
-          <w:trHeight w:val="0"/>
+          <w:trHeight w:val="0" w:hRule="atLeast"/>
           <w:jc w:val="center"/>
         </w:trPr>
         <w:tc>
           <w:tcPr>
             <w:tcW w:w="1206" w:type="dxa"/>
             <w:tcBorders>
-              <w:top w:val="single" w:sz="4" w:space="0" w:color="auto"/>
-              <w:left w:val="single" w:sz="12" w:space="0" w:color="auto"/>
+              <w:top w:val="single" w:color="auto" w:sz="4" w:space="0"/>
+              <w:left w:val="single" w:color="auto" w:sz="12" w:space="0"/>
               <w:bottom w:val="nil"/>
               <w:right w:val="nil"/>
             </w:tcBorders>
@@ -7642,11 +7806,11 @@
           </w:tcPr>
           <w:p>
             <w:pPr>
-              <w:pStyle w:val="a1"/>
-              <w:bidi w:val="0"/>
-              <w:snapToGrid w:val="0"/>
-              <w:spacing w:line="240" w:lineRule="auto"/>
-              <w:ind w:left="0" w:right="0" w:firstLine="0" w:leftChars="0" w:rightChars="0" w:firstLineChars="0"/>
+              <w:pStyle w:val="31"/>
+              <w:bidi w:val="0"/>
+              <w:snapToGrid w:val="0"/>
+              <w:spacing w:line="240" w:lineRule="auto"/>
+              <w:ind w:left="0" w:leftChars="0" w:right="0" w:rightChars="0" w:firstLine="0" w:firstLineChars="0"/>
               <w:jc w:val="center"/>
             </w:pPr>
             <w:r>
@@ -7658,8 +7822,8 @@
           <w:tcPr>
             <w:tcW w:w="2006" w:type="dxa"/>
             <w:tcBorders>
-              <w:top w:val="single" w:sz="4" w:space="0" w:color="auto"/>
-              <w:left w:val="single" w:sz="4" w:space="0" w:color="auto"/>
+              <w:top w:val="single" w:color="auto" w:sz="4" w:space="0"/>
+              <w:left w:val="single" w:color="auto" w:sz="4" w:space="0"/>
               <w:bottom w:val="nil"/>
               <w:right w:val="nil"/>
             </w:tcBorders>
@@ -7673,11 +7837,11 @@
           </w:tcPr>
           <w:p>
             <w:pPr>
-              <w:pStyle w:val="a1"/>
-              <w:bidi w:val="0"/>
-              <w:snapToGrid w:val="0"/>
-              <w:spacing w:line="240" w:lineRule="auto"/>
-              <w:ind w:left="0" w:right="0" w:firstLine="0" w:leftChars="0" w:rightChars="0" w:firstLineChars="0"/>
+              <w:pStyle w:val="31"/>
+              <w:bidi w:val="0"/>
+              <w:snapToGrid w:val="0"/>
+              <w:spacing w:line="240" w:lineRule="auto"/>
+              <w:ind w:left="0" w:leftChars="0" w:right="0" w:rightChars="0" w:firstLine="0" w:firstLineChars="0"/>
               <w:jc w:val="center"/>
             </w:pPr>
             <w:r>
@@ -7726,8 +7890,8 @@
           <w:tcPr>
             <w:tcW w:w="3863" w:type="dxa"/>
             <w:tcBorders>
-              <w:top w:val="single" w:sz="4" w:space="0" w:color="auto"/>
-              <w:left w:val="single" w:sz="4" w:space="0" w:color="auto"/>
+              <w:top w:val="single" w:color="auto" w:sz="4" w:space="0"/>
+              <w:left w:val="single" w:color="auto" w:sz="4" w:space="0"/>
               <w:bottom w:val="nil"/>
               <w:right w:val="nil"/>
             </w:tcBorders>
@@ -7741,11 +7905,11 @@
           </w:tcPr>
           <w:p>
             <w:pPr>
-              <w:pStyle w:val="a1"/>
-              <w:bidi w:val="0"/>
-              <w:snapToGrid w:val="0"/>
-              <w:spacing w:line="240" w:lineRule="auto"/>
-              <w:ind w:left="0" w:right="0" w:firstLine="0" w:leftChars="0" w:rightChars="0" w:firstLineChars="0"/>
+              <w:pStyle w:val="31"/>
+              <w:bidi w:val="0"/>
+              <w:snapToGrid w:val="0"/>
+              <w:spacing w:line="240" w:lineRule="auto"/>
+              <w:ind w:left="0" w:leftChars="0" w:right="0" w:rightChars="0" w:firstLine="0" w:firstLineChars="0"/>
               <w:jc w:val="center"/>
             </w:pPr>
             <w:r>
@@ -7757,10 +7921,10 @@
           <w:tcPr>
             <w:tcW w:w="1447" w:type="dxa"/>
             <w:tcBorders>
-              <w:top w:val="single" w:sz="4" w:space="0" w:color="auto"/>
-              <w:left w:val="single" w:sz="4" w:space="0" w:color="auto"/>
-              <w:bottom w:val="nil"/>
-              <w:right w:val="single" w:sz="12" w:space="0" w:color="auto"/>
+              <w:top w:val="single" w:color="auto" w:sz="4" w:space="0"/>
+              <w:left w:val="single" w:color="auto" w:sz="4" w:space="0"/>
+              <w:bottom w:val="nil"/>
+              <w:right w:val="single" w:color="auto" w:sz="12" w:space="0"/>
             </w:tcBorders>
             <w:tcMar>
               <w:top w:w="60" w:type="dxa"/>
@@ -7772,11 +7936,11 @@
           </w:tcPr>
           <w:p>
             <w:pPr>
-              <w:pStyle w:val="a1"/>
-              <w:bidi w:val="0"/>
-              <w:snapToGrid w:val="0"/>
-              <w:spacing w:line="240" w:lineRule="auto"/>
-              <w:ind w:left="0" w:right="0" w:firstLine="0" w:leftChars="0" w:rightChars="0" w:firstLineChars="0"/>
+              <w:pStyle w:val="31"/>
+              <w:bidi w:val="0"/>
+              <w:snapToGrid w:val="0"/>
+              <w:spacing w:line="240" w:lineRule="auto"/>
+              <w:ind w:left="0" w:leftChars="0" w:right="0" w:rightChars="0" w:firstLine="0" w:firstLineChars="0"/>
               <w:jc w:val="left"/>
             </w:pPr>
             <w:r>
@@ -7787,8 +7951,14 @@
       </w:tr>
       <w:tr>
         <w:tblPrEx>
-          <w:tblW w:w="8522" w:type="dxa"/>
-          <w:jc w:val="center"/>
+          <w:tblBorders>
+            <w:top w:val="none" w:color="auto" w:sz="0" w:space="0"/>
+            <w:left w:val="none" w:color="auto" w:sz="0" w:space="0"/>
+            <w:bottom w:val="none" w:color="auto" w:sz="0" w:space="0"/>
+            <w:right w:val="none" w:color="auto" w:sz="0" w:space="0"/>
+            <w:insideH w:val="none" w:color="auto" w:sz="0" w:space="0"/>
+            <w:insideV w:val="none" w:color="auto" w:sz="0" w:space="0"/>
+          </w:tblBorders>
           <w:tblCellMar>
             <w:top w:w="0" w:type="dxa"/>
             <w:left w:w="10" w:type="dxa"/>
@@ -7797,15 +7967,15 @@
           </w:tblCellMar>
         </w:tblPrEx>
         <w:trPr>
-          <w:trHeight w:val="0"/>
+          <w:trHeight w:val="0" w:hRule="atLeast"/>
           <w:jc w:val="center"/>
         </w:trPr>
         <w:tc>
           <w:tcPr>
             <w:tcW w:w="1206" w:type="dxa"/>
             <w:tcBorders>
-              <w:top w:val="single" w:sz="4" w:space="0" w:color="auto"/>
-              <w:left w:val="single" w:sz="12" w:space="0" w:color="auto"/>
+              <w:top w:val="single" w:color="auto" w:sz="4" w:space="0"/>
+              <w:left w:val="single" w:color="auto" w:sz="12" w:space="0"/>
               <w:bottom w:val="nil"/>
               <w:right w:val="nil"/>
             </w:tcBorders>
@@ -7819,11 +7989,11 @@
           </w:tcPr>
           <w:p>
             <w:pPr>
-              <w:pStyle w:val="a1"/>
-              <w:bidi w:val="0"/>
-              <w:snapToGrid w:val="0"/>
-              <w:spacing w:line="240" w:lineRule="auto"/>
-              <w:ind w:left="0" w:right="0" w:firstLine="0" w:leftChars="0" w:rightChars="0" w:firstLineChars="0"/>
+              <w:pStyle w:val="31"/>
+              <w:bidi w:val="0"/>
+              <w:snapToGrid w:val="0"/>
+              <w:spacing w:line="240" w:lineRule="auto"/>
+              <w:ind w:left="0" w:leftChars="0" w:right="0" w:rightChars="0" w:firstLine="0" w:firstLineChars="0"/>
               <w:jc w:val="center"/>
             </w:pPr>
             <w:r>
@@ -7835,8 +8005,8 @@
           <w:tcPr>
             <w:tcW w:w="2006" w:type="dxa"/>
             <w:tcBorders>
-              <w:top w:val="single" w:sz="4" w:space="0" w:color="auto"/>
-              <w:left w:val="single" w:sz="4" w:space="0" w:color="auto"/>
+              <w:top w:val="single" w:color="auto" w:sz="4" w:space="0"/>
+              <w:left w:val="single" w:color="auto" w:sz="4" w:space="0"/>
               <w:bottom w:val="nil"/>
               <w:right w:val="nil"/>
             </w:tcBorders>
@@ -7850,11 +8020,11 @@
           </w:tcPr>
           <w:p>
             <w:pPr>
-              <w:pStyle w:val="a1"/>
-              <w:bidi w:val="0"/>
-              <w:snapToGrid w:val="0"/>
-              <w:spacing w:line="240" w:lineRule="auto"/>
-              <w:ind w:left="0" w:right="0" w:firstLine="0" w:leftChars="0" w:rightChars="0" w:firstLineChars="0"/>
+              <w:pStyle w:val="31"/>
+              <w:bidi w:val="0"/>
+              <w:snapToGrid w:val="0"/>
+              <w:spacing w:line="240" w:lineRule="auto"/>
+              <w:ind w:left="0" w:leftChars="0" w:right="0" w:rightChars="0" w:firstLine="0" w:firstLineChars="0"/>
               <w:jc w:val="center"/>
             </w:pPr>
             <w:r>
@@ -7883,8 +8053,8 @@
           <w:tcPr>
             <w:tcW w:w="3863" w:type="dxa"/>
             <w:tcBorders>
-              <w:top w:val="single" w:sz="4" w:space="0" w:color="auto"/>
-              <w:left w:val="single" w:sz="4" w:space="0" w:color="auto"/>
+              <w:top w:val="single" w:color="auto" w:sz="4" w:space="0"/>
+              <w:left w:val="single" w:color="auto" w:sz="4" w:space="0"/>
               <w:bottom w:val="nil"/>
               <w:right w:val="nil"/>
             </w:tcBorders>
@@ -7898,11 +8068,11 @@
           </w:tcPr>
           <w:p>
             <w:pPr>
-              <w:pStyle w:val="a1"/>
-              <w:bidi w:val="0"/>
-              <w:snapToGrid w:val="0"/>
-              <w:spacing w:line="240" w:lineRule="auto"/>
-              <w:ind w:left="0" w:right="0" w:firstLine="0" w:leftChars="0" w:rightChars="0" w:firstLineChars="0"/>
+              <w:pStyle w:val="31"/>
+              <w:bidi w:val="0"/>
+              <w:snapToGrid w:val="0"/>
+              <w:spacing w:line="240" w:lineRule="auto"/>
+              <w:ind w:left="0" w:leftChars="0" w:right="0" w:rightChars="0" w:firstLine="0" w:firstLineChars="0"/>
               <w:jc w:val="center"/>
             </w:pPr>
             <w:r>
@@ -7914,10 +8084,10 @@
           <w:tcPr>
             <w:tcW w:w="1447" w:type="dxa"/>
             <w:tcBorders>
-              <w:top w:val="single" w:sz="4" w:space="0" w:color="auto"/>
-              <w:left w:val="single" w:sz="4" w:space="0" w:color="auto"/>
-              <w:bottom w:val="nil"/>
-              <w:right w:val="single" w:sz="12" w:space="0" w:color="auto"/>
+              <w:top w:val="single" w:color="auto" w:sz="4" w:space="0"/>
+              <w:left w:val="single" w:color="auto" w:sz="4" w:space="0"/>
+              <w:bottom w:val="nil"/>
+              <w:right w:val="single" w:color="auto" w:sz="12" w:space="0"/>
             </w:tcBorders>
             <w:tcMar>
               <w:top w:w="60" w:type="dxa"/>
@@ -7929,11 +8099,11 @@
           </w:tcPr>
           <w:p>
             <w:pPr>
-              <w:pStyle w:val="a1"/>
-              <w:bidi w:val="0"/>
-              <w:snapToGrid w:val="0"/>
-              <w:spacing w:line="240" w:lineRule="auto"/>
-              <w:ind w:left="0" w:right="0" w:firstLine="0" w:leftChars="0" w:rightChars="0" w:firstLineChars="0"/>
+              <w:pStyle w:val="31"/>
+              <w:bidi w:val="0"/>
+              <w:snapToGrid w:val="0"/>
+              <w:spacing w:line="240" w:lineRule="auto"/>
+              <w:ind w:left="0" w:leftChars="0" w:right="0" w:rightChars="0" w:firstLine="0" w:firstLineChars="0"/>
               <w:jc w:val="left"/>
             </w:pPr>
             <w:r>
@@ -7944,8 +8114,14 @@
       </w:tr>
       <w:tr>
         <w:tblPrEx>
-          <w:tblW w:w="8522" w:type="dxa"/>
-          <w:jc w:val="center"/>
+          <w:tblBorders>
+            <w:top w:val="none" w:color="auto" w:sz="0" w:space="0"/>
+            <w:left w:val="none" w:color="auto" w:sz="0" w:space="0"/>
+            <w:bottom w:val="none" w:color="auto" w:sz="0" w:space="0"/>
+            <w:right w:val="none" w:color="auto" w:sz="0" w:space="0"/>
+            <w:insideH w:val="none" w:color="auto" w:sz="0" w:space="0"/>
+            <w:insideV w:val="none" w:color="auto" w:sz="0" w:space="0"/>
+          </w:tblBorders>
           <w:tblCellMar>
             <w:top w:w="0" w:type="dxa"/>
             <w:left w:w="10" w:type="dxa"/>
@@ -7954,15 +8130,15 @@
           </w:tblCellMar>
         </w:tblPrEx>
         <w:trPr>
-          <w:trHeight w:val="0"/>
+          <w:trHeight w:val="0" w:hRule="atLeast"/>
           <w:jc w:val="center"/>
         </w:trPr>
         <w:tc>
           <w:tcPr>
             <w:tcW w:w="1206" w:type="dxa"/>
             <w:tcBorders>
-              <w:top w:val="single" w:sz="4" w:space="0" w:color="auto"/>
-              <w:left w:val="single" w:sz="12" w:space="0" w:color="auto"/>
+              <w:top w:val="single" w:color="auto" w:sz="4" w:space="0"/>
+              <w:left w:val="single" w:color="auto" w:sz="12" w:space="0"/>
               <w:bottom w:val="nil"/>
               <w:right w:val="nil"/>
             </w:tcBorders>
@@ -7976,11 +8152,11 @@
           </w:tcPr>
           <w:p>
             <w:pPr>
-              <w:pStyle w:val="a1"/>
-              <w:bidi w:val="0"/>
-              <w:snapToGrid w:val="0"/>
-              <w:spacing w:line="240" w:lineRule="auto"/>
-              <w:ind w:left="0" w:right="0" w:firstLine="0" w:leftChars="0" w:rightChars="0" w:firstLineChars="0"/>
+              <w:pStyle w:val="31"/>
+              <w:bidi w:val="0"/>
+              <w:snapToGrid w:val="0"/>
+              <w:spacing w:line="240" w:lineRule="auto"/>
+              <w:ind w:left="0" w:leftChars="0" w:right="0" w:rightChars="0" w:firstLine="0" w:firstLineChars="0"/>
               <w:jc w:val="center"/>
             </w:pPr>
             <w:r>
@@ -7992,8 +8168,8 @@
           <w:tcPr>
             <w:tcW w:w="2006" w:type="dxa"/>
             <w:tcBorders>
-              <w:top w:val="single" w:sz="4" w:space="0" w:color="auto"/>
-              <w:left w:val="single" w:sz="4" w:space="0" w:color="auto"/>
+              <w:top w:val="single" w:color="auto" w:sz="4" w:space="0"/>
+              <w:left w:val="single" w:color="auto" w:sz="4" w:space="0"/>
               <w:bottom w:val="nil"/>
               <w:right w:val="nil"/>
             </w:tcBorders>
@@ -8010,7 +8186,7 @@
               <w:bidi w:val="0"/>
               <w:snapToGrid w:val="0"/>
               <w:spacing w:line="240" w:lineRule="auto"/>
-              <w:ind w:left="0" w:right="0" w:firstLine="0" w:leftChars="0" w:rightChars="0" w:firstLineChars="0"/>
+              <w:ind w:left="0" w:leftChars="0" w:right="0" w:rightChars="0" w:firstLine="0" w:firstLineChars="0"/>
               <w:jc w:val="center"/>
             </w:pPr>
             <w:r>
@@ -8039,8 +8215,8 @@
           <w:tcPr>
             <w:tcW w:w="3863" w:type="dxa"/>
             <w:tcBorders>
-              <w:top w:val="single" w:sz="4" w:space="0" w:color="auto"/>
-              <w:left w:val="single" w:sz="4" w:space="0" w:color="auto"/>
+              <w:top w:val="single" w:color="auto" w:sz="4" w:space="0"/>
+              <w:left w:val="single" w:color="auto" w:sz="4" w:space="0"/>
               <w:bottom w:val="nil"/>
               <w:right w:val="nil"/>
             </w:tcBorders>
@@ -8054,11 +8230,11 @@
           </w:tcPr>
           <w:p>
             <w:pPr>
-              <w:pStyle w:val="a1"/>
-              <w:bidi w:val="0"/>
-              <w:snapToGrid w:val="0"/>
-              <w:spacing w:line="240" w:lineRule="auto"/>
-              <w:ind w:left="0" w:right="0" w:firstLine="0" w:leftChars="0" w:rightChars="0" w:firstLineChars="0"/>
+              <w:pStyle w:val="31"/>
+              <w:bidi w:val="0"/>
+              <w:snapToGrid w:val="0"/>
+              <w:spacing w:line="240" w:lineRule="auto"/>
+              <w:ind w:left="0" w:leftChars="0" w:right="0" w:rightChars="0" w:firstLine="0" w:firstLineChars="0"/>
               <w:jc w:val="center"/>
             </w:pPr>
             <w:r>
@@ -8070,10 +8246,10 @@
           <w:tcPr>
             <w:tcW w:w="1447" w:type="dxa"/>
             <w:tcBorders>
-              <w:top w:val="single" w:sz="4" w:space="0" w:color="auto"/>
-              <w:left w:val="single" w:sz="4" w:space="0" w:color="auto"/>
-              <w:bottom w:val="nil"/>
-              <w:right w:val="single" w:sz="12" w:space="0" w:color="auto"/>
+              <w:top w:val="single" w:color="auto" w:sz="4" w:space="0"/>
+              <w:left w:val="single" w:color="auto" w:sz="4" w:space="0"/>
+              <w:bottom w:val="nil"/>
+              <w:right w:val="single" w:color="auto" w:sz="12" w:space="0"/>
             </w:tcBorders>
             <w:tcMar>
               <w:top w:w="60" w:type="dxa"/>
@@ -8085,11 +8261,11 @@
           </w:tcPr>
           <w:p>
             <w:pPr>
-              <w:pStyle w:val="a1"/>
-              <w:bidi w:val="0"/>
-              <w:snapToGrid w:val="0"/>
-              <w:spacing w:line="240" w:lineRule="auto"/>
-              <w:ind w:left="0" w:right="0" w:firstLine="0" w:leftChars="0" w:rightChars="0" w:firstLineChars="0"/>
+              <w:pStyle w:val="31"/>
+              <w:bidi w:val="0"/>
+              <w:snapToGrid w:val="0"/>
+              <w:spacing w:line="240" w:lineRule="auto"/>
+              <w:ind w:left="0" w:leftChars="0" w:right="0" w:rightChars="0" w:firstLine="0" w:firstLineChars="0"/>
               <w:jc w:val="left"/>
             </w:pPr>
             <w:r>
@@ -8100,8 +8276,14 @@
       </w:tr>
       <w:tr>
         <w:tblPrEx>
-          <w:tblW w:w="8522" w:type="dxa"/>
-          <w:jc w:val="center"/>
+          <w:tblBorders>
+            <w:top w:val="none" w:color="auto" w:sz="0" w:space="0"/>
+            <w:left w:val="none" w:color="auto" w:sz="0" w:space="0"/>
+            <w:bottom w:val="none" w:color="auto" w:sz="0" w:space="0"/>
+            <w:right w:val="none" w:color="auto" w:sz="0" w:space="0"/>
+            <w:insideH w:val="none" w:color="auto" w:sz="0" w:space="0"/>
+            <w:insideV w:val="none" w:color="auto" w:sz="0" w:space="0"/>
+          </w:tblBorders>
           <w:tblCellMar>
             <w:top w:w="0" w:type="dxa"/>
             <w:left w:w="10" w:type="dxa"/>
@@ -8110,16 +8292,16 @@
           </w:tblCellMar>
         </w:tblPrEx>
         <w:trPr>
-          <w:trHeight w:val="0"/>
+          <w:trHeight w:val="0" w:hRule="atLeast"/>
           <w:jc w:val="center"/>
         </w:trPr>
         <w:tc>
           <w:tcPr>
             <w:tcW w:w="1206" w:type="dxa"/>
             <w:tcBorders>
-              <w:top w:val="single" w:sz="4" w:space="0" w:color="auto"/>
-              <w:left w:val="single" w:sz="12" w:space="0" w:color="auto"/>
-              <w:bottom w:val="single" w:sz="12" w:space="0" w:color="auto"/>
+              <w:top w:val="single" w:color="auto" w:sz="4" w:space="0"/>
+              <w:left w:val="single" w:color="auto" w:sz="12" w:space="0"/>
+              <w:bottom w:val="single" w:color="auto" w:sz="12" w:space="0"/>
               <w:right w:val="nil"/>
             </w:tcBorders>
             <w:tcMar>
@@ -8132,11 +8314,11 @@
           </w:tcPr>
           <w:p>
             <w:pPr>
-              <w:pStyle w:val="a1"/>
-              <w:bidi w:val="0"/>
-              <w:snapToGrid w:val="0"/>
-              <w:spacing w:line="240" w:lineRule="auto"/>
-              <w:ind w:left="0" w:right="0" w:firstLine="0" w:leftChars="0" w:rightChars="0" w:firstLineChars="0"/>
+              <w:pStyle w:val="31"/>
+              <w:bidi w:val="0"/>
+              <w:snapToGrid w:val="0"/>
+              <w:spacing w:line="240" w:lineRule="auto"/>
+              <w:ind w:left="0" w:leftChars="0" w:right="0" w:rightChars="0" w:firstLine="0" w:firstLineChars="0"/>
               <w:jc w:val="center"/>
             </w:pPr>
             <w:r>
@@ -8148,9 +8330,9 @@
           <w:tcPr>
             <w:tcW w:w="2006" w:type="dxa"/>
             <w:tcBorders>
-              <w:top w:val="single" w:sz="4" w:space="0" w:color="auto"/>
-              <w:left w:val="single" w:sz="4" w:space="0" w:color="auto"/>
-              <w:bottom w:val="single" w:sz="12" w:space="0" w:color="auto"/>
+              <w:top w:val="single" w:color="auto" w:sz="4" w:space="0"/>
+              <w:left w:val="single" w:color="auto" w:sz="4" w:space="0"/>
+              <w:bottom w:val="single" w:color="auto" w:sz="12" w:space="0"/>
               <w:right w:val="nil"/>
             </w:tcBorders>
             <w:tcMar>
@@ -8166,7 +8348,7 @@
               <w:bidi w:val="0"/>
               <w:snapToGrid w:val="0"/>
               <w:spacing w:line="240" w:lineRule="auto"/>
-              <w:ind w:left="0" w:right="0" w:firstLine="0" w:leftChars="0" w:rightChars="0" w:firstLineChars="0"/>
+              <w:ind w:left="0" w:leftChars="0" w:right="0" w:rightChars="0" w:firstLine="0" w:firstLineChars="0"/>
               <w:jc w:val="center"/>
             </w:pPr>
             <w:r>
@@ -8195,9 +8377,9 @@
           <w:tcPr>
             <w:tcW w:w="3863" w:type="dxa"/>
             <w:tcBorders>
-              <w:top w:val="single" w:sz="4" w:space="0" w:color="auto"/>
-              <w:left w:val="single" w:sz="4" w:space="0" w:color="auto"/>
-              <w:bottom w:val="single" w:sz="12" w:space="0" w:color="auto"/>
+              <w:top w:val="single" w:color="auto" w:sz="4" w:space="0"/>
+              <w:left w:val="single" w:color="auto" w:sz="4" w:space="0"/>
+              <w:bottom w:val="single" w:color="auto" w:sz="12" w:space="0"/>
               <w:right w:val="nil"/>
             </w:tcBorders>
             <w:tcMar>
@@ -8210,11 +8392,11 @@
           </w:tcPr>
           <w:p>
             <w:pPr>
-              <w:pStyle w:val="a1"/>
-              <w:bidi w:val="0"/>
-              <w:snapToGrid w:val="0"/>
-              <w:spacing w:line="240" w:lineRule="auto"/>
-              <w:ind w:left="0" w:right="0" w:firstLine="0" w:leftChars="0" w:rightChars="0" w:firstLineChars="0"/>
+              <w:pStyle w:val="31"/>
+              <w:bidi w:val="0"/>
+              <w:snapToGrid w:val="0"/>
+              <w:spacing w:line="240" w:lineRule="auto"/>
+              <w:ind w:left="0" w:leftChars="0" w:right="0" w:rightChars="0" w:firstLine="0" w:firstLineChars="0"/>
               <w:jc w:val="center"/>
             </w:pPr>
             <w:r>
@@ -8226,10 +8408,10 @@
           <w:tcPr>
             <w:tcW w:w="1447" w:type="dxa"/>
             <w:tcBorders>
-              <w:top w:val="single" w:sz="4" w:space="0" w:color="auto"/>
-              <w:left w:val="single" w:sz="4" w:space="0" w:color="auto"/>
-              <w:bottom w:val="single" w:sz="12" w:space="0" w:color="auto"/>
-              <w:right w:val="single" w:sz="12" w:space="0" w:color="auto"/>
+              <w:top w:val="single" w:color="auto" w:sz="4" w:space="0"/>
+              <w:left w:val="single" w:color="auto" w:sz="4" w:space="0"/>
+              <w:bottom w:val="single" w:color="auto" w:sz="12" w:space="0"/>
+              <w:right w:val="single" w:color="auto" w:sz="12" w:space="0"/>
             </w:tcBorders>
             <w:tcMar>
               <w:top w:w="60" w:type="dxa"/>
@@ -8241,11 +8423,11 @@
           </w:tcPr>
           <w:p>
             <w:pPr>
-              <w:pStyle w:val="a1"/>
-              <w:bidi w:val="0"/>
-              <w:snapToGrid w:val="0"/>
-              <w:spacing w:line="240" w:lineRule="auto"/>
-              <w:ind w:left="0" w:right="0" w:firstLine="0" w:leftChars="0" w:rightChars="0" w:firstLineChars="0"/>
+              <w:pStyle w:val="31"/>
+              <w:bidi w:val="0"/>
+              <w:snapToGrid w:val="0"/>
+              <w:spacing w:line="240" w:lineRule="auto"/>
+              <w:ind w:left="0" w:leftChars="0" w:right="0" w:rightChars="0" w:firstLine="0" w:firstLineChars="0"/>
               <w:jc w:val="left"/>
             </w:pPr>
             <w:r>
@@ -8257,20 +8439,20 @@
     </w:tbl>
     <w:p>
       <w:pPr>
-        <w:pStyle w:val="1"/>
+        <w:pStyle w:val="30"/>
         <w:bidi w:val="0"/>
       </w:pPr>
-      <w:bookmarkStart w:id="20" w:name="_Toc27314"/>
-      <w:bookmarkStart w:id="21" w:name="heading_9"/>
+      <w:bookmarkStart w:id="19" w:name="heading_9"/>
+      <w:bookmarkStart w:id="20" w:name="_Toc26762"/>
       <w:r>
         <w:t>调查结果应用</w:t>
       </w:r>
+      <w:bookmarkEnd w:id="19"/>
       <w:bookmarkEnd w:id="20"/>
-      <w:bookmarkEnd w:id="21"/>
     </w:p>
     <w:p>
       <w:pPr>
-        <w:pStyle w:val="a1"/>
+        <w:pStyle w:val="31"/>
         <w:bidi w:val="0"/>
       </w:pPr>
       <w:r>
@@ -8279,13 +8461,13 @@
     </w:p>
     <w:p>
       <w:pPr>
-        <w:pStyle w:val="a3"/>
+        <w:pStyle w:val="41"/>
         <w:numPr>
           <w:ilvl w:val="0"/>
           <w:numId w:val="3"/>
         </w:numPr>
         <w:bidi w:val="0"/>
-        <w:ind w:left="425" w:hanging="425" w:leftChars="0" w:firstLineChars="0"/>
+        <w:ind w:left="425" w:leftChars="0" w:hanging="425" w:firstLineChars="0"/>
       </w:pPr>
       <w:r>
         <w:t>服务质量改进：针对调查中发现的薄弱环节，制定专项改进措施</w:t>
@@ -8293,13 +8475,13 @@
     </w:p>
     <w:p>
       <w:pPr>
-        <w:pStyle w:val="a3"/>
+        <w:pStyle w:val="41"/>
         <w:numPr>
           <w:ilvl w:val="0"/>
           <w:numId w:val="3"/>
         </w:numPr>
         <w:bidi w:val="0"/>
-        <w:ind w:left="425" w:hanging="425" w:leftChars="0" w:firstLineChars="0"/>
+        <w:ind w:left="425" w:leftChars="0" w:hanging="425" w:firstLineChars="0"/>
       </w:pPr>
       <w:r>
         <w:t>人员培训计划：针对技术水平、沟通能力等短板，安排针对性培训</w:t>
@@ -8307,13 +8489,13 @@
     </w:p>
     <w:p>
       <w:pPr>
-        <w:pStyle w:val="a3"/>
+        <w:pStyle w:val="41"/>
         <w:numPr>
           <w:ilvl w:val="0"/>
           <w:numId w:val="3"/>
         </w:numPr>
         <w:bidi w:val="0"/>
-        <w:ind w:left="425" w:hanging="425" w:leftChars="0" w:firstLineChars="0"/>
+        <w:ind w:left="425" w:leftChars="0" w:hanging="425" w:firstLineChars="0"/>
       </w:pPr>
       <w:r>
         <w:t>绩效考核参考：将客户满意度纳入相关部门和人员的绩效考核</w:t>
@@ -8321,13 +8503,13 @@
     </w:p>
     <w:p>
       <w:pPr>
-        <w:pStyle w:val="a3"/>
+        <w:pStyle w:val="41"/>
         <w:numPr>
           <w:ilvl w:val="0"/>
           <w:numId w:val="3"/>
         </w:numPr>
         <w:bidi w:val="0"/>
-        <w:ind w:left="425" w:hanging="425" w:leftChars="0" w:firstLineChars="0"/>
+        <w:ind w:left="425" w:leftChars="0" w:hanging="425" w:firstLineChars="0"/>
       </w:pPr>
       <w:r>
         <w:t>管理评审输入：作为年度管理评审的重要输入资料</w:t>
@@ -8335,10 +8517,10 @@
     </w:p>
     <w:p>
       <w:pPr>
-        <w:pStyle w:val="a1"/>
+        <w:pStyle w:val="31"/>
         <w:bidi w:val="0"/>
         <w:rPr>
-          <w:rFonts w:eastAsia="宋体" w:hint="eastAsia"/>
+          <w:rFonts w:hint="eastAsia" w:eastAsia="宋体"/>
           <w:lang w:val="en-US" w:eastAsia="zh-CN"/>
         </w:rPr>
       </w:pPr>
@@ -8356,23 +8538,73 @@
     <w:sectPr>
       <w:pgSz w:w="11906" w:h="16838"/>
       <w:pgMar w:top="1440" w:right="1800" w:bottom="1440" w:left="1800" w:header="851" w:footer="992" w:gutter="0"/>
-      <w:cols w:num="1" w:space="425"/>
+      <w:cols w:space="425" w:num="1"/>
       <w:docGrid w:type="lines" w:linePitch="312" w:charSpace="0"/>
     </w:sectPr>
   </w:body>
 </w:document>
 </file>
 
+<file path=word/endnotes.xml><?xml version="1.0" encoding="utf-8"?>
+<w:endnotes xmlns:wpc="http://schemas.microsoft.com/office/word/2010/wordprocessingCanvas" xmlns:mc="http://schemas.openxmlformats.org/markup-compatibility/2006" xmlns:o="urn:schemas-microsoft-com:office:office" xmlns:r="http://schemas.openxmlformats.org/officeDocument/2006/relationships" xmlns:m="http://schemas.openxmlformats.org/officeDocument/2006/math" xmlns:v="urn:schemas-microsoft-com:vml" xmlns:wp14="http://schemas.microsoft.com/office/word/2010/wordprocessingDrawing" xmlns:wp="http://schemas.openxmlformats.org/drawingml/2006/wordprocessingDrawing" xmlns:w="http://schemas.openxmlformats.org/wordprocessingml/2006/main" xmlns:w14="http://schemas.microsoft.com/office/word/2010/wordml" xmlns:w15="http://schemas.microsoft.com/office/word/2012/wordml" xmlns:w10="urn:schemas-microsoft-com:office:word" xmlns:wpg="http://schemas.microsoft.com/office/word/2010/wordprocessingGroup" xmlns:wpi="http://schemas.microsoft.com/office/word/2010/wordprocessingInk" xmlns:wne="http://schemas.microsoft.com/office/word/2006/wordml" xmlns:wps="http://schemas.microsoft.com/office/word/2010/wordprocessingShape" xmlns:wpsCustomData="http://www.wps.cn/officeDocument/2013/wpsCustomData" mc:Ignorable="w14 w15 wp14">
+  <w:endnote w:type="separator" w:id="0">
+    <w:p>
+      <w:pPr>
+        <w:spacing w:line="240" w:lineRule="auto"/>
+      </w:pPr>
+      <w:r>
+        <w:separator/>
+      </w:r>
+    </w:p>
+  </w:endnote>
+  <w:endnote w:type="continuationSeparator" w:id="1">
+    <w:p>
+      <w:pPr>
+        <w:spacing w:line="240" w:lineRule="auto"/>
+      </w:pPr>
+      <w:r>
+        <w:continuationSeparator/>
+      </w:r>
+    </w:p>
+  </w:endnote>
+</w:endnotes>
+</file>
+
+<file path=word/footnotes.xml><?xml version="1.0" encoding="utf-8"?>
+<w:footnotes xmlns:wpc="http://schemas.microsoft.com/office/word/2010/wordprocessingCanvas" xmlns:mc="http://schemas.openxmlformats.org/markup-compatibility/2006" xmlns:o="urn:schemas-microsoft-com:office:office" xmlns:r="http://schemas.openxmlformats.org/officeDocument/2006/relationships" xmlns:m="http://schemas.openxmlformats.org/officeDocument/2006/math" xmlns:v="urn:schemas-microsoft-com:vml" xmlns:wp14="http://schemas.microsoft.com/office/word/2010/wordprocessingDrawing" xmlns:wp="http://schemas.openxmlformats.org/drawingml/2006/wordprocessingDrawing" xmlns:w="http://schemas.openxmlformats.org/wordprocessingml/2006/main" xmlns:w14="http://schemas.microsoft.com/office/word/2010/wordml" xmlns:w15="http://schemas.microsoft.com/office/word/2012/wordml" xmlns:w10="urn:schemas-microsoft-com:office:word" xmlns:wpg="http://schemas.microsoft.com/office/word/2010/wordprocessingGroup" xmlns:wpi="http://schemas.microsoft.com/office/word/2010/wordprocessingInk" xmlns:wne="http://schemas.microsoft.com/office/word/2006/wordml" xmlns:wps="http://schemas.microsoft.com/office/word/2010/wordprocessingShape" xmlns:wpsCustomData="http://www.wps.cn/officeDocument/2013/wpsCustomData" mc:Ignorable="w14 w15 wp14">
+  <w:footnote w:type="separator" w:id="0">
+    <w:p>
+      <w:pPr>
+        <w:spacing w:line="360" w:lineRule="auto"/>
+      </w:pPr>
+      <w:r>
+        <w:separator/>
+      </w:r>
+    </w:p>
+  </w:footnote>
+  <w:footnote w:type="continuationSeparator" w:id="1">
+    <w:p>
+      <w:pPr>
+        <w:spacing w:line="360" w:lineRule="auto"/>
+      </w:pPr>
+      <w:r>
+        <w:continuationSeparator/>
+      </w:r>
+    </w:p>
+  </w:footnote>
+</w:footnotes>
+</file>
+
 <file path=word/numbering.xml><?xml version="1.0" encoding="utf-8"?>
-<w:numbering xmlns:wpc="http://schemas.microsoft.com/office/word/2010/wordprocessingCanvas" xmlns:mc="http://schemas.openxmlformats.org/markup-compatibility/2006" xmlns:o="urn:schemas-microsoft-com:office:office" xmlns:r="http://schemas.openxmlformats.org/officeDocument/2006/relationships" xmlns:m="http://schemas.openxmlformats.org/officeDocument/2006/math" xmlns:v="urn:schemas-microsoft-com:vml" xmlns:wp14="http://schemas.microsoft.com/office/word/2010/wordprocessingDrawing" xmlns:wp="http://schemas.openxmlformats.org/drawingml/2006/wordprocessingDrawing" xmlns:w10="urn:schemas-microsoft-com:office:word" xmlns:w="http://schemas.openxmlformats.org/wordprocessingml/2006/main" xmlns:w14="http://schemas.microsoft.com/office/word/2010/wordml" xmlns:w15="http://schemas.microsoft.com/office/word/2012/wordml" xmlns:wne="http://schemas.microsoft.com/office/word/2006/wordml" xmlns:wpg="http://schemas.microsoft.com/office/word/2010/wordprocessingGroup" xmlns:wpi="http://schemas.microsoft.com/office/word/2010/wordprocessingInk" xmlns:wps="http://schemas.microsoft.com/office/word/2010/wordprocessingShape" mc:Ignorable="w14 w15 wp14">
+<w:numbering xmlns:wpc="http://schemas.microsoft.com/office/word/2010/wordprocessingCanvas" xmlns:mc="http://schemas.openxmlformats.org/markup-compatibility/2006" xmlns:o="urn:schemas-microsoft-com:office:office" xmlns:r="http://schemas.openxmlformats.org/officeDocument/2006/relationships" xmlns:m="http://schemas.openxmlformats.org/officeDocument/2006/math" xmlns:v="urn:schemas-microsoft-com:vml" xmlns:wp14="http://schemas.microsoft.com/office/word/2010/wordprocessingDrawing" xmlns:wp="http://schemas.openxmlformats.org/drawingml/2006/wordprocessingDrawing" xmlns:w10="urn:schemas-microsoft-com:office:word" xmlns:w="http://schemas.openxmlformats.org/wordprocessingml/2006/main" xmlns:w14="http://schemas.microsoft.com/office/word/2010/wordml" xmlns:wpg="http://schemas.microsoft.com/office/word/2010/wordprocessingGroup" xmlns:wpi="http://schemas.microsoft.com/office/word/2010/wordprocessingInk" xmlns:wne="http://schemas.microsoft.com/office/word/2006/wordml" xmlns:wps="http://schemas.microsoft.com/office/word/2010/wordprocessingShape" xmlns:wpsCustomData="http://www.wps.cn/officeDocument/2013/wpsCustomData" mc:Ignorable="w14 wp14">
   <w:abstractNum w:abstractNumId="0">
     <w:nsid w:val="8E964DCE"/>
     <w:multiLevelType w:val="multilevel"/>
     <w:tmpl w:val="8E964DCE"/>
-    <w:lvl w:ilvl="0">
+    <w:lvl w:ilvl="0" w:tentative="0">
       <w:start w:val="1"/>
       <w:numFmt w:val="decimal"/>
-      <w:pStyle w:val="Heading1"/>
+      <w:pStyle w:val="2"/>
       <w:lvlText w:val="%1."/>
       <w:lvlJc w:val="left"/>
       <w:pPr>
@@ -8382,10 +8614,10 @@
         <w:rFonts w:hint="default"/>
       </w:rPr>
     </w:lvl>
-    <w:lvl w:ilvl="1">
+    <w:lvl w:ilvl="1" w:tentative="0">
       <w:start w:val="1"/>
       <w:numFmt w:val="decimal"/>
-      <w:pStyle w:val="Heading2"/>
+      <w:pStyle w:val="3"/>
       <w:lvlText w:val="%1.%2."/>
       <w:lvlJc w:val="left"/>
       <w:pPr>
@@ -8395,10 +8627,10 @@
         <w:rFonts w:hint="default"/>
       </w:rPr>
     </w:lvl>
-    <w:lvl w:ilvl="2">
+    <w:lvl w:ilvl="2" w:tentative="0">
       <w:start w:val="1"/>
       <w:numFmt w:val="decimal"/>
-      <w:pStyle w:val="Heading3"/>
+      <w:pStyle w:val="4"/>
       <w:lvlText w:val="%1.%2.%3."/>
       <w:lvlJc w:val="left"/>
       <w:pPr>
@@ -8408,10 +8640,10 @@
         <w:rFonts w:hint="default"/>
       </w:rPr>
     </w:lvl>
-    <w:lvl w:ilvl="3">
+    <w:lvl w:ilvl="3" w:tentative="0">
       <w:start w:val="1"/>
       <w:numFmt w:val="decimal"/>
-      <w:pStyle w:val="Heading4"/>
+      <w:pStyle w:val="5"/>
       <w:lvlText w:val="%1.%2.%3.%4."/>
       <w:lvlJc w:val="left"/>
       <w:pPr>
@@ -8421,10 +8653,10 @@
         <w:rFonts w:hint="default"/>
       </w:rPr>
     </w:lvl>
-    <w:lvl w:ilvl="4">
+    <w:lvl w:ilvl="4" w:tentative="0">
       <w:start w:val="1"/>
       <w:numFmt w:val="decimal"/>
-      <w:pStyle w:val="Heading5"/>
+      <w:pStyle w:val="6"/>
       <w:lvlText w:val="%1.%2.%3.%4.%5."/>
       <w:lvlJc w:val="left"/>
       <w:pPr>
@@ -8434,10 +8666,10 @@
         <w:rFonts w:hint="default"/>
       </w:rPr>
     </w:lvl>
-    <w:lvl w:ilvl="5">
+    <w:lvl w:ilvl="5" w:tentative="0">
       <w:start w:val="1"/>
       <w:numFmt w:val="decimal"/>
-      <w:pStyle w:val="Heading6"/>
+      <w:pStyle w:val="7"/>
       <w:lvlText w:val="%1.%2.%3.%4.%5.%6."/>
       <w:lvlJc w:val="left"/>
       <w:pPr>
@@ -8447,10 +8679,10 @@
         <w:rFonts w:hint="default"/>
       </w:rPr>
     </w:lvl>
-    <w:lvl w:ilvl="6">
+    <w:lvl w:ilvl="6" w:tentative="0">
       <w:start w:val="1"/>
       <w:numFmt w:val="decimal"/>
-      <w:pStyle w:val="Heading7"/>
+      <w:pStyle w:val="8"/>
       <w:lvlText w:val="%1.%2.%3.%4.%5.%6.%7."/>
       <w:lvlJc w:val="left"/>
       <w:pPr>
@@ -8460,10 +8692,10 @@
         <w:rFonts w:hint="default"/>
       </w:rPr>
     </w:lvl>
-    <w:lvl w:ilvl="7">
+    <w:lvl w:ilvl="7" w:tentative="0">
       <w:start w:val="1"/>
       <w:numFmt w:val="decimal"/>
-      <w:pStyle w:val="Heading8"/>
+      <w:pStyle w:val="9"/>
       <w:lvlText w:val="%1.%2.%3.%4.%5.%6.%7.%8."/>
       <w:lvlJc w:val="left"/>
       <w:pPr>
@@ -8473,10 +8705,10 @@
         <w:rFonts w:hint="default"/>
       </w:rPr>
     </w:lvl>
-    <w:lvl w:ilvl="8">
+    <w:lvl w:ilvl="8" w:tentative="0">
       <w:start w:val="1"/>
       <w:numFmt w:val="decimal"/>
-      <w:pStyle w:val="Heading9"/>
+      <w:pStyle w:val="10"/>
       <w:lvlText w:val="%1.%2.%3.%4.%5.%6.%7.%8.%9."/>
       <w:lvlJc w:val="left"/>
       <w:pPr>
@@ -8491,7 +8723,7 @@
     <w:nsid w:val="E9530E0C"/>
     <w:multiLevelType w:val="singleLevel"/>
     <w:tmpl w:val="E9530E0C"/>
-    <w:lvl w:ilvl="0">
+    <w:lvl w:ilvl="0" w:tentative="0">
       <w:start w:val="1"/>
       <w:numFmt w:val="decimal"/>
       <w:lvlText w:val="%1."/>
@@ -8508,7 +8740,7 @@
     <w:nsid w:val="2C8A55F3"/>
     <w:multiLevelType w:val="singleLevel"/>
     <w:tmpl w:val="2C8A55F3"/>
-    <w:lvl w:ilvl="0">
+    <w:lvl w:ilvl="0" w:tentative="0">
       <w:start w:val="1"/>
       <w:numFmt w:val="decimal"/>
       <w:lvlText w:val="%1."/>
@@ -8534,267 +8766,269 @@
 </file>
 
 <file path=word/styles.xml><?xml version="1.0" encoding="utf-8"?>
-<w:styles xmlns:mc="http://schemas.openxmlformats.org/markup-compatibility/2006" xmlns:r="http://schemas.openxmlformats.org/officeDocument/2006/relationships" xmlns:w="http://schemas.openxmlformats.org/wordprocessingml/2006/main" xmlns:w14="http://schemas.microsoft.com/office/word/2010/wordml" xmlns:w15="http://schemas.microsoft.com/office/word/2012/wordml" mc:Ignorable="w14 w15">
+<w:styles xmlns:mc="http://schemas.openxmlformats.org/markup-compatibility/2006" xmlns:o="urn:schemas-microsoft-com:office:office" xmlns:r="http://schemas.openxmlformats.org/officeDocument/2006/relationships" xmlns:m="http://schemas.openxmlformats.org/officeDocument/2006/math" xmlns:v="urn:schemas-microsoft-com:vml" xmlns:w="http://schemas.openxmlformats.org/wordprocessingml/2006/main" xmlns:w14="http://schemas.microsoft.com/office/word/2010/wordml" xmlns:w10="urn:schemas-microsoft-com:office:word" xmlns:sl="http://schemas.openxmlformats.org/schemaLibrary/2006/main" xmlns:wpsCustomData="http://www.wps.cn/officeDocument/2013/wpsCustomData" mc:Ignorable="w14">
   <w:docDefaults>
     <w:rPrDefault>
       <w:rPr>
-        <w:rFonts w:ascii="Times New Roman" w:eastAsia="宋体" w:hAnsi="Times New Roman" w:cs="Times New Roman"/>
+        <w:rFonts w:ascii="Times New Roman" w:hAnsi="Times New Roman" w:eastAsia="宋体" w:cs="Times New Roman"/>
       </w:rPr>
     </w:rPrDefault>
     <w:pPrDefault/>
   </w:docDefaults>
-  <w:latentStyles w:defLockedState="0" w:defUIPriority="99" w:defSemiHidden="1" w:defUnhideWhenUsed="1" w:defQFormat="0" w:count="260">
-    <w:lsdException w:name="Normal" w:semiHidden="0" w:uiPriority="0" w:unhideWhenUsed="0" w:qFormat="1"/>
-    <w:lsdException w:name="heading 1" w:semiHidden="0" w:uiPriority="0" w:unhideWhenUsed="0" w:qFormat="1"/>
-    <w:lsdException w:name="heading 2" w:semiHidden="0" w:uiPriority="0" w:qFormat="1"/>
-    <w:lsdException w:name="heading 3" w:uiPriority="0" w:qFormat="1"/>
-    <w:lsdException w:name="heading 4" w:semiHidden="0" w:uiPriority="0" w:qFormat="1"/>
-    <w:lsdException w:name="heading 5" w:uiPriority="0" w:qFormat="1"/>
-    <w:lsdException w:name="heading 6" w:uiPriority="0" w:qFormat="1"/>
-    <w:lsdException w:name="heading 7" w:uiPriority="0" w:qFormat="1"/>
-    <w:lsdException w:name="heading 8" w:uiPriority="0" w:qFormat="1"/>
-    <w:lsdException w:name="heading 9" w:uiPriority="0" w:qFormat="1"/>
-    <w:lsdException w:name="index 1" w:semiHidden="0" w:uiPriority="0" w:unhideWhenUsed="0"/>
-    <w:lsdException w:name="index 2" w:semiHidden="0" w:uiPriority="0" w:unhideWhenUsed="0"/>
-    <w:lsdException w:name="index 3" w:semiHidden="0" w:uiPriority="0" w:unhideWhenUsed="0"/>
-    <w:lsdException w:name="index 4" w:semiHidden="0" w:uiPriority="0" w:unhideWhenUsed="0"/>
-    <w:lsdException w:name="index 5" w:semiHidden="0" w:uiPriority="0" w:unhideWhenUsed="0"/>
-    <w:lsdException w:name="index 6" w:semiHidden="0" w:uiPriority="0" w:unhideWhenUsed="0"/>
-    <w:lsdException w:name="index 7" w:semiHidden="0" w:uiPriority="0" w:unhideWhenUsed="0"/>
-    <w:lsdException w:name="index 8" w:semiHidden="0" w:uiPriority="0" w:unhideWhenUsed="0"/>
-    <w:lsdException w:name="index 9" w:semiHidden="0" w:uiPriority="0" w:unhideWhenUsed="0"/>
-    <w:lsdException w:name="toc 1" w:semiHidden="0" w:uiPriority="0" w:unhideWhenUsed="0" w:qFormat="1"/>
-    <w:lsdException w:name="toc 2" w:semiHidden="0" w:uiPriority="0" w:unhideWhenUsed="0" w:qFormat="1"/>
-    <w:lsdException w:name="toc 3" w:semiHidden="0" w:uiPriority="0" w:unhideWhenUsed="0" w:qFormat="1"/>
-    <w:lsdException w:name="toc 4" w:semiHidden="0" w:uiPriority="0" w:unhideWhenUsed="0"/>
-    <w:lsdException w:name="toc 5" w:semiHidden="0" w:uiPriority="0" w:unhideWhenUsed="0"/>
-    <w:lsdException w:name="toc 6" w:semiHidden="0" w:uiPriority="0" w:unhideWhenUsed="0"/>
-    <w:lsdException w:name="toc 7" w:semiHidden="0" w:uiPriority="0" w:unhideWhenUsed="0"/>
-    <w:lsdException w:name="toc 8" w:semiHidden="0" w:uiPriority="0" w:unhideWhenUsed="0"/>
-    <w:lsdException w:name="toc 9" w:semiHidden="0" w:uiPriority="0" w:unhideWhenUsed="0"/>
-    <w:lsdException w:name="Normal Indent" w:semiHidden="0" w:uiPriority="0" w:unhideWhenUsed="0"/>
-    <w:lsdException w:name="footnote text" w:semiHidden="0" w:uiPriority="0" w:unhideWhenUsed="0"/>
-    <w:lsdException w:name="annotation text" w:semiHidden="0" w:uiPriority="0" w:unhideWhenUsed="0" w:qFormat="1"/>
-    <w:lsdException w:name="header" w:semiHidden="0" w:uiPriority="0" w:unhideWhenUsed="0" w:qFormat="1"/>
-    <w:lsdException w:name="footer" w:semiHidden="0" w:uiPriority="0" w:unhideWhenUsed="0" w:qFormat="1"/>
-    <w:lsdException w:name="index heading" w:semiHidden="0" w:uiPriority="0" w:unhideWhenUsed="0"/>
-    <w:lsdException w:name="caption" w:uiPriority="0" w:qFormat="1"/>
-    <w:lsdException w:name="table of figures" w:semiHidden="0" w:uiPriority="0" w:unhideWhenUsed="0" w:qFormat="1"/>
-    <w:lsdException w:name="envelope address" w:semiHidden="0" w:uiPriority="0" w:unhideWhenUsed="0"/>
-    <w:lsdException w:name="envelope return" w:semiHidden="0" w:uiPriority="0" w:unhideWhenUsed="0"/>
-    <w:lsdException w:name="footnote reference" w:semiHidden="0" w:uiPriority="0" w:unhideWhenUsed="0"/>
-    <w:lsdException w:name="annotation reference" w:semiHidden="0" w:uiPriority="0" w:unhideWhenUsed="0"/>
-    <w:lsdException w:name="line number" w:semiHidden="0" w:uiPriority="0" w:unhideWhenUsed="0"/>
-    <w:lsdException w:name="page number" w:semiHidden="0" w:uiPriority="0" w:unhideWhenUsed="0"/>
-    <w:lsdException w:name="endnote reference" w:semiHidden="0" w:uiPriority="0" w:unhideWhenUsed="0"/>
-    <w:lsdException w:name="endnote text" w:semiHidden="0" w:uiPriority="0" w:unhideWhenUsed="0"/>
-    <w:lsdException w:name="table of authorities" w:semiHidden="0" w:uiPriority="0" w:unhideWhenUsed="0"/>
-    <w:lsdException w:name="macro" w:semiHidden="0" w:uiPriority="0" w:unhideWhenUsed="0"/>
-    <w:lsdException w:name="toa heading" w:semiHidden="0" w:uiPriority="0" w:unhideWhenUsed="0"/>
-    <w:lsdException w:name="List" w:semiHidden="0" w:uiPriority="0" w:unhideWhenUsed="0"/>
-    <w:lsdException w:name="List Bullet" w:semiHidden="0" w:uiPriority="0" w:unhideWhenUsed="0"/>
-    <w:lsdException w:name="List Number" w:semiHidden="0" w:uiPriority="0" w:unhideWhenUsed="0"/>
-    <w:lsdException w:name="List 2" w:semiHidden="0" w:uiPriority="0" w:unhideWhenUsed="0"/>
-    <w:lsdException w:name="List 3" w:semiHidden="0" w:uiPriority="0" w:unhideWhenUsed="0"/>
-    <w:lsdException w:name="List 4" w:semiHidden="0" w:uiPriority="0" w:unhideWhenUsed="0"/>
-    <w:lsdException w:name="List 5" w:semiHidden="0" w:uiPriority="0" w:unhideWhenUsed="0"/>
-    <w:lsdException w:name="List Bullet 2" w:semiHidden="0" w:uiPriority="0" w:unhideWhenUsed="0"/>
-    <w:lsdException w:name="List Bullet 3" w:semiHidden="0" w:uiPriority="0" w:unhideWhenUsed="0"/>
-    <w:lsdException w:name="List Bullet 4" w:semiHidden="0" w:uiPriority="0" w:unhideWhenUsed="0"/>
-    <w:lsdException w:name="List Bullet 5" w:semiHidden="0" w:uiPriority="0" w:unhideWhenUsed="0"/>
-    <w:lsdException w:name="List Number 2" w:semiHidden="0" w:uiPriority="0" w:unhideWhenUsed="0"/>
-    <w:lsdException w:name="List Number 3" w:semiHidden="0" w:uiPriority="0" w:unhideWhenUsed="0"/>
-    <w:lsdException w:name="List Number 4" w:semiHidden="0" w:uiPriority="0" w:unhideWhenUsed="0"/>
-    <w:lsdException w:name="List Number 5" w:semiHidden="0" w:uiPriority="0" w:unhideWhenUsed="0"/>
-    <w:lsdException w:name="Title" w:semiHidden="0" w:uiPriority="0" w:unhideWhenUsed="0" w:qFormat="1"/>
-    <w:lsdException w:name="Closing" w:semiHidden="0" w:uiPriority="0" w:unhideWhenUsed="0"/>
-    <w:lsdException w:name="Signature" w:semiHidden="0" w:uiPriority="0" w:unhideWhenUsed="0"/>
-    <w:lsdException w:name="Default Paragraph Font" w:uiPriority="0" w:unhideWhenUsed="0" w:qFormat="1"/>
-    <w:lsdException w:name="Body Text" w:uiPriority="0" w:unhideWhenUsed="0" w:qFormat="1"/>
-    <w:lsdException w:name="Body Text Indent" w:semiHidden="0" w:uiPriority="0" w:unhideWhenUsed="0"/>
-    <w:lsdException w:name="List Continue" w:semiHidden="0" w:uiPriority="0" w:unhideWhenUsed="0"/>
-    <w:lsdException w:name="List Continue 2" w:semiHidden="0" w:uiPriority="0" w:unhideWhenUsed="0"/>
-    <w:lsdException w:name="List Continue 3" w:semiHidden="0" w:uiPriority="0" w:unhideWhenUsed="0"/>
-    <w:lsdException w:name="List Continue 4" w:semiHidden="0" w:uiPriority="0" w:unhideWhenUsed="0"/>
-    <w:lsdException w:name="List Continue 5" w:semiHidden="0" w:uiPriority="0" w:unhideWhenUsed="0"/>
-    <w:lsdException w:name="Message Header" w:semiHidden="0" w:uiPriority="0" w:unhideWhenUsed="0"/>
-    <w:lsdException w:name="Subtitle" w:semiHidden="0" w:uiPriority="0" w:unhideWhenUsed="0" w:qFormat="1"/>
-    <w:lsdException w:name="Salutation" w:semiHidden="0" w:uiPriority="0" w:unhideWhenUsed="0"/>
-    <w:lsdException w:name="Date" w:semiHidden="0" w:uiPriority="0" w:unhideWhenUsed="0"/>
-    <w:lsdException w:name="Body Text First Indent" w:semiHidden="0" w:uiPriority="0" w:unhideWhenUsed="0"/>
-    <w:lsdException w:name="Body Text First Indent 2" w:semiHidden="0" w:uiPriority="0" w:unhideWhenUsed="0"/>
-    <w:lsdException w:name="Body Text 2" w:semiHidden="0" w:uiPriority="0" w:unhideWhenUsed="0"/>
-    <w:lsdException w:name="Body Text 3" w:semiHidden="0" w:uiPriority="0" w:unhideWhenUsed="0"/>
-    <w:lsdException w:name="Body Text Indent 2" w:semiHidden="0" w:uiPriority="0" w:unhideWhenUsed="0"/>
-    <w:lsdException w:name="Body Text Indent 3" w:semiHidden="0" w:uiPriority="0" w:unhideWhenUsed="0"/>
-    <w:lsdException w:name="Block Text" w:semiHidden="0" w:uiPriority="0" w:unhideWhenUsed="0"/>
-    <w:lsdException w:name="Hyperlink" w:semiHidden="0" w:uiPriority="0" w:unhideWhenUsed="0"/>
-    <w:lsdException w:name="FollowedHyperlink" w:semiHidden="0" w:uiPriority="0" w:unhideWhenUsed="0"/>
-    <w:lsdException w:name="Strong" w:semiHidden="0" w:uiPriority="0" w:unhideWhenUsed="0" w:qFormat="1"/>
-    <w:lsdException w:name="Emphasis" w:semiHidden="0" w:uiPriority="0" w:unhideWhenUsed="0" w:qFormat="1"/>
-    <w:lsdException w:name="Document Map" w:semiHidden="0" w:uiPriority="0" w:unhideWhenUsed="0"/>
-    <w:lsdException w:name="Plain Text" w:semiHidden="0" w:uiPriority="0" w:unhideWhenUsed="0"/>
-    <w:lsdException w:name="E-mail Signature" w:semiHidden="0" w:uiPriority="0" w:unhideWhenUsed="0"/>
-    <w:lsdException w:name="Normal (Web)" w:semiHidden="0" w:uiPriority="0" w:unhideWhenUsed="0" w:qFormat="1"/>
-    <w:lsdException w:name="HTML Acronym" w:semiHidden="0" w:uiPriority="0" w:unhideWhenUsed="0"/>
-    <w:lsdException w:name="HTML Address" w:semiHidden="0" w:uiPriority="0" w:unhideWhenUsed="0"/>
-    <w:lsdException w:name="HTML Cite" w:semiHidden="0" w:uiPriority="0" w:unhideWhenUsed="0"/>
-    <w:lsdException w:name="HTML Code" w:semiHidden="0" w:uiPriority="0" w:unhideWhenUsed="0"/>
-    <w:lsdException w:name="HTML Definition" w:semiHidden="0" w:uiPriority="0" w:unhideWhenUsed="0"/>
-    <w:lsdException w:name="HTML Keyboard" w:semiHidden="0" w:uiPriority="0" w:unhideWhenUsed="0"/>
-    <w:lsdException w:name="HTML Preformatted" w:semiHidden="0" w:uiPriority="0" w:unhideWhenUsed="0" w:qFormat="1"/>
-    <w:lsdException w:name="HTML Sample" w:semiHidden="0" w:uiPriority="0" w:unhideWhenUsed="0"/>
-    <w:lsdException w:name="HTML Typewriter" w:semiHidden="0" w:uiPriority="0" w:unhideWhenUsed="0"/>
-    <w:lsdException w:name="HTML Variable" w:semiHidden="0" w:uiPriority="0" w:unhideWhenUsed="0"/>
-    <w:lsdException w:name="Normal Table" w:uiPriority="0" w:unhideWhenUsed="0" w:qFormat="1"/>
-    <w:lsdException w:name="annotation subject" w:semiHidden="0" w:uiPriority="0" w:unhideWhenUsed="0"/>
-    <w:lsdException w:name="Table Simple 1" w:semiHidden="0" w:uiPriority="0" w:unhideWhenUsed="0"/>
-    <w:lsdException w:name="Table Simple 2" w:semiHidden="0" w:uiPriority="0" w:unhideWhenUsed="0"/>
-    <w:lsdException w:name="Table Simple 3" w:semiHidden="0" w:uiPriority="0" w:unhideWhenUsed="0"/>
-    <w:lsdException w:name="Table Classic 1" w:semiHidden="0" w:uiPriority="0" w:unhideWhenUsed="0"/>
-    <w:lsdException w:name="Table Classic 2" w:semiHidden="0" w:uiPriority="0" w:unhideWhenUsed="0"/>
-    <w:lsdException w:name="Table Classic 3" w:semiHidden="0" w:uiPriority="0" w:unhideWhenUsed="0"/>
-    <w:lsdException w:name="Table Classic 4" w:semiHidden="0" w:uiPriority="0" w:unhideWhenUsed="0"/>
-    <w:lsdException w:name="Table Colorful 1" w:semiHidden="0" w:uiPriority="0" w:unhideWhenUsed="0"/>
-    <w:lsdException w:name="Table Colorful 2" w:semiHidden="0" w:uiPriority="0" w:unhideWhenUsed="0"/>
-    <w:lsdException w:name="Table Colorful 3" w:semiHidden="0" w:uiPriority="0" w:unhideWhenUsed="0"/>
-    <w:lsdException w:name="Table Columns 1" w:semiHidden="0" w:uiPriority="0" w:unhideWhenUsed="0"/>
-    <w:lsdException w:name="Table Columns 2" w:semiHidden="0" w:uiPriority="0" w:unhideWhenUsed="0"/>
-    <w:lsdException w:name="Table Columns 3" w:semiHidden="0" w:uiPriority="0" w:unhideWhenUsed="0"/>
-    <w:lsdException w:name="Table Columns 4" w:semiHidden="0" w:uiPriority="0" w:unhideWhenUsed="0"/>
-    <w:lsdException w:name="Table Columns 5" w:semiHidden="0" w:uiPriority="0" w:unhideWhenUsed="0"/>
-    <w:lsdException w:name="Table Grid 1" w:semiHidden="0" w:uiPriority="0" w:unhideWhenUsed="0"/>
-    <w:lsdException w:name="Table Grid 2" w:semiHidden="0" w:uiPriority="0" w:unhideWhenUsed="0"/>
-    <w:lsdException w:name="Table Grid 3" w:semiHidden="0" w:uiPriority="0" w:unhideWhenUsed="0"/>
-    <w:lsdException w:name="Table Grid 4" w:semiHidden="0" w:uiPriority="0" w:unhideWhenUsed="0"/>
-    <w:lsdException w:name="Table Grid 5" w:semiHidden="0" w:uiPriority="0" w:unhideWhenUsed="0"/>
-    <w:lsdException w:name="Table Grid 6" w:semiHidden="0" w:uiPriority="0" w:unhideWhenUsed="0"/>
-    <w:lsdException w:name="Table Grid 7" w:semiHidden="0" w:uiPriority="0" w:unhideWhenUsed="0"/>
-    <w:lsdException w:name="Table Grid 8" w:semiHidden="0" w:uiPriority="0" w:unhideWhenUsed="0"/>
-    <w:lsdException w:name="Table List 1" w:semiHidden="0" w:uiPriority="0" w:unhideWhenUsed="0"/>
-    <w:lsdException w:name="Table List 2" w:semiHidden="0" w:uiPriority="0" w:unhideWhenUsed="0"/>
-    <w:lsdException w:name="Table List 3" w:semiHidden="0" w:uiPriority="0" w:unhideWhenUsed="0"/>
-    <w:lsdException w:name="Table List 4" w:semiHidden="0" w:uiPriority="0" w:unhideWhenUsed="0"/>
-    <w:lsdException w:name="Table List 5" w:semiHidden="0" w:uiPriority="0" w:unhideWhenUsed="0"/>
-    <w:lsdException w:name="Table List 6" w:semiHidden="0" w:uiPriority="0" w:unhideWhenUsed="0"/>
-    <w:lsdException w:name="Table List 7" w:semiHidden="0" w:uiPriority="0" w:unhideWhenUsed="0"/>
-    <w:lsdException w:name="Table List 8" w:semiHidden="0" w:uiPriority="0" w:unhideWhenUsed="0"/>
-    <w:lsdException w:name="Table 3D effects 1" w:semiHidden="0" w:uiPriority="0" w:unhideWhenUsed="0"/>
-    <w:lsdException w:name="Table 3D effects 2" w:semiHidden="0" w:uiPriority="0" w:unhideWhenUsed="0"/>
-    <w:lsdException w:name="Table 3D effects 3" w:semiHidden="0" w:uiPriority="0" w:unhideWhenUsed="0"/>
-    <w:lsdException w:name="Table Contemporary" w:semiHidden="0" w:uiPriority="0" w:unhideWhenUsed="0"/>
-    <w:lsdException w:name="Table Elegant" w:semiHidden="0" w:uiPriority="0" w:unhideWhenUsed="0"/>
-    <w:lsdException w:name="Table Professional" w:semiHidden="0" w:uiPriority="0" w:unhideWhenUsed="0"/>
-    <w:lsdException w:name="Table Subtle 1" w:semiHidden="0" w:uiPriority="0" w:unhideWhenUsed="0"/>
-    <w:lsdException w:name="Table Subtle 2" w:semiHidden="0" w:uiPriority="0" w:unhideWhenUsed="0"/>
-    <w:lsdException w:name="Table Web 1" w:semiHidden="0" w:uiPriority="0" w:unhideWhenUsed="0"/>
-    <w:lsdException w:name="Table Web 2" w:semiHidden="0" w:uiPriority="0" w:unhideWhenUsed="0"/>
-    <w:lsdException w:name="Table Web 3" w:semiHidden="0" w:uiPriority="0" w:unhideWhenUsed="0"/>
-    <w:lsdException w:name="Balloon Text" w:semiHidden="0" w:uiPriority="0" w:unhideWhenUsed="0"/>
-    <w:lsdException w:name="Table Grid" w:semiHidden="0" w:uiPriority="0" w:unhideWhenUsed="0" w:qFormat="1"/>
-    <w:lsdException w:name="Table Theme" w:semiHidden="0" w:uiPriority="0" w:unhideWhenUsed="0"/>
-    <w:lsdException w:name="Light Shading" w:semiHidden="0" w:uiPriority="60" w:unhideWhenUsed="0"/>
-    <w:lsdException w:name="Light List" w:semiHidden="0" w:uiPriority="61" w:unhideWhenUsed="0"/>
-    <w:lsdException w:name="Light Grid" w:semiHidden="0" w:uiPriority="62" w:unhideWhenUsed="0"/>
-    <w:lsdException w:name="Medium Shading 1" w:semiHidden="0" w:uiPriority="63" w:unhideWhenUsed="0"/>
-    <w:lsdException w:name="Medium Shading 2" w:semiHidden="0" w:uiPriority="64" w:unhideWhenUsed="0"/>
-    <w:lsdException w:name="Medium List 1" w:semiHidden="0" w:uiPriority="65" w:unhideWhenUsed="0"/>
-    <w:lsdException w:name="Medium List 2" w:semiHidden="0" w:uiPriority="66" w:unhideWhenUsed="0"/>
-    <w:lsdException w:name="Medium Grid 1" w:semiHidden="0" w:uiPriority="67" w:unhideWhenUsed="0"/>
-    <w:lsdException w:name="Medium Grid 2" w:semiHidden="0" w:uiPriority="68" w:unhideWhenUsed="0"/>
-    <w:lsdException w:name="Medium Grid 3" w:semiHidden="0" w:uiPriority="69" w:unhideWhenUsed="0"/>
-    <w:lsdException w:name="Dark List" w:semiHidden="0" w:uiPriority="70" w:unhideWhenUsed="0"/>
-    <w:lsdException w:name="Colorful Shading" w:semiHidden="0" w:uiPriority="71" w:unhideWhenUsed="0"/>
-    <w:lsdException w:name="Colorful List" w:semiHidden="0" w:uiPriority="72" w:unhideWhenUsed="0"/>
-    <w:lsdException w:name="Colorful Grid" w:semiHidden="0" w:uiPriority="73" w:unhideWhenUsed="0"/>
-    <w:lsdException w:name="Light Shading Accent 1" w:semiHidden="0" w:uiPriority="60" w:unhideWhenUsed="0"/>
-    <w:lsdException w:name="Light List Accent 1" w:semiHidden="0" w:uiPriority="61" w:unhideWhenUsed="0"/>
-    <w:lsdException w:name="Light Grid Accent 1" w:semiHidden="0" w:uiPriority="62" w:unhideWhenUsed="0"/>
-    <w:lsdException w:name="Medium Shading 1 Accent 1" w:semiHidden="0" w:uiPriority="63" w:unhideWhenUsed="0"/>
-    <w:lsdException w:name="Medium Shading 2 Accent 1" w:semiHidden="0" w:uiPriority="64" w:unhideWhenUsed="0"/>
-    <w:lsdException w:name="Medium List 1 Accent 1" w:semiHidden="0" w:uiPriority="65" w:unhideWhenUsed="0"/>
-    <w:lsdException w:name="Medium List 2 Accent 1" w:semiHidden="0" w:uiPriority="66" w:unhideWhenUsed="0"/>
-    <w:lsdException w:name="Medium Grid 1 Accent 1" w:semiHidden="0" w:uiPriority="67" w:unhideWhenUsed="0"/>
-    <w:lsdException w:name="Medium Grid 2 Accent 1" w:semiHidden="0" w:uiPriority="68" w:unhideWhenUsed="0"/>
-    <w:lsdException w:name="Medium Grid 3 Accent 1" w:semiHidden="0" w:uiPriority="69" w:unhideWhenUsed="0"/>
-    <w:lsdException w:name="Dark List Accent 1" w:semiHidden="0" w:uiPriority="70" w:unhideWhenUsed="0"/>
-    <w:lsdException w:name="Colorful Shading Accent 1" w:semiHidden="0" w:uiPriority="71" w:unhideWhenUsed="0"/>
-    <w:lsdException w:name="Colorful List Accent 1" w:semiHidden="0" w:uiPriority="72" w:unhideWhenUsed="0"/>
-    <w:lsdException w:name="Colorful Grid Accent 1" w:semiHidden="0" w:uiPriority="73" w:unhideWhenUsed="0"/>
-    <w:lsdException w:name="Light Shading Accent 2" w:semiHidden="0" w:uiPriority="60" w:unhideWhenUsed="0"/>
-    <w:lsdException w:name="Light List Accent 2" w:semiHidden="0" w:uiPriority="61" w:unhideWhenUsed="0"/>
-    <w:lsdException w:name="Light Grid Accent 2" w:semiHidden="0" w:uiPriority="62" w:unhideWhenUsed="0"/>
-    <w:lsdException w:name="Medium Shading 1 Accent 2" w:semiHidden="0" w:uiPriority="63" w:unhideWhenUsed="0"/>
-    <w:lsdException w:name="Medium Shading 2 Accent 2" w:semiHidden="0" w:uiPriority="64" w:unhideWhenUsed="0"/>
-    <w:lsdException w:name="Medium List 1 Accent 2" w:semiHidden="0" w:uiPriority="65" w:unhideWhenUsed="0"/>
-    <w:lsdException w:name="Medium List 2 Accent 2" w:semiHidden="0" w:uiPriority="66" w:unhideWhenUsed="0"/>
-    <w:lsdException w:name="Medium Grid 1 Accent 2" w:semiHidden="0" w:uiPriority="67" w:unhideWhenUsed="0"/>
-    <w:lsdException w:name="Medium Grid 2 Accent 2" w:semiHidden="0" w:uiPriority="68" w:unhideWhenUsed="0"/>
-    <w:lsdException w:name="Medium Grid 3 Accent 2" w:semiHidden="0" w:uiPriority="69" w:unhideWhenUsed="0"/>
-    <w:lsdException w:name="Dark List Accent 2" w:semiHidden="0" w:uiPriority="70" w:unhideWhenUsed="0"/>
-    <w:lsdException w:name="Colorful Shading Accent 2" w:semiHidden="0" w:uiPriority="71" w:unhideWhenUsed="0"/>
-    <w:lsdException w:name="Colorful List Accent 2" w:semiHidden="0" w:uiPriority="72" w:unhideWhenUsed="0"/>
-    <w:lsdException w:name="Colorful Grid Accent 2" w:semiHidden="0" w:uiPriority="73" w:unhideWhenUsed="0"/>
-    <w:lsdException w:name="Light Shading Accent 3" w:semiHidden="0" w:uiPriority="60" w:unhideWhenUsed="0"/>
-    <w:lsdException w:name="Light List Accent 3" w:semiHidden="0" w:uiPriority="61" w:unhideWhenUsed="0"/>
-    <w:lsdException w:name="Light Grid Accent 3" w:semiHidden="0" w:uiPriority="62" w:unhideWhenUsed="0"/>
-    <w:lsdException w:name="Medium Shading 1 Accent 3" w:semiHidden="0" w:uiPriority="63" w:unhideWhenUsed="0"/>
-    <w:lsdException w:name="Medium Shading 2 Accent 3" w:semiHidden="0" w:uiPriority="64" w:unhideWhenUsed="0"/>
-    <w:lsdException w:name="Medium List 1 Accent 3" w:semiHidden="0" w:uiPriority="65" w:unhideWhenUsed="0"/>
-    <w:lsdException w:name="Medium List 2 Accent 3" w:semiHidden="0" w:uiPriority="66" w:unhideWhenUsed="0"/>
-    <w:lsdException w:name="Medium Grid 1 Accent 3" w:semiHidden="0" w:uiPriority="67" w:unhideWhenUsed="0"/>
-    <w:lsdException w:name="Medium Grid 2 Accent 3" w:semiHidden="0" w:uiPriority="68" w:unhideWhenUsed="0"/>
-    <w:lsdException w:name="Medium Grid 3 Accent 3" w:semiHidden="0" w:uiPriority="69" w:unhideWhenUsed="0"/>
-    <w:lsdException w:name="Dark List Accent 3" w:semiHidden="0" w:uiPriority="70" w:unhideWhenUsed="0"/>
-    <w:lsdException w:name="Colorful Shading Accent 3" w:semiHidden="0" w:uiPriority="71" w:unhideWhenUsed="0"/>
-    <w:lsdException w:name="Colorful List Accent 3" w:semiHidden="0" w:uiPriority="72" w:unhideWhenUsed="0"/>
-    <w:lsdException w:name="Colorful Grid Accent 3" w:semiHidden="0" w:uiPriority="73" w:unhideWhenUsed="0"/>
-    <w:lsdException w:name="Light Shading Accent 4" w:semiHidden="0" w:uiPriority="60" w:unhideWhenUsed="0"/>
-    <w:lsdException w:name="Light List Accent 4" w:semiHidden="0" w:uiPriority="61" w:unhideWhenUsed="0"/>
-    <w:lsdException w:name="Light Grid Accent 4" w:semiHidden="0" w:uiPriority="62" w:unhideWhenUsed="0"/>
-    <w:lsdException w:name="Medium Shading 1 Accent 4" w:semiHidden="0" w:uiPriority="63" w:unhideWhenUsed="0"/>
-    <w:lsdException w:name="Medium Shading 2 Accent 4" w:semiHidden="0" w:uiPriority="64" w:unhideWhenUsed="0"/>
-    <w:lsdException w:name="Medium List 1 Accent 4" w:semiHidden="0" w:uiPriority="65" w:unhideWhenUsed="0"/>
-    <w:lsdException w:name="Medium List 2 Accent 4" w:semiHidden="0" w:uiPriority="66" w:unhideWhenUsed="0"/>
-    <w:lsdException w:name="Medium Grid 1 Accent 4" w:semiHidden="0" w:uiPriority="67" w:unhideWhenUsed="0"/>
-    <w:lsdException w:name="Medium Grid 2 Accent 4" w:semiHidden="0" w:uiPriority="68" w:unhideWhenUsed="0"/>
-    <w:lsdException w:name="Medium Grid 3 Accent 4" w:semiHidden="0" w:uiPriority="69" w:unhideWhenUsed="0"/>
-    <w:lsdException w:name="Dark List Accent 4" w:semiHidden="0" w:uiPriority="70" w:unhideWhenUsed="0"/>
-    <w:lsdException w:name="Colorful Shading Accent 4" w:semiHidden="0" w:uiPriority="71" w:unhideWhenUsed="0"/>
-    <w:lsdException w:name="Colorful List Accent 4" w:semiHidden="0" w:uiPriority="72" w:unhideWhenUsed="0"/>
-    <w:lsdException w:name="Colorful Grid Accent 4" w:semiHidden="0" w:uiPriority="73" w:unhideWhenUsed="0"/>
-    <w:lsdException w:name="Light Shading Accent 5" w:semiHidden="0" w:uiPriority="60" w:unhideWhenUsed="0"/>
-    <w:lsdException w:name="Light List Accent 5" w:semiHidden="0" w:uiPriority="61" w:unhideWhenUsed="0"/>
-    <w:lsdException w:name="Light Grid Accent 5" w:semiHidden="0" w:uiPriority="62" w:unhideWhenUsed="0"/>
-    <w:lsdException w:name="Medium Shading 1 Accent 5" w:semiHidden="0" w:uiPriority="63" w:unhideWhenUsed="0"/>
-    <w:lsdException w:name="Medium Shading 2 Accent 5" w:semiHidden="0" w:uiPriority="64" w:unhideWhenUsed="0"/>
-    <w:lsdException w:name="Medium List 1 Accent 5" w:semiHidden="0" w:uiPriority="65" w:unhideWhenUsed="0"/>
-    <w:lsdException w:name="Medium List 2 Accent 5" w:semiHidden="0" w:uiPriority="66" w:unhideWhenUsed="0"/>
-    <w:lsdException w:name="Medium Grid 1 Accent 5" w:semiHidden="0" w:uiPriority="67" w:unhideWhenUsed="0"/>
-    <w:lsdException w:name="Medium Grid 2 Accent 5" w:semiHidden="0" w:uiPriority="68" w:unhideWhenUsed="0"/>
-    <w:lsdException w:name="Medium Grid 3 Accent 5" w:semiHidden="0" w:uiPriority="69" w:unhideWhenUsed="0"/>
-    <w:lsdException w:name="Dark List Accent 5" w:semiHidden="0" w:uiPriority="70" w:unhideWhenUsed="0"/>
-    <w:lsdException w:name="Colorful Shading Accent 5" w:semiHidden="0" w:uiPriority="71" w:unhideWhenUsed="0"/>
-    <w:lsdException w:name="Colorful List Accent 5" w:semiHidden="0" w:uiPriority="72" w:unhideWhenUsed="0"/>
-    <w:lsdException w:name="Colorful Grid Accent 5" w:semiHidden="0" w:uiPriority="73" w:unhideWhenUsed="0"/>
-    <w:lsdException w:name="Light Shading Accent 6" w:semiHidden="0" w:uiPriority="60" w:unhideWhenUsed="0"/>
-    <w:lsdException w:name="Light List Accent 6" w:semiHidden="0" w:uiPriority="61" w:unhideWhenUsed="0"/>
-    <w:lsdException w:name="Light Grid Accent 6" w:semiHidden="0" w:uiPriority="62" w:unhideWhenUsed="0"/>
-    <w:lsdException w:name="Medium Shading 1 Accent 6" w:semiHidden="0" w:uiPriority="63" w:unhideWhenUsed="0"/>
-    <w:lsdException w:name="Medium Shading 2 Accent 6" w:semiHidden="0" w:uiPriority="64" w:unhideWhenUsed="0"/>
-    <w:lsdException w:name="Medium List 1 Accent 6" w:semiHidden="0" w:uiPriority="65" w:unhideWhenUsed="0"/>
-    <w:lsdException w:name="Medium List 2 Accent 6" w:semiHidden="0" w:uiPriority="66" w:unhideWhenUsed="0"/>
-    <w:lsdException w:name="Medium Grid 1 Accent 6" w:semiHidden="0" w:uiPriority="67" w:unhideWhenUsed="0"/>
-    <w:lsdException w:name="Medium Grid 2 Accent 6" w:semiHidden="0" w:uiPriority="68" w:unhideWhenUsed="0"/>
-    <w:lsdException w:name="Medium Grid 3 Accent 6" w:semiHidden="0" w:uiPriority="69" w:unhideWhenUsed="0"/>
-    <w:lsdException w:name="Dark List Accent 6" w:semiHidden="0" w:uiPriority="70" w:unhideWhenUsed="0"/>
-    <w:lsdException w:name="Colorful Shading Accent 6" w:semiHidden="0" w:uiPriority="71" w:unhideWhenUsed="0"/>
-    <w:lsdException w:name="Colorful List Accent 6" w:semiHidden="0" w:uiPriority="72" w:unhideWhenUsed="0"/>
-    <w:lsdException w:name="Colorful Grid Accent 6" w:semiHidden="0" w:uiPriority="73" w:unhideWhenUsed="0"/>
+  <w:latentStyles w:count="260" w:defQFormat="0" w:defUnhideWhenUsed="1" w:defSemiHidden="1" w:defUIPriority="99" w:defLockedState="0">
+    <w:lsdException w:qFormat="1" w:unhideWhenUsed="0" w:uiPriority="0" w:semiHidden="0" w:name="Normal"/>
+    <w:lsdException w:qFormat="1" w:unhideWhenUsed="0" w:uiPriority="0" w:semiHidden="0" w:name="heading 1"/>
+    <w:lsdException w:qFormat="1" w:uiPriority="0" w:semiHidden="0" w:name="heading 2"/>
+    <w:lsdException w:qFormat="1" w:uiPriority="0" w:name="heading 3"/>
+    <w:lsdException w:qFormat="1" w:uiPriority="0" w:semiHidden="0" w:name="heading 4"/>
+    <w:lsdException w:qFormat="1" w:uiPriority="0" w:name="heading 5"/>
+    <w:lsdException w:qFormat="1" w:uiPriority="0" w:name="heading 6"/>
+    <w:lsdException w:qFormat="1" w:uiPriority="0" w:name="heading 7"/>
+    <w:lsdException w:qFormat="1" w:uiPriority="0" w:name="heading 8"/>
+    <w:lsdException w:qFormat="1" w:uiPriority="0" w:name="heading 9"/>
+    <w:lsdException w:unhideWhenUsed="0" w:uiPriority="0" w:semiHidden="0" w:name="index 1"/>
+    <w:lsdException w:unhideWhenUsed="0" w:uiPriority="0" w:semiHidden="0" w:name="index 2"/>
+    <w:lsdException w:unhideWhenUsed="0" w:uiPriority="0" w:semiHidden="0" w:name="index 3"/>
+    <w:lsdException w:unhideWhenUsed="0" w:uiPriority="0" w:semiHidden="0" w:name="index 4"/>
+    <w:lsdException w:unhideWhenUsed="0" w:uiPriority="0" w:semiHidden="0" w:name="index 5"/>
+    <w:lsdException w:unhideWhenUsed="0" w:uiPriority="0" w:semiHidden="0" w:name="index 6"/>
+    <w:lsdException w:unhideWhenUsed="0" w:uiPriority="0" w:semiHidden="0" w:name="index 7"/>
+    <w:lsdException w:unhideWhenUsed="0" w:uiPriority="0" w:semiHidden="0" w:name="index 8"/>
+    <w:lsdException w:unhideWhenUsed="0" w:uiPriority="0" w:semiHidden="0" w:name="index 9"/>
+    <w:lsdException w:qFormat="1" w:unhideWhenUsed="0" w:uiPriority="0" w:semiHidden="0" w:name="toc 1"/>
+    <w:lsdException w:qFormat="1" w:unhideWhenUsed="0" w:uiPriority="0" w:semiHidden="0" w:name="toc 2"/>
+    <w:lsdException w:qFormat="1" w:unhideWhenUsed="0" w:uiPriority="0" w:semiHidden="0" w:name="toc 3"/>
+    <w:lsdException w:unhideWhenUsed="0" w:uiPriority="0" w:semiHidden="0" w:name="toc 4"/>
+    <w:lsdException w:unhideWhenUsed="0" w:uiPriority="0" w:semiHidden="0" w:name="toc 5"/>
+    <w:lsdException w:unhideWhenUsed="0" w:uiPriority="0" w:semiHidden="0" w:name="toc 6"/>
+    <w:lsdException w:unhideWhenUsed="0" w:uiPriority="0" w:semiHidden="0" w:name="toc 7"/>
+    <w:lsdException w:unhideWhenUsed="0" w:uiPriority="0" w:semiHidden="0" w:name="toc 8"/>
+    <w:lsdException w:unhideWhenUsed="0" w:uiPriority="0" w:semiHidden="0" w:name="toc 9"/>
+    <w:lsdException w:unhideWhenUsed="0" w:uiPriority="0" w:semiHidden="0" w:name="Normal Indent"/>
+    <w:lsdException w:unhideWhenUsed="0" w:uiPriority="0" w:semiHidden="0" w:name="footnote text"/>
+    <w:lsdException w:qFormat="1" w:unhideWhenUsed="0" w:uiPriority="0" w:semiHidden="0" w:name="annotation text"/>
+    <w:lsdException w:qFormat="1" w:unhideWhenUsed="0" w:uiPriority="0" w:semiHidden="0" w:name="header"/>
+    <w:lsdException w:qFormat="1" w:unhideWhenUsed="0" w:uiPriority="0" w:semiHidden="0" w:name="footer"/>
+    <w:lsdException w:unhideWhenUsed="0" w:uiPriority="0" w:semiHidden="0" w:name="index heading"/>
+    <w:lsdException w:qFormat="1" w:uiPriority="0" w:name="caption"/>
+    <w:lsdException w:qFormat="1" w:unhideWhenUsed="0" w:uiPriority="0" w:semiHidden="0" w:name="table of figures"/>
+    <w:lsdException w:unhideWhenUsed="0" w:uiPriority="0" w:semiHidden="0" w:name="envelope address"/>
+    <w:lsdException w:unhideWhenUsed="0" w:uiPriority="0" w:semiHidden="0" w:name="envelope return"/>
+    <w:lsdException w:unhideWhenUsed="0" w:uiPriority="0" w:semiHidden="0" w:name="footnote reference"/>
+    <w:lsdException w:unhideWhenUsed="0" w:uiPriority="0" w:semiHidden="0" w:name="annotation reference"/>
+    <w:lsdException w:unhideWhenUsed="0" w:uiPriority="0" w:semiHidden="0" w:name="line number"/>
+    <w:lsdException w:unhideWhenUsed="0" w:uiPriority="0" w:semiHidden="0" w:name="page number"/>
+    <w:lsdException w:unhideWhenUsed="0" w:uiPriority="0" w:semiHidden="0" w:name="endnote reference"/>
+    <w:lsdException w:unhideWhenUsed="0" w:uiPriority="0" w:semiHidden="0" w:name="endnote text"/>
+    <w:lsdException w:unhideWhenUsed="0" w:uiPriority="0" w:semiHidden="0" w:name="table of authorities"/>
+    <w:lsdException w:unhideWhenUsed="0" w:uiPriority="0" w:semiHidden="0" w:name="macro"/>
+    <w:lsdException w:unhideWhenUsed="0" w:uiPriority="0" w:semiHidden="0" w:name="toa heading"/>
+    <w:lsdException w:unhideWhenUsed="0" w:uiPriority="0" w:semiHidden="0" w:name="List"/>
+    <w:lsdException w:unhideWhenUsed="0" w:uiPriority="0" w:semiHidden="0" w:name="List Bullet"/>
+    <w:lsdException w:unhideWhenUsed="0" w:uiPriority="0" w:semiHidden="0" w:name="List Number"/>
+    <w:lsdException w:unhideWhenUsed="0" w:uiPriority="0" w:semiHidden="0" w:name="List 2"/>
+    <w:lsdException w:unhideWhenUsed="0" w:uiPriority="0" w:semiHidden="0" w:name="List 3"/>
+    <w:lsdException w:unhideWhenUsed="0" w:uiPriority="0" w:semiHidden="0" w:name="List 4"/>
+    <w:lsdException w:unhideWhenUsed="0" w:uiPriority="0" w:semiHidden="0" w:name="List 5"/>
+    <w:lsdException w:unhideWhenUsed="0" w:uiPriority="0" w:semiHidden="0" w:name="List Bullet 2"/>
+    <w:lsdException w:unhideWhenUsed="0" w:uiPriority="0" w:semiHidden="0" w:name="List Bullet 3"/>
+    <w:lsdException w:unhideWhenUsed="0" w:uiPriority="0" w:semiHidden="0" w:name="List Bullet 4"/>
+    <w:lsdException w:unhideWhenUsed="0" w:uiPriority="0" w:semiHidden="0" w:name="List Bullet 5"/>
+    <w:lsdException w:unhideWhenUsed="0" w:uiPriority="0" w:semiHidden="0" w:name="List Number 2"/>
+    <w:lsdException w:unhideWhenUsed="0" w:uiPriority="0" w:semiHidden="0" w:name="List Number 3"/>
+    <w:lsdException w:unhideWhenUsed="0" w:uiPriority="0" w:semiHidden="0" w:name="List Number 4"/>
+    <w:lsdException w:unhideWhenUsed="0" w:uiPriority="0" w:semiHidden="0" w:name="List Number 5"/>
+    <w:lsdException w:qFormat="1" w:unhideWhenUsed="0" w:uiPriority="0" w:semiHidden="0" w:name="Title"/>
+    <w:lsdException w:unhideWhenUsed="0" w:uiPriority="0" w:semiHidden="0" w:name="Closing"/>
+    <w:lsdException w:unhideWhenUsed="0" w:uiPriority="0" w:semiHidden="0" w:name="Signature"/>
+    <w:lsdException w:qFormat="1" w:unhideWhenUsed="0" w:uiPriority="0" w:name="Default Paragraph Font"/>
+    <w:lsdException w:qFormat="1" w:unhideWhenUsed="0" w:uiPriority="0" w:name="Body Text"/>
+    <w:lsdException w:unhideWhenUsed="0" w:uiPriority="0" w:semiHidden="0" w:name="Body Text Indent"/>
+    <w:lsdException w:unhideWhenUsed="0" w:uiPriority="0" w:semiHidden="0" w:name="List Continue"/>
+    <w:lsdException w:unhideWhenUsed="0" w:uiPriority="0" w:semiHidden="0" w:name="List Continue 2"/>
+    <w:lsdException w:unhideWhenUsed="0" w:uiPriority="0" w:semiHidden="0" w:name="List Continue 3"/>
+    <w:lsdException w:unhideWhenUsed="0" w:uiPriority="0" w:semiHidden="0" w:name="List Continue 4"/>
+    <w:lsdException w:unhideWhenUsed="0" w:uiPriority="0" w:semiHidden="0" w:name="List Continue 5"/>
+    <w:lsdException w:unhideWhenUsed="0" w:uiPriority="0" w:semiHidden="0" w:name="Message Header"/>
+    <w:lsdException w:qFormat="1" w:unhideWhenUsed="0" w:uiPriority="0" w:semiHidden="0" w:name="Subtitle"/>
+    <w:lsdException w:unhideWhenUsed="0" w:uiPriority="0" w:semiHidden="0" w:name="Salutation"/>
+    <w:lsdException w:unhideWhenUsed="0" w:uiPriority="0" w:semiHidden="0" w:name="Date"/>
+    <w:lsdException w:unhideWhenUsed="0" w:uiPriority="0" w:semiHidden="0" w:name="Body Text First Indent"/>
+    <w:lsdException w:unhideWhenUsed="0" w:uiPriority="0" w:semiHidden="0" w:name="Body Text First Indent 2"/>
+    <w:lsdException w:uiPriority="99" w:name="Note Heading"/>
+    <w:lsdException w:unhideWhenUsed="0" w:uiPriority="0" w:semiHidden="0" w:name="Body Text 2"/>
+    <w:lsdException w:unhideWhenUsed="0" w:uiPriority="0" w:semiHidden="0" w:name="Body Text 3"/>
+    <w:lsdException w:unhideWhenUsed="0" w:uiPriority="0" w:semiHidden="0" w:name="Body Text Indent 2"/>
+    <w:lsdException w:unhideWhenUsed="0" w:uiPriority="0" w:semiHidden="0" w:name="Body Text Indent 3"/>
+    <w:lsdException w:unhideWhenUsed="0" w:uiPriority="0" w:semiHidden="0" w:name="Block Text"/>
+    <w:lsdException w:unhideWhenUsed="0" w:uiPriority="0" w:semiHidden="0" w:name="Hyperlink"/>
+    <w:lsdException w:unhideWhenUsed="0" w:uiPriority="0" w:semiHidden="0" w:name="FollowedHyperlink"/>
+    <w:lsdException w:qFormat="1" w:unhideWhenUsed="0" w:uiPriority="0" w:semiHidden="0" w:name="Strong"/>
+    <w:lsdException w:qFormat="1" w:unhideWhenUsed="0" w:uiPriority="0" w:semiHidden="0" w:name="Emphasis"/>
+    <w:lsdException w:unhideWhenUsed="0" w:uiPriority="0" w:semiHidden="0" w:name="Document Map"/>
+    <w:lsdException w:unhideWhenUsed="0" w:uiPriority="0" w:semiHidden="0" w:name="Plain Text"/>
+    <w:lsdException w:unhideWhenUsed="0" w:uiPriority="0" w:semiHidden="0" w:name="E-mail Signature"/>
+    <w:lsdException w:qFormat="1" w:unhideWhenUsed="0" w:uiPriority="0" w:semiHidden="0" w:name="Normal (Web)"/>
+    <w:lsdException w:unhideWhenUsed="0" w:uiPriority="0" w:semiHidden="0" w:name="HTML Acronym"/>
+    <w:lsdException w:unhideWhenUsed="0" w:uiPriority="0" w:semiHidden="0" w:name="HTML Address"/>
+    <w:lsdException w:unhideWhenUsed="0" w:uiPriority="0" w:semiHidden="0" w:name="HTML Cite"/>
+    <w:lsdException w:unhideWhenUsed="0" w:uiPriority="0" w:semiHidden="0" w:name="HTML Code"/>
+    <w:lsdException w:unhideWhenUsed="0" w:uiPriority="0" w:semiHidden="0" w:name="HTML Definition"/>
+    <w:lsdException w:unhideWhenUsed="0" w:uiPriority="0" w:semiHidden="0" w:name="HTML Keyboard"/>
+    <w:lsdException w:qFormat="1" w:unhideWhenUsed="0" w:uiPriority="0" w:semiHidden="0" w:name="HTML Preformatted"/>
+    <w:lsdException w:unhideWhenUsed="0" w:uiPriority="0" w:semiHidden="0" w:name="HTML Sample"/>
+    <w:lsdException w:unhideWhenUsed="0" w:uiPriority="0" w:semiHidden="0" w:name="HTML Typewriter"/>
+    <w:lsdException w:unhideWhenUsed="0" w:uiPriority="0" w:semiHidden="0" w:name="HTML Variable"/>
+    <w:lsdException w:qFormat="1" w:unhideWhenUsed="0" w:uiPriority="0" w:name="Normal Table"/>
+    <w:lsdException w:unhideWhenUsed="0" w:uiPriority="0" w:semiHidden="0" w:name="annotation subject"/>
+    <w:lsdException w:unhideWhenUsed="0" w:uiPriority="0" w:semiHidden="0" w:name="Table Simple 1"/>
+    <w:lsdException w:unhideWhenUsed="0" w:uiPriority="0" w:semiHidden="0" w:name="Table Simple 2"/>
+    <w:lsdException w:unhideWhenUsed="0" w:uiPriority="0" w:semiHidden="0" w:name="Table Simple 3"/>
+    <w:lsdException w:unhideWhenUsed="0" w:uiPriority="0" w:semiHidden="0" w:name="Table Classic 1"/>
+    <w:lsdException w:unhideWhenUsed="0" w:uiPriority="0" w:semiHidden="0" w:name="Table Classic 2"/>
+    <w:lsdException w:unhideWhenUsed="0" w:uiPriority="0" w:semiHidden="0" w:name="Table Classic 3"/>
+    <w:lsdException w:unhideWhenUsed="0" w:uiPriority="0" w:semiHidden="0" w:name="Table Classic 4"/>
+    <w:lsdException w:unhideWhenUsed="0" w:uiPriority="0" w:semiHidden="0" w:name="Table Colorful 1"/>
+    <w:lsdException w:unhideWhenUsed="0" w:uiPriority="0" w:semiHidden="0" w:name="Table Colorful 2"/>
+    <w:lsdException w:unhideWhenUsed="0" w:uiPriority="0" w:semiHidden="0" w:name="Table Colorful 3"/>
+    <w:lsdException w:unhideWhenUsed="0" w:uiPriority="0" w:semiHidden="0" w:name="Table Columns 1"/>
+    <w:lsdException w:unhideWhenUsed="0" w:uiPriority="0" w:semiHidden="0" w:name="Table Columns 2"/>
+    <w:lsdException w:unhideWhenUsed="0" w:uiPriority="0" w:semiHidden="0" w:name="Table Columns 3"/>
+    <w:lsdException w:unhideWhenUsed="0" w:uiPriority="0" w:semiHidden="0" w:name="Table Columns 4"/>
+    <w:lsdException w:unhideWhenUsed="0" w:uiPriority="0" w:semiHidden="0" w:name="Table Columns 5"/>
+    <w:lsdException w:unhideWhenUsed="0" w:uiPriority="0" w:semiHidden="0" w:name="Table Grid 1"/>
+    <w:lsdException w:unhideWhenUsed="0" w:uiPriority="0" w:semiHidden="0" w:name="Table Grid 2"/>
+    <w:lsdException w:unhideWhenUsed="0" w:uiPriority="0" w:semiHidden="0" w:name="Table Grid 3"/>
+    <w:lsdException w:unhideWhenUsed="0" w:uiPriority="0" w:semiHidden="0" w:name="Table Grid 4"/>
+    <w:lsdException w:unhideWhenUsed="0" w:uiPriority="0" w:semiHidden="0" w:name="Table Grid 5"/>
+    <w:lsdException w:unhideWhenUsed="0" w:uiPriority="0" w:semiHidden="0" w:name="Table Grid 6"/>
+    <w:lsdException w:unhideWhenUsed="0" w:uiPriority="0" w:semiHidden="0" w:name="Table Grid 7"/>
+    <w:lsdException w:unhideWhenUsed="0" w:uiPriority="0" w:semiHidden="0" w:name="Table Grid 8"/>
+    <w:lsdException w:unhideWhenUsed="0" w:uiPriority="0" w:semiHidden="0" w:name="Table List 1"/>
+    <w:lsdException w:unhideWhenUsed="0" w:uiPriority="0" w:semiHidden="0" w:name="Table List 2"/>
+    <w:lsdException w:unhideWhenUsed="0" w:uiPriority="0" w:semiHidden="0" w:name="Table List 3"/>
+    <w:lsdException w:unhideWhenUsed="0" w:uiPriority="0" w:semiHidden="0" w:name="Table List 4"/>
+    <w:lsdException w:unhideWhenUsed="0" w:uiPriority="0" w:semiHidden="0" w:name="Table List 5"/>
+    <w:lsdException w:unhideWhenUsed="0" w:uiPriority="0" w:semiHidden="0" w:name="Table List 6"/>
+    <w:lsdException w:unhideWhenUsed="0" w:uiPriority="0" w:semiHidden="0" w:name="Table List 7"/>
+    <w:lsdException w:unhideWhenUsed="0" w:uiPriority="0" w:semiHidden="0" w:name="Table List 8"/>
+    <w:lsdException w:unhideWhenUsed="0" w:uiPriority="0" w:semiHidden="0" w:name="Table 3D effects 1"/>
+    <w:lsdException w:unhideWhenUsed="0" w:uiPriority="0" w:semiHidden="0" w:name="Table 3D effects 2"/>
+    <w:lsdException w:unhideWhenUsed="0" w:uiPriority="0" w:semiHidden="0" w:name="Table 3D effects 3"/>
+    <w:lsdException w:unhideWhenUsed="0" w:uiPriority="0" w:semiHidden="0" w:name="Table Contemporary"/>
+    <w:lsdException w:unhideWhenUsed="0" w:uiPriority="0" w:semiHidden="0" w:name="Table Elegant"/>
+    <w:lsdException w:unhideWhenUsed="0" w:uiPriority="0" w:semiHidden="0" w:name="Table Professional"/>
+    <w:lsdException w:unhideWhenUsed="0" w:uiPriority="0" w:semiHidden="0" w:name="Table Subtle 1"/>
+    <w:lsdException w:unhideWhenUsed="0" w:uiPriority="0" w:semiHidden="0" w:name="Table Subtle 2"/>
+    <w:lsdException w:unhideWhenUsed="0" w:uiPriority="0" w:semiHidden="0" w:name="Table Web 1"/>
+    <w:lsdException w:unhideWhenUsed="0" w:uiPriority="0" w:semiHidden="0" w:name="Table Web 2"/>
+    <w:lsdException w:unhideWhenUsed="0" w:uiPriority="0" w:semiHidden="0" w:name="Table Web 3"/>
+    <w:lsdException w:unhideWhenUsed="0" w:uiPriority="0" w:semiHidden="0" w:name="Balloon Text"/>
+    <w:lsdException w:qFormat="1" w:unhideWhenUsed="0" w:uiPriority="0" w:semiHidden="0" w:name="Table Grid"/>
+    <w:lsdException w:unhideWhenUsed="0" w:uiPriority="0" w:semiHidden="0" w:name="Table Theme"/>
+    <w:lsdException w:unhideWhenUsed="0" w:uiPriority="60" w:semiHidden="0" w:name="Light Shading"/>
+    <w:lsdException w:unhideWhenUsed="0" w:uiPriority="61" w:semiHidden="0" w:name="Light List"/>
+    <w:lsdException w:unhideWhenUsed="0" w:uiPriority="62" w:semiHidden="0" w:name="Light Grid"/>
+    <w:lsdException w:unhideWhenUsed="0" w:uiPriority="63" w:semiHidden="0" w:name="Medium Shading 1"/>
+    <w:lsdException w:unhideWhenUsed="0" w:uiPriority="64" w:semiHidden="0" w:name="Medium Shading 2"/>
+    <w:lsdException w:unhideWhenUsed="0" w:uiPriority="65" w:semiHidden="0" w:name="Medium List 1"/>
+    <w:lsdException w:unhideWhenUsed="0" w:uiPriority="66" w:semiHidden="0" w:name="Medium List 2"/>
+    <w:lsdException w:unhideWhenUsed="0" w:uiPriority="67" w:semiHidden="0" w:name="Medium Grid 1"/>
+    <w:lsdException w:unhideWhenUsed="0" w:uiPriority="68" w:semiHidden="0" w:name="Medium Grid 2"/>
+    <w:lsdException w:unhideWhenUsed="0" w:uiPriority="69" w:semiHidden="0" w:name="Medium Grid 3"/>
+    <w:lsdException w:unhideWhenUsed="0" w:uiPriority="70" w:semiHidden="0" w:name="Dark List"/>
+    <w:lsdException w:unhideWhenUsed="0" w:uiPriority="71" w:semiHidden="0" w:name="Colorful Shading"/>
+    <w:lsdException w:unhideWhenUsed="0" w:uiPriority="72" w:semiHidden="0" w:name="Colorful List"/>
+    <w:lsdException w:unhideWhenUsed="0" w:uiPriority="73" w:semiHidden="0" w:name="Colorful Grid"/>
+    <w:lsdException w:unhideWhenUsed="0" w:uiPriority="60" w:semiHidden="0" w:name="Light Shading Accent 1"/>
+    <w:lsdException w:unhideWhenUsed="0" w:uiPriority="61" w:semiHidden="0" w:name="Light List Accent 1"/>
+    <w:lsdException w:unhideWhenUsed="0" w:uiPriority="62" w:semiHidden="0" w:name="Light Grid Accent 1"/>
+    <w:lsdException w:unhideWhenUsed="0" w:uiPriority="63" w:semiHidden="0" w:name="Medium Shading 1 Accent 1"/>
+    <w:lsdException w:unhideWhenUsed="0" w:uiPriority="64" w:semiHidden="0" w:name="Medium Shading 2 Accent 1"/>
+    <w:lsdException w:unhideWhenUsed="0" w:uiPriority="65" w:semiHidden="0" w:name="Medium List 1 Accent 1"/>
+    <w:lsdException w:unhideWhenUsed="0" w:uiPriority="66" w:semiHidden="0" w:name="Medium List 2 Accent 1"/>
+    <w:lsdException w:unhideWhenUsed="0" w:uiPriority="67" w:semiHidden="0" w:name="Medium Grid 1 Accent 1"/>
+    <w:lsdException w:unhideWhenUsed="0" w:uiPriority="68" w:semiHidden="0" w:name="Medium Grid 2 Accent 1"/>
+    <w:lsdException w:unhideWhenUsed="0" w:uiPriority="69" w:semiHidden="0" w:name="Medium Grid 3 Accent 1"/>
+    <w:lsdException w:unhideWhenUsed="0" w:uiPriority="70" w:semiHidden="0" w:name="Dark List Accent 1"/>
+    <w:lsdException w:unhideWhenUsed="0" w:uiPriority="71" w:semiHidden="0" w:name="Colorful Shading Accent 1"/>
+    <w:lsdException w:unhideWhenUsed="0" w:uiPriority="72" w:semiHidden="0" w:name="Colorful List Accent 1"/>
+    <w:lsdException w:unhideWhenUsed="0" w:uiPriority="73" w:semiHidden="0" w:name="Colorful Grid Accent 1"/>
+    <w:lsdException w:unhideWhenUsed="0" w:uiPriority="60" w:semiHidden="0" w:name="Light Shading Accent 2"/>
+    <w:lsdException w:unhideWhenUsed="0" w:uiPriority="61" w:semiHidden="0" w:name="Light List Accent 2"/>
+    <w:lsdException w:unhideWhenUsed="0" w:uiPriority="62" w:semiHidden="0" w:name="Light Grid Accent 2"/>
+    <w:lsdException w:unhideWhenUsed="0" w:uiPriority="63" w:semiHidden="0" w:name="Medium Shading 1 Accent 2"/>
+    <w:lsdException w:unhideWhenUsed="0" w:uiPriority="64" w:semiHidden="0" w:name="Medium Shading 2 Accent 2"/>
+    <w:lsdException w:unhideWhenUsed="0" w:uiPriority="65" w:semiHidden="0" w:name="Medium List 1 Accent 2"/>
+    <w:lsdException w:unhideWhenUsed="0" w:uiPriority="66" w:semiHidden="0" w:name="Medium List 2 Accent 2"/>
+    <w:lsdException w:unhideWhenUsed="0" w:uiPriority="67" w:semiHidden="0" w:name="Medium Grid 1 Accent 2"/>
+    <w:lsdException w:unhideWhenUsed="0" w:uiPriority="68" w:semiHidden="0" w:name="Medium Grid 2 Accent 2"/>
+    <w:lsdException w:unhideWhenUsed="0" w:uiPriority="69" w:semiHidden="0" w:name="Medium Grid 3 Accent 2"/>
+    <w:lsdException w:unhideWhenUsed="0" w:uiPriority="70" w:semiHidden="0" w:name="Dark List Accent 2"/>
+    <w:lsdException w:unhideWhenUsed="0" w:uiPriority="71" w:semiHidden="0" w:name="Colorful Shading Accent 2"/>
+    <w:lsdException w:unhideWhenUsed="0" w:uiPriority="72" w:semiHidden="0" w:name="Colorful List Accent 2"/>
+    <w:lsdException w:unhideWhenUsed="0" w:uiPriority="73" w:semiHidden="0" w:name="Colorful Grid Accent 2"/>
+    <w:lsdException w:unhideWhenUsed="0" w:uiPriority="60" w:semiHidden="0" w:name="Light Shading Accent 3"/>
+    <w:lsdException w:unhideWhenUsed="0" w:uiPriority="61" w:semiHidden="0" w:name="Light List Accent 3"/>
+    <w:lsdException w:unhideWhenUsed="0" w:uiPriority="62" w:semiHidden="0" w:name="Light Grid Accent 3"/>
+    <w:lsdException w:unhideWhenUsed="0" w:uiPriority="63" w:semiHidden="0" w:name="Medium Shading 1 Accent 3"/>
+    <w:lsdException w:unhideWhenUsed="0" w:uiPriority="64" w:semiHidden="0" w:name="Medium Shading 2 Accent 3"/>
+    <w:lsdException w:unhideWhenUsed="0" w:uiPriority="65" w:semiHidden="0" w:name="Medium List 1 Accent 3"/>
+    <w:lsdException w:unhideWhenUsed="0" w:uiPriority="66" w:semiHidden="0" w:name="Medium List 2 Accent 3"/>
+    <w:lsdException w:unhideWhenUsed="0" w:uiPriority="67" w:semiHidden="0" w:name="Medium Grid 1 Accent 3"/>
+    <w:lsdException w:unhideWhenUsed="0" w:uiPriority="68" w:semiHidden="0" w:name="Medium Grid 2 Accent 3"/>
+    <w:lsdException w:unhideWhenUsed="0" w:uiPriority="69" w:semiHidden="0" w:name="Medium Grid 3 Accent 3"/>
+    <w:lsdException w:unhideWhenUsed="0" w:uiPriority="70" w:semiHidden="0" w:name="Dark List Accent 3"/>
+    <w:lsdException w:unhideWhenUsed="0" w:uiPriority="71" w:semiHidden="0" w:name="Colorful Shading Accent 3"/>
+    <w:lsdException w:unhideWhenUsed="0" w:uiPriority="72" w:semiHidden="0" w:name="Colorful List Accent 3"/>
+    <w:lsdException w:unhideWhenUsed="0" w:uiPriority="73" w:semiHidden="0" w:name="Colorful Grid Accent 3"/>
+    <w:lsdException w:unhideWhenUsed="0" w:uiPriority="60" w:semiHidden="0" w:name="Light Shading Accent 4"/>
+    <w:lsdException w:unhideWhenUsed="0" w:uiPriority="61" w:semiHidden="0" w:name="Light List Accent 4"/>
+    <w:lsdException w:unhideWhenUsed="0" w:uiPriority="62" w:semiHidden="0" w:name="Light Grid Accent 4"/>
+    <w:lsdException w:unhideWhenUsed="0" w:uiPriority="63" w:semiHidden="0" w:name="Medium Shading 1 Accent 4"/>
+    <w:lsdException w:unhideWhenUsed="0" w:uiPriority="64" w:semiHidden="0" w:name="Medium Shading 2 Accent 4"/>
+    <w:lsdException w:unhideWhenUsed="0" w:uiPriority="65" w:semiHidden="0" w:name="Medium List 1 Accent 4"/>
+    <w:lsdException w:unhideWhenUsed="0" w:uiPriority="66" w:semiHidden="0" w:name="Medium List 2 Accent 4"/>
+    <w:lsdException w:unhideWhenUsed="0" w:uiPriority="67" w:semiHidden="0" w:name="Medium Grid 1 Accent 4"/>
+    <w:lsdException w:unhideWhenUsed="0" w:uiPriority="68" w:semiHidden="0" w:name="Medium Grid 2 Accent 4"/>
+    <w:lsdException w:unhideWhenUsed="0" w:uiPriority="69" w:semiHidden="0" w:name="Medium Grid 3 Accent 4"/>
+    <w:lsdException w:unhideWhenUsed="0" w:uiPriority="70" w:semiHidden="0" w:name="Dark List Accent 4"/>
+    <w:lsdException w:unhideWhenUsed="0" w:uiPriority="71" w:semiHidden="0" w:name="Colorful Shading Accent 4"/>
+    <w:lsdException w:unhideWhenUsed="0" w:uiPriority="72" w:semiHidden="0" w:name="Colorful List Accent 4"/>
+    <w:lsdException w:unhideWhenUsed="0" w:uiPriority="73" w:semiHidden="0" w:name="Colorful Grid Accent 4"/>
+    <w:lsdException w:unhideWhenUsed="0" w:uiPriority="60" w:semiHidden="0" w:name="Light Shading Accent 5"/>
+    <w:lsdException w:unhideWhenUsed="0" w:uiPriority="61" w:semiHidden="0" w:name="Light List Accent 5"/>
+    <w:lsdException w:unhideWhenUsed="0" w:uiPriority="62" w:semiHidden="0" w:name="Light Grid Accent 5"/>
+    <w:lsdException w:unhideWhenUsed="0" w:uiPriority="63" w:semiHidden="0" w:name="Medium Shading 1 Accent 5"/>
+    <w:lsdException w:unhideWhenUsed="0" w:uiPriority="64" w:semiHidden="0" w:name="Medium Shading 2 Accent 5"/>
+    <w:lsdException w:unhideWhenUsed="0" w:uiPriority="65" w:semiHidden="0" w:name="Medium List 1 Accent 5"/>
+    <w:lsdException w:unhideWhenUsed="0" w:uiPriority="66" w:semiHidden="0" w:name="Medium List 2 Accent 5"/>
+    <w:lsdException w:unhideWhenUsed="0" w:uiPriority="67" w:semiHidden="0" w:name="Medium Grid 1 Accent 5"/>
+    <w:lsdException w:unhideWhenUsed="0" w:uiPriority="68" w:semiHidden="0" w:name="Medium Grid 2 Accent 5"/>
+    <w:lsdException w:unhideWhenUsed="0" w:uiPriority="69" w:semiHidden="0" w:name="Medium Grid 3 Accent 5"/>
+    <w:lsdException w:unhideWhenUsed="0" w:uiPriority="70" w:semiHidden="0" w:name="Dark List Accent 5"/>
+    <w:lsdException w:unhideWhenUsed="0" w:uiPriority="71" w:semiHidden="0" w:name="Colorful Shading Accent 5"/>
+    <w:lsdException w:unhideWhenUsed="0" w:uiPriority="72" w:semiHidden="0" w:name="Colorful List Accent 5"/>
+    <w:lsdException w:unhideWhenUsed="0" w:uiPriority="73" w:semiHidden="0" w:name="Colorful Grid Accent 5"/>
+    <w:lsdException w:unhideWhenUsed="0" w:uiPriority="60" w:semiHidden="0" w:name="Light Shading Accent 6"/>
+    <w:lsdException w:unhideWhenUsed="0" w:uiPriority="61" w:semiHidden="0" w:name="Light List Accent 6"/>
+    <w:lsdException w:unhideWhenUsed="0" w:uiPriority="62" w:semiHidden="0" w:name="Light Grid Accent 6"/>
+    <w:lsdException w:unhideWhenUsed="0" w:uiPriority="63" w:semiHidden="0" w:name="Medium Shading 1 Accent 6"/>
+    <w:lsdException w:unhideWhenUsed="0" w:uiPriority="64" w:semiHidden="0" w:name="Medium Shading 2 Accent 6"/>
+    <w:lsdException w:unhideWhenUsed="0" w:uiPriority="65" w:semiHidden="0" w:name="Medium List 1 Accent 6"/>
+    <w:lsdException w:unhideWhenUsed="0" w:uiPriority="66" w:semiHidden="0" w:name="Medium List 2 Accent 6"/>
+    <w:lsdException w:unhideWhenUsed="0" w:uiPriority="67" w:semiHidden="0" w:name="Medium Grid 1 Accent 6"/>
+    <w:lsdException w:unhideWhenUsed="0" w:uiPriority="68" w:semiHidden="0" w:name="Medium Grid 2 Accent 6"/>
+    <w:lsdException w:unhideWhenUsed="0" w:uiPriority="69" w:semiHidden="0" w:name="Medium Grid 3 Accent 6"/>
+    <w:lsdException w:unhideWhenUsed="0" w:uiPriority="70" w:semiHidden="0" w:name="Dark List Accent 6"/>
+    <w:lsdException w:unhideWhenUsed="0" w:uiPriority="71" w:semiHidden="0" w:name="Colorful Shading Accent 6"/>
+    <w:lsdException w:unhideWhenUsed="0" w:uiPriority="72" w:semiHidden="0" w:name="Colorful List Accent 6"/>
+    <w:lsdException w:unhideWhenUsed="0" w:uiPriority="73" w:semiHidden="0" w:name="Colorful Grid Accent 6"/>
   </w:latentStyles>
-  <w:style w:type="paragraph" w:default="1" w:styleId="Normal">
+  <w:style w:type="paragraph" w:default="1" w:styleId="1">
     <w:name w:val="Normal"/>
     <w:qFormat/>
+    <w:uiPriority w:val="0"/>
     <w:pPr>
       <w:kinsoku w:val="0"/>
       <w:autoSpaceDE w:val="0"/>
@@ -8806,7 +9040,7 @@
       <w:textAlignment w:val="baseline"/>
     </w:pPr>
     <w:rPr>
-      <w:rFonts w:ascii="Arial" w:eastAsia="宋体" w:hAnsi="Arial" w:cs="Arial"/>
+      <w:rFonts w:ascii="Arial" w:hAnsi="Arial" w:eastAsia="宋体" w:cs="Arial"/>
       <w:snapToGrid w:val="0"/>
       <w:color w:val="000000"/>
       <w:kern w:val="0"/>
@@ -8815,11 +9049,12 @@
       <w:lang w:val="en-US" w:eastAsia="en-US" w:bidi="ar-SA"/>
     </w:rPr>
   </w:style>
-  <w:style w:type="paragraph" w:styleId="Heading1">
+  <w:style w:type="paragraph" w:styleId="2">
     <w:name w:val="heading 1"/>
-    <w:basedOn w:val="Normal"/>
-    <w:next w:val="Normal"/>
+    <w:basedOn w:val="1"/>
+    <w:next w:val="1"/>
     <w:qFormat/>
+    <w:uiPriority w:val="0"/>
     <w:pPr>
       <w:keepNext/>
       <w:keepLines/>
@@ -8837,12 +9072,13 @@
       <w:sz w:val="44"/>
     </w:rPr>
   </w:style>
-  <w:style w:type="paragraph" w:styleId="Heading2">
+  <w:style w:type="paragraph" w:styleId="3">
     <w:name w:val="heading 2"/>
-    <w:basedOn w:val="Normal"/>
-    <w:next w:val="Normal"/>
+    <w:basedOn w:val="1"/>
+    <w:next w:val="1"/>
     <w:unhideWhenUsed/>
     <w:qFormat/>
+    <w:uiPriority w:val="0"/>
     <w:pPr>
       <w:keepNext/>
       <w:keepLines/>
@@ -8855,18 +9091,19 @@
       <w:outlineLvl w:val="1"/>
     </w:pPr>
     <w:rPr>
-      <w:rFonts w:ascii="Arial" w:eastAsia="黑体" w:hAnsi="Arial"/>
+      <w:rFonts w:ascii="Arial" w:hAnsi="Arial" w:eastAsia="黑体"/>
       <w:b/>
       <w:sz w:val="32"/>
     </w:rPr>
   </w:style>
-  <w:style w:type="paragraph" w:styleId="Heading3">
+  <w:style w:type="paragraph" w:styleId="4">
     <w:name w:val="heading 3"/>
-    <w:basedOn w:val="Normal"/>
-    <w:next w:val="Normal"/>
+    <w:basedOn w:val="1"/>
+    <w:next w:val="1"/>
     <w:semiHidden/>
     <w:unhideWhenUsed/>
     <w:qFormat/>
+    <w:uiPriority w:val="0"/>
     <w:pPr>
       <w:keepNext/>
       <w:keepLines/>
@@ -8883,12 +9120,13 @@
       <w:sz w:val="32"/>
     </w:rPr>
   </w:style>
-  <w:style w:type="paragraph" w:styleId="Heading4">
+  <w:style w:type="paragraph" w:styleId="5">
     <w:name w:val="heading 4"/>
-    <w:basedOn w:val="Normal"/>
-    <w:next w:val="Normal"/>
+    <w:basedOn w:val="1"/>
+    <w:next w:val="1"/>
     <w:unhideWhenUsed/>
     <w:qFormat/>
+    <w:uiPriority w:val="0"/>
     <w:pPr>
       <w:keepNext/>
       <w:keepLines/>
@@ -8901,18 +9139,19 @@
       <w:outlineLvl w:val="3"/>
     </w:pPr>
     <w:rPr>
-      <w:rFonts w:ascii="Arial" w:eastAsia="黑体" w:hAnsi="Arial"/>
+      <w:rFonts w:ascii="Arial" w:hAnsi="Arial" w:eastAsia="黑体"/>
       <w:b/>
       <w:sz w:val="28"/>
     </w:rPr>
   </w:style>
-  <w:style w:type="paragraph" w:styleId="Heading5">
+  <w:style w:type="paragraph" w:styleId="6">
     <w:name w:val="heading 5"/>
-    <w:basedOn w:val="Normal"/>
-    <w:next w:val="Normal"/>
+    <w:basedOn w:val="1"/>
+    <w:next w:val="1"/>
     <w:semiHidden/>
     <w:unhideWhenUsed/>
     <w:qFormat/>
+    <w:uiPriority w:val="0"/>
     <w:pPr>
       <w:keepNext/>
       <w:keepLines/>
@@ -8929,13 +9168,14 @@
       <w:sz w:val="28"/>
     </w:rPr>
   </w:style>
-  <w:style w:type="paragraph" w:styleId="Heading6">
+  <w:style w:type="paragraph" w:styleId="7">
     <w:name w:val="heading 6"/>
-    <w:basedOn w:val="Normal"/>
-    <w:next w:val="Normal"/>
+    <w:basedOn w:val="1"/>
+    <w:next w:val="1"/>
     <w:semiHidden/>
     <w:unhideWhenUsed/>
     <w:qFormat/>
+    <w:uiPriority w:val="0"/>
     <w:pPr>
       <w:keepNext/>
       <w:keepLines/>
@@ -8948,18 +9188,19 @@
       <w:outlineLvl w:val="5"/>
     </w:pPr>
     <w:rPr>
-      <w:rFonts w:ascii="Arial" w:eastAsia="黑体" w:hAnsi="Arial"/>
+      <w:rFonts w:ascii="Arial" w:hAnsi="Arial" w:eastAsia="黑体"/>
       <w:b/>
       <w:sz w:val="24"/>
     </w:rPr>
   </w:style>
-  <w:style w:type="paragraph" w:styleId="Heading7">
+  <w:style w:type="paragraph" w:styleId="8">
     <w:name w:val="heading 7"/>
-    <w:basedOn w:val="Normal"/>
-    <w:next w:val="Normal"/>
+    <w:basedOn w:val="1"/>
+    <w:next w:val="1"/>
     <w:semiHidden/>
     <w:unhideWhenUsed/>
     <w:qFormat/>
+    <w:uiPriority w:val="0"/>
     <w:pPr>
       <w:keepNext/>
       <w:keepLines/>
@@ -8976,13 +9217,14 @@
       <w:sz w:val="24"/>
     </w:rPr>
   </w:style>
-  <w:style w:type="paragraph" w:styleId="Heading8">
+  <w:style w:type="paragraph" w:styleId="9">
     <w:name w:val="heading 8"/>
-    <w:basedOn w:val="Normal"/>
-    <w:next w:val="Normal"/>
+    <w:basedOn w:val="1"/>
+    <w:next w:val="1"/>
     <w:semiHidden/>
     <w:unhideWhenUsed/>
     <w:qFormat/>
+    <w:uiPriority w:val="0"/>
     <w:pPr>
       <w:keepNext/>
       <w:keepLines/>
@@ -8995,17 +9237,18 @@
       <w:outlineLvl w:val="7"/>
     </w:pPr>
     <w:rPr>
-      <w:rFonts w:ascii="Arial" w:eastAsia="黑体" w:hAnsi="Arial"/>
+      <w:rFonts w:ascii="Arial" w:hAnsi="Arial" w:eastAsia="黑体"/>
       <w:sz w:val="24"/>
     </w:rPr>
   </w:style>
-  <w:style w:type="paragraph" w:styleId="Heading9">
+  <w:style w:type="paragraph" w:styleId="10">
     <w:name w:val="heading 9"/>
-    <w:basedOn w:val="Normal"/>
-    <w:next w:val="Normal"/>
+    <w:basedOn w:val="1"/>
+    <w:next w:val="1"/>
     <w:semiHidden/>
     <w:unhideWhenUsed/>
     <w:qFormat/>
+    <w:uiPriority w:val="0"/>
     <w:pPr>
       <w:keepNext/>
       <w:keepLines/>
@@ -9018,19 +9261,21 @@
       <w:outlineLvl w:val="8"/>
     </w:pPr>
     <w:rPr>
-      <w:rFonts w:ascii="Arial" w:eastAsia="黑体" w:hAnsi="Arial"/>
+      <w:rFonts w:ascii="Arial" w:hAnsi="Arial" w:eastAsia="黑体"/>
       <w:sz w:val="21"/>
     </w:rPr>
   </w:style>
-  <w:style w:type="character" w:default="1" w:styleId="DefaultParagraphFont">
+  <w:style w:type="character" w:default="1" w:styleId="24">
     <w:name w:val="Default Paragraph Font"/>
     <w:semiHidden/>
     <w:qFormat/>
+    <w:uiPriority w:val="0"/>
   </w:style>
-  <w:style w:type="table" w:default="1" w:styleId="TableNormal">
+  <w:style w:type="table" w:default="1" w:styleId="22">
     <w:name w:val="Normal Table"/>
     <w:semiHidden/>
     <w:qFormat/>
+    <w:uiPriority w:val="0"/>
     <w:tblPr>
       <w:tblCellMar>
         <w:top w:w="0" w:type="dxa"/>
@@ -9040,39 +9285,43 @@
       </w:tblCellMar>
     </w:tblPr>
   </w:style>
-  <w:style w:type="paragraph" w:styleId="CommentText">
+  <w:style w:type="paragraph" w:styleId="11">
     <w:name w:val="annotation text"/>
-    <w:basedOn w:val="Normal"/>
+    <w:basedOn w:val="1"/>
     <w:qFormat/>
+    <w:uiPriority w:val="0"/>
     <w:pPr>
       <w:jc w:val="left"/>
     </w:pPr>
   </w:style>
-  <w:style w:type="paragraph" w:styleId="BodyText">
+  <w:style w:type="paragraph" w:styleId="12">
     <w:name w:val="Body Text"/>
-    <w:basedOn w:val="Normal"/>
+    <w:basedOn w:val="1"/>
     <w:semiHidden/>
     <w:qFormat/>
+    <w:uiPriority w:val="0"/>
     <w:rPr>
-      <w:rFonts w:ascii="Arial" w:eastAsia="Arial" w:hAnsi="Arial" w:cs="Arial"/>
+      <w:rFonts w:ascii="Arial" w:hAnsi="Arial" w:eastAsia="Arial" w:cs="Arial"/>
       <w:sz w:val="21"/>
       <w:szCs w:val="21"/>
       <w:lang w:val="en-US" w:eastAsia="en-US" w:bidi="ar-SA"/>
     </w:rPr>
   </w:style>
-  <w:style w:type="paragraph" w:styleId="TOC3">
+  <w:style w:type="paragraph" w:styleId="13">
     <w:name w:val="toc 3"/>
-    <w:basedOn w:val="Normal"/>
-    <w:next w:val="Normal"/>
+    <w:basedOn w:val="1"/>
+    <w:next w:val="1"/>
     <w:qFormat/>
+    <w:uiPriority w:val="0"/>
     <w:pPr>
       <w:ind w:left="840" w:leftChars="400"/>
     </w:pPr>
   </w:style>
-  <w:style w:type="paragraph" w:styleId="Footer">
+  <w:style w:type="paragraph" w:styleId="14">
     <w:name w:val="footer"/>
-    <w:basedOn w:val="Normal"/>
+    <w:basedOn w:val="1"/>
     <w:qFormat/>
+    <w:uiPriority w:val="0"/>
     <w:pPr>
       <w:tabs>
         <w:tab w:val="center" w:pos="4153"/>
@@ -9085,16 +9334,17 @@
       <w:sz w:val="18"/>
     </w:rPr>
   </w:style>
-  <w:style w:type="paragraph" w:styleId="Header">
+  <w:style w:type="paragraph" w:styleId="15">
     <w:name w:val="header"/>
-    <w:basedOn w:val="Normal"/>
+    <w:basedOn w:val="1"/>
     <w:qFormat/>
+    <w:uiPriority w:val="0"/>
     <w:pPr>
       <w:pBdr>
-        <w:top w:val="nil"/>
-        <w:left w:val="nil"/>
-        <w:bottom w:val="nil"/>
-        <w:right w:val="nil"/>
+        <w:top w:val="none" w:color="auto" w:sz="0" w:space="0"/>
+        <w:left w:val="none" w:color="auto" w:sz="0" w:space="0"/>
+        <w:bottom w:val="none" w:color="auto" w:sz="0" w:space="0"/>
+        <w:right w:val="none" w:color="auto" w:sz="0" w:space="0"/>
       </w:pBdr>
       <w:tabs>
         <w:tab w:val="center" w:pos="4153"/>
@@ -9109,37 +9359,41 @@
       <w:sz w:val="18"/>
     </w:rPr>
   </w:style>
-  <w:style w:type="paragraph" w:styleId="TOC1">
+  <w:style w:type="paragraph" w:styleId="16">
     <w:name w:val="toc 1"/>
-    <w:basedOn w:val="Normal"/>
-    <w:next w:val="Normal"/>
+    <w:basedOn w:val="1"/>
+    <w:next w:val="1"/>
     <w:qFormat/>
+    <w:uiPriority w:val="0"/>
     <w:rPr>
-      <w:rFonts w:ascii="Arial" w:eastAsia="Microsoft JhengHei" w:hAnsi="Arial"/>
+      <w:rFonts w:ascii="Arial" w:hAnsi="Arial" w:eastAsia="Microsoft JhengHei"/>
       <w:sz w:val="24"/>
     </w:rPr>
   </w:style>
-  <w:style w:type="paragraph" w:styleId="TableofFigures">
+  <w:style w:type="paragraph" w:styleId="17">
     <w:name w:val="table of figures"/>
-    <w:basedOn w:val="Normal"/>
-    <w:next w:val="Normal"/>
+    <w:basedOn w:val="1"/>
+    <w:next w:val="1"/>
     <w:qFormat/>
+    <w:uiPriority w:val="0"/>
     <w:pPr>
-      <w:ind w:hanging="200" w:leftChars="200" w:hangingChars="200"/>
+      <w:ind w:leftChars="200" w:hanging="200" w:hangingChars="200"/>
     </w:pPr>
   </w:style>
-  <w:style w:type="paragraph" w:styleId="TOC2">
+  <w:style w:type="paragraph" w:styleId="18">
     <w:name w:val="toc 2"/>
-    <w:basedOn w:val="Normal"/>
-    <w:next w:val="Normal"/>
+    <w:basedOn w:val="1"/>
+    <w:next w:val="1"/>
     <w:qFormat/>
+    <w:uiPriority w:val="0"/>
     <w:pPr>
       <w:ind w:left="420" w:leftChars="200"/>
     </w:pPr>
   </w:style>
-  <w:style w:type="paragraph" w:styleId="HTMLPreformatted">
+  <w:style w:type="paragraph" w:styleId="19">
     <w:name w:val="HTML Preformatted"/>
     <w:qFormat/>
+    <w:uiPriority w:val="0"/>
     <w:pPr>
       <w:tabs>
         <w:tab w:val="left" w:pos="916"/>
@@ -9162,25 +9416,27 @@
       <w:jc w:val="left"/>
     </w:pPr>
     <w:rPr>
-      <w:rFonts w:ascii="宋体" w:eastAsia="宋体" w:hAnsi="宋体" w:cs="宋体" w:hint="eastAsia"/>
+      <w:rFonts w:hint="eastAsia" w:ascii="宋体" w:hAnsi="宋体" w:eastAsia="宋体" w:cs="宋体"/>
       <w:kern w:val="0"/>
       <w:sz w:val="24"/>
       <w:szCs w:val="24"/>
       <w:lang w:val="en-US" w:eastAsia="zh-CN"/>
     </w:rPr>
   </w:style>
-  <w:style w:type="paragraph" w:styleId="NormalWeb">
+  <w:style w:type="paragraph" w:styleId="20">
     <w:name w:val="Normal (Web)"/>
-    <w:basedOn w:val="Normal"/>
+    <w:basedOn w:val="1"/>
     <w:qFormat/>
+    <w:uiPriority w:val="0"/>
     <w:rPr>
       <w:sz w:val="24"/>
     </w:rPr>
   </w:style>
-  <w:style w:type="paragraph" w:styleId="Title">
+  <w:style w:type="paragraph" w:styleId="21">
     <w:name w:val="Title"/>
-    <w:basedOn w:val="Normal"/>
+    <w:basedOn w:val="1"/>
     <w:qFormat/>
+    <w:uiPriority w:val="0"/>
     <w:pPr>
       <w:spacing w:before="240" w:beforeLines="0" w:beforeAutospacing="0" w:after="60" w:afterLines="0" w:afterAutospacing="0"/>
       <w:jc w:val="center"/>
@@ -9192,68 +9448,73 @@
       <w:sz w:val="32"/>
     </w:rPr>
   </w:style>
-  <w:style w:type="table" w:styleId="TableGrid">
+  <w:style w:type="table" w:styleId="23">
     <w:name w:val="Table Grid"/>
-    <w:basedOn w:val="TableNormal"/>
+    <w:basedOn w:val="22"/>
     <w:qFormat/>
+    <w:uiPriority w:val="0"/>
     <w:pPr>
       <w:widowControl w:val="0"/>
       <w:jc w:val="both"/>
     </w:pPr>
     <w:tblPr>
       <w:tblBorders>
-        <w:top w:val="single" w:sz="4" w:space="0" w:color="auto"/>
-        <w:left w:val="single" w:sz="4" w:space="0" w:color="auto"/>
-        <w:bottom w:val="single" w:sz="4" w:space="0" w:color="auto"/>
-        <w:right w:val="single" w:sz="4" w:space="0" w:color="auto"/>
-        <w:insideH w:val="single" w:sz="4" w:space="0" w:color="auto"/>
-        <w:insideV w:val="single" w:sz="4" w:space="0" w:color="auto"/>
+        <w:top w:val="single" w:color="auto" w:sz="4" w:space="0"/>
+        <w:left w:val="single" w:color="auto" w:sz="4" w:space="0"/>
+        <w:bottom w:val="single" w:color="auto" w:sz="4" w:space="0"/>
+        <w:right w:val="single" w:color="auto" w:sz="4" w:space="0"/>
+        <w:insideH w:val="single" w:color="auto" w:sz="4" w:space="0"/>
+        <w:insideV w:val="single" w:color="auto" w:sz="4" w:space="0"/>
       </w:tblBorders>
     </w:tblPr>
   </w:style>
-  <w:style w:type="character" w:styleId="Strong">
+  <w:style w:type="character" w:styleId="25">
     <w:name w:val="Strong"/>
-    <w:basedOn w:val="DefaultParagraphFont"/>
+    <w:basedOn w:val="24"/>
     <w:qFormat/>
+    <w:uiPriority w:val="0"/>
     <w:rPr>
       <w:b/>
     </w:rPr>
   </w:style>
-  <w:style w:type="paragraph" w:customStyle="1" w:styleId="a">
+  <w:style w:type="paragraph" w:customStyle="1" w:styleId="26">
     <w:name w:val="柴_公司名"/>
-    <w:basedOn w:val="Title"/>
+    <w:basedOn w:val="21"/>
     <w:qFormat/>
+    <w:uiPriority w:val="0"/>
     <w:pPr>
       <w:spacing w:after="600" w:afterLines="600"/>
     </w:pPr>
     <w:rPr>
-      <w:rFonts w:ascii="宋体" w:eastAsia="宋体" w:hAnsi="宋体" w:cs="宋体" w:hint="eastAsia"/>
+      <w:rFonts w:hint="eastAsia" w:ascii="宋体" w:hAnsi="宋体" w:eastAsia="宋体" w:cs="宋体"/>
       <w:bCs/>
       <w:spacing w:val="-6"/>
       <w:sz w:val="52"/>
       <w:szCs w:val="52"/>
     </w:rPr>
   </w:style>
-  <w:style w:type="paragraph" w:customStyle="1" w:styleId="a0">
+  <w:style w:type="paragraph" w:customStyle="1" w:styleId="27">
     <w:name w:val="柴_文档名"/>
-    <w:basedOn w:val="Title"/>
+    <w:basedOn w:val="21"/>
     <w:qFormat/>
+    <w:uiPriority w:val="0"/>
     <w:pPr>
       <w:spacing w:after="900" w:afterLines="900"/>
     </w:pPr>
     <w:rPr>
-      <w:rFonts w:ascii="黑体" w:eastAsia="黑体" w:hAnsi="黑体" w:cs="黑体"/>
+      <w:rFonts w:ascii="黑体" w:hAnsi="黑体" w:eastAsia="黑体" w:cs="黑体"/>
       <w:bCs/>
       <w:spacing w:val="-7"/>
       <w:sz w:val="52"/>
       <w:szCs w:val="52"/>
     </w:rPr>
   </w:style>
-  <w:style w:type="table" w:customStyle="1" w:styleId="TableNormal0">
+  <w:style w:type="table" w:customStyle="1" w:styleId="28">
     <w:name w:val="Table Normal_0"/>
     <w:semiHidden/>
     <w:unhideWhenUsed/>
     <w:qFormat/>
+    <w:uiPriority w:val="0"/>
     <w:tblPr>
       <w:tblCellMar>
         <w:top w:w="0" w:type="dxa"/>
@@ -9263,82 +9524,88 @@
       </w:tblCellMar>
     </w:tblPr>
   </w:style>
-  <w:style w:type="paragraph" w:customStyle="1" w:styleId="TableText">
+  <w:style w:type="paragraph" w:customStyle="1" w:styleId="29">
     <w:name w:val="Table Text"/>
-    <w:basedOn w:val="Normal"/>
+    <w:basedOn w:val="1"/>
     <w:semiHidden/>
     <w:qFormat/>
+    <w:uiPriority w:val="0"/>
     <w:rPr>
-      <w:rFonts w:ascii="宋体" w:eastAsia="宋体" w:hAnsi="宋体" w:cs="宋体"/>
+      <w:rFonts w:ascii="宋体" w:hAnsi="宋体" w:eastAsia="宋体" w:cs="宋体"/>
       <w:sz w:val="21"/>
       <w:szCs w:val="21"/>
       <w:lang w:val="en-US" w:eastAsia="en-US" w:bidi="ar-SA"/>
     </w:rPr>
   </w:style>
-  <w:style w:type="paragraph" w:customStyle="1" w:styleId="1">
+  <w:style w:type="paragraph" w:customStyle="1" w:styleId="30">
     <w:name w:val="柴_标题1"/>
-    <w:basedOn w:val="Heading1"/>
-    <w:next w:val="a1"/>
-    <w:link w:val="1Char"/>
+    <w:basedOn w:val="2"/>
+    <w:next w:val="31"/>
+    <w:link w:val="40"/>
     <w:qFormat/>
+    <w:uiPriority w:val="0"/>
     <w:pPr>
       <w:spacing w:before="100" w:after="90" w:line="360" w:lineRule="auto"/>
     </w:pPr>
     <w:rPr>
-      <w:rFonts w:ascii="Arial" w:eastAsia="宋体" w:hAnsi="Arial"/>
+      <w:rFonts w:ascii="Arial" w:hAnsi="Arial" w:eastAsia="宋体"/>
       <w:sz w:val="32"/>
     </w:rPr>
   </w:style>
-  <w:style w:type="paragraph" w:customStyle="1" w:styleId="a1">
+  <w:style w:type="paragraph" w:customStyle="1" w:styleId="31">
     <w:name w:val="柴_正文"/>
-    <w:basedOn w:val="BodyText"/>
-    <w:link w:val="Char"/>
+    <w:basedOn w:val="12"/>
+    <w:link w:val="43"/>
     <w:qFormat/>
+    <w:uiPriority w:val="0"/>
     <w:pPr>
       <w:spacing w:line="360" w:lineRule="auto"/>
       <w:ind w:firstLine="470" w:firstLineChars="200"/>
     </w:pPr>
     <w:rPr>
-      <w:rFonts w:ascii="Arial" w:eastAsia="宋体" w:hAnsi="Arial"/>
+      <w:rFonts w:ascii="Arial" w:hAnsi="Arial" w:eastAsia="宋体"/>
       <w:sz w:val="24"/>
       <w:lang w:eastAsia="zh-CN"/>
     </w:rPr>
   </w:style>
-  <w:style w:type="paragraph" w:customStyle="1" w:styleId="2">
+  <w:style w:type="paragraph" w:customStyle="1" w:styleId="32">
     <w:name w:val="柴_标题2"/>
-    <w:basedOn w:val="Heading2"/>
-    <w:next w:val="a1"/>
-    <w:link w:val="2Char"/>
+    <w:basedOn w:val="3"/>
+    <w:next w:val="31"/>
+    <w:link w:val="46"/>
     <w:qFormat/>
+    <w:uiPriority w:val="0"/>
     <w:pPr>
       <w:spacing w:line="360" w:lineRule="auto"/>
     </w:pPr>
     <w:rPr>
-      <w:rFonts w:ascii="Arial" w:eastAsia="宋体" w:hAnsi="Arial"/>
+      <w:rFonts w:ascii="Arial" w:hAnsi="Arial" w:eastAsia="宋体"/>
       <w:sz w:val="28"/>
     </w:rPr>
   </w:style>
-  <w:style w:type="paragraph" w:customStyle="1" w:styleId="3">
+  <w:style w:type="paragraph" w:customStyle="1" w:styleId="33">
     <w:name w:val="柴_标题3"/>
-    <w:basedOn w:val="Heading3"/>
-    <w:next w:val="a1"/>
+    <w:basedOn w:val="4"/>
+    <w:next w:val="31"/>
     <w:qFormat/>
+    <w:uiPriority w:val="0"/>
     <w:pPr>
       <w:spacing w:line="360" w:lineRule="auto"/>
       <w:ind w:left="0" w:firstLine="472" w:firstLineChars="200"/>
     </w:pPr>
     <w:rPr>
-      <w:rFonts w:ascii="宋体" w:eastAsia="宋体" w:hAnsi="宋体" w:cs="宋体"/>
+      <w:rFonts w:ascii="宋体" w:hAnsi="宋体" w:eastAsia="宋体" w:cs="宋体"/>
       <w:spacing w:val="-2"/>
       <w:sz w:val="24"/>
       <w:szCs w:val="24"/>
     </w:rPr>
   </w:style>
-  <w:style w:type="paragraph" w:customStyle="1" w:styleId="a2">
+  <w:style w:type="paragraph" w:customStyle="1" w:styleId="34">
     <w:name w:val="柴_目录"/>
-    <w:basedOn w:val="Normal"/>
-    <w:next w:val="BodyText"/>
+    <w:basedOn w:val="1"/>
+    <w:next w:val="12"/>
     <w:qFormat/>
+    <w:uiPriority w:val="0"/>
     <w:pPr>
       <w:tabs>
         <w:tab w:val="right" w:leader="dot" w:pos="8442"/>
@@ -9346,59 +9613,64 @@
       <w:ind w:left="0" w:leftChars="0"/>
     </w:pPr>
     <w:rPr>
-      <w:rFonts w:ascii="Arial" w:eastAsia="Microsoft JhengHei" w:hAnsi="Arial"/>
+      <w:rFonts w:ascii="Arial" w:hAnsi="Arial" w:eastAsia="Microsoft JhengHei"/>
       <w:sz w:val="24"/>
     </w:rPr>
   </w:style>
-  <w:style w:type="paragraph" w:customStyle="1" w:styleId="WPSOffice1">
+  <w:style w:type="paragraph" w:customStyle="1" w:styleId="35">
     <w:name w:val="WPSOffice手动目录 1"/>
     <w:qFormat/>
+    <w:uiPriority w:val="0"/>
     <w:pPr>
       <w:ind w:leftChars="0"/>
     </w:pPr>
     <w:rPr>
-      <w:rFonts w:ascii="Times New Roman" w:eastAsia="宋体" w:hAnsi="Times New Roman" w:cs="Times New Roman"/>
+      <w:rFonts w:ascii="Times New Roman" w:hAnsi="Times New Roman" w:eastAsia="宋体" w:cs="Times New Roman"/>
       <w:sz w:val="20"/>
       <w:szCs w:val="20"/>
     </w:rPr>
   </w:style>
-  <w:style w:type="paragraph" w:customStyle="1" w:styleId="WPSOffice2">
+  <w:style w:type="paragraph" w:customStyle="1" w:styleId="36">
     <w:name w:val="WPSOffice手动目录 2"/>
     <w:qFormat/>
+    <w:uiPriority w:val="0"/>
     <w:pPr>
       <w:ind w:leftChars="200"/>
     </w:pPr>
     <w:rPr>
-      <w:rFonts w:ascii="Times New Roman" w:eastAsia="宋体" w:hAnsi="Times New Roman" w:cs="Times New Roman"/>
+      <w:rFonts w:ascii="Times New Roman" w:hAnsi="Times New Roman" w:eastAsia="宋体" w:cs="Times New Roman"/>
       <w:sz w:val="20"/>
       <w:szCs w:val="20"/>
     </w:rPr>
   </w:style>
-  <w:style w:type="paragraph" w:customStyle="1" w:styleId="WPSOffice3">
+  <w:style w:type="paragraph" w:customStyle="1" w:styleId="37">
     <w:name w:val="WPSOffice手动目录 3"/>
     <w:qFormat/>
+    <w:uiPriority w:val="0"/>
     <w:pPr>
       <w:ind w:leftChars="400"/>
     </w:pPr>
     <w:rPr>
-      <w:rFonts w:ascii="Times New Roman" w:eastAsia="宋体" w:hAnsi="Times New Roman" w:cs="Times New Roman"/>
+      <w:rFonts w:ascii="Times New Roman" w:hAnsi="Times New Roman" w:eastAsia="宋体" w:cs="Times New Roman"/>
       <w:sz w:val="20"/>
       <w:szCs w:val="20"/>
     </w:rPr>
   </w:style>
-  <w:style w:type="paragraph" w:customStyle="1" w:styleId="Compact">
+  <w:style w:type="paragraph" w:customStyle="1" w:styleId="38">
     <w:name w:val="Compact"/>
-    <w:basedOn w:val="BodyText"/>
+    <w:basedOn w:val="12"/>
     <w:qFormat/>
+    <w:uiPriority w:val="0"/>
     <w:pPr>
       <w:spacing w:before="36" w:after="36"/>
     </w:pPr>
   </w:style>
-  <w:style w:type="table" w:customStyle="1" w:styleId="Table">
+  <w:style w:type="table" w:customStyle="1" w:styleId="39">
     <w:name w:val="Table"/>
     <w:semiHidden/>
     <w:unhideWhenUsed/>
     <w:qFormat/>
+    <w:uiPriority w:val="0"/>
     <w:tblPr>
       <w:tblCellMar>
         <w:top w:w="0" w:type="dxa"/>
@@ -9410,26 +9682,28 @@
     <w:tblStylePr w:type="firstRow">
       <w:tcPr>
         <w:tcBorders>
-          <w:bottom w:val="single" w:sz="0" w:space="0" w:color="auto"/>
+          <w:bottom w:val="single" w:color="auto" w:sz="0" w:space="0"/>
         </w:tcBorders>
         <w:vAlign w:val="bottom"/>
       </w:tcPr>
     </w:tblStylePr>
   </w:style>
-  <w:style w:type="character" w:customStyle="1" w:styleId="1Char">
+  <w:style w:type="character" w:customStyle="1" w:styleId="40">
     <w:name w:val="柴_标题1 Char"/>
-    <w:link w:val="1"/>
+    <w:link w:val="30"/>
     <w:qFormat/>
+    <w:uiPriority w:val="0"/>
     <w:rPr>
-      <w:rFonts w:ascii="Arial" w:eastAsia="宋体" w:hAnsi="Arial"/>
+      <w:rFonts w:ascii="Arial" w:hAnsi="Arial" w:eastAsia="宋体"/>
       <w:sz w:val="32"/>
     </w:rPr>
   </w:style>
-  <w:style w:type="paragraph" w:customStyle="1" w:styleId="a3">
+  <w:style w:type="paragraph" w:customStyle="1" w:styleId="41">
     <w:name w:val="柴_正文_无缩进"/>
-    <w:basedOn w:val="Normal"/>
-    <w:link w:val="Char0"/>
+    <w:basedOn w:val="1"/>
+    <w:link w:val="45"/>
     <w:qFormat/>
+    <w:uiPriority w:val="0"/>
     <w:pPr>
       <w:ind w:firstLine="0" w:firstLineChars="0"/>
     </w:pPr>
@@ -9439,38 +9713,41 @@
       <w:lang w:eastAsia="zh-CN"/>
     </w:rPr>
   </w:style>
-  <w:style w:type="paragraph" w:customStyle="1" w:styleId="4">
+  <w:style w:type="paragraph" w:customStyle="1" w:styleId="42">
     <w:name w:val="柴_标题4"/>
-    <w:basedOn w:val="Heading4"/>
-    <w:next w:val="Normal"/>
+    <w:basedOn w:val="5"/>
+    <w:next w:val="1"/>
     <w:qFormat/>
+    <w:uiPriority w:val="0"/>
     <w:pPr>
       <w:widowControl w:val="0"/>
       <w:spacing w:before="160" w:line="360" w:lineRule="auto"/>
-      <w:ind w:left="981" w:hanging="862" w:leftChars="300"/>
+      <w:ind w:left="981" w:leftChars="300" w:hanging="862"/>
     </w:pPr>
     <w:rPr>
-      <w:rFonts w:ascii="Calibri" w:eastAsia="宋体" w:hAnsi="Calibri" w:cs="宋体" w:hint="eastAsia"/>
+      <w:rFonts w:hint="eastAsia" w:ascii="Calibri" w:hAnsi="Calibri" w:eastAsia="宋体" w:cs="宋体"/>
       <w:sz w:val="24"/>
       <w:szCs w:val="24"/>
       <w:lang w:eastAsia="zh-CN" w:bidi="zh-CN"/>
     </w:rPr>
   </w:style>
-  <w:style w:type="character" w:customStyle="1" w:styleId="Char">
+  <w:style w:type="character" w:customStyle="1" w:styleId="43">
     <w:name w:val="柴_正文 Char"/>
-    <w:link w:val="a1"/>
+    <w:link w:val="31"/>
     <w:qFormat/>
+    <w:uiPriority w:val="0"/>
     <w:rPr>
-      <w:rFonts w:ascii="Arial" w:eastAsia="宋体" w:hAnsi="Arial"/>
+      <w:rFonts w:ascii="Arial" w:hAnsi="Arial" w:eastAsia="宋体"/>
       <w:sz w:val="24"/>
       <w:lang w:eastAsia="zh-CN"/>
     </w:rPr>
   </w:style>
-  <w:style w:type="table" w:customStyle="1" w:styleId="TableNormal00">
+  <w:style w:type="table" w:customStyle="1" w:styleId="44">
     <w:name w:val="Table Normal_0_0"/>
     <w:semiHidden/>
     <w:unhideWhenUsed/>
     <w:qFormat/>
+    <w:uiPriority w:val="0"/>
     <w:tblPr>
       <w:tblCellMar>
         <w:top w:w="0" w:type="dxa"/>
@@ -9480,41 +9757,45 @@
       </w:tblCellMar>
     </w:tblPr>
   </w:style>
-  <w:style w:type="character" w:customStyle="1" w:styleId="Char0">
+  <w:style w:type="character" w:customStyle="1" w:styleId="45">
     <w:name w:val="柴_正文_无缩进 Char"/>
-    <w:link w:val="a3"/>
+    <w:link w:val="41"/>
     <w:qFormat/>
+    <w:uiPriority w:val="0"/>
     <w:rPr>
       <w:rFonts w:ascii="Arial" w:hAnsi="Arial"/>
       <w:sz w:val="24"/>
       <w:lang w:eastAsia="zh-CN"/>
     </w:rPr>
   </w:style>
-  <w:style w:type="character" w:customStyle="1" w:styleId="2Char">
+  <w:style w:type="character" w:customStyle="1" w:styleId="46">
     <w:name w:val="柴_标题2 Char"/>
-    <w:link w:val="2"/>
+    <w:link w:val="32"/>
     <w:qFormat/>
+    <w:uiPriority w:val="0"/>
     <w:rPr>
-      <w:rFonts w:ascii="Arial" w:eastAsia="宋体" w:hAnsi="Arial"/>
+      <w:rFonts w:ascii="Arial" w:hAnsi="Arial" w:eastAsia="宋体"/>
       <w:sz w:val="28"/>
     </w:rPr>
   </w:style>
-  <w:style w:type="character" w:customStyle="1" w:styleId="Char1">
+  <w:style w:type="character" w:customStyle="1" w:styleId="47">
     <w:name w:val="柴_题注 Char"/>
-    <w:link w:val="a4"/>
+    <w:link w:val="48"/>
     <w:qFormat/>
+    <w:uiPriority w:val="0"/>
   </w:style>
-  <w:style w:type="paragraph" w:customStyle="1" w:styleId="a4">
+  <w:style w:type="paragraph" w:customStyle="1" w:styleId="48">
     <w:name w:val="柴_题注"/>
-    <w:basedOn w:val="HTMLPreformatted"/>
-    <w:link w:val="Char1"/>
+    <w:basedOn w:val="19"/>
+    <w:link w:val="47"/>
     <w:qFormat/>
+    <w:uiPriority w:val="0"/>
     <w:pPr>
       <w:pBdr>
-        <w:top w:val="nil"/>
-        <w:left w:val="nil"/>
-        <w:bottom w:val="nil"/>
-        <w:right w:val="nil"/>
+        <w:top w:val="none" w:color="auto" w:sz="0" w:space="0"/>
+        <w:left w:val="none" w:color="auto" w:sz="0" w:space="0"/>
+        <w:bottom w:val="none" w:color="auto" w:sz="0" w:space="0"/>
+        <w:right w:val="none" w:color="auto" w:sz="0" w:space="0"/>
       </w:pBdr>
       <w:wordWrap w:val="0"/>
       <w:spacing w:line="264" w:lineRule="atLeast"/>
